--- a/5-人员管理/流程制度规范类文件/SFKJ-ITSS-0501-人员招聘管理制度.docx
+++ b/5-人员管理/流程制度规范类文件/SFKJ-ITSS-0501-人员招聘管理制度.docx
@@ -1,11 +1,10 @@
 
 <file path=word/document.xml><?xml version="1.0" encoding="utf-8"?>
-<w:document xmlns:wpc="http://schemas.microsoft.com/office/word/2010/wordprocessingCanvas" xmlns:mc="http://schemas.openxmlformats.org/markup-compatibility/2006" xmlns:o="urn:schemas-microsoft-com:office:office" xmlns:r="http://schemas.openxmlformats.org/officeDocument/2006/relationships" xmlns:m="http://schemas.openxmlformats.org/officeDocument/2006/math" xmlns:v="urn:schemas-microsoft-com:vml" xmlns:wp14="http://schemas.microsoft.com/office/word/2010/wordprocessingDrawing" xmlns:wp="http://schemas.openxmlformats.org/drawingml/2006/wordprocessingDrawing" xmlns:w10="urn:schemas-microsoft-com:office:word" xmlns:w="http://schemas.openxmlformats.org/wordprocessingml/2006/main" xmlns:w14="http://schemas.microsoft.com/office/word/2010/wordml" xmlns:w15="http://schemas.microsoft.com/office/word/2012/wordml" xmlns:wne="http://schemas.microsoft.com/office/word/2006/wordml" xmlns:wpg="http://schemas.microsoft.com/office/word/2010/wordprocessingGroup" xmlns:wpi="http://schemas.microsoft.com/office/word/2010/wordprocessingInk" xmlns:wps="http://schemas.microsoft.com/office/word/2010/wordprocessingShape" mc:Ignorable="w14 w15 wp14">
-  <!-- Generated by Aspose.Words for .NET 13.3.0.1 -->
+<w:document xmlns:wpc="http://schemas.microsoft.com/office/word/2010/wordprocessingCanvas" xmlns:cx="http://schemas.microsoft.com/office/drawing/2014/chartex" xmlns:cx1="http://schemas.microsoft.com/office/drawing/2015/9/8/chartex" xmlns:cx2="http://schemas.microsoft.com/office/drawing/2015/10/21/chartex" xmlns:cx3="http://schemas.microsoft.com/office/drawing/2016/5/9/chartex" xmlns:cx4="http://schemas.microsoft.com/office/drawing/2016/5/10/chartex" xmlns:cx5="http://schemas.microsoft.com/office/drawing/2016/5/11/chartex" xmlns:cx6="http://schemas.microsoft.com/office/drawing/2016/5/12/chartex" xmlns:cx7="http://schemas.microsoft.com/office/drawing/2016/5/13/chartex" xmlns:cx8="http://schemas.microsoft.com/office/drawing/2016/5/14/chartex" xmlns:mc="http://schemas.openxmlformats.org/markup-compatibility/2006" xmlns:o="urn:schemas-microsoft-com:office:office" xmlns:r="http://schemas.openxmlformats.org/officeDocument/2006/relationships" xmlns:m="http://schemas.openxmlformats.org/officeDocument/2006/math" xmlns:v="urn:schemas-microsoft-com:vml" xmlns:wp14="http://schemas.microsoft.com/office/word/2010/wordprocessingDrawing" xmlns:wp="http://schemas.openxmlformats.org/drawingml/2006/wordprocessingDrawing" xmlns:w="http://schemas.openxmlformats.org/wordprocessingml/2006/main" xmlns:w14="http://schemas.microsoft.com/office/word/2010/wordml" xmlns:w10="urn:schemas-microsoft-com:office:word" xmlns:w15="http://schemas.microsoft.com/office/word/2012/wordml" xmlns:wpg="http://schemas.microsoft.com/office/word/2010/wordprocessingGroup" xmlns:wpi="http://schemas.microsoft.com/office/word/2010/wordprocessingInk" xmlns:wne="http://schemas.microsoft.com/office/word/2006/wordml" xmlns:wps="http://schemas.microsoft.com/office/word/2010/wordprocessingShape" xmlns:wpsCustomData="http://www.wps.cn/officeDocument/2013/wpsCustomData" mc:Ignorable="w14 w15 wp14">
   <w:body>
     <w:p>
       <w:pPr>
-        <w:pStyle w:val="a"/>
+        <w:pStyle w:val="26"/>
         <w:keepLines w:val="0"/>
         <w:pageBreakBefore w:val="0"/>
         <w:widowControl w:val="0"/>
@@ -37,7 +36,7 @@
     </w:p>
     <w:p>
       <w:pPr>
-        <w:pStyle w:val="a0"/>
+        <w:pStyle w:val="27"/>
         <w:keepLines w:val="0"/>
         <w:pageBreakBefore w:val="0"/>
         <w:widowControl w:val="0"/>
@@ -67,17 +66,18 @@
     </w:p>
     <w:tbl>
       <w:tblPr>
-        <w:tblStyle w:val="TableGrid"/>
+        <w:tblStyle w:val="23"/>
         <w:tblW w:w="8522" w:type="dxa"/>
         <w:jc w:val="center"/>
         <w:tblBorders>
-          <w:top w:val="nil"/>
-          <w:left w:val="nil"/>
-          <w:bottom w:val="nil"/>
-          <w:right w:val="nil"/>
-          <w:insideH w:val="nil"/>
-          <w:insideV w:val="nil"/>
+          <w:top w:val="none" w:color="auto" w:sz="0" w:space="0"/>
+          <w:left w:val="none" w:color="auto" w:sz="0" w:space="0"/>
+          <w:bottom w:val="none" w:color="auto" w:sz="0" w:space="0"/>
+          <w:right w:val="none" w:color="auto" w:sz="0" w:space="0"/>
+          <w:insideH w:val="none" w:color="auto" w:sz="0" w:space="0"/>
+          <w:insideV w:val="none" w:color="auto" w:sz="0" w:space="0"/>
         </w:tblBorders>
+        <w:tblLayout w:type="autofit"/>
         <w:tblCellMar>
           <w:top w:w="0" w:type="dxa"/>
           <w:left w:w="108" w:type="dxa"/>
@@ -93,15 +93,13 @@
       </w:tblGrid>
       <w:tr>
         <w:tblPrEx>
-          <w:tblW w:w="8522" w:type="dxa"/>
-          <w:jc w:val="center"/>
           <w:tblBorders>
-            <w:top w:val="nil"/>
-            <w:left w:val="nil"/>
-            <w:bottom w:val="nil"/>
-            <w:right w:val="nil"/>
-            <w:insideH w:val="nil"/>
-            <w:insideV w:val="nil"/>
+            <w:top w:val="none" w:color="auto" w:sz="0" w:space="0"/>
+            <w:left w:val="none" w:color="auto" w:sz="0" w:space="0"/>
+            <w:bottom w:val="none" w:color="auto" w:sz="0" w:space="0"/>
+            <w:right w:val="none" w:color="auto" w:sz="0" w:space="0"/>
+            <w:insideH w:val="none" w:color="auto" w:sz="0" w:space="0"/>
+            <w:insideV w:val="none" w:color="auto" w:sz="0" w:space="0"/>
           </w:tblBorders>
           <w:tblCellMar>
             <w:top w:w="0" w:type="dxa"/>
@@ -111,7 +109,7 @@
           </w:tblCellMar>
         </w:tblPrEx>
         <w:trPr>
-          <w:trHeight w:val="0"/>
+          <w:trHeight w:val="0" w:hRule="atLeast"/>
           <w:tblHeader/>
           <w:jc w:val="center"/>
         </w:trPr>
@@ -119,8 +117,8 @@
           <w:tcPr>
             <w:tcW w:w="1824" w:type="dxa"/>
             <w:tcBorders>
-              <w:top w:val="single" w:sz="4" w:space="0" w:color="auto"/>
-              <w:left w:val="single" w:sz="4" w:space="0" w:color="auto"/>
+              <w:top w:val="single" w:color="auto" w:sz="4" w:space="0"/>
+              <w:left w:val="single" w:color="auto" w:sz="4" w:space="0"/>
               <w:bottom w:val="nil"/>
               <w:right w:val="nil"/>
             </w:tcBorders>
@@ -165,8 +163,8 @@
           <w:tcPr>
             <w:tcW w:w="3090" w:type="dxa"/>
             <w:tcBorders>
-              <w:top w:val="single" w:sz="4" w:space="0" w:color="auto"/>
-              <w:left w:val="single" w:sz="4" w:space="0" w:color="auto"/>
+              <w:top w:val="single" w:color="auto" w:sz="4" w:space="0"/>
+              <w:left w:val="single" w:color="auto" w:sz="4" w:space="0"/>
               <w:bottom w:val="nil"/>
               <w:right w:val="nil"/>
             </w:tcBorders>
@@ -210,8 +208,8 @@
           <w:tcPr>
             <w:tcW w:w="1824" w:type="dxa"/>
             <w:tcBorders>
-              <w:top w:val="single" w:sz="4" w:space="0" w:color="auto"/>
-              <w:left w:val="single" w:sz="4" w:space="0" w:color="auto"/>
+              <w:top w:val="single" w:color="auto" w:sz="4" w:space="0"/>
+              <w:left w:val="single" w:color="auto" w:sz="4" w:space="0"/>
               <w:bottom w:val="nil"/>
               <w:right w:val="nil"/>
             </w:tcBorders>
@@ -256,10 +254,10 @@
           <w:tcPr>
             <w:tcW w:w="1784" w:type="dxa"/>
             <w:tcBorders>
-              <w:top w:val="single" w:sz="4" w:space="0" w:color="auto"/>
-              <w:left w:val="single" w:sz="4" w:space="0" w:color="auto"/>
+              <w:top w:val="single" w:color="auto" w:sz="4" w:space="0"/>
+              <w:left w:val="single" w:color="auto" w:sz="4" w:space="0"/>
               <w:bottom w:val="nil"/>
-              <w:right w:val="single" w:sz="4" w:space="0" w:color="auto"/>
+              <w:right w:val="single" w:color="auto" w:sz="4" w:space="0"/>
             </w:tcBorders>
             <w:tcMar>
               <w:top w:w="-1" w:type="dxa"/>
@@ -300,8 +298,14 @@
       </w:tr>
       <w:tr>
         <w:tblPrEx>
-          <w:tblW w:w="8522" w:type="dxa"/>
-          <w:jc w:val="center"/>
+          <w:tblBorders>
+            <w:top w:val="none" w:color="auto" w:sz="0" w:space="0"/>
+            <w:left w:val="none" w:color="auto" w:sz="0" w:space="0"/>
+            <w:bottom w:val="none" w:color="auto" w:sz="0" w:space="0"/>
+            <w:right w:val="none" w:color="auto" w:sz="0" w:space="0"/>
+            <w:insideH w:val="none" w:color="auto" w:sz="0" w:space="0"/>
+            <w:insideV w:val="none" w:color="auto" w:sz="0" w:space="0"/>
+          </w:tblBorders>
           <w:tblCellMar>
             <w:top w:w="0" w:type="dxa"/>
             <w:left w:w="108" w:type="dxa"/>
@@ -310,7 +314,7 @@
           </w:tblCellMar>
         </w:tblPrEx>
         <w:trPr>
-          <w:trHeight w:val="0"/>
+          <w:trHeight w:val="0" w:hRule="atLeast"/>
           <w:tblHeader/>
           <w:jc w:val="center"/>
         </w:trPr>
@@ -318,8 +322,8 @@
           <w:tcPr>
             <w:tcW w:w="1824" w:type="dxa"/>
             <w:tcBorders>
-              <w:top w:val="single" w:sz="4" w:space="0" w:color="auto"/>
-              <w:left w:val="single" w:sz="4" w:space="0" w:color="auto"/>
+              <w:top w:val="single" w:color="auto" w:sz="4" w:space="0"/>
+              <w:left w:val="single" w:color="auto" w:sz="4" w:space="0"/>
               <w:bottom w:val="nil"/>
               <w:right w:val="nil"/>
             </w:tcBorders>
@@ -364,8 +368,8 @@
           <w:tcPr>
             <w:tcW w:w="3090" w:type="dxa"/>
             <w:tcBorders>
-              <w:top w:val="single" w:sz="4" w:space="0" w:color="auto"/>
-              <w:left w:val="single" w:sz="4" w:space="0" w:color="auto"/>
+              <w:top w:val="single" w:color="auto" w:sz="4" w:space="0"/>
+              <w:left w:val="single" w:color="auto" w:sz="4" w:space="0"/>
               <w:bottom w:val="nil"/>
               <w:right w:val="nil"/>
             </w:tcBorders>
@@ -409,8 +413,8 @@
           <w:tcPr>
             <w:tcW w:w="1824" w:type="dxa"/>
             <w:tcBorders>
-              <w:top w:val="single" w:sz="4" w:space="0" w:color="auto"/>
-              <w:left w:val="single" w:sz="4" w:space="0" w:color="auto"/>
+              <w:top w:val="single" w:color="auto" w:sz="4" w:space="0"/>
+              <w:left w:val="single" w:color="auto" w:sz="4" w:space="0"/>
               <w:bottom w:val="nil"/>
               <w:right w:val="nil"/>
             </w:tcBorders>
@@ -455,10 +459,10 @@
           <w:tcPr>
             <w:tcW w:w="1784" w:type="dxa"/>
             <w:tcBorders>
-              <w:top w:val="single" w:sz="4" w:space="0" w:color="auto"/>
-              <w:left w:val="single" w:sz="4" w:space="0" w:color="auto"/>
+              <w:top w:val="single" w:color="auto" w:sz="4" w:space="0"/>
+              <w:left w:val="single" w:color="auto" w:sz="4" w:space="0"/>
               <w:bottom w:val="nil"/>
-              <w:right w:val="single" w:sz="4" w:space="0" w:color="auto"/>
+              <w:right w:val="single" w:color="auto" w:sz="4" w:space="0"/>
             </w:tcBorders>
             <w:tcMar>
               <w:top w:w="-1" w:type="dxa"/>
@@ -499,8 +503,14 @@
       </w:tr>
       <w:tr>
         <w:tblPrEx>
-          <w:tblW w:w="8522" w:type="dxa"/>
-          <w:jc w:val="center"/>
+          <w:tblBorders>
+            <w:top w:val="none" w:color="auto" w:sz="0" w:space="0"/>
+            <w:left w:val="none" w:color="auto" w:sz="0" w:space="0"/>
+            <w:bottom w:val="none" w:color="auto" w:sz="0" w:space="0"/>
+            <w:right w:val="none" w:color="auto" w:sz="0" w:space="0"/>
+            <w:insideH w:val="none" w:color="auto" w:sz="0" w:space="0"/>
+            <w:insideV w:val="none" w:color="auto" w:sz="0" w:space="0"/>
+          </w:tblBorders>
           <w:tblCellMar>
             <w:top w:w="0" w:type="dxa"/>
             <w:left w:w="108" w:type="dxa"/>
@@ -509,7 +519,7 @@
           </w:tblCellMar>
         </w:tblPrEx>
         <w:trPr>
-          <w:trHeight w:val="0"/>
+          <w:trHeight w:val="0" w:hRule="atLeast"/>
           <w:tblHeader/>
           <w:jc w:val="center"/>
         </w:trPr>
@@ -517,8 +527,8 @@
           <w:tcPr>
             <w:tcW w:w="1824" w:type="dxa"/>
             <w:tcBorders>
-              <w:top w:val="single" w:sz="4" w:space="0" w:color="auto"/>
-              <w:left w:val="single" w:sz="4" w:space="0" w:color="auto"/>
+              <w:top w:val="single" w:color="auto" w:sz="4" w:space="0"/>
+              <w:left w:val="single" w:color="auto" w:sz="4" w:space="0"/>
               <w:bottom w:val="nil"/>
               <w:right w:val="nil"/>
             </w:tcBorders>
@@ -563,8 +573,8 @@
           <w:tcPr>
             <w:tcW w:w="3090" w:type="dxa"/>
             <w:tcBorders>
-              <w:top w:val="single" w:sz="4" w:space="0" w:color="auto"/>
-              <w:left w:val="single" w:sz="4" w:space="0" w:color="auto"/>
+              <w:top w:val="single" w:color="auto" w:sz="4" w:space="0"/>
+              <w:left w:val="single" w:color="auto" w:sz="4" w:space="0"/>
               <w:bottom w:val="nil"/>
               <w:right w:val="nil"/>
             </w:tcBorders>
@@ -608,8 +618,8 @@
           <w:tcPr>
             <w:tcW w:w="1824" w:type="dxa"/>
             <w:tcBorders>
-              <w:top w:val="single" w:sz="4" w:space="0" w:color="auto"/>
-              <w:left w:val="single" w:sz="4" w:space="0" w:color="auto"/>
+              <w:top w:val="single" w:color="auto" w:sz="4" w:space="0"/>
+              <w:left w:val="single" w:color="auto" w:sz="4" w:space="0"/>
               <w:bottom w:val="nil"/>
               <w:right w:val="nil"/>
             </w:tcBorders>
@@ -654,10 +664,10 @@
           <w:tcPr>
             <w:tcW w:w="1784" w:type="dxa"/>
             <w:tcBorders>
-              <w:top w:val="single" w:sz="4" w:space="0" w:color="auto"/>
-              <w:left w:val="single" w:sz="4" w:space="0" w:color="auto"/>
+              <w:top w:val="single" w:color="auto" w:sz="4" w:space="0"/>
+              <w:left w:val="single" w:color="auto" w:sz="4" w:space="0"/>
               <w:bottom w:val="nil"/>
-              <w:right w:val="single" w:sz="4" w:space="0" w:color="auto"/>
+              <w:right w:val="single" w:color="auto" w:sz="4" w:space="0"/>
             </w:tcBorders>
             <w:tcMar>
               <w:top w:w="-1" w:type="dxa"/>
@@ -698,8 +708,14 @@
       </w:tr>
       <w:tr>
         <w:tblPrEx>
-          <w:tblW w:w="8522" w:type="dxa"/>
-          <w:jc w:val="center"/>
+          <w:tblBorders>
+            <w:top w:val="none" w:color="auto" w:sz="0" w:space="0"/>
+            <w:left w:val="none" w:color="auto" w:sz="0" w:space="0"/>
+            <w:bottom w:val="none" w:color="auto" w:sz="0" w:space="0"/>
+            <w:right w:val="none" w:color="auto" w:sz="0" w:space="0"/>
+            <w:insideH w:val="none" w:color="auto" w:sz="0" w:space="0"/>
+            <w:insideV w:val="none" w:color="auto" w:sz="0" w:space="0"/>
+          </w:tblBorders>
           <w:tblCellMar>
             <w:top w:w="0" w:type="dxa"/>
             <w:left w:w="108" w:type="dxa"/>
@@ -708,7 +724,7 @@
           </w:tblCellMar>
         </w:tblPrEx>
         <w:trPr>
-          <w:trHeight w:val="0"/>
+          <w:trHeight w:val="0" w:hRule="atLeast"/>
           <w:tblHeader/>
           <w:jc w:val="center"/>
         </w:trPr>
@@ -716,8 +732,8 @@
           <w:tcPr>
             <w:tcW w:w="1824" w:type="dxa"/>
             <w:tcBorders>
-              <w:top w:val="single" w:sz="4" w:space="0" w:color="auto"/>
-              <w:left w:val="single" w:sz="4" w:space="0" w:color="auto"/>
+              <w:top w:val="single" w:color="auto" w:sz="4" w:space="0"/>
+              <w:left w:val="single" w:color="auto" w:sz="4" w:space="0"/>
               <w:bottom w:val="nil"/>
               <w:right w:val="nil"/>
             </w:tcBorders>
@@ -762,8 +778,8 @@
           <w:tcPr>
             <w:tcW w:w="3090" w:type="dxa"/>
             <w:tcBorders>
-              <w:top w:val="single" w:sz="4" w:space="0" w:color="auto"/>
-              <w:left w:val="single" w:sz="4" w:space="0" w:color="auto"/>
+              <w:top w:val="single" w:color="auto" w:sz="4" w:space="0"/>
+              <w:left w:val="single" w:color="auto" w:sz="4" w:space="0"/>
               <w:bottom w:val="nil"/>
               <w:right w:val="nil"/>
             </w:tcBorders>
@@ -807,8 +823,8 @@
           <w:tcPr>
             <w:tcW w:w="1824" w:type="dxa"/>
             <w:tcBorders>
-              <w:top w:val="single" w:sz="4" w:space="0" w:color="auto"/>
-              <w:left w:val="single" w:sz="4" w:space="0" w:color="auto"/>
+              <w:top w:val="single" w:color="auto" w:sz="4" w:space="0"/>
+              <w:left w:val="single" w:color="auto" w:sz="4" w:space="0"/>
               <w:bottom w:val="nil"/>
               <w:right w:val="nil"/>
             </w:tcBorders>
@@ -853,10 +869,10 @@
           <w:tcPr>
             <w:tcW w:w="1784" w:type="dxa"/>
             <w:tcBorders>
-              <w:top w:val="single" w:sz="4" w:space="0" w:color="auto"/>
-              <w:left w:val="single" w:sz="4" w:space="0" w:color="auto"/>
+              <w:top w:val="single" w:color="auto" w:sz="4" w:space="0"/>
+              <w:left w:val="single" w:color="auto" w:sz="4" w:space="0"/>
               <w:bottom w:val="nil"/>
-              <w:right w:val="single" w:sz="4" w:space="0" w:color="auto"/>
+              <w:right w:val="single" w:color="auto" w:sz="4" w:space="0"/>
             </w:tcBorders>
             <w:tcMar>
               <w:top w:w="-1" w:type="dxa"/>
@@ -897,8 +913,14 @@
       </w:tr>
       <w:tr>
         <w:tblPrEx>
-          <w:tblW w:w="8522" w:type="dxa"/>
-          <w:jc w:val="center"/>
+          <w:tblBorders>
+            <w:top w:val="none" w:color="auto" w:sz="0" w:space="0"/>
+            <w:left w:val="none" w:color="auto" w:sz="0" w:space="0"/>
+            <w:bottom w:val="none" w:color="auto" w:sz="0" w:space="0"/>
+            <w:right w:val="none" w:color="auto" w:sz="0" w:space="0"/>
+            <w:insideH w:val="none" w:color="auto" w:sz="0" w:space="0"/>
+            <w:insideV w:val="none" w:color="auto" w:sz="0" w:space="0"/>
+          </w:tblBorders>
           <w:tblCellMar>
             <w:top w:w="0" w:type="dxa"/>
             <w:left w:w="108" w:type="dxa"/>
@@ -907,7 +929,7 @@
           </w:tblCellMar>
         </w:tblPrEx>
         <w:trPr>
-          <w:trHeight w:val="0"/>
+          <w:trHeight w:val="0" w:hRule="atLeast"/>
           <w:tblHeader/>
           <w:jc w:val="center"/>
         </w:trPr>
@@ -915,9 +937,9 @@
           <w:tcPr>
             <w:tcW w:w="1824" w:type="dxa"/>
             <w:tcBorders>
-              <w:top w:val="single" w:sz="4" w:space="0" w:color="auto"/>
-              <w:left w:val="single" w:sz="4" w:space="0" w:color="auto"/>
-              <w:bottom w:val="single" w:sz="4" w:space="0" w:color="auto"/>
+              <w:top w:val="single" w:color="auto" w:sz="4" w:space="0"/>
+              <w:left w:val="single" w:color="auto" w:sz="4" w:space="0"/>
+              <w:bottom w:val="single" w:color="auto" w:sz="4" w:space="0"/>
               <w:right w:val="nil"/>
             </w:tcBorders>
             <w:shd w:val="clear" w:color="auto" w:fill="AEAAAA" w:themeFill="background2" w:themeFillShade="BF"/>
@@ -961,9 +983,9 @@
           <w:tcPr>
             <w:tcW w:w="3090" w:type="dxa"/>
             <w:tcBorders>
-              <w:top w:val="single" w:sz="4" w:space="0" w:color="auto"/>
-              <w:left w:val="single" w:sz="4" w:space="0" w:color="auto"/>
-              <w:bottom w:val="single" w:sz="4" w:space="0" w:color="auto"/>
+              <w:top w:val="single" w:color="auto" w:sz="4" w:space="0"/>
+              <w:left w:val="single" w:color="auto" w:sz="4" w:space="0"/>
+              <w:bottom w:val="single" w:color="auto" w:sz="4" w:space="0"/>
               <w:right w:val="nil"/>
             </w:tcBorders>
             <w:tcMar>
@@ -1006,9 +1028,9 @@
           <w:tcPr>
             <w:tcW w:w="1824" w:type="dxa"/>
             <w:tcBorders>
-              <w:top w:val="single" w:sz="4" w:space="0" w:color="auto"/>
-              <w:left w:val="single" w:sz="4" w:space="0" w:color="auto"/>
-              <w:bottom w:val="single" w:sz="4" w:space="0" w:color="auto"/>
+              <w:top w:val="single" w:color="auto" w:sz="4" w:space="0"/>
+              <w:left w:val="single" w:color="auto" w:sz="4" w:space="0"/>
+              <w:bottom w:val="single" w:color="auto" w:sz="4" w:space="0"/>
               <w:right w:val="nil"/>
             </w:tcBorders>
             <w:shd w:val="clear" w:color="auto" w:fill="AEAAAA" w:themeFill="background2" w:themeFillShade="BF"/>
@@ -1052,10 +1074,10 @@
           <w:tcPr>
             <w:tcW w:w="1784" w:type="dxa"/>
             <w:tcBorders>
-              <w:top w:val="single" w:sz="4" w:space="0" w:color="auto"/>
-              <w:left w:val="single" w:sz="4" w:space="0" w:color="auto"/>
-              <w:bottom w:val="single" w:sz="4" w:space="0" w:color="auto"/>
-              <w:right w:val="single" w:sz="4" w:space="0" w:color="auto"/>
+              <w:top w:val="single" w:color="auto" w:sz="4" w:space="0"/>
+              <w:left w:val="single" w:color="auto" w:sz="4" w:space="0"/>
+              <w:bottom w:val="single" w:color="auto" w:sz="4" w:space="0"/>
+              <w:right w:val="single" w:color="auto" w:sz="4" w:space="0"/>
             </w:tcBorders>
             <w:tcMar>
               <w:top w:w="-1" w:type="dxa"/>
@@ -1125,7 +1147,7 @@
     </w:p>
     <w:p>
       <w:pPr>
-        <w:pStyle w:val="a1"/>
+        <w:pStyle w:val="31"/>
         <w:keepLines w:val="0"/>
         <w:pageBreakBefore w:val="0"/>
         <w:widowControl w:val="0"/>
@@ -1159,17 +1181,18 @@
     </w:p>
     <w:tbl>
       <w:tblPr>
-        <w:tblStyle w:val="TableGrid"/>
+        <w:tblStyle w:val="23"/>
         <w:tblW w:w="8519" w:type="dxa"/>
         <w:jc w:val="center"/>
         <w:tblBorders>
-          <w:top w:val="nil"/>
-          <w:left w:val="nil"/>
-          <w:bottom w:val="nil"/>
-          <w:right w:val="nil"/>
-          <w:insideH w:val="nil"/>
-          <w:insideV w:val="nil"/>
+          <w:top w:val="none" w:color="auto" w:sz="0" w:space="0"/>
+          <w:left w:val="none" w:color="auto" w:sz="0" w:space="0"/>
+          <w:bottom w:val="none" w:color="auto" w:sz="0" w:space="0"/>
+          <w:right w:val="none" w:color="auto" w:sz="0" w:space="0"/>
+          <w:insideH w:val="none" w:color="auto" w:sz="0" w:space="0"/>
+          <w:insideV w:val="none" w:color="auto" w:sz="0" w:space="0"/>
         </w:tblBorders>
+        <w:tblLayout w:type="autofit"/>
         <w:tblCellMar>
           <w:top w:w="0" w:type="dxa"/>
           <w:left w:w="108" w:type="dxa"/>
@@ -1186,15 +1209,13 @@
       </w:tblGrid>
       <w:tr>
         <w:tblPrEx>
-          <w:tblW w:w="8519" w:type="dxa"/>
-          <w:jc w:val="center"/>
           <w:tblBorders>
-            <w:top w:val="nil"/>
-            <w:left w:val="nil"/>
-            <w:bottom w:val="nil"/>
-            <w:right w:val="nil"/>
-            <w:insideH w:val="nil"/>
-            <w:insideV w:val="nil"/>
+            <w:top w:val="none" w:color="auto" w:sz="0" w:space="0"/>
+            <w:left w:val="none" w:color="auto" w:sz="0" w:space="0"/>
+            <w:bottom w:val="none" w:color="auto" w:sz="0" w:space="0"/>
+            <w:right w:val="none" w:color="auto" w:sz="0" w:space="0"/>
+            <w:insideH w:val="none" w:color="auto" w:sz="0" w:space="0"/>
+            <w:insideV w:val="none" w:color="auto" w:sz="0" w:space="0"/>
           </w:tblBorders>
           <w:tblCellMar>
             <w:top w:w="0" w:type="dxa"/>
@@ -1204,7 +1225,7 @@
           </w:tblCellMar>
         </w:tblPrEx>
         <w:trPr>
-          <w:trHeight w:val="0"/>
+          <w:trHeight w:val="0" w:hRule="atLeast"/>
           <w:tblHeader/>
           <w:jc w:val="center"/>
         </w:trPr>
@@ -1212,8 +1233,8 @@
           <w:tcPr>
             <w:tcW w:w="0" w:type="auto"/>
             <w:tcBorders>
-              <w:top w:val="single" w:sz="12" w:space="0" w:color="auto"/>
-              <w:left w:val="single" w:sz="12" w:space="0" w:color="auto"/>
+              <w:top w:val="single" w:color="auto" w:sz="12" w:space="0"/>
+              <w:left w:val="single" w:color="auto" w:sz="12" w:space="0"/>
               <w:bottom w:val="nil"/>
               <w:right w:val="nil"/>
             </w:tcBorders>
@@ -1240,12 +1261,12 @@
               <w:adjustRightInd w:val="0"/>
               <w:snapToGrid w:val="0"/>
               <w:spacing w:line="240" w:lineRule="auto"/>
-              <w:ind w:left="0" w:right="0" w:firstLine="0" w:leftChars="0" w:rightChars="0" w:firstLineChars="0"/>
+              <w:ind w:left="0" w:leftChars="0" w:right="0" w:rightChars="0" w:firstLine="0" w:firstLineChars="0"/>
               <w:jc w:val="center"/>
               <w:textAlignment w:val="baseline"/>
               <w:rPr>
-                <w:rStyle w:val="Strong"/>
-                <w:rFonts w:ascii="微软雅黑" w:eastAsia="微软雅黑" w:hAnsi="微软雅黑" w:cs="微软雅黑" w:hint="default"/>
+                <w:rStyle w:val="25"/>
+                <w:rFonts w:hint="default" w:ascii="微软雅黑" w:hAnsi="微软雅黑" w:eastAsia="微软雅黑" w:cs="微软雅黑"/>
                 <w:b/>
                 <w:bCs/>
                 <w:i w:val="0"/>
@@ -1263,8 +1284,8 @@
             </w:pPr>
             <w:r>
               <w:rPr>
-                <w:rStyle w:val="Strong"/>
-                <w:rFonts w:ascii="微软雅黑" w:eastAsia="微软雅黑" w:hAnsi="微软雅黑" w:cs="微软雅黑" w:hint="eastAsia"/>
+                <w:rStyle w:val="25"/>
+                <w:rFonts w:hint="eastAsia" w:ascii="微软雅黑" w:hAnsi="微软雅黑" w:eastAsia="微软雅黑" w:cs="微软雅黑"/>
                 <w:b/>
                 <w:bCs/>
                 <w:i w:val="0"/>
@@ -1287,8 +1308,8 @@
           <w:tcPr>
             <w:tcW w:w="0" w:type="auto"/>
             <w:tcBorders>
-              <w:top w:val="single" w:sz="12" w:space="0" w:color="auto"/>
-              <w:left w:val="single" w:sz="4" w:space="0" w:color="auto"/>
+              <w:top w:val="single" w:color="auto" w:sz="12" w:space="0"/>
+              <w:left w:val="single" w:color="auto" w:sz="4" w:space="0"/>
               <w:bottom w:val="nil"/>
               <w:right w:val="nil"/>
             </w:tcBorders>
@@ -1315,12 +1336,12 @@
               <w:adjustRightInd w:val="0"/>
               <w:snapToGrid w:val="0"/>
               <w:spacing w:line="240" w:lineRule="auto"/>
-              <w:ind w:left="0" w:right="0" w:firstLine="0" w:leftChars="0" w:rightChars="0" w:firstLineChars="0"/>
+              <w:ind w:left="0" w:leftChars="0" w:right="0" w:rightChars="0" w:firstLine="0" w:firstLineChars="0"/>
               <w:jc w:val="center"/>
               <w:textAlignment w:val="baseline"/>
               <w:rPr>
-                <w:rStyle w:val="Strong"/>
-                <w:rFonts w:ascii="微软雅黑" w:eastAsia="微软雅黑" w:hAnsi="微软雅黑" w:cs="微软雅黑" w:hint="default"/>
+                <w:rStyle w:val="25"/>
+                <w:rFonts w:hint="default" w:ascii="微软雅黑" w:hAnsi="微软雅黑" w:eastAsia="微软雅黑" w:cs="微软雅黑"/>
                 <w:b/>
                 <w:bCs/>
                 <w:i w:val="0"/>
@@ -1338,8 +1359,8 @@
             </w:pPr>
             <w:r>
               <w:rPr>
-                <w:rStyle w:val="Strong"/>
-                <w:rFonts w:ascii="微软雅黑" w:eastAsia="微软雅黑" w:hAnsi="微软雅黑" w:cs="微软雅黑" w:hint="eastAsia"/>
+                <w:rStyle w:val="25"/>
+                <w:rFonts w:hint="eastAsia" w:ascii="微软雅黑" w:hAnsi="微软雅黑" w:eastAsia="微软雅黑" w:cs="微软雅黑"/>
                 <w:b/>
                 <w:bCs/>
                 <w:i w:val="0"/>
@@ -1362,8 +1383,8 @@
           <w:tcPr>
             <w:tcW w:w="0" w:type="auto"/>
             <w:tcBorders>
-              <w:top w:val="single" w:sz="12" w:space="0" w:color="auto"/>
-              <w:left w:val="single" w:sz="4" w:space="0" w:color="auto"/>
+              <w:top w:val="single" w:color="auto" w:sz="12" w:space="0"/>
+              <w:left w:val="single" w:color="auto" w:sz="4" w:space="0"/>
               <w:bottom w:val="nil"/>
               <w:right w:val="nil"/>
             </w:tcBorders>
@@ -1390,12 +1411,12 @@
               <w:adjustRightInd w:val="0"/>
               <w:snapToGrid w:val="0"/>
               <w:spacing w:line="240" w:lineRule="auto"/>
-              <w:ind w:left="0" w:right="0" w:firstLine="0" w:leftChars="0" w:rightChars="0" w:firstLineChars="0"/>
+              <w:ind w:left="0" w:leftChars="0" w:right="0" w:rightChars="0" w:firstLine="0" w:firstLineChars="0"/>
               <w:jc w:val="center"/>
               <w:textAlignment w:val="baseline"/>
               <w:rPr>
-                <w:rStyle w:val="Strong"/>
-                <w:rFonts w:ascii="微软雅黑" w:eastAsia="微软雅黑" w:hAnsi="微软雅黑" w:cs="微软雅黑" w:hint="default"/>
+                <w:rStyle w:val="25"/>
+                <w:rFonts w:hint="default" w:ascii="微软雅黑" w:hAnsi="微软雅黑" w:eastAsia="微软雅黑" w:cs="微软雅黑"/>
                 <w:b/>
                 <w:bCs/>
                 <w:i w:val="0"/>
@@ -1413,8 +1434,8 @@
             </w:pPr>
             <w:r>
               <w:rPr>
-                <w:rStyle w:val="Strong"/>
-                <w:rFonts w:ascii="微软雅黑" w:eastAsia="微软雅黑" w:hAnsi="微软雅黑" w:cs="微软雅黑" w:hint="eastAsia"/>
+                <w:rStyle w:val="25"/>
+                <w:rFonts w:hint="eastAsia" w:ascii="微软雅黑" w:hAnsi="微软雅黑" w:eastAsia="微软雅黑" w:cs="微软雅黑"/>
                 <w:b/>
                 <w:bCs/>
                 <w:i w:val="0"/>
@@ -1437,8 +1458,8 @@
           <w:tcPr>
             <w:tcW w:w="0" w:type="auto"/>
             <w:tcBorders>
-              <w:top w:val="single" w:sz="12" w:space="0" w:color="auto"/>
-              <w:left w:val="single" w:sz="4" w:space="0" w:color="auto"/>
+              <w:top w:val="single" w:color="auto" w:sz="12" w:space="0"/>
+              <w:left w:val="single" w:color="auto" w:sz="4" w:space="0"/>
               <w:bottom w:val="nil"/>
               <w:right w:val="nil"/>
             </w:tcBorders>
@@ -1465,12 +1486,12 @@
               <w:adjustRightInd w:val="0"/>
               <w:snapToGrid w:val="0"/>
               <w:spacing w:line="240" w:lineRule="auto"/>
-              <w:ind w:left="0" w:right="0" w:firstLine="0" w:leftChars="0" w:rightChars="0" w:firstLineChars="0"/>
+              <w:ind w:left="0" w:leftChars="0" w:right="0" w:rightChars="0" w:firstLine="0" w:firstLineChars="0"/>
               <w:jc w:val="center"/>
               <w:textAlignment w:val="baseline"/>
               <w:rPr>
-                <w:rStyle w:val="Strong"/>
-                <w:rFonts w:ascii="微软雅黑" w:eastAsia="微软雅黑" w:hAnsi="微软雅黑" w:cs="微软雅黑" w:hint="default"/>
+                <w:rStyle w:val="25"/>
+                <w:rFonts w:hint="default" w:ascii="微软雅黑" w:hAnsi="微软雅黑" w:eastAsia="微软雅黑" w:cs="微软雅黑"/>
                 <w:b/>
                 <w:bCs/>
                 <w:i w:val="0"/>
@@ -1488,8 +1509,8 @@
             </w:pPr>
             <w:r>
               <w:rPr>
-                <w:rStyle w:val="Strong"/>
-                <w:rFonts w:ascii="微软雅黑" w:eastAsia="微软雅黑" w:hAnsi="微软雅黑" w:cs="微软雅黑" w:hint="eastAsia"/>
+                <w:rStyle w:val="25"/>
+                <w:rFonts w:hint="eastAsia" w:ascii="微软雅黑" w:hAnsi="微软雅黑" w:eastAsia="微软雅黑" w:cs="微软雅黑"/>
                 <w:b/>
                 <w:bCs/>
                 <w:i w:val="0"/>
@@ -1512,10 +1533,10 @@
           <w:tcPr>
             <w:tcW w:w="1205" w:type="dxa"/>
             <w:tcBorders>
-              <w:top w:val="single" w:sz="12" w:space="0" w:color="auto"/>
-              <w:left w:val="single" w:sz="4" w:space="0" w:color="auto"/>
+              <w:top w:val="single" w:color="auto" w:sz="12" w:space="0"/>
+              <w:left w:val="single" w:color="auto" w:sz="4" w:space="0"/>
               <w:bottom w:val="nil"/>
-              <w:right w:val="single" w:sz="12" w:space="0" w:color="auto"/>
+              <w:right w:val="single" w:color="auto" w:sz="12" w:space="0"/>
             </w:tcBorders>
             <w:tcMar>
               <w:top w:w="-1" w:type="dxa"/>
@@ -1540,12 +1561,12 @@
               <w:adjustRightInd w:val="0"/>
               <w:snapToGrid w:val="0"/>
               <w:spacing w:line="240" w:lineRule="auto"/>
-              <w:ind w:left="0" w:right="0" w:firstLine="0" w:leftChars="0" w:rightChars="0" w:firstLineChars="0"/>
+              <w:ind w:left="0" w:leftChars="0" w:right="0" w:rightChars="0" w:firstLine="0" w:firstLineChars="0"/>
               <w:jc w:val="center"/>
               <w:textAlignment w:val="baseline"/>
               <w:rPr>
-                <w:rStyle w:val="Strong"/>
-                <w:rFonts w:ascii="微软雅黑" w:eastAsia="微软雅黑" w:hAnsi="微软雅黑" w:cs="微软雅黑" w:hint="default"/>
+                <w:rStyle w:val="25"/>
+                <w:rFonts w:hint="default" w:ascii="微软雅黑" w:hAnsi="微软雅黑" w:eastAsia="微软雅黑" w:cs="微软雅黑"/>
                 <w:b/>
                 <w:bCs/>
                 <w:i w:val="0"/>
@@ -1563,8 +1584,8 @@
             </w:pPr>
             <w:r>
               <w:rPr>
-                <w:rStyle w:val="Strong"/>
-                <w:rFonts w:ascii="微软雅黑" w:eastAsia="微软雅黑" w:hAnsi="微软雅黑" w:cs="微软雅黑" w:hint="eastAsia"/>
+                <w:rStyle w:val="25"/>
+                <w:rFonts w:hint="eastAsia" w:ascii="微软雅黑" w:hAnsi="微软雅黑" w:eastAsia="微软雅黑" w:cs="微软雅黑"/>
                 <w:b/>
                 <w:bCs/>
                 <w:i w:val="0"/>
@@ -1586,8 +1607,14 @@
       </w:tr>
       <w:tr>
         <w:tblPrEx>
-          <w:tblW w:w="8519" w:type="dxa"/>
-          <w:jc w:val="center"/>
+          <w:tblBorders>
+            <w:top w:val="none" w:color="auto" w:sz="0" w:space="0"/>
+            <w:left w:val="none" w:color="auto" w:sz="0" w:space="0"/>
+            <w:bottom w:val="none" w:color="auto" w:sz="0" w:space="0"/>
+            <w:right w:val="none" w:color="auto" w:sz="0" w:space="0"/>
+            <w:insideH w:val="none" w:color="auto" w:sz="0" w:space="0"/>
+            <w:insideV w:val="none" w:color="auto" w:sz="0" w:space="0"/>
+          </w:tblBorders>
           <w:tblCellMar>
             <w:top w:w="0" w:type="dxa"/>
             <w:left w:w="108" w:type="dxa"/>
@@ -1596,15 +1623,15 @@
           </w:tblCellMar>
         </w:tblPrEx>
         <w:trPr>
-          <w:trHeight w:val="0"/>
+          <w:trHeight w:val="0" w:hRule="atLeast"/>
           <w:jc w:val="center"/>
         </w:trPr>
         <w:tc>
           <w:tcPr>
             <w:tcW w:w="0" w:type="auto"/>
             <w:tcBorders>
-              <w:top w:val="single" w:sz="4" w:space="0" w:color="auto"/>
-              <w:left w:val="single" w:sz="12" w:space="0" w:color="auto"/>
+              <w:top w:val="single" w:color="auto" w:sz="4" w:space="0"/>
+              <w:left w:val="single" w:color="auto" w:sz="12" w:space="0"/>
               <w:bottom w:val="nil"/>
               <w:right w:val="nil"/>
             </w:tcBorders>
@@ -1631,12 +1658,12 @@
               <w:adjustRightInd w:val="0"/>
               <w:snapToGrid w:val="0"/>
               <w:spacing w:line="240" w:lineRule="auto"/>
-              <w:ind w:left="0" w:right="0" w:firstLine="0" w:leftChars="0" w:rightChars="0" w:firstLineChars="0"/>
+              <w:ind w:left="0" w:leftChars="0" w:right="0" w:rightChars="0" w:firstLine="0" w:firstLineChars="0"/>
               <w:jc w:val="center"/>
               <w:textAlignment w:val="baseline"/>
               <w:rPr>
-                <w:rStyle w:val="Strong"/>
-                <w:rFonts w:ascii="微软雅黑" w:eastAsia="微软雅黑" w:hAnsi="微软雅黑" w:cs="微软雅黑" w:hint="default"/>
+                <w:rStyle w:val="25"/>
+                <w:rFonts w:hint="default" w:ascii="微软雅黑" w:hAnsi="微软雅黑" w:eastAsia="微软雅黑" w:cs="微软雅黑"/>
                 <w:b w:val="0"/>
                 <w:bCs/>
                 <w:i w:val="0"/>
@@ -1654,8 +1681,8 @@
             </w:pPr>
             <w:r>
               <w:rPr>
-                <w:rStyle w:val="Strong"/>
-                <w:rFonts w:ascii="微软雅黑" w:eastAsia="微软雅黑" w:hAnsi="微软雅黑" w:cs="微软雅黑" w:hint="eastAsia"/>
+                <w:rStyle w:val="25"/>
+                <w:rFonts w:hint="eastAsia" w:ascii="微软雅黑" w:hAnsi="微软雅黑" w:eastAsia="微软雅黑" w:cs="微软雅黑"/>
                 <w:b w:val="0"/>
                 <w:bCs/>
                 <w:i w:val="0"/>
@@ -1673,8 +1700,8 @@
             </w:r>
             <w:r>
               <w:rPr>
-                <w:rStyle w:val="Strong"/>
-                <w:rFonts w:ascii="微软雅黑" w:eastAsia="微软雅黑" w:hAnsi="微软雅黑" w:cs="微软雅黑" w:hint="eastAsia"/>
+                <w:rStyle w:val="25"/>
+                <w:rFonts w:hint="eastAsia" w:ascii="微软雅黑" w:hAnsi="微软雅黑" w:eastAsia="微软雅黑" w:cs="微软雅黑"/>
                 <w:b w:val="0"/>
                 <w:bCs/>
                 <w:i w:val="0"/>
@@ -1697,8 +1724,8 @@
           <w:tcPr>
             <w:tcW w:w="0" w:type="auto"/>
             <w:tcBorders>
-              <w:top w:val="single" w:sz="4" w:space="0" w:color="auto"/>
-              <w:left w:val="single" w:sz="4" w:space="0" w:color="auto"/>
+              <w:top w:val="single" w:color="auto" w:sz="4" w:space="0"/>
+              <w:left w:val="single" w:color="auto" w:sz="4" w:space="0"/>
               <w:bottom w:val="nil"/>
               <w:right w:val="nil"/>
             </w:tcBorders>
@@ -1725,12 +1752,12 @@
               <w:adjustRightInd w:val="0"/>
               <w:snapToGrid w:val="0"/>
               <w:spacing w:line="240" w:lineRule="auto"/>
-              <w:ind w:left="0" w:right="0" w:firstLine="0" w:leftChars="0" w:rightChars="0" w:firstLineChars="0"/>
+              <w:ind w:left="0" w:leftChars="0" w:right="0" w:rightChars="0" w:firstLine="0" w:firstLineChars="0"/>
               <w:jc w:val="center"/>
               <w:textAlignment w:val="baseline"/>
               <w:rPr>
-                <w:rStyle w:val="Strong"/>
-                <w:rFonts w:ascii="微软雅黑" w:eastAsia="微软雅黑" w:hAnsi="微软雅黑" w:cs="微软雅黑" w:hint="default"/>
+                <w:rStyle w:val="25"/>
+                <w:rFonts w:hint="default" w:ascii="微软雅黑" w:hAnsi="微软雅黑" w:eastAsia="微软雅黑" w:cs="微软雅黑"/>
                 <w:b w:val="0"/>
                 <w:bCs/>
                 <w:i w:val="0"/>
@@ -1748,8 +1775,8 @@
             </w:pPr>
             <w:r>
               <w:rPr>
-                <w:rStyle w:val="Strong"/>
-                <w:rFonts w:ascii="微软雅黑" w:eastAsia="微软雅黑" w:hAnsi="微软雅黑" w:cs="微软雅黑" w:hint="eastAsia"/>
+                <w:rStyle w:val="25"/>
+                <w:rFonts w:hint="eastAsia" w:ascii="微软雅黑" w:hAnsi="微软雅黑" w:eastAsia="微软雅黑" w:cs="微软雅黑"/>
                 <w:b w:val="0"/>
                 <w:bCs/>
                 <w:i w:val="0"/>
@@ -1772,8 +1799,8 @@
           <w:tcPr>
             <w:tcW w:w="0" w:type="auto"/>
             <w:tcBorders>
-              <w:top w:val="single" w:sz="4" w:space="0" w:color="auto"/>
-              <w:left w:val="single" w:sz="4" w:space="0" w:color="auto"/>
+              <w:top w:val="single" w:color="auto" w:sz="4" w:space="0"/>
+              <w:left w:val="single" w:color="auto" w:sz="4" w:space="0"/>
               <w:bottom w:val="nil"/>
               <w:right w:val="nil"/>
             </w:tcBorders>
@@ -1800,12 +1827,12 @@
               <w:adjustRightInd w:val="0"/>
               <w:snapToGrid w:val="0"/>
               <w:spacing w:line="240" w:lineRule="auto"/>
-              <w:ind w:left="0" w:right="0" w:firstLine="0" w:leftChars="0" w:rightChars="0" w:firstLineChars="0"/>
+              <w:ind w:left="0" w:leftChars="0" w:right="0" w:rightChars="0" w:firstLine="0" w:firstLineChars="0"/>
               <w:jc w:val="center"/>
               <w:textAlignment w:val="baseline"/>
               <w:rPr>
-                <w:rStyle w:val="Strong"/>
-                <w:rFonts w:ascii="微软雅黑" w:eastAsia="微软雅黑" w:hAnsi="微软雅黑" w:cs="微软雅黑" w:hint="default"/>
+                <w:rStyle w:val="25"/>
+                <w:rFonts w:hint="default" w:ascii="微软雅黑" w:hAnsi="微软雅黑" w:eastAsia="微软雅黑" w:cs="微软雅黑"/>
                 <w:b w:val="0"/>
                 <w:bCs/>
                 <w:i w:val="0"/>
@@ -1823,8 +1850,8 @@
             </w:pPr>
             <w:r>
               <w:rPr>
-                <w:rStyle w:val="Strong"/>
-                <w:rFonts w:ascii="微软雅黑" w:eastAsia="微软雅黑" w:hAnsi="微软雅黑" w:cs="微软雅黑" w:hint="eastAsia"/>
+                <w:rStyle w:val="25"/>
+                <w:rFonts w:hint="eastAsia" w:ascii="微软雅黑" w:hAnsi="微软雅黑" w:eastAsia="微软雅黑" w:cs="微软雅黑"/>
                 <w:b w:val="0"/>
                 <w:bCs/>
                 <w:i w:val="0"/>
@@ -1847,8 +1874,8 @@
           <w:tcPr>
             <w:tcW w:w="0" w:type="auto"/>
             <w:tcBorders>
-              <w:top w:val="single" w:sz="4" w:space="0" w:color="auto"/>
-              <w:left w:val="single" w:sz="4" w:space="0" w:color="auto"/>
+              <w:top w:val="single" w:color="auto" w:sz="4" w:space="0"/>
+              <w:left w:val="single" w:color="auto" w:sz="4" w:space="0"/>
               <w:bottom w:val="nil"/>
               <w:right w:val="nil"/>
             </w:tcBorders>
@@ -1875,12 +1902,12 @@
               <w:adjustRightInd w:val="0"/>
               <w:snapToGrid w:val="0"/>
               <w:spacing w:line="240" w:lineRule="auto"/>
-              <w:ind w:left="0" w:right="0" w:firstLine="0" w:leftChars="0" w:rightChars="0" w:firstLineChars="0"/>
+              <w:ind w:left="0" w:leftChars="0" w:right="0" w:rightChars="0" w:firstLine="0" w:firstLineChars="0"/>
               <w:jc w:val="center"/>
               <w:textAlignment w:val="baseline"/>
               <w:rPr>
-                <w:rStyle w:val="Strong"/>
-                <w:rFonts w:ascii="微软雅黑" w:eastAsia="微软雅黑" w:hAnsi="微软雅黑" w:cs="微软雅黑" w:hint="default"/>
+                <w:rStyle w:val="25"/>
+                <w:rFonts w:hint="default" w:ascii="微软雅黑" w:hAnsi="微软雅黑" w:eastAsia="微软雅黑" w:cs="微软雅黑"/>
                 <w:b w:val="0"/>
                 <w:bCs/>
                 <w:i w:val="0"/>
@@ -1898,8 +1925,8 @@
             </w:pPr>
             <w:r>
               <w:rPr>
-                <w:rStyle w:val="Strong"/>
-                <w:rFonts w:ascii="微软雅黑" w:eastAsia="微软雅黑" w:hAnsi="微软雅黑" w:cs="微软雅黑" w:hint="eastAsia"/>
+                <w:rStyle w:val="25"/>
+                <w:rFonts w:hint="eastAsia" w:ascii="微软雅黑" w:hAnsi="微软雅黑" w:eastAsia="微软雅黑" w:cs="微软雅黑"/>
                 <w:b w:val="0"/>
                 <w:bCs/>
                 <w:i w:val="0"/>
@@ -1922,10 +1949,10 @@
           <w:tcPr>
             <w:tcW w:w="1205" w:type="dxa"/>
             <w:tcBorders>
-              <w:top w:val="single" w:sz="4" w:space="0" w:color="auto"/>
-              <w:left w:val="single" w:sz="4" w:space="0" w:color="auto"/>
+              <w:top w:val="single" w:color="auto" w:sz="4" w:space="0"/>
+              <w:left w:val="single" w:color="auto" w:sz="4" w:space="0"/>
               <w:bottom w:val="nil"/>
-              <w:right w:val="single" w:sz="12" w:space="0" w:color="auto"/>
+              <w:right w:val="single" w:color="auto" w:sz="12" w:space="0"/>
             </w:tcBorders>
             <w:tcMar>
               <w:top w:w="-1" w:type="dxa"/>
@@ -1950,12 +1977,12 @@
               <w:adjustRightInd w:val="0"/>
               <w:snapToGrid w:val="0"/>
               <w:spacing w:line="240" w:lineRule="auto"/>
-              <w:ind w:left="0" w:right="0" w:firstLine="0" w:leftChars="0" w:rightChars="0" w:firstLineChars="0"/>
+              <w:ind w:left="0" w:leftChars="0" w:right="0" w:rightChars="0" w:firstLine="0" w:firstLineChars="0"/>
               <w:jc w:val="center"/>
               <w:textAlignment w:val="baseline"/>
               <w:rPr>
-                <w:rStyle w:val="Strong"/>
-                <w:rFonts w:ascii="微软雅黑" w:eastAsia="微软雅黑" w:hAnsi="微软雅黑" w:cs="微软雅黑" w:hint="default"/>
+                <w:rStyle w:val="25"/>
+                <w:rFonts w:hint="default" w:ascii="微软雅黑" w:hAnsi="微软雅黑" w:eastAsia="微软雅黑" w:cs="微软雅黑"/>
                 <w:b w:val="0"/>
                 <w:bCs/>
                 <w:i w:val="0"/>
@@ -1976,8 +2003,14 @@
       </w:tr>
       <w:tr>
         <w:tblPrEx>
-          <w:tblW w:w="8519" w:type="dxa"/>
-          <w:jc w:val="center"/>
+          <w:tblBorders>
+            <w:top w:val="none" w:color="auto" w:sz="0" w:space="0"/>
+            <w:left w:val="none" w:color="auto" w:sz="0" w:space="0"/>
+            <w:bottom w:val="none" w:color="auto" w:sz="0" w:space="0"/>
+            <w:right w:val="none" w:color="auto" w:sz="0" w:space="0"/>
+            <w:insideH w:val="none" w:color="auto" w:sz="0" w:space="0"/>
+            <w:insideV w:val="none" w:color="auto" w:sz="0" w:space="0"/>
+          </w:tblBorders>
           <w:tblCellMar>
             <w:top w:w="0" w:type="dxa"/>
             <w:left w:w="108" w:type="dxa"/>
@@ -1986,15 +2019,15 @@
           </w:tblCellMar>
         </w:tblPrEx>
         <w:trPr>
-          <w:trHeight w:val="0"/>
+          <w:trHeight w:val="0" w:hRule="atLeast"/>
           <w:jc w:val="center"/>
         </w:trPr>
         <w:tc>
           <w:tcPr>
             <w:tcW w:w="0" w:type="auto"/>
             <w:tcBorders>
-              <w:top w:val="single" w:sz="4" w:space="0" w:color="auto"/>
-              <w:left w:val="single" w:sz="12" w:space="0" w:color="auto"/>
+              <w:top w:val="single" w:color="auto" w:sz="4" w:space="0"/>
+              <w:left w:val="single" w:color="auto" w:sz="12" w:space="0"/>
               <w:bottom w:val="nil"/>
               <w:right w:val="nil"/>
             </w:tcBorders>
@@ -2021,12 +2054,12 @@
               <w:adjustRightInd w:val="0"/>
               <w:snapToGrid w:val="0"/>
               <w:spacing w:line="240" w:lineRule="auto"/>
-              <w:ind w:left="0" w:right="0" w:firstLine="0" w:leftChars="0" w:rightChars="0" w:firstLineChars="0"/>
+              <w:ind w:left="0" w:leftChars="0" w:right="0" w:rightChars="0" w:firstLine="0" w:firstLineChars="0"/>
               <w:jc w:val="center"/>
               <w:textAlignment w:val="baseline"/>
               <w:rPr>
-                <w:rStyle w:val="Strong"/>
-                <w:rFonts w:ascii="微软雅黑" w:eastAsia="微软雅黑" w:hAnsi="微软雅黑" w:cs="微软雅黑" w:hint="default"/>
+                <w:rStyle w:val="25"/>
+                <w:rFonts w:hint="default" w:ascii="微软雅黑" w:hAnsi="微软雅黑" w:eastAsia="微软雅黑" w:cs="微软雅黑"/>
                 <w:b w:val="0"/>
                 <w:bCs/>
                 <w:i w:val="0"/>
@@ -2048,8 +2081,8 @@
           <w:tcPr>
             <w:tcW w:w="0" w:type="auto"/>
             <w:tcBorders>
-              <w:top w:val="single" w:sz="4" w:space="0" w:color="auto"/>
-              <w:left w:val="single" w:sz="4" w:space="0" w:color="auto"/>
+              <w:top w:val="single" w:color="auto" w:sz="4" w:space="0"/>
+              <w:left w:val="single" w:color="auto" w:sz="4" w:space="0"/>
               <w:bottom w:val="nil"/>
               <w:right w:val="nil"/>
             </w:tcBorders>
@@ -2076,12 +2109,12 @@
               <w:adjustRightInd w:val="0"/>
               <w:snapToGrid w:val="0"/>
               <w:spacing w:line="240" w:lineRule="auto"/>
-              <w:ind w:left="0" w:right="0" w:firstLine="0" w:leftChars="0" w:rightChars="0" w:firstLineChars="0"/>
+              <w:ind w:left="0" w:leftChars="0" w:right="0" w:rightChars="0" w:firstLine="0" w:firstLineChars="0"/>
               <w:jc w:val="center"/>
               <w:textAlignment w:val="baseline"/>
               <w:rPr>
-                <w:rStyle w:val="Strong"/>
-                <w:rFonts w:ascii="微软雅黑" w:eastAsia="微软雅黑" w:hAnsi="微软雅黑" w:cs="微软雅黑" w:hint="default"/>
+                <w:rStyle w:val="25"/>
+                <w:rFonts w:hint="default" w:ascii="微软雅黑" w:hAnsi="微软雅黑" w:eastAsia="微软雅黑" w:cs="微软雅黑"/>
                 <w:b w:val="0"/>
                 <w:bCs/>
                 <w:i w:val="0"/>
@@ -2103,8 +2136,8 @@
           <w:tcPr>
             <w:tcW w:w="0" w:type="auto"/>
             <w:tcBorders>
-              <w:top w:val="single" w:sz="4" w:space="0" w:color="auto"/>
-              <w:left w:val="single" w:sz="4" w:space="0" w:color="auto"/>
+              <w:top w:val="single" w:color="auto" w:sz="4" w:space="0"/>
+              <w:left w:val="single" w:color="auto" w:sz="4" w:space="0"/>
               <w:bottom w:val="nil"/>
               <w:right w:val="nil"/>
             </w:tcBorders>
@@ -2131,12 +2164,12 @@
               <w:adjustRightInd w:val="0"/>
               <w:snapToGrid w:val="0"/>
               <w:spacing w:line="240" w:lineRule="auto"/>
-              <w:ind w:left="0" w:right="0" w:firstLine="0" w:leftChars="0" w:rightChars="0" w:firstLineChars="0"/>
+              <w:ind w:left="0" w:leftChars="0" w:right="0" w:rightChars="0" w:firstLine="0" w:firstLineChars="0"/>
               <w:jc w:val="center"/>
               <w:textAlignment w:val="baseline"/>
               <w:rPr>
-                <w:rStyle w:val="Strong"/>
-                <w:rFonts w:ascii="微软雅黑" w:eastAsia="微软雅黑" w:hAnsi="微软雅黑" w:cs="微软雅黑" w:hint="default"/>
+                <w:rStyle w:val="25"/>
+                <w:rFonts w:hint="default" w:ascii="微软雅黑" w:hAnsi="微软雅黑" w:eastAsia="微软雅黑" w:cs="微软雅黑"/>
                 <w:b w:val="0"/>
                 <w:bCs/>
                 <w:i w:val="0"/>
@@ -2158,8 +2191,8 @@
           <w:tcPr>
             <w:tcW w:w="0" w:type="auto"/>
             <w:tcBorders>
-              <w:top w:val="single" w:sz="4" w:space="0" w:color="auto"/>
-              <w:left w:val="single" w:sz="4" w:space="0" w:color="auto"/>
+              <w:top w:val="single" w:color="auto" w:sz="4" w:space="0"/>
+              <w:left w:val="single" w:color="auto" w:sz="4" w:space="0"/>
               <w:bottom w:val="nil"/>
               <w:right w:val="nil"/>
             </w:tcBorders>
@@ -2186,12 +2219,12 @@
               <w:adjustRightInd w:val="0"/>
               <w:snapToGrid w:val="0"/>
               <w:spacing w:line="240" w:lineRule="auto"/>
-              <w:ind w:left="0" w:right="0" w:firstLine="0" w:leftChars="0" w:rightChars="0" w:firstLineChars="0"/>
+              <w:ind w:left="0" w:leftChars="0" w:right="0" w:rightChars="0" w:firstLine="0" w:firstLineChars="0"/>
               <w:jc w:val="center"/>
               <w:textAlignment w:val="baseline"/>
               <w:rPr>
-                <w:rStyle w:val="Strong"/>
-                <w:rFonts w:ascii="微软雅黑" w:eastAsia="微软雅黑" w:hAnsi="微软雅黑" w:cs="微软雅黑" w:hint="default"/>
+                <w:rStyle w:val="25"/>
+                <w:rFonts w:hint="default" w:ascii="微软雅黑" w:hAnsi="微软雅黑" w:eastAsia="微软雅黑" w:cs="微软雅黑"/>
                 <w:b w:val="0"/>
                 <w:bCs/>
                 <w:i w:val="0"/>
@@ -2213,10 +2246,10 @@
           <w:tcPr>
             <w:tcW w:w="1205" w:type="dxa"/>
             <w:tcBorders>
-              <w:top w:val="single" w:sz="4" w:space="0" w:color="auto"/>
-              <w:left w:val="single" w:sz="4" w:space="0" w:color="auto"/>
+              <w:top w:val="single" w:color="auto" w:sz="4" w:space="0"/>
+              <w:left w:val="single" w:color="auto" w:sz="4" w:space="0"/>
               <w:bottom w:val="nil"/>
-              <w:right w:val="single" w:sz="12" w:space="0" w:color="auto"/>
+              <w:right w:val="single" w:color="auto" w:sz="12" w:space="0"/>
             </w:tcBorders>
             <w:tcMar>
               <w:top w:w="-1" w:type="dxa"/>
@@ -2241,12 +2274,12 @@
               <w:adjustRightInd w:val="0"/>
               <w:snapToGrid w:val="0"/>
               <w:spacing w:line="240" w:lineRule="auto"/>
-              <w:ind w:left="0" w:right="0" w:firstLine="0" w:leftChars="0" w:rightChars="0" w:firstLineChars="0"/>
+              <w:ind w:left="0" w:leftChars="0" w:right="0" w:rightChars="0" w:firstLine="0" w:firstLineChars="0"/>
               <w:jc w:val="center"/>
               <w:textAlignment w:val="baseline"/>
               <w:rPr>
-                <w:rStyle w:val="Strong"/>
-                <w:rFonts w:ascii="微软雅黑" w:eastAsia="微软雅黑" w:hAnsi="微软雅黑" w:cs="微软雅黑" w:hint="default"/>
+                <w:rStyle w:val="25"/>
+                <w:rFonts w:hint="default" w:ascii="微软雅黑" w:hAnsi="微软雅黑" w:eastAsia="微软雅黑" w:cs="微软雅黑"/>
                 <w:b w:val="0"/>
                 <w:bCs/>
                 <w:i w:val="0"/>
@@ -2267,8 +2300,14 @@
       </w:tr>
       <w:tr>
         <w:tblPrEx>
-          <w:tblW w:w="8519" w:type="dxa"/>
-          <w:jc w:val="center"/>
+          <w:tblBorders>
+            <w:top w:val="none" w:color="auto" w:sz="0" w:space="0"/>
+            <w:left w:val="none" w:color="auto" w:sz="0" w:space="0"/>
+            <w:bottom w:val="none" w:color="auto" w:sz="0" w:space="0"/>
+            <w:right w:val="none" w:color="auto" w:sz="0" w:space="0"/>
+            <w:insideH w:val="none" w:color="auto" w:sz="0" w:space="0"/>
+            <w:insideV w:val="none" w:color="auto" w:sz="0" w:space="0"/>
+          </w:tblBorders>
           <w:tblCellMar>
             <w:top w:w="0" w:type="dxa"/>
             <w:left w:w="108" w:type="dxa"/>
@@ -2277,15 +2316,15 @@
           </w:tblCellMar>
         </w:tblPrEx>
         <w:trPr>
-          <w:trHeight w:val="0"/>
+          <w:trHeight w:val="0" w:hRule="atLeast"/>
           <w:jc w:val="center"/>
         </w:trPr>
         <w:tc>
           <w:tcPr>
             <w:tcW w:w="0" w:type="auto"/>
             <w:tcBorders>
-              <w:top w:val="single" w:sz="4" w:space="0" w:color="auto"/>
-              <w:left w:val="single" w:sz="12" w:space="0" w:color="auto"/>
+              <w:top w:val="single" w:color="auto" w:sz="4" w:space="0"/>
+              <w:left w:val="single" w:color="auto" w:sz="12" w:space="0"/>
               <w:bottom w:val="nil"/>
               <w:right w:val="nil"/>
             </w:tcBorders>
@@ -2312,12 +2351,12 @@
               <w:adjustRightInd w:val="0"/>
               <w:snapToGrid w:val="0"/>
               <w:spacing w:line="240" w:lineRule="auto"/>
-              <w:ind w:left="0" w:right="0" w:firstLine="0" w:leftChars="0" w:rightChars="0" w:firstLineChars="0"/>
+              <w:ind w:left="0" w:leftChars="0" w:right="0" w:rightChars="0" w:firstLine="0" w:firstLineChars="0"/>
               <w:jc w:val="center"/>
               <w:textAlignment w:val="baseline"/>
               <w:rPr>
-                <w:rStyle w:val="Strong"/>
-                <w:rFonts w:ascii="微软雅黑" w:eastAsia="微软雅黑" w:hAnsi="微软雅黑" w:cs="微软雅黑" w:hint="default"/>
+                <w:rStyle w:val="25"/>
+                <w:rFonts w:hint="default" w:ascii="微软雅黑" w:hAnsi="微软雅黑" w:eastAsia="微软雅黑" w:cs="微软雅黑"/>
                 <w:b w:val="0"/>
                 <w:bCs/>
                 <w:i w:val="0"/>
@@ -2339,8 +2378,8 @@
           <w:tcPr>
             <w:tcW w:w="0" w:type="auto"/>
             <w:tcBorders>
-              <w:top w:val="single" w:sz="4" w:space="0" w:color="auto"/>
-              <w:left w:val="single" w:sz="4" w:space="0" w:color="auto"/>
+              <w:top w:val="single" w:color="auto" w:sz="4" w:space="0"/>
+              <w:left w:val="single" w:color="auto" w:sz="4" w:space="0"/>
               <w:bottom w:val="nil"/>
               <w:right w:val="nil"/>
             </w:tcBorders>
@@ -2367,12 +2406,12 @@
               <w:adjustRightInd w:val="0"/>
               <w:snapToGrid w:val="0"/>
               <w:spacing w:line="240" w:lineRule="auto"/>
-              <w:ind w:left="0" w:right="0" w:firstLine="0" w:leftChars="0" w:rightChars="0" w:firstLineChars="0"/>
+              <w:ind w:left="0" w:leftChars="0" w:right="0" w:rightChars="0" w:firstLine="0" w:firstLineChars="0"/>
               <w:jc w:val="center"/>
               <w:textAlignment w:val="baseline"/>
               <w:rPr>
-                <w:rStyle w:val="Strong"/>
-                <w:rFonts w:ascii="微软雅黑" w:eastAsia="微软雅黑" w:hAnsi="微软雅黑" w:cs="微软雅黑" w:hint="default"/>
+                <w:rStyle w:val="25"/>
+                <w:rFonts w:hint="default" w:ascii="微软雅黑" w:hAnsi="微软雅黑" w:eastAsia="微软雅黑" w:cs="微软雅黑"/>
                 <w:b w:val="0"/>
                 <w:bCs/>
                 <w:i w:val="0"/>
@@ -2394,8 +2433,8 @@
           <w:tcPr>
             <w:tcW w:w="0" w:type="auto"/>
             <w:tcBorders>
-              <w:top w:val="single" w:sz="4" w:space="0" w:color="auto"/>
-              <w:left w:val="single" w:sz="4" w:space="0" w:color="auto"/>
+              <w:top w:val="single" w:color="auto" w:sz="4" w:space="0"/>
+              <w:left w:val="single" w:color="auto" w:sz="4" w:space="0"/>
               <w:bottom w:val="nil"/>
               <w:right w:val="nil"/>
             </w:tcBorders>
@@ -2422,12 +2461,12 @@
               <w:adjustRightInd w:val="0"/>
               <w:snapToGrid w:val="0"/>
               <w:spacing w:line="240" w:lineRule="auto"/>
-              <w:ind w:left="0" w:right="0" w:firstLine="0" w:leftChars="0" w:rightChars="0" w:firstLineChars="0"/>
+              <w:ind w:left="0" w:leftChars="0" w:right="0" w:rightChars="0" w:firstLine="0" w:firstLineChars="0"/>
               <w:jc w:val="center"/>
               <w:textAlignment w:val="baseline"/>
               <w:rPr>
-                <w:rStyle w:val="Strong"/>
-                <w:rFonts w:ascii="微软雅黑" w:eastAsia="微软雅黑" w:hAnsi="微软雅黑" w:cs="微软雅黑" w:hint="default"/>
+                <w:rStyle w:val="25"/>
+                <w:rFonts w:hint="default" w:ascii="微软雅黑" w:hAnsi="微软雅黑" w:eastAsia="微软雅黑" w:cs="微软雅黑"/>
                 <w:b w:val="0"/>
                 <w:bCs/>
                 <w:i w:val="0"/>
@@ -2449,8 +2488,8 @@
           <w:tcPr>
             <w:tcW w:w="0" w:type="auto"/>
             <w:tcBorders>
-              <w:top w:val="single" w:sz="4" w:space="0" w:color="auto"/>
-              <w:left w:val="single" w:sz="4" w:space="0" w:color="auto"/>
+              <w:top w:val="single" w:color="auto" w:sz="4" w:space="0"/>
+              <w:left w:val="single" w:color="auto" w:sz="4" w:space="0"/>
               <w:bottom w:val="nil"/>
               <w:right w:val="nil"/>
             </w:tcBorders>
@@ -2477,12 +2516,12 @@
               <w:adjustRightInd w:val="0"/>
               <w:snapToGrid w:val="0"/>
               <w:spacing w:line="240" w:lineRule="auto"/>
-              <w:ind w:left="0" w:right="0" w:firstLine="0" w:leftChars="0" w:rightChars="0" w:firstLineChars="0"/>
+              <w:ind w:left="0" w:leftChars="0" w:right="0" w:rightChars="0" w:firstLine="0" w:firstLineChars="0"/>
               <w:jc w:val="center"/>
               <w:textAlignment w:val="baseline"/>
               <w:rPr>
-                <w:rStyle w:val="Strong"/>
-                <w:rFonts w:ascii="微软雅黑" w:eastAsia="微软雅黑" w:hAnsi="微软雅黑" w:cs="微软雅黑" w:hint="default"/>
+                <w:rStyle w:val="25"/>
+                <w:rFonts w:hint="default" w:ascii="微软雅黑" w:hAnsi="微软雅黑" w:eastAsia="微软雅黑" w:cs="微软雅黑"/>
                 <w:b w:val="0"/>
                 <w:bCs/>
                 <w:i w:val="0"/>
@@ -2504,10 +2543,10 @@
           <w:tcPr>
             <w:tcW w:w="1205" w:type="dxa"/>
             <w:tcBorders>
-              <w:top w:val="single" w:sz="4" w:space="0" w:color="auto"/>
-              <w:left w:val="single" w:sz="4" w:space="0" w:color="auto"/>
+              <w:top w:val="single" w:color="auto" w:sz="4" w:space="0"/>
+              <w:left w:val="single" w:color="auto" w:sz="4" w:space="0"/>
               <w:bottom w:val="nil"/>
-              <w:right w:val="single" w:sz="12" w:space="0" w:color="auto"/>
+              <w:right w:val="single" w:color="auto" w:sz="12" w:space="0"/>
             </w:tcBorders>
             <w:tcMar>
               <w:top w:w="-1" w:type="dxa"/>
@@ -2532,12 +2571,12 @@
               <w:adjustRightInd w:val="0"/>
               <w:snapToGrid w:val="0"/>
               <w:spacing w:line="240" w:lineRule="auto"/>
-              <w:ind w:left="0" w:right="0" w:firstLine="0" w:leftChars="0" w:rightChars="0" w:firstLineChars="0"/>
+              <w:ind w:left="0" w:leftChars="0" w:right="0" w:rightChars="0" w:firstLine="0" w:firstLineChars="0"/>
               <w:jc w:val="center"/>
               <w:textAlignment w:val="baseline"/>
               <w:rPr>
-                <w:rStyle w:val="Strong"/>
-                <w:rFonts w:ascii="微软雅黑" w:eastAsia="微软雅黑" w:hAnsi="微软雅黑" w:cs="微软雅黑" w:hint="default"/>
+                <w:rStyle w:val="25"/>
+                <w:rFonts w:hint="default" w:ascii="微软雅黑" w:hAnsi="微软雅黑" w:eastAsia="微软雅黑" w:cs="微软雅黑"/>
                 <w:b w:val="0"/>
                 <w:bCs/>
                 <w:i w:val="0"/>
@@ -2558,8 +2597,14 @@
       </w:tr>
       <w:tr>
         <w:tblPrEx>
-          <w:tblW w:w="8519" w:type="dxa"/>
-          <w:jc w:val="center"/>
+          <w:tblBorders>
+            <w:top w:val="none" w:color="auto" w:sz="0" w:space="0"/>
+            <w:left w:val="none" w:color="auto" w:sz="0" w:space="0"/>
+            <w:bottom w:val="none" w:color="auto" w:sz="0" w:space="0"/>
+            <w:right w:val="none" w:color="auto" w:sz="0" w:space="0"/>
+            <w:insideH w:val="none" w:color="auto" w:sz="0" w:space="0"/>
+            <w:insideV w:val="none" w:color="auto" w:sz="0" w:space="0"/>
+          </w:tblBorders>
           <w:tblCellMar>
             <w:top w:w="0" w:type="dxa"/>
             <w:left w:w="108" w:type="dxa"/>
@@ -2568,16 +2613,16 @@
           </w:tblCellMar>
         </w:tblPrEx>
         <w:trPr>
-          <w:trHeight w:val="0"/>
+          <w:trHeight w:val="0" w:hRule="atLeast"/>
           <w:jc w:val="center"/>
         </w:trPr>
         <w:tc>
           <w:tcPr>
             <w:tcW w:w="1621" w:type="dxa"/>
             <w:tcBorders>
-              <w:top w:val="single" w:sz="4" w:space="0" w:color="auto"/>
-              <w:left w:val="single" w:sz="12" w:space="0" w:color="auto"/>
-              <w:bottom w:val="single" w:sz="12" w:space="0" w:color="auto"/>
+              <w:top w:val="single" w:color="auto" w:sz="4" w:space="0"/>
+              <w:left w:val="single" w:color="auto" w:sz="12" w:space="0"/>
+              <w:bottom w:val="single" w:color="auto" w:sz="12" w:space="0"/>
               <w:right w:val="nil"/>
             </w:tcBorders>
             <w:tcMar>
@@ -2603,12 +2648,12 @@
               <w:adjustRightInd w:val="0"/>
               <w:snapToGrid w:val="0"/>
               <w:spacing w:line="240" w:lineRule="auto"/>
-              <w:ind w:left="0" w:right="0" w:firstLine="0" w:leftChars="0" w:rightChars="0" w:firstLineChars="0"/>
+              <w:ind w:left="0" w:leftChars="0" w:right="0" w:rightChars="0" w:firstLine="0" w:firstLineChars="0"/>
               <w:jc w:val="center"/>
               <w:textAlignment w:val="baseline"/>
               <w:rPr>
-                <w:rStyle w:val="Strong"/>
-                <w:rFonts w:ascii="微软雅黑" w:eastAsia="微软雅黑" w:hAnsi="微软雅黑" w:cs="微软雅黑" w:hint="default"/>
+                <w:rStyle w:val="25"/>
+                <w:rFonts w:hint="default" w:ascii="微软雅黑" w:hAnsi="微软雅黑" w:eastAsia="微软雅黑" w:cs="微软雅黑"/>
                 <w:b w:val="0"/>
                 <w:bCs/>
                 <w:i w:val="0"/>
@@ -2630,9 +2675,9 @@
           <w:tcPr>
             <w:tcW w:w="2036" w:type="dxa"/>
             <w:tcBorders>
-              <w:top w:val="single" w:sz="4" w:space="0" w:color="auto"/>
-              <w:left w:val="single" w:sz="4" w:space="0" w:color="auto"/>
-              <w:bottom w:val="single" w:sz="12" w:space="0" w:color="auto"/>
+              <w:top w:val="single" w:color="auto" w:sz="4" w:space="0"/>
+              <w:left w:val="single" w:color="auto" w:sz="4" w:space="0"/>
+              <w:bottom w:val="single" w:color="auto" w:sz="12" w:space="0"/>
               <w:right w:val="nil"/>
             </w:tcBorders>
             <w:tcMar>
@@ -2658,12 +2703,12 @@
               <w:adjustRightInd w:val="0"/>
               <w:snapToGrid w:val="0"/>
               <w:spacing w:line="240" w:lineRule="auto"/>
-              <w:ind w:left="0" w:right="0" w:firstLine="0" w:leftChars="0" w:rightChars="0" w:firstLineChars="0"/>
+              <w:ind w:left="0" w:leftChars="0" w:right="0" w:rightChars="0" w:firstLine="0" w:firstLineChars="0"/>
               <w:jc w:val="center"/>
               <w:textAlignment w:val="baseline"/>
               <w:rPr>
-                <w:rStyle w:val="Strong"/>
-                <w:rFonts w:ascii="微软雅黑" w:eastAsia="微软雅黑" w:hAnsi="微软雅黑" w:cs="微软雅黑" w:hint="default"/>
+                <w:rStyle w:val="25"/>
+                <w:rFonts w:hint="default" w:ascii="微软雅黑" w:hAnsi="微软雅黑" w:eastAsia="微软雅黑" w:cs="微软雅黑"/>
                 <w:b w:val="0"/>
                 <w:bCs/>
                 <w:i w:val="0"/>
@@ -2685,9 +2730,9 @@
           <w:tcPr>
             <w:tcW w:w="1621" w:type="dxa"/>
             <w:tcBorders>
-              <w:top w:val="single" w:sz="4" w:space="0" w:color="auto"/>
-              <w:left w:val="single" w:sz="4" w:space="0" w:color="auto"/>
-              <w:bottom w:val="single" w:sz="12" w:space="0" w:color="auto"/>
+              <w:top w:val="single" w:color="auto" w:sz="4" w:space="0"/>
+              <w:left w:val="single" w:color="auto" w:sz="4" w:space="0"/>
+              <w:bottom w:val="single" w:color="auto" w:sz="12" w:space="0"/>
               <w:right w:val="nil"/>
             </w:tcBorders>
             <w:tcMar>
@@ -2713,12 +2758,12 @@
               <w:adjustRightInd w:val="0"/>
               <w:snapToGrid w:val="0"/>
               <w:spacing w:line="240" w:lineRule="auto"/>
-              <w:ind w:left="0" w:right="0" w:firstLine="0" w:leftChars="0" w:rightChars="0" w:firstLineChars="0"/>
+              <w:ind w:left="0" w:leftChars="0" w:right="0" w:rightChars="0" w:firstLine="0" w:firstLineChars="0"/>
               <w:jc w:val="center"/>
               <w:textAlignment w:val="baseline"/>
               <w:rPr>
-                <w:rStyle w:val="Strong"/>
-                <w:rFonts w:ascii="微软雅黑" w:eastAsia="微软雅黑" w:hAnsi="微软雅黑" w:cs="微软雅黑" w:hint="default"/>
+                <w:rStyle w:val="25"/>
+                <w:rFonts w:hint="default" w:ascii="微软雅黑" w:hAnsi="微软雅黑" w:eastAsia="微软雅黑" w:cs="微软雅黑"/>
                 <w:b w:val="0"/>
                 <w:bCs/>
                 <w:i w:val="0"/>
@@ -2740,9 +2785,9 @@
           <w:tcPr>
             <w:tcW w:w="2036" w:type="dxa"/>
             <w:tcBorders>
-              <w:top w:val="single" w:sz="4" w:space="0" w:color="auto"/>
-              <w:left w:val="single" w:sz="4" w:space="0" w:color="auto"/>
-              <w:bottom w:val="single" w:sz="12" w:space="0" w:color="auto"/>
+              <w:top w:val="single" w:color="auto" w:sz="4" w:space="0"/>
+              <w:left w:val="single" w:color="auto" w:sz="4" w:space="0"/>
+              <w:bottom w:val="single" w:color="auto" w:sz="12" w:space="0"/>
               <w:right w:val="nil"/>
             </w:tcBorders>
             <w:tcMar>
@@ -2768,12 +2813,12 @@
               <w:adjustRightInd w:val="0"/>
               <w:snapToGrid w:val="0"/>
               <w:spacing w:line="240" w:lineRule="auto"/>
-              <w:ind w:left="0" w:right="0" w:firstLine="0" w:leftChars="0" w:rightChars="0" w:firstLineChars="0"/>
+              <w:ind w:left="0" w:leftChars="0" w:right="0" w:rightChars="0" w:firstLine="0" w:firstLineChars="0"/>
               <w:jc w:val="center"/>
               <w:textAlignment w:val="baseline"/>
               <w:rPr>
-                <w:rStyle w:val="Strong"/>
-                <w:rFonts w:ascii="微软雅黑" w:eastAsia="微软雅黑" w:hAnsi="微软雅黑" w:cs="微软雅黑" w:hint="default"/>
+                <w:rStyle w:val="25"/>
+                <w:rFonts w:hint="default" w:ascii="微软雅黑" w:hAnsi="微软雅黑" w:eastAsia="微软雅黑" w:cs="微软雅黑"/>
                 <w:b w:val="0"/>
                 <w:bCs/>
                 <w:i w:val="0"/>
@@ -2795,10 +2840,10 @@
           <w:tcPr>
             <w:tcW w:w="1205" w:type="dxa"/>
             <w:tcBorders>
-              <w:top w:val="single" w:sz="4" w:space="0" w:color="auto"/>
-              <w:left w:val="single" w:sz="4" w:space="0" w:color="auto"/>
-              <w:bottom w:val="single" w:sz="12" w:space="0" w:color="auto"/>
-              <w:right w:val="single" w:sz="12" w:space="0" w:color="auto"/>
+              <w:top w:val="single" w:color="auto" w:sz="4" w:space="0"/>
+              <w:left w:val="single" w:color="auto" w:sz="4" w:space="0"/>
+              <w:bottom w:val="single" w:color="auto" w:sz="12" w:space="0"/>
+              <w:right w:val="single" w:color="auto" w:sz="12" w:space="0"/>
             </w:tcBorders>
             <w:tcMar>
               <w:top w:w="-1" w:type="dxa"/>
@@ -2823,12 +2868,12 @@
               <w:adjustRightInd w:val="0"/>
               <w:snapToGrid w:val="0"/>
               <w:spacing w:line="240" w:lineRule="auto"/>
-              <w:ind w:left="0" w:right="0" w:firstLine="0" w:leftChars="0" w:rightChars="0" w:firstLineChars="0"/>
+              <w:ind w:left="0" w:leftChars="0" w:right="0" w:rightChars="0" w:firstLine="0" w:firstLineChars="0"/>
               <w:jc w:val="center"/>
               <w:textAlignment w:val="baseline"/>
               <w:rPr>
-                <w:rStyle w:val="Strong"/>
-                <w:rFonts w:ascii="微软雅黑" w:eastAsia="微软雅黑" w:hAnsi="微软雅黑" w:cs="微软雅黑" w:hint="default"/>
+                <w:rStyle w:val="25"/>
+                <w:rFonts w:hint="default" w:ascii="微软雅黑" w:hAnsi="微软雅黑" w:eastAsia="微软雅黑" w:cs="微软雅黑"/>
                 <w:b w:val="0"/>
                 <w:bCs/>
                 <w:i w:val="0"/>
@@ -2866,8 +2911,8 @@
       </w:pPr>
       <w:r>
         <w:rPr>
-          <w:rStyle w:val="Strong"/>
-          <w:rFonts w:ascii="微软雅黑" w:eastAsia="微软雅黑" w:hAnsi="微软雅黑" w:cs="微软雅黑" w:hint="default"/>
+          <w:rStyle w:val="25"/>
+          <w:rFonts w:hint="default" w:ascii="微软雅黑" w:hAnsi="微软雅黑" w:eastAsia="微软雅黑" w:cs="微软雅黑"/>
           <w:b w:val="0"/>
           <w:bCs/>
           <w:i w:val="0"/>
@@ -2887,7 +2932,7 @@
     <w:sdt>
       <w:sdtPr>
         <w:rPr>
-          <w:rFonts w:ascii="宋体" w:eastAsia="宋体" w:hAnsi="宋体" w:cs="Arial"/>
+          <w:rFonts w:ascii="宋体" w:hAnsi="宋体" w:eastAsia="宋体" w:cs="Arial"/>
           <w:snapToGrid w:val="0"/>
           <w:color w:val="000000"/>
           <w:kern w:val="0"/>
@@ -2903,7 +2948,7 @@
       </w:sdtPr>
       <w:sdtEndPr>
         <w:rPr>
-          <w:rFonts w:ascii="宋体" w:eastAsia="宋体" w:hAnsi="宋体" w:cs="Arial"/>
+          <w:rFonts w:ascii="宋体" w:hAnsi="宋体" w:eastAsia="宋体" w:cs="Arial"/>
           <w:snapToGrid w:val="0"/>
           <w:color w:val="000000"/>
           <w:kern w:val="0"/>
@@ -2916,12 +2961,12 @@
         <w:p>
           <w:pPr>
             <w:spacing w:before="0" w:beforeLines="0" w:after="0" w:afterLines="0" w:line="240" w:lineRule="auto"/>
-            <w:ind w:left="0" w:right="0" w:firstLine="0" w:leftChars="0" w:rightChars="0" w:firstLineChars="0"/>
+            <w:ind w:left="0" w:leftChars="0" w:right="0" w:rightChars="0" w:firstLine="0" w:firstLineChars="0"/>
             <w:jc w:val="center"/>
           </w:pPr>
           <w:r>
             <w:rPr>
-              <w:rFonts w:ascii="宋体" w:eastAsia="宋体" w:hAnsi="宋体"/>
+              <w:rFonts w:ascii="宋体" w:hAnsi="宋体" w:eastAsia="宋体"/>
               <w:sz w:val="21"/>
             </w:rPr>
             <w:t>目录</w:t>
@@ -2929,7 +2974,7 @@
         </w:p>
         <w:p>
           <w:pPr>
-            <w:pStyle w:val="TOC1"/>
+            <w:pStyle w:val="16"/>
             <w:tabs>
               <w:tab w:val="right" w:leader="dot" w:pos="8306"/>
             </w:tabs>
@@ -2947,7 +2992,7 @@
             <w:fldChar w:fldCharType="begin"/>
           </w:r>
           <w:r>
-            <w:instrText xml:space="preserve"> HYPERLINK \l _Toc22173 </w:instrText>
+            <w:instrText xml:space="preserve"> HYPERLINK \l _Toc30890 </w:instrText>
           </w:r>
           <w:r>
             <w:fldChar w:fldCharType="separate"/>
@@ -2966,7 +3011,7 @@
             <w:fldChar w:fldCharType="begin"/>
           </w:r>
           <w:r>
-            <w:instrText xml:space="preserve"> PAGEREF _Toc22173 \h </w:instrText>
+            <w:instrText xml:space="preserve"> PAGEREF _Toc30890 \h </w:instrText>
           </w:r>
           <w:r>
             <w:fldChar w:fldCharType="separate"/>
@@ -2983,7 +3028,7 @@
         </w:p>
         <w:p>
           <w:pPr>
-            <w:pStyle w:val="TOC1"/>
+            <w:pStyle w:val="16"/>
             <w:tabs>
               <w:tab w:val="right" w:leader="dot" w:pos="8306"/>
             </w:tabs>
@@ -2992,7 +3037,7 @@
             <w:fldChar w:fldCharType="begin"/>
           </w:r>
           <w:r>
-            <w:instrText xml:space="preserve"> HYPERLINK \l _Toc2029 </w:instrText>
+            <w:instrText xml:space="preserve"> HYPERLINK \l _Toc14868 </w:instrText>
           </w:r>
           <w:r>
             <w:fldChar w:fldCharType="separate"/>
@@ -3011,7 +3056,7 @@
             <w:fldChar w:fldCharType="begin"/>
           </w:r>
           <w:r>
-            <w:instrText xml:space="preserve"> PAGEREF _Toc2029 \h </w:instrText>
+            <w:instrText xml:space="preserve"> PAGEREF _Toc14868 \h </w:instrText>
           </w:r>
           <w:r>
             <w:fldChar w:fldCharType="separate"/>
@@ -3028,7 +3073,7 @@
         </w:p>
         <w:p>
           <w:pPr>
-            <w:pStyle w:val="TOC1"/>
+            <w:pStyle w:val="16"/>
             <w:tabs>
               <w:tab w:val="right" w:leader="dot" w:pos="8306"/>
             </w:tabs>
@@ -3037,7 +3082,7 @@
             <w:fldChar w:fldCharType="begin"/>
           </w:r>
           <w:r>
-            <w:instrText xml:space="preserve"> HYPERLINK \l _Toc18899 </w:instrText>
+            <w:instrText xml:space="preserve"> HYPERLINK \l _Toc2132 </w:instrText>
           </w:r>
           <w:r>
             <w:fldChar w:fldCharType="separate"/>
@@ -3056,7 +3101,7 @@
             <w:fldChar w:fldCharType="begin"/>
           </w:r>
           <w:r>
-            <w:instrText xml:space="preserve"> PAGEREF _Toc18899 \h </w:instrText>
+            <w:instrText xml:space="preserve"> PAGEREF _Toc2132 \h </w:instrText>
           </w:r>
           <w:r>
             <w:fldChar w:fldCharType="separate"/>
@@ -3073,7 +3118,7 @@
         </w:p>
         <w:p>
           <w:pPr>
-            <w:pStyle w:val="TOC2"/>
+            <w:pStyle w:val="18"/>
             <w:tabs>
               <w:tab w:val="right" w:leader="dot" w:pos="8306"/>
             </w:tabs>
@@ -3082,7 +3127,7 @@
             <w:fldChar w:fldCharType="begin"/>
           </w:r>
           <w:r>
-            <w:instrText xml:space="preserve"> HYPERLINK \l _Toc21843 </w:instrText>
+            <w:instrText xml:space="preserve"> HYPERLINK \l _Toc16716 </w:instrText>
           </w:r>
           <w:r>
             <w:fldChar w:fldCharType="separate"/>
@@ -3101,7 +3146,7 @@
             <w:fldChar w:fldCharType="begin"/>
           </w:r>
           <w:r>
-            <w:instrText xml:space="preserve"> PAGEREF _Toc21843 \h </w:instrText>
+            <w:instrText xml:space="preserve"> PAGEREF _Toc16716 \h </w:instrText>
           </w:r>
           <w:r>
             <w:fldChar w:fldCharType="separate"/>
@@ -3118,7 +3163,7 @@
         </w:p>
         <w:p>
           <w:pPr>
-            <w:pStyle w:val="TOC2"/>
+            <w:pStyle w:val="18"/>
             <w:tabs>
               <w:tab w:val="right" w:leader="dot" w:pos="8306"/>
             </w:tabs>
@@ -3127,7 +3172,7 @@
             <w:fldChar w:fldCharType="begin"/>
           </w:r>
           <w:r>
-            <w:instrText xml:space="preserve"> HYPERLINK \l _Toc1839 </w:instrText>
+            <w:instrText xml:space="preserve"> HYPERLINK \l _Toc22955 </w:instrText>
           </w:r>
           <w:r>
             <w:fldChar w:fldCharType="separate"/>
@@ -3146,7 +3191,7 @@
             <w:fldChar w:fldCharType="begin"/>
           </w:r>
           <w:r>
-            <w:instrText xml:space="preserve"> PAGEREF _Toc1839 \h </w:instrText>
+            <w:instrText xml:space="preserve"> PAGEREF _Toc22955 \h </w:instrText>
           </w:r>
           <w:r>
             <w:fldChar w:fldCharType="separate"/>
@@ -3163,7 +3208,7 @@
         </w:p>
         <w:p>
           <w:pPr>
-            <w:pStyle w:val="TOC2"/>
+            <w:pStyle w:val="18"/>
             <w:tabs>
               <w:tab w:val="right" w:leader="dot" w:pos="8306"/>
             </w:tabs>
@@ -3172,7 +3217,7 @@
             <w:fldChar w:fldCharType="begin"/>
           </w:r>
           <w:r>
-            <w:instrText xml:space="preserve"> HYPERLINK \l _Toc23733 </w:instrText>
+            <w:instrText xml:space="preserve"> HYPERLINK \l _Toc31597 </w:instrText>
           </w:r>
           <w:r>
             <w:fldChar w:fldCharType="separate"/>
@@ -3191,7 +3236,7 @@
             <w:fldChar w:fldCharType="begin"/>
           </w:r>
           <w:r>
-            <w:instrText xml:space="preserve"> PAGEREF _Toc23733 \h </w:instrText>
+            <w:instrText xml:space="preserve"> PAGEREF _Toc31597 \h </w:instrText>
           </w:r>
           <w:r>
             <w:fldChar w:fldCharType="separate"/>
@@ -3208,7 +3253,7 @@
         </w:p>
         <w:p>
           <w:pPr>
-            <w:pStyle w:val="TOC1"/>
+            <w:pStyle w:val="16"/>
             <w:tabs>
               <w:tab w:val="right" w:leader="dot" w:pos="8306"/>
             </w:tabs>
@@ -3217,7 +3262,7 @@
             <w:fldChar w:fldCharType="begin"/>
           </w:r>
           <w:r>
-            <w:instrText xml:space="preserve"> HYPERLINK \l _Toc8770 </w:instrText>
+            <w:instrText xml:space="preserve"> HYPERLINK \l _Toc30584 </w:instrText>
           </w:r>
           <w:r>
             <w:fldChar w:fldCharType="separate"/>
@@ -3236,7 +3281,7 @@
             <w:fldChar w:fldCharType="begin"/>
           </w:r>
           <w:r>
-            <w:instrText xml:space="preserve"> PAGEREF _Toc8770 \h </w:instrText>
+            <w:instrText xml:space="preserve"> PAGEREF _Toc30584 \h </w:instrText>
           </w:r>
           <w:r>
             <w:fldChar w:fldCharType="separate"/>
@@ -3253,7 +3298,7 @@
         </w:p>
         <w:p>
           <w:pPr>
-            <w:pStyle w:val="TOC2"/>
+            <w:pStyle w:val="18"/>
             <w:tabs>
               <w:tab w:val="right" w:leader="dot" w:pos="8306"/>
             </w:tabs>
@@ -3262,7 +3307,7 @@
             <w:fldChar w:fldCharType="begin"/>
           </w:r>
           <w:r>
-            <w:instrText xml:space="preserve"> HYPERLINK \l _Toc10478 </w:instrText>
+            <w:instrText xml:space="preserve"> HYPERLINK \l _Toc14739 </w:instrText>
           </w:r>
           <w:r>
             <w:fldChar w:fldCharType="separate"/>
@@ -3281,7 +3326,7 @@
             <w:fldChar w:fldCharType="begin"/>
           </w:r>
           <w:r>
-            <w:instrText xml:space="preserve"> PAGEREF _Toc10478 \h </w:instrText>
+            <w:instrText xml:space="preserve"> PAGEREF _Toc14739 \h </w:instrText>
           </w:r>
           <w:r>
             <w:fldChar w:fldCharType="separate"/>
@@ -3298,7 +3343,7 @@
         </w:p>
         <w:p>
           <w:pPr>
-            <w:pStyle w:val="TOC2"/>
+            <w:pStyle w:val="18"/>
             <w:tabs>
               <w:tab w:val="right" w:leader="dot" w:pos="8306"/>
             </w:tabs>
@@ -3307,7 +3352,7 @@
             <w:fldChar w:fldCharType="begin"/>
           </w:r>
           <w:r>
-            <w:instrText xml:space="preserve"> HYPERLINK \l _Toc20959 </w:instrText>
+            <w:instrText xml:space="preserve"> HYPERLINK \l _Toc508 </w:instrText>
           </w:r>
           <w:r>
             <w:fldChar w:fldCharType="separate"/>
@@ -3326,7 +3371,7 @@
             <w:fldChar w:fldCharType="begin"/>
           </w:r>
           <w:r>
-            <w:instrText xml:space="preserve"> PAGEREF _Toc20959 \h </w:instrText>
+            <w:instrText xml:space="preserve"> PAGEREF _Toc508 \h </w:instrText>
           </w:r>
           <w:r>
             <w:fldChar w:fldCharType="separate"/>
@@ -3343,7 +3388,7 @@
         </w:p>
         <w:p>
           <w:pPr>
-            <w:pStyle w:val="TOC2"/>
+            <w:pStyle w:val="18"/>
             <w:tabs>
               <w:tab w:val="right" w:leader="dot" w:pos="8306"/>
             </w:tabs>
@@ -3352,7 +3397,7 @@
             <w:fldChar w:fldCharType="begin"/>
           </w:r>
           <w:r>
-            <w:instrText xml:space="preserve"> HYPERLINK \l _Toc5984 </w:instrText>
+            <w:instrText xml:space="preserve"> HYPERLINK \l _Toc10315 </w:instrText>
           </w:r>
           <w:r>
             <w:fldChar w:fldCharType="separate"/>
@@ -3371,7 +3416,7 @@
             <w:fldChar w:fldCharType="begin"/>
           </w:r>
           <w:r>
-            <w:instrText xml:space="preserve"> PAGEREF _Toc5984 \h </w:instrText>
+            <w:instrText xml:space="preserve"> PAGEREF _Toc10315 \h </w:instrText>
           </w:r>
           <w:r>
             <w:fldChar w:fldCharType="separate"/>
@@ -3388,7 +3433,7 @@
         </w:p>
         <w:p>
           <w:pPr>
-            <w:pStyle w:val="TOC2"/>
+            <w:pStyle w:val="18"/>
             <w:tabs>
               <w:tab w:val="right" w:leader="dot" w:pos="8306"/>
             </w:tabs>
@@ -3397,7 +3442,7 @@
             <w:fldChar w:fldCharType="begin"/>
           </w:r>
           <w:r>
-            <w:instrText xml:space="preserve"> HYPERLINK \l _Toc24657 </w:instrText>
+            <w:instrText xml:space="preserve"> HYPERLINK \l _Toc29613 </w:instrText>
           </w:r>
           <w:r>
             <w:fldChar w:fldCharType="separate"/>
@@ -3416,7 +3461,7 @@
             <w:fldChar w:fldCharType="begin"/>
           </w:r>
           <w:r>
-            <w:instrText xml:space="preserve"> PAGEREF _Toc24657 \h </w:instrText>
+            <w:instrText xml:space="preserve"> PAGEREF _Toc29613 \h </w:instrText>
           </w:r>
           <w:r>
             <w:fldChar w:fldCharType="separate"/>
@@ -3433,7 +3478,7 @@
         </w:p>
         <w:p>
           <w:pPr>
-            <w:pStyle w:val="TOC1"/>
+            <w:pStyle w:val="16"/>
             <w:tabs>
               <w:tab w:val="right" w:leader="dot" w:pos="8306"/>
             </w:tabs>
@@ -3442,7 +3487,7 @@
             <w:fldChar w:fldCharType="begin"/>
           </w:r>
           <w:r>
-            <w:instrText xml:space="preserve"> HYPERLINK \l _Toc27089 </w:instrText>
+            <w:instrText xml:space="preserve"> HYPERLINK \l _Toc24517 </w:instrText>
           </w:r>
           <w:r>
             <w:fldChar w:fldCharType="separate"/>
@@ -3461,7 +3506,7 @@
             <w:fldChar w:fldCharType="begin"/>
           </w:r>
           <w:r>
-            <w:instrText xml:space="preserve"> PAGEREF _Toc27089 \h </w:instrText>
+            <w:instrText xml:space="preserve"> PAGEREF _Toc24517 \h </w:instrText>
           </w:r>
           <w:r>
             <w:fldChar w:fldCharType="separate"/>
@@ -3478,7 +3523,7 @@
         </w:p>
         <w:p>
           <w:pPr>
-            <w:pStyle w:val="TOC2"/>
+            <w:pStyle w:val="18"/>
             <w:tabs>
               <w:tab w:val="right" w:leader="dot" w:pos="8306"/>
             </w:tabs>
@@ -3487,7 +3532,7 @@
             <w:fldChar w:fldCharType="begin"/>
           </w:r>
           <w:r>
-            <w:instrText xml:space="preserve"> HYPERLINK \l _Toc20042 </w:instrText>
+            <w:instrText xml:space="preserve"> HYPERLINK \l _Toc21812 </w:instrText>
           </w:r>
           <w:r>
             <w:fldChar w:fldCharType="separate"/>
@@ -3506,7 +3551,7 @@
             <w:fldChar w:fldCharType="begin"/>
           </w:r>
           <w:r>
-            <w:instrText xml:space="preserve"> PAGEREF _Toc20042 \h </w:instrText>
+            <w:instrText xml:space="preserve"> PAGEREF _Toc21812 \h </w:instrText>
           </w:r>
           <w:r>
             <w:fldChar w:fldCharType="separate"/>
@@ -3523,7 +3568,7 @@
         </w:p>
         <w:p>
           <w:pPr>
-            <w:pStyle w:val="TOC2"/>
+            <w:pStyle w:val="18"/>
             <w:tabs>
               <w:tab w:val="right" w:leader="dot" w:pos="8306"/>
             </w:tabs>
@@ -3532,7 +3577,7 @@
             <w:fldChar w:fldCharType="begin"/>
           </w:r>
           <w:r>
-            <w:instrText xml:space="preserve"> HYPERLINK \l _Toc21542 </w:instrText>
+            <w:instrText xml:space="preserve"> HYPERLINK \l _Toc6775 </w:instrText>
           </w:r>
           <w:r>
             <w:fldChar w:fldCharType="separate"/>
@@ -3551,7 +3596,7 @@
             <w:fldChar w:fldCharType="begin"/>
           </w:r>
           <w:r>
-            <w:instrText xml:space="preserve"> PAGEREF _Toc21542 \h </w:instrText>
+            <w:instrText xml:space="preserve"> PAGEREF _Toc6775 \h </w:instrText>
           </w:r>
           <w:r>
             <w:fldChar w:fldCharType="separate"/>
@@ -3568,7 +3613,7 @@
         </w:p>
         <w:p>
           <w:pPr>
-            <w:pStyle w:val="TOC2"/>
+            <w:pStyle w:val="18"/>
             <w:tabs>
               <w:tab w:val="right" w:leader="dot" w:pos="8306"/>
             </w:tabs>
@@ -3577,7 +3622,7 @@
             <w:fldChar w:fldCharType="begin"/>
           </w:r>
           <w:r>
-            <w:instrText xml:space="preserve"> HYPERLINK \l _Toc17961 </w:instrText>
+            <w:instrText xml:space="preserve"> HYPERLINK \l _Toc8682 </w:instrText>
           </w:r>
           <w:r>
             <w:fldChar w:fldCharType="separate"/>
@@ -3596,7 +3641,7 @@
             <w:fldChar w:fldCharType="begin"/>
           </w:r>
           <w:r>
-            <w:instrText xml:space="preserve"> PAGEREF _Toc17961 \h </w:instrText>
+            <w:instrText xml:space="preserve"> PAGEREF _Toc8682 \h </w:instrText>
           </w:r>
           <w:r>
             <w:fldChar w:fldCharType="separate"/>
@@ -3613,7 +3658,7 @@
         </w:p>
         <w:p>
           <w:pPr>
-            <w:pStyle w:val="TOC1"/>
+            <w:pStyle w:val="16"/>
             <w:tabs>
               <w:tab w:val="right" w:leader="dot" w:pos="8306"/>
             </w:tabs>
@@ -3622,7 +3667,7 @@
             <w:fldChar w:fldCharType="begin"/>
           </w:r>
           <w:r>
-            <w:instrText xml:space="preserve"> HYPERLINK \l _Toc19725 </w:instrText>
+            <w:instrText xml:space="preserve"> HYPERLINK \l _Toc28173 </w:instrText>
           </w:r>
           <w:r>
             <w:fldChar w:fldCharType="separate"/>
@@ -3641,7 +3686,7 @@
             <w:fldChar w:fldCharType="begin"/>
           </w:r>
           <w:r>
-            <w:instrText xml:space="preserve"> PAGEREF _Toc19725 \h </w:instrText>
+            <w:instrText xml:space="preserve"> PAGEREF _Toc28173 \h </w:instrText>
           </w:r>
           <w:r>
             <w:fldChar w:fldCharType="separate"/>
@@ -3658,7 +3703,7 @@
         </w:p>
         <w:p>
           <w:pPr>
-            <w:pStyle w:val="TOC2"/>
+            <w:pStyle w:val="18"/>
             <w:tabs>
               <w:tab w:val="right" w:leader="dot" w:pos="8306"/>
             </w:tabs>
@@ -3667,7 +3712,7 @@
             <w:fldChar w:fldCharType="begin"/>
           </w:r>
           <w:r>
-            <w:instrText xml:space="preserve"> HYPERLINK \l _Toc10888 </w:instrText>
+            <w:instrText xml:space="preserve"> HYPERLINK \l _Toc27043 </w:instrText>
           </w:r>
           <w:r>
             <w:fldChar w:fldCharType="separate"/>
@@ -3686,7 +3731,7 @@
             <w:fldChar w:fldCharType="begin"/>
           </w:r>
           <w:r>
-            <w:instrText xml:space="preserve"> PAGEREF _Toc10888 \h </w:instrText>
+            <w:instrText xml:space="preserve"> PAGEREF _Toc27043 \h </w:instrText>
           </w:r>
           <w:r>
             <w:fldChar w:fldCharType="separate"/>
@@ -3703,7 +3748,7 @@
         </w:p>
         <w:p>
           <w:pPr>
-            <w:pStyle w:val="TOC2"/>
+            <w:pStyle w:val="18"/>
             <w:tabs>
               <w:tab w:val="right" w:leader="dot" w:pos="8306"/>
             </w:tabs>
@@ -3712,7 +3757,7 @@
             <w:fldChar w:fldCharType="begin"/>
           </w:r>
           <w:r>
-            <w:instrText xml:space="preserve"> HYPERLINK \l _Toc24786 </w:instrText>
+            <w:instrText xml:space="preserve"> HYPERLINK \l _Toc148 </w:instrText>
           </w:r>
           <w:r>
             <w:fldChar w:fldCharType="separate"/>
@@ -3731,7 +3776,7 @@
             <w:fldChar w:fldCharType="begin"/>
           </w:r>
           <w:r>
-            <w:instrText xml:space="preserve"> PAGEREF _Toc24786 \h </w:instrText>
+            <w:instrText xml:space="preserve"> PAGEREF _Toc148 \h </w:instrText>
           </w:r>
           <w:r>
             <w:fldChar w:fldCharType="separate"/>
@@ -3748,7 +3793,7 @@
         </w:p>
         <w:p>
           <w:pPr>
-            <w:pStyle w:val="TOC1"/>
+            <w:pStyle w:val="16"/>
             <w:tabs>
               <w:tab w:val="right" w:leader="dot" w:pos="8306"/>
             </w:tabs>
@@ -3757,7 +3802,7 @@
             <w:fldChar w:fldCharType="begin"/>
           </w:r>
           <w:r>
-            <w:instrText xml:space="preserve"> HYPERLINK \l _Toc8758 </w:instrText>
+            <w:instrText xml:space="preserve"> HYPERLINK \l _Toc24982 </w:instrText>
           </w:r>
           <w:r>
             <w:fldChar w:fldCharType="separate"/>
@@ -3776,7 +3821,7 @@
             <w:fldChar w:fldCharType="begin"/>
           </w:r>
           <w:r>
-            <w:instrText xml:space="preserve"> PAGEREF _Toc8758 \h </w:instrText>
+            <w:instrText xml:space="preserve"> PAGEREF _Toc24982 \h </w:instrText>
           </w:r>
           <w:r>
             <w:fldChar w:fldCharType="separate"/>
@@ -3793,7 +3838,7 @@
         </w:p>
         <w:p>
           <w:pPr>
-            <w:pStyle w:val="TOC1"/>
+            <w:pStyle w:val="16"/>
             <w:tabs>
               <w:tab w:val="right" w:leader="dot" w:pos="8306"/>
             </w:tabs>
@@ -3802,7 +3847,7 @@
             <w:fldChar w:fldCharType="begin"/>
           </w:r>
           <w:r>
-            <w:instrText xml:space="preserve"> HYPERLINK \l _Toc32750 </w:instrText>
+            <w:instrText xml:space="preserve"> HYPERLINK \l _Toc17474 </w:instrText>
           </w:r>
           <w:r>
             <w:fldChar w:fldCharType="separate"/>
@@ -3821,7 +3866,7 @@
             <w:fldChar w:fldCharType="begin"/>
           </w:r>
           <w:r>
-            <w:instrText xml:space="preserve"> PAGEREF _Toc32750 \h </w:instrText>
+            <w:instrText xml:space="preserve"> PAGEREF _Toc17474 \h </w:instrText>
           </w:r>
           <w:r>
             <w:fldChar w:fldCharType="separate"/>
@@ -3838,7 +3883,7 @@
         </w:p>
         <w:p>
           <w:pPr>
-            <w:pStyle w:val="TOC2"/>
+            <w:pStyle w:val="18"/>
             <w:tabs>
               <w:tab w:val="right" w:leader="dot" w:pos="8306"/>
             </w:tabs>
@@ -3847,7 +3892,7 @@
             <w:fldChar w:fldCharType="begin"/>
           </w:r>
           <w:r>
-            <w:instrText xml:space="preserve"> HYPERLINK \l _Toc21771 </w:instrText>
+            <w:instrText xml:space="preserve"> HYPERLINK \l _Toc26004 </w:instrText>
           </w:r>
           <w:r>
             <w:fldChar w:fldCharType="separate"/>
@@ -3866,7 +3911,7 @@
             <w:fldChar w:fldCharType="begin"/>
           </w:r>
           <w:r>
-            <w:instrText xml:space="preserve"> PAGEREF _Toc21771 \h </w:instrText>
+            <w:instrText xml:space="preserve"> PAGEREF _Toc26004 \h </w:instrText>
           </w:r>
           <w:r>
             <w:fldChar w:fldCharType="separate"/>
@@ -3883,7 +3928,7 @@
         </w:p>
         <w:p>
           <w:pPr>
-            <w:pStyle w:val="TOC2"/>
+            <w:pStyle w:val="18"/>
             <w:tabs>
               <w:tab w:val="right" w:leader="dot" w:pos="8306"/>
             </w:tabs>
@@ -3892,7 +3937,7 @@
             <w:fldChar w:fldCharType="begin"/>
           </w:r>
           <w:r>
-            <w:instrText xml:space="preserve"> HYPERLINK \l _Toc20249 </w:instrText>
+            <w:instrText xml:space="preserve"> HYPERLINK \l _Toc22097 </w:instrText>
           </w:r>
           <w:r>
             <w:fldChar w:fldCharType="separate"/>
@@ -3911,7 +3956,7 @@
             <w:fldChar w:fldCharType="begin"/>
           </w:r>
           <w:r>
-            <w:instrText xml:space="preserve"> PAGEREF _Toc20249 \h </w:instrText>
+            <w:instrText xml:space="preserve"> PAGEREF _Toc22097 \h </w:instrText>
           </w:r>
           <w:r>
             <w:fldChar w:fldCharType="separate"/>
@@ -3928,7 +3973,7 @@
         </w:p>
         <w:p>
           <w:pPr>
-            <w:pStyle w:val="TOC2"/>
+            <w:pStyle w:val="18"/>
             <w:tabs>
               <w:tab w:val="right" w:leader="dot" w:pos="8306"/>
             </w:tabs>
@@ -3937,7 +3982,7 @@
             <w:fldChar w:fldCharType="begin"/>
           </w:r>
           <w:r>
-            <w:instrText xml:space="preserve"> HYPERLINK \l _Toc26670 </w:instrText>
+            <w:instrText xml:space="preserve"> HYPERLINK \l _Toc13296 </w:instrText>
           </w:r>
           <w:r>
             <w:fldChar w:fldCharType="separate"/>
@@ -3956,7 +4001,7 @@
             <w:fldChar w:fldCharType="begin"/>
           </w:r>
           <w:r>
-            <w:instrText xml:space="preserve"> PAGEREF _Toc26670 \h </w:instrText>
+            <w:instrText xml:space="preserve"> PAGEREF _Toc13296 \h </w:instrText>
           </w:r>
           <w:r>
             <w:fldChar w:fldCharType="separate"/>
@@ -3973,7 +4018,7 @@
         </w:p>
         <w:p>
           <w:pPr>
-            <w:pStyle w:val="TOC1"/>
+            <w:pStyle w:val="16"/>
             <w:tabs>
               <w:tab w:val="right" w:leader="dot" w:pos="8306"/>
             </w:tabs>
@@ -3982,7 +4027,7 @@
             <w:fldChar w:fldCharType="begin"/>
           </w:r>
           <w:r>
-            <w:instrText xml:space="preserve"> HYPERLINK \l _Toc27877 </w:instrText>
+            <w:instrText xml:space="preserve"> HYPERLINK \l _Toc16828 </w:instrText>
           </w:r>
           <w:r>
             <w:fldChar w:fldCharType="separate"/>
@@ -4008,7 +4053,7 @@
             <w:fldChar w:fldCharType="begin"/>
           </w:r>
           <w:r>
-            <w:instrText xml:space="preserve"> PAGEREF _Toc27877 \h </w:instrText>
+            <w:instrText xml:space="preserve"> PAGEREF _Toc16828 \h </w:instrText>
           </w:r>
           <w:r>
             <w:fldChar w:fldCharType="separate"/>
@@ -4025,7 +4070,7 @@
         </w:p>
         <w:p>
           <w:pPr>
-            <w:pStyle w:val="TOC1"/>
+            <w:pStyle w:val="16"/>
             <w:tabs>
               <w:tab w:val="right" w:leader="dot" w:pos="8306"/>
             </w:tabs>
@@ -4034,7 +4079,7 @@
             <w:fldChar w:fldCharType="begin"/>
           </w:r>
           <w:r>
-            <w:instrText xml:space="preserve"> HYPERLINK \l _Toc32202 </w:instrText>
+            <w:instrText xml:space="preserve"> HYPERLINK \l _Toc16847 </w:instrText>
           </w:r>
           <w:r>
             <w:fldChar w:fldCharType="separate"/>
@@ -4060,7 +4105,7 @@
             <w:fldChar w:fldCharType="begin"/>
           </w:r>
           <w:r>
-            <w:instrText xml:space="preserve"> PAGEREF _Toc32202 \h </w:instrText>
+            <w:instrText xml:space="preserve"> PAGEREF _Toc16847 \h </w:instrText>
           </w:r>
           <w:r>
             <w:fldChar w:fldCharType="separate"/>
@@ -4086,7 +4131,7 @@
       <w:pPr>
         <w:jc w:val="center"/>
         <w:rPr>
-          <w:rFonts w:eastAsia="宋体" w:hint="eastAsia"/>
+          <w:rFonts w:hint="eastAsia" w:eastAsia="宋体"/>
           <w:lang w:val="en-US" w:eastAsia="zh-CN"/>
         </w:rPr>
       </w:pPr>
@@ -4100,7 +4145,7 @@
     </w:p>
     <w:p>
       <w:pPr>
-        <w:pStyle w:val="TableofFigures"/>
+        <w:pStyle w:val="17"/>
         <w:tabs>
           <w:tab w:val="right" w:leader="dot" w:pos="8306"/>
         </w:tabs>
@@ -4109,7 +4154,7 @@
         <w:fldChar w:fldCharType="begin"/>
       </w:r>
       <w:r>
-        <w:instrText>TOC \h \c "表"</w:instrText>
+        <w:instrText xml:space="preserve">TOC \h \c "表"</w:instrText>
       </w:r>
       <w:r>
         <w:fldChar w:fldCharType="separate"/>
@@ -4118,7 +4163,7 @@
         <w:fldChar w:fldCharType="begin"/>
       </w:r>
       <w:r>
-        <w:instrText xml:space="preserve"> HYPERLINK \l _Toc14406 </w:instrText>
+        <w:instrText xml:space="preserve"> HYPERLINK \l _Toc25438 </w:instrText>
       </w:r>
       <w:r>
         <w:fldChar w:fldCharType="separate"/>
@@ -4161,7 +4206,7 @@
         <w:fldChar w:fldCharType="begin"/>
       </w:r>
       <w:r>
-        <w:instrText xml:space="preserve"> PAGEREF _Toc14406 \h </w:instrText>
+        <w:instrText xml:space="preserve"> PAGEREF _Toc25438 \h </w:instrText>
       </w:r>
       <w:r>
         <w:fldChar w:fldCharType="separate"/>
@@ -4178,7 +4223,7 @@
     </w:p>
     <w:p>
       <w:pPr>
-        <w:pStyle w:val="TableofFigures"/>
+        <w:pStyle w:val="17"/>
         <w:tabs>
           <w:tab w:val="right" w:leader="dot" w:pos="8306"/>
         </w:tabs>
@@ -4187,7 +4232,7 @@
         <w:fldChar w:fldCharType="begin"/>
       </w:r>
       <w:r>
-        <w:instrText xml:space="preserve"> HYPERLINK \l _Toc7376 </w:instrText>
+        <w:instrText xml:space="preserve"> HYPERLINK \l _Toc26333 </w:instrText>
       </w:r>
       <w:r>
         <w:fldChar w:fldCharType="separate"/>
@@ -4230,7 +4275,7 @@
         <w:fldChar w:fldCharType="begin"/>
       </w:r>
       <w:r>
-        <w:instrText xml:space="preserve"> PAGEREF _Toc7376 \h </w:instrText>
+        <w:instrText xml:space="preserve"> PAGEREF _Toc26333 \h </w:instrText>
       </w:r>
       <w:r>
         <w:fldChar w:fldCharType="separate"/>
@@ -4280,14 +4325,14 @@
     </w:p>
     <w:p>
       <w:pPr>
-        <w:pStyle w:val="1"/>
-        <w:bidi w:val="0"/>
-        <w:rPr>
-          <w:rFonts w:hint="default"/>
-          <w:lang w:val="en-US" w:eastAsia="zh-CN"/>
-        </w:rPr>
-      </w:pPr>
-      <w:bookmarkStart w:id="1" w:name="_Toc22173"/>
+        <w:pStyle w:val="30"/>
+        <w:bidi w:val="0"/>
+        <w:rPr>
+          <w:rFonts w:hint="default"/>
+          <w:lang w:val="en-US" w:eastAsia="zh-CN"/>
+        </w:rPr>
+      </w:pPr>
+      <w:bookmarkStart w:id="1" w:name="_Toc30890"/>
       <w:r>
         <w:rPr>
           <w:rFonts w:hint="default"/>
@@ -4299,7 +4344,7 @@
     </w:p>
     <w:p>
       <w:pPr>
-        <w:pStyle w:val="a1"/>
+        <w:pStyle w:val="31"/>
         <w:bidi w:val="0"/>
         <w:rPr>
           <w:rFonts w:hint="default"/>
@@ -4316,14 +4361,14 @@
     </w:p>
     <w:p>
       <w:pPr>
-        <w:pStyle w:val="1"/>
-        <w:bidi w:val="0"/>
-        <w:rPr>
-          <w:rFonts w:hint="default"/>
-          <w:lang w:val="en-US" w:eastAsia="zh-CN"/>
-        </w:rPr>
-      </w:pPr>
-      <w:bookmarkStart w:id="2" w:name="_Toc2029"/>
+        <w:pStyle w:val="30"/>
+        <w:bidi w:val="0"/>
+        <w:rPr>
+          <w:rFonts w:hint="default"/>
+          <w:lang w:val="en-US" w:eastAsia="zh-CN"/>
+        </w:rPr>
+      </w:pPr>
+      <w:bookmarkStart w:id="2" w:name="_Toc14868"/>
       <w:r>
         <w:rPr>
           <w:rFonts w:hint="default"/>
@@ -4335,7 +4380,7 @@
     </w:p>
     <w:p>
       <w:pPr>
-        <w:pStyle w:val="a1"/>
+        <w:pStyle w:val="31"/>
         <w:bidi w:val="0"/>
         <w:rPr>
           <w:rFonts w:hint="default"/>
@@ -4352,14 +4397,14 @@
     </w:p>
     <w:p>
       <w:pPr>
-        <w:pStyle w:val="1"/>
-        <w:bidi w:val="0"/>
-        <w:rPr>
-          <w:rFonts w:hint="default"/>
-          <w:lang w:val="en-US" w:eastAsia="zh-CN"/>
-        </w:rPr>
-      </w:pPr>
-      <w:bookmarkStart w:id="3" w:name="_Toc18899"/>
+        <w:pStyle w:val="30"/>
+        <w:bidi w:val="0"/>
+        <w:rPr>
+          <w:rFonts w:hint="default"/>
+          <w:lang w:val="en-US" w:eastAsia="zh-CN"/>
+        </w:rPr>
+      </w:pPr>
+      <w:bookmarkStart w:id="3" w:name="_Toc2132"/>
       <w:r>
         <w:rPr>
           <w:rFonts w:hint="default"/>
@@ -4371,14 +4416,14 @@
     </w:p>
     <w:p>
       <w:pPr>
-        <w:pStyle w:val="2"/>
-        <w:bidi w:val="0"/>
-        <w:rPr>
-          <w:rFonts w:hint="default"/>
-          <w:lang w:val="en-US" w:eastAsia="zh-CN"/>
-        </w:rPr>
-      </w:pPr>
-      <w:bookmarkStart w:id="4" w:name="_Toc21843"/>
+        <w:pStyle w:val="32"/>
+        <w:bidi w:val="0"/>
+        <w:rPr>
+          <w:rFonts w:hint="default"/>
+          <w:lang w:val="en-US" w:eastAsia="zh-CN"/>
+        </w:rPr>
+      </w:pPr>
+      <w:bookmarkStart w:id="4" w:name="_Toc16716"/>
       <w:r>
         <w:rPr>
           <w:rFonts w:hint="default"/>
@@ -4390,7 +4435,7 @@
     </w:p>
     <w:p>
       <w:pPr>
-        <w:pStyle w:val="a1"/>
+        <w:pStyle w:val="31"/>
         <w:keepLines w:val="0"/>
         <w:pageBreakBefore w:val="0"/>
         <w:widowControl w:val="0"/>
@@ -4424,7 +4469,7 @@
     </w:p>
     <w:p>
       <w:pPr>
-        <w:pStyle w:val="a1"/>
+        <w:pStyle w:val="31"/>
         <w:keepLines w:val="0"/>
         <w:pageBreakBefore w:val="0"/>
         <w:widowControl w:val="0"/>
@@ -4458,7 +4503,7 @@
     </w:p>
     <w:p>
       <w:pPr>
-        <w:pStyle w:val="a1"/>
+        <w:pStyle w:val="31"/>
         <w:keepLines w:val="0"/>
         <w:pageBreakBefore w:val="0"/>
         <w:widowControl w:val="0"/>
@@ -4492,7 +4537,7 @@
     </w:p>
     <w:p>
       <w:pPr>
-        <w:pStyle w:val="a1"/>
+        <w:pStyle w:val="31"/>
         <w:keepLines w:val="0"/>
         <w:pageBreakBefore w:val="0"/>
         <w:widowControl w:val="0"/>
@@ -4526,7 +4571,7 @@
     </w:p>
     <w:p>
       <w:pPr>
-        <w:pStyle w:val="a1"/>
+        <w:pStyle w:val="31"/>
         <w:keepLines w:val="0"/>
         <w:pageBreakBefore w:val="0"/>
         <w:widowControl w:val="0"/>
@@ -4560,7 +4605,7 @@
     </w:p>
     <w:p>
       <w:pPr>
-        <w:pStyle w:val="a1"/>
+        <w:pStyle w:val="31"/>
         <w:keepLines w:val="0"/>
         <w:pageBreakBefore w:val="0"/>
         <w:widowControl w:val="0"/>
@@ -4594,14 +4639,14 @@
     </w:p>
     <w:p>
       <w:pPr>
-        <w:pStyle w:val="2"/>
-        <w:bidi w:val="0"/>
-        <w:rPr>
-          <w:rFonts w:hint="default"/>
-          <w:lang w:val="en-US" w:eastAsia="zh-CN"/>
-        </w:rPr>
-      </w:pPr>
-      <w:bookmarkStart w:id="5" w:name="_Toc1839"/>
+        <w:pStyle w:val="32"/>
+        <w:bidi w:val="0"/>
+        <w:rPr>
+          <w:rFonts w:hint="default"/>
+          <w:lang w:val="en-US" w:eastAsia="zh-CN"/>
+        </w:rPr>
+      </w:pPr>
+      <w:bookmarkStart w:id="5" w:name="_Toc22955"/>
       <w:r>
         <w:rPr>
           <w:rFonts w:hint="default"/>
@@ -4613,7 +4658,7 @@
     </w:p>
     <w:p>
       <w:pPr>
-        <w:pStyle w:val="a1"/>
+        <w:pStyle w:val="31"/>
         <w:keepLines w:val="0"/>
         <w:pageBreakBefore w:val="0"/>
         <w:widowControl w:val="0"/>
@@ -4647,7 +4692,7 @@
     </w:p>
     <w:p>
       <w:pPr>
-        <w:pStyle w:val="a1"/>
+        <w:pStyle w:val="31"/>
         <w:keepLines w:val="0"/>
         <w:pageBreakBefore w:val="0"/>
         <w:widowControl w:val="0"/>
@@ -4681,7 +4726,7 @@
     </w:p>
     <w:p>
       <w:pPr>
-        <w:pStyle w:val="a1"/>
+        <w:pStyle w:val="31"/>
         <w:keepLines w:val="0"/>
         <w:pageBreakBefore w:val="0"/>
         <w:widowControl w:val="0"/>
@@ -4715,7 +4760,7 @@
     </w:p>
     <w:p>
       <w:pPr>
-        <w:pStyle w:val="a1"/>
+        <w:pStyle w:val="31"/>
         <w:keepLines w:val="0"/>
         <w:pageBreakBefore w:val="0"/>
         <w:widowControl w:val="0"/>
@@ -4749,7 +4794,7 @@
     </w:p>
     <w:p>
       <w:pPr>
-        <w:pStyle w:val="a1"/>
+        <w:pStyle w:val="31"/>
         <w:keepLines w:val="0"/>
         <w:pageBreakBefore w:val="0"/>
         <w:widowControl w:val="0"/>
@@ -4783,14 +4828,14 @@
     </w:p>
     <w:p>
       <w:pPr>
-        <w:pStyle w:val="2"/>
-        <w:bidi w:val="0"/>
-        <w:rPr>
-          <w:rFonts w:hint="default"/>
-          <w:lang w:val="en-US" w:eastAsia="zh-CN"/>
-        </w:rPr>
-      </w:pPr>
-      <w:bookmarkStart w:id="6" w:name="_Toc23733"/>
+        <w:pStyle w:val="32"/>
+        <w:bidi w:val="0"/>
+        <w:rPr>
+          <w:rFonts w:hint="default"/>
+          <w:lang w:val="en-US" w:eastAsia="zh-CN"/>
+        </w:rPr>
+      </w:pPr>
+      <w:bookmarkStart w:id="6" w:name="_Toc31597"/>
       <w:r>
         <w:rPr>
           <w:rFonts w:hint="default"/>
@@ -4802,7 +4847,7 @@
     </w:p>
     <w:p>
       <w:pPr>
-        <w:pStyle w:val="a1"/>
+        <w:pStyle w:val="31"/>
         <w:keepLines w:val="0"/>
         <w:pageBreakBefore w:val="0"/>
         <w:widowControl w:val="0"/>
@@ -4836,7 +4881,7 @@
     </w:p>
     <w:p>
       <w:pPr>
-        <w:pStyle w:val="a1"/>
+        <w:pStyle w:val="31"/>
         <w:keepLines w:val="0"/>
         <w:pageBreakBefore w:val="0"/>
         <w:widowControl w:val="0"/>
@@ -4870,7 +4915,7 @@
     </w:p>
     <w:p>
       <w:pPr>
-        <w:pStyle w:val="a1"/>
+        <w:pStyle w:val="31"/>
         <w:keepLines w:val="0"/>
         <w:pageBreakBefore w:val="0"/>
         <w:widowControl w:val="0"/>
@@ -4904,14 +4949,14 @@
     </w:p>
     <w:p>
       <w:pPr>
-        <w:pStyle w:val="1"/>
-        <w:bidi w:val="0"/>
-        <w:rPr>
-          <w:rFonts w:hint="default"/>
-          <w:lang w:val="en-US" w:eastAsia="zh-CN"/>
-        </w:rPr>
-      </w:pPr>
-      <w:bookmarkStart w:id="7" w:name="_Toc8770"/>
+        <w:pStyle w:val="30"/>
+        <w:bidi w:val="0"/>
+        <w:rPr>
+          <w:rFonts w:hint="default"/>
+          <w:lang w:val="en-US" w:eastAsia="zh-CN"/>
+        </w:rPr>
+      </w:pPr>
+      <w:bookmarkStart w:id="7" w:name="_Toc30584"/>
       <w:r>
         <w:rPr>
           <w:rFonts w:hint="default"/>
@@ -4923,7 +4968,7 @@
     </w:p>
     <w:p>
       <w:pPr>
-        <w:pStyle w:val="a1"/>
+        <w:pStyle w:val="31"/>
         <w:bidi w:val="0"/>
         <w:rPr>
           <w:rFonts w:hint="default"/>
@@ -4940,14 +4985,14 @@
     </w:p>
     <w:p>
       <w:pPr>
-        <w:pStyle w:val="2"/>
-        <w:bidi w:val="0"/>
-        <w:rPr>
-          <w:rFonts w:hint="default"/>
-          <w:lang w:val="en-US" w:eastAsia="zh-CN"/>
-        </w:rPr>
-      </w:pPr>
-      <w:bookmarkStart w:id="8" w:name="_Toc10478"/>
+        <w:pStyle w:val="32"/>
+        <w:bidi w:val="0"/>
+        <w:rPr>
+          <w:rFonts w:hint="default"/>
+          <w:lang w:val="en-US" w:eastAsia="zh-CN"/>
+        </w:rPr>
+      </w:pPr>
+      <w:bookmarkStart w:id="8" w:name="_Toc14739"/>
       <w:r>
         <w:rPr>
           <w:rFonts w:hint="default"/>
@@ -4959,13 +5004,13 @@
     </w:p>
     <w:p>
       <w:pPr>
-        <w:pStyle w:val="a1"/>
+        <w:pStyle w:val="31"/>
         <w:numPr>
           <w:ilvl w:val="0"/>
           <w:numId w:val="2"/>
         </w:numPr>
         <w:bidi w:val="0"/>
-        <w:ind w:left="425" w:hanging="425" w:leftChars="0" w:firstLineChars="0"/>
+        <w:ind w:left="425" w:leftChars="0" w:hanging="425" w:firstLineChars="0"/>
         <w:rPr>
           <w:rFonts w:hint="default"/>
           <w:lang w:val="en-US" w:eastAsia="zh-CN"/>
@@ -4981,7 +5026,7 @@
     </w:p>
     <w:p>
       <w:pPr>
-        <w:pStyle w:val="a1"/>
+        <w:pStyle w:val="31"/>
         <w:bidi w:val="0"/>
         <w:rPr>
           <w:rFonts w:hint="default"/>
@@ -4998,7 +5043,7 @@
     </w:p>
     <w:p>
       <w:pPr>
-        <w:pStyle w:val="a1"/>
+        <w:pStyle w:val="31"/>
         <w:bidi w:val="0"/>
         <w:rPr>
           <w:rFonts w:hint="default"/>
@@ -5015,7 +5060,7 @@
     </w:p>
     <w:p>
       <w:pPr>
-        <w:pStyle w:val="a1"/>
+        <w:pStyle w:val="31"/>
         <w:bidi w:val="0"/>
         <w:rPr>
           <w:rFonts w:hint="default"/>
@@ -5032,13 +5077,13 @@
     </w:p>
     <w:p>
       <w:pPr>
-        <w:pStyle w:val="a1"/>
+        <w:pStyle w:val="31"/>
         <w:numPr>
           <w:ilvl w:val="0"/>
           <w:numId w:val="2"/>
         </w:numPr>
         <w:bidi w:val="0"/>
-        <w:ind w:left="425" w:hanging="425" w:leftChars="0" w:firstLineChars="0"/>
+        <w:ind w:left="425" w:leftChars="0" w:hanging="425" w:firstLineChars="0"/>
         <w:rPr>
           <w:rFonts w:hint="default"/>
           <w:lang w:val="en-US" w:eastAsia="zh-CN"/>
@@ -5054,7 +5099,7 @@
     </w:p>
     <w:p>
       <w:pPr>
-        <w:pStyle w:val="a1"/>
+        <w:pStyle w:val="31"/>
         <w:bidi w:val="0"/>
         <w:rPr>
           <w:rFonts w:hint="default"/>
@@ -5071,7 +5116,7 @@
     </w:p>
     <w:p>
       <w:pPr>
-        <w:pStyle w:val="a1"/>
+        <w:pStyle w:val="31"/>
         <w:bidi w:val="0"/>
         <w:rPr>
           <w:rFonts w:hint="default"/>
@@ -5088,14 +5133,14 @@
     </w:p>
     <w:p>
       <w:pPr>
-        <w:pStyle w:val="2"/>
-        <w:bidi w:val="0"/>
-        <w:rPr>
-          <w:rFonts w:hint="default"/>
-          <w:lang w:val="en-US" w:eastAsia="zh-CN"/>
-        </w:rPr>
-      </w:pPr>
-      <w:bookmarkStart w:id="9" w:name="_Toc20959"/>
+        <w:pStyle w:val="32"/>
+        <w:bidi w:val="0"/>
+        <w:rPr>
+          <w:rFonts w:hint="default"/>
+          <w:lang w:val="en-US" w:eastAsia="zh-CN"/>
+        </w:rPr>
+      </w:pPr>
+      <w:bookmarkStart w:id="9" w:name="_Toc508"/>
       <w:r>
         <w:rPr>
           <w:rFonts w:hint="default"/>
@@ -5107,7 +5152,7 @@
     </w:p>
     <w:p>
       <w:pPr>
-        <w:pStyle w:val="a1"/>
+        <w:pStyle w:val="31"/>
         <w:bidi w:val="0"/>
         <w:rPr>
           <w:rFonts w:hint="default"/>
@@ -5124,7 +5169,7 @@
     </w:p>
     <w:p>
       <w:pPr>
-        <w:pStyle w:val="a1"/>
+        <w:pStyle w:val="31"/>
         <w:bidi w:val="0"/>
         <w:rPr>
           <w:rFonts w:hint="default"/>
@@ -5141,7 +5186,7 @@
     </w:p>
     <w:p>
       <w:pPr>
-        <w:pStyle w:val="a1"/>
+        <w:pStyle w:val="31"/>
         <w:bidi w:val="0"/>
         <w:rPr>
           <w:rFonts w:hint="default"/>
@@ -5158,7 +5203,7 @@
     </w:p>
     <w:p>
       <w:pPr>
-        <w:pStyle w:val="a1"/>
+        <w:pStyle w:val="31"/>
         <w:bidi w:val="0"/>
         <w:rPr>
           <w:rFonts w:hint="default"/>
@@ -5175,7 +5220,7 @@
     </w:p>
     <w:p>
       <w:pPr>
-        <w:pStyle w:val="a1"/>
+        <w:pStyle w:val="31"/>
         <w:bidi w:val="0"/>
         <w:rPr>
           <w:rFonts w:hint="default"/>
@@ -5192,14 +5237,14 @@
     </w:p>
     <w:p>
       <w:pPr>
-        <w:pStyle w:val="2"/>
-        <w:bidi w:val="0"/>
-        <w:rPr>
-          <w:rFonts w:hint="default"/>
-          <w:lang w:val="en-US" w:eastAsia="zh-CN"/>
-        </w:rPr>
-      </w:pPr>
-      <w:bookmarkStart w:id="10" w:name="_Toc5984"/>
+        <w:pStyle w:val="32"/>
+        <w:bidi w:val="0"/>
+        <w:rPr>
+          <w:rFonts w:hint="default"/>
+          <w:lang w:val="en-US" w:eastAsia="zh-CN"/>
+        </w:rPr>
+      </w:pPr>
+      <w:bookmarkStart w:id="10" w:name="_Toc10315"/>
       <w:r>
         <w:rPr>
           <w:rFonts w:hint="default"/>
@@ -5211,13 +5256,13 @@
     </w:p>
     <w:p>
       <w:pPr>
-        <w:pStyle w:val="a1"/>
+        <w:pStyle w:val="31"/>
         <w:numPr>
           <w:ilvl w:val="0"/>
           <w:numId w:val="3"/>
         </w:numPr>
         <w:bidi w:val="0"/>
-        <w:ind w:left="425" w:hanging="425" w:leftChars="0" w:firstLineChars="0"/>
+        <w:ind w:left="425" w:leftChars="0" w:hanging="425" w:firstLineChars="0"/>
         <w:rPr>
           <w:rFonts w:hint="default"/>
           <w:lang w:val="en-US" w:eastAsia="zh-CN"/>
@@ -5233,7 +5278,7 @@
     </w:p>
     <w:p>
       <w:pPr>
-        <w:pStyle w:val="a1"/>
+        <w:pStyle w:val="31"/>
         <w:bidi w:val="0"/>
         <w:rPr>
           <w:rFonts w:hint="default"/>
@@ -5250,7 +5295,7 @@
     </w:p>
     <w:p>
       <w:pPr>
-        <w:pStyle w:val="a1"/>
+        <w:pStyle w:val="31"/>
         <w:bidi w:val="0"/>
         <w:rPr>
           <w:rFonts w:hint="default"/>
@@ -5267,7 +5312,7 @@
     </w:p>
     <w:p>
       <w:pPr>
-        <w:pStyle w:val="a1"/>
+        <w:pStyle w:val="31"/>
         <w:bidi w:val="0"/>
         <w:rPr>
           <w:rFonts w:hint="default"/>
@@ -5284,7 +5329,7 @@
     </w:p>
     <w:p>
       <w:pPr>
-        <w:pStyle w:val="a1"/>
+        <w:pStyle w:val="31"/>
         <w:bidi w:val="0"/>
         <w:rPr>
           <w:rFonts w:hint="default"/>
@@ -5301,13 +5346,13 @@
     </w:p>
     <w:p>
       <w:pPr>
-        <w:pStyle w:val="a1"/>
+        <w:pStyle w:val="31"/>
         <w:numPr>
           <w:ilvl w:val="0"/>
           <w:numId w:val="3"/>
         </w:numPr>
         <w:bidi w:val="0"/>
-        <w:ind w:left="425" w:hanging="425" w:leftChars="0" w:firstLineChars="0"/>
+        <w:ind w:left="425" w:leftChars="0" w:hanging="425" w:firstLineChars="0"/>
         <w:rPr>
           <w:rFonts w:hint="default"/>
           <w:lang w:val="en-US" w:eastAsia="zh-CN"/>
@@ -5323,7 +5368,7 @@
     </w:p>
     <w:p>
       <w:pPr>
-        <w:pStyle w:val="a1"/>
+        <w:pStyle w:val="31"/>
         <w:bidi w:val="0"/>
         <w:rPr>
           <w:rFonts w:hint="default"/>
@@ -5340,7 +5385,7 @@
     </w:p>
     <w:p>
       <w:pPr>
-        <w:pStyle w:val="a1"/>
+        <w:pStyle w:val="31"/>
         <w:bidi w:val="0"/>
         <w:rPr>
           <w:rFonts w:hint="default"/>
@@ -5357,7 +5402,7 @@
     </w:p>
     <w:p>
       <w:pPr>
-        <w:pStyle w:val="a1"/>
+        <w:pStyle w:val="31"/>
         <w:bidi w:val="0"/>
         <w:rPr>
           <w:rFonts w:hint="default"/>
@@ -5374,14 +5419,14 @@
     </w:p>
     <w:p>
       <w:pPr>
-        <w:pStyle w:val="2"/>
-        <w:bidi w:val="0"/>
-        <w:rPr>
-          <w:rFonts w:hint="default"/>
-          <w:lang w:val="en-US" w:eastAsia="zh-CN"/>
-        </w:rPr>
-      </w:pPr>
-      <w:bookmarkStart w:id="11" w:name="_Toc24657"/>
+        <w:pStyle w:val="32"/>
+        <w:bidi w:val="0"/>
+        <w:rPr>
+          <w:rFonts w:hint="default"/>
+          <w:lang w:val="en-US" w:eastAsia="zh-CN"/>
+        </w:rPr>
+      </w:pPr>
+      <w:bookmarkStart w:id="11" w:name="_Toc29613"/>
       <w:r>
         <w:rPr>
           <w:rFonts w:hint="default"/>
@@ -5393,7 +5438,7 @@
     </w:p>
     <w:p>
       <w:pPr>
-        <w:pStyle w:val="a1"/>
+        <w:pStyle w:val="31"/>
         <w:bidi w:val="0"/>
         <w:rPr>
           <w:rFonts w:hint="default"/>
@@ -5410,14 +5455,14 @@
     </w:p>
     <w:p>
       <w:pPr>
-        <w:pStyle w:val="1"/>
-        <w:bidi w:val="0"/>
-        <w:rPr>
-          <w:rFonts w:hint="default"/>
-          <w:lang w:val="en-US" w:eastAsia="zh-CN"/>
-        </w:rPr>
-      </w:pPr>
-      <w:bookmarkStart w:id="12" w:name="_Toc27089"/>
+        <w:pStyle w:val="30"/>
+        <w:bidi w:val="0"/>
+        <w:rPr>
+          <w:rFonts w:hint="default"/>
+          <w:lang w:val="en-US" w:eastAsia="zh-CN"/>
+        </w:rPr>
+      </w:pPr>
+      <w:bookmarkStart w:id="12" w:name="_Toc24517"/>
       <w:r>
         <w:rPr>
           <w:rFonts w:hint="default"/>
@@ -5429,14 +5474,14 @@
     </w:p>
     <w:p>
       <w:pPr>
-        <w:pStyle w:val="2"/>
-        <w:bidi w:val="0"/>
-        <w:rPr>
-          <w:rFonts w:hint="default"/>
-          <w:lang w:val="en-US" w:eastAsia="zh-CN"/>
-        </w:rPr>
-      </w:pPr>
-      <w:bookmarkStart w:id="13" w:name="_Toc20042"/>
+        <w:pStyle w:val="32"/>
+        <w:bidi w:val="0"/>
+        <w:rPr>
+          <w:rFonts w:hint="default"/>
+          <w:lang w:val="en-US" w:eastAsia="zh-CN"/>
+        </w:rPr>
+      </w:pPr>
+      <w:bookmarkStart w:id="13" w:name="_Toc21812"/>
       <w:r>
         <w:rPr>
           <w:rFonts w:hint="default"/>
@@ -5448,7 +5493,7 @@
     </w:p>
     <w:p>
       <w:pPr>
-        <w:pStyle w:val="a1"/>
+        <w:pStyle w:val="31"/>
         <w:bidi w:val="0"/>
         <w:rPr>
           <w:rFonts w:hint="default"/>
@@ -5465,7 +5510,7 @@
     </w:p>
     <w:p>
       <w:pPr>
-        <w:pStyle w:val="a1"/>
+        <w:pStyle w:val="31"/>
         <w:bidi w:val="0"/>
         <w:rPr>
           <w:rFonts w:hint="default"/>
@@ -5482,7 +5527,7 @@
     </w:p>
     <w:p>
       <w:pPr>
-        <w:pStyle w:val="a1"/>
+        <w:pStyle w:val="31"/>
         <w:bidi w:val="0"/>
         <w:rPr>
           <w:rFonts w:hint="default"/>
@@ -5499,7 +5544,7 @@
     </w:p>
     <w:p>
       <w:pPr>
-        <w:pStyle w:val="a1"/>
+        <w:pStyle w:val="31"/>
         <w:bidi w:val="0"/>
         <w:rPr>
           <w:rFonts w:hint="default"/>
@@ -5516,7 +5561,7 @@
     </w:p>
     <w:p>
       <w:pPr>
-        <w:pStyle w:val="a1"/>
+        <w:pStyle w:val="31"/>
         <w:bidi w:val="0"/>
         <w:rPr>
           <w:rFonts w:hint="default"/>
@@ -5533,14 +5578,14 @@
     </w:p>
     <w:p>
       <w:pPr>
-        <w:pStyle w:val="2"/>
-        <w:bidi w:val="0"/>
-        <w:rPr>
-          <w:rFonts w:hint="default"/>
-          <w:lang w:val="en-US" w:eastAsia="zh-CN"/>
-        </w:rPr>
-      </w:pPr>
-      <w:bookmarkStart w:id="14" w:name="_Toc21542"/>
+        <w:pStyle w:val="32"/>
+        <w:bidi w:val="0"/>
+        <w:rPr>
+          <w:rFonts w:hint="default"/>
+          <w:lang w:val="en-US" w:eastAsia="zh-CN"/>
+        </w:rPr>
+      </w:pPr>
+      <w:bookmarkStart w:id="14" w:name="_Toc6775"/>
       <w:r>
         <w:rPr>
           <w:rFonts w:hint="default"/>
@@ -5552,7 +5597,7 @@
     </w:p>
     <w:p>
       <w:pPr>
-        <w:pStyle w:val="a1"/>
+        <w:pStyle w:val="31"/>
         <w:bidi w:val="0"/>
         <w:rPr>
           <w:rFonts w:hint="default"/>
@@ -5569,7 +5614,7 @@
     </w:p>
     <w:p>
       <w:pPr>
-        <w:pStyle w:val="a1"/>
+        <w:pStyle w:val="31"/>
         <w:bidi w:val="0"/>
         <w:rPr>
           <w:rFonts w:hint="default"/>
@@ -5586,7 +5631,7 @@
     </w:p>
     <w:p>
       <w:pPr>
-        <w:pStyle w:val="a1"/>
+        <w:pStyle w:val="31"/>
         <w:bidi w:val="0"/>
         <w:rPr>
           <w:rFonts w:hint="default"/>
@@ -5603,7 +5648,7 @@
     </w:p>
     <w:p>
       <w:pPr>
-        <w:pStyle w:val="a1"/>
+        <w:pStyle w:val="31"/>
         <w:bidi w:val="0"/>
         <w:rPr>
           <w:rFonts w:hint="default"/>
@@ -5620,14 +5665,14 @@
     </w:p>
     <w:p>
       <w:pPr>
-        <w:pStyle w:val="2"/>
-        <w:bidi w:val="0"/>
-        <w:rPr>
-          <w:rFonts w:hint="default"/>
-          <w:lang w:val="en-US" w:eastAsia="zh-CN"/>
-        </w:rPr>
-      </w:pPr>
-      <w:bookmarkStart w:id="15" w:name="_Toc17961"/>
+        <w:pStyle w:val="32"/>
+        <w:bidi w:val="0"/>
+        <w:rPr>
+          <w:rFonts w:hint="default"/>
+          <w:lang w:val="en-US" w:eastAsia="zh-CN"/>
+        </w:rPr>
+      </w:pPr>
+      <w:bookmarkStart w:id="15" w:name="_Toc8682"/>
       <w:r>
         <w:rPr>
           <w:rFonts w:hint="default"/>
@@ -5639,7 +5684,7 @@
     </w:p>
     <w:p>
       <w:pPr>
-        <w:pStyle w:val="a1"/>
+        <w:pStyle w:val="31"/>
         <w:bidi w:val="0"/>
         <w:rPr>
           <w:rFonts w:hint="default"/>
@@ -5656,7 +5701,7 @@
     </w:p>
     <w:p>
       <w:pPr>
-        <w:pStyle w:val="a1"/>
+        <w:pStyle w:val="31"/>
         <w:bidi w:val="0"/>
         <w:rPr>
           <w:rFonts w:hint="default"/>
@@ -5673,7 +5718,7 @@
     </w:p>
     <w:p>
       <w:pPr>
-        <w:pStyle w:val="a1"/>
+        <w:pStyle w:val="31"/>
         <w:bidi w:val="0"/>
         <w:rPr>
           <w:rFonts w:hint="default"/>
@@ -5690,14 +5735,14 @@
     </w:p>
     <w:p>
       <w:pPr>
-        <w:pStyle w:val="1"/>
-        <w:bidi w:val="0"/>
-        <w:rPr>
-          <w:rFonts w:hint="default"/>
-          <w:lang w:val="en-US" w:eastAsia="zh-CN"/>
-        </w:rPr>
-      </w:pPr>
-      <w:bookmarkStart w:id="16" w:name="_Toc19725"/>
+        <w:pStyle w:val="30"/>
+        <w:bidi w:val="0"/>
+        <w:rPr>
+          <w:rFonts w:hint="default"/>
+          <w:lang w:val="en-US" w:eastAsia="zh-CN"/>
+        </w:rPr>
+      </w:pPr>
+      <w:bookmarkStart w:id="16" w:name="_Toc28173"/>
       <w:r>
         <w:rPr>
           <w:rFonts w:hint="default"/>
@@ -5709,14 +5754,14 @@
     </w:p>
     <w:p>
       <w:pPr>
-        <w:pStyle w:val="2"/>
-        <w:bidi w:val="0"/>
-        <w:rPr>
-          <w:rFonts w:hint="default"/>
-          <w:lang w:val="en-US" w:eastAsia="zh-CN"/>
-        </w:rPr>
-      </w:pPr>
-      <w:bookmarkStart w:id="17" w:name="_Toc10888"/>
+        <w:pStyle w:val="32"/>
+        <w:bidi w:val="0"/>
+        <w:rPr>
+          <w:rFonts w:hint="default"/>
+          <w:lang w:val="en-US" w:eastAsia="zh-CN"/>
+        </w:rPr>
+      </w:pPr>
+      <w:bookmarkStart w:id="17" w:name="_Toc27043"/>
       <w:r>
         <w:rPr>
           <w:rFonts w:hint="default"/>
@@ -5728,7 +5773,7 @@
     </w:p>
     <w:p>
       <w:pPr>
-        <w:pStyle w:val="a1"/>
+        <w:pStyle w:val="31"/>
         <w:bidi w:val="0"/>
         <w:rPr>
           <w:rFonts w:hint="default"/>
@@ -5745,7 +5790,7 @@
     </w:p>
     <w:p>
       <w:pPr>
-        <w:pStyle w:val="a1"/>
+        <w:pStyle w:val="31"/>
         <w:bidi w:val="0"/>
         <w:rPr>
           <w:rFonts w:hint="default"/>
@@ -5762,7 +5807,7 @@
     </w:p>
     <w:p>
       <w:pPr>
-        <w:pStyle w:val="a1"/>
+        <w:pStyle w:val="31"/>
         <w:keepLines w:val="0"/>
         <w:pageBreakBefore w:val="0"/>
         <w:widowControl w:val="0"/>
@@ -5779,7 +5824,7 @@
         <w:bidi w:val="0"/>
         <w:adjustRightInd w:val="0"/>
         <w:snapToGrid w:val="0"/>
-        <w:ind w:left="425" w:hanging="425" w:leftChars="0" w:firstLineChars="0"/>
+        <w:ind w:left="425" w:leftChars="0" w:hanging="425" w:firstLineChars="0"/>
         <w:textAlignment w:val="baseline"/>
         <w:rPr>
           <w:rFonts w:hint="default"/>
@@ -5796,7 +5841,7 @@
     </w:p>
     <w:p>
       <w:pPr>
-        <w:pStyle w:val="a1"/>
+        <w:pStyle w:val="31"/>
         <w:keepLines w:val="0"/>
         <w:pageBreakBefore w:val="0"/>
         <w:widowControl w:val="0"/>
@@ -5813,7 +5858,7 @@
         <w:bidi w:val="0"/>
         <w:adjustRightInd w:val="0"/>
         <w:snapToGrid w:val="0"/>
-        <w:ind w:left="425" w:hanging="425" w:leftChars="0" w:firstLineChars="0"/>
+        <w:ind w:left="425" w:leftChars="0" w:hanging="425" w:firstLineChars="0"/>
         <w:textAlignment w:val="baseline"/>
         <w:rPr>
           <w:rFonts w:hint="default"/>
@@ -5830,7 +5875,7 @@
     </w:p>
     <w:p>
       <w:pPr>
-        <w:pStyle w:val="a1"/>
+        <w:pStyle w:val="31"/>
         <w:keepLines w:val="0"/>
         <w:pageBreakBefore w:val="0"/>
         <w:widowControl w:val="0"/>
@@ -5847,7 +5892,7 @@
         <w:bidi w:val="0"/>
         <w:adjustRightInd w:val="0"/>
         <w:snapToGrid w:val="0"/>
-        <w:ind w:left="425" w:hanging="425" w:leftChars="0" w:firstLineChars="0"/>
+        <w:ind w:left="425" w:leftChars="0" w:hanging="425" w:firstLineChars="0"/>
         <w:textAlignment w:val="baseline"/>
         <w:rPr>
           <w:rFonts w:hint="default"/>
@@ -5864,7 +5909,7 @@
     </w:p>
     <w:p>
       <w:pPr>
-        <w:pStyle w:val="a1"/>
+        <w:pStyle w:val="31"/>
         <w:keepLines w:val="0"/>
         <w:pageBreakBefore w:val="0"/>
         <w:widowControl w:val="0"/>
@@ -5881,7 +5926,7 @@
         <w:bidi w:val="0"/>
         <w:adjustRightInd w:val="0"/>
         <w:snapToGrid w:val="0"/>
-        <w:ind w:left="425" w:hanging="425" w:leftChars="0" w:firstLineChars="0"/>
+        <w:ind w:left="425" w:leftChars="0" w:hanging="425" w:firstLineChars="0"/>
         <w:textAlignment w:val="baseline"/>
         <w:rPr>
           <w:rFonts w:hint="default"/>
@@ -5898,14 +5943,14 @@
     </w:p>
     <w:p>
       <w:pPr>
-        <w:pStyle w:val="2"/>
-        <w:bidi w:val="0"/>
-        <w:rPr>
-          <w:rFonts w:hint="default"/>
-          <w:lang w:val="en-US" w:eastAsia="zh-CN"/>
-        </w:rPr>
-      </w:pPr>
-      <w:bookmarkStart w:id="18" w:name="_Toc24786"/>
+        <w:pStyle w:val="32"/>
+        <w:bidi w:val="0"/>
+        <w:rPr>
+          <w:rFonts w:hint="default"/>
+          <w:lang w:val="en-US" w:eastAsia="zh-CN"/>
+        </w:rPr>
+      </w:pPr>
+      <w:bookmarkStart w:id="18" w:name="_Toc148"/>
       <w:r>
         <w:rPr>
           <w:rFonts w:hint="default"/>
@@ -5917,7 +5962,7 @@
     </w:p>
     <w:p>
       <w:pPr>
-        <w:pStyle w:val="a1"/>
+        <w:pStyle w:val="31"/>
         <w:keepLines w:val="0"/>
         <w:pageBreakBefore w:val="0"/>
         <w:widowControl w:val="0"/>
@@ -5934,7 +5979,7 @@
         <w:bidi w:val="0"/>
         <w:adjustRightInd w:val="0"/>
         <w:snapToGrid w:val="0"/>
-        <w:ind w:left="425" w:hanging="425" w:leftChars="0" w:firstLineChars="0"/>
+        <w:ind w:left="425" w:leftChars="0" w:hanging="425" w:firstLineChars="0"/>
         <w:textAlignment w:val="baseline"/>
         <w:rPr>
           <w:rFonts w:hint="default"/>
@@ -5951,7 +5996,7 @@
     </w:p>
     <w:p>
       <w:pPr>
-        <w:pStyle w:val="a1"/>
+        <w:pStyle w:val="31"/>
         <w:keepLines w:val="0"/>
         <w:pageBreakBefore w:val="0"/>
         <w:widowControl w:val="0"/>
@@ -5968,7 +6013,7 @@
         <w:bidi w:val="0"/>
         <w:adjustRightInd w:val="0"/>
         <w:snapToGrid w:val="0"/>
-        <w:ind w:left="845" w:hanging="425" w:leftChars="0" w:firstLineChars="0"/>
+        <w:ind w:left="845" w:leftChars="0" w:hanging="425" w:firstLineChars="0"/>
         <w:textAlignment w:val="baseline"/>
         <w:rPr>
           <w:rFonts w:hint="default"/>
@@ -5985,7 +6030,7 @@
     </w:p>
     <w:p>
       <w:pPr>
-        <w:pStyle w:val="a1"/>
+        <w:pStyle w:val="31"/>
         <w:keepLines w:val="0"/>
         <w:pageBreakBefore w:val="0"/>
         <w:widowControl w:val="0"/>
@@ -6002,7 +6047,7 @@
         <w:bidi w:val="0"/>
         <w:adjustRightInd w:val="0"/>
         <w:snapToGrid w:val="0"/>
-        <w:ind w:left="845" w:hanging="425" w:leftChars="0" w:firstLineChars="0"/>
+        <w:ind w:left="845" w:leftChars="0" w:hanging="425" w:firstLineChars="0"/>
         <w:textAlignment w:val="baseline"/>
         <w:rPr>
           <w:rFonts w:hint="default"/>
@@ -6019,7 +6064,7 @@
     </w:p>
     <w:p>
       <w:pPr>
-        <w:pStyle w:val="a1"/>
+        <w:pStyle w:val="31"/>
         <w:keepLines w:val="0"/>
         <w:pageBreakBefore w:val="0"/>
         <w:widowControl w:val="0"/>
@@ -6036,7 +6081,7 @@
         <w:bidi w:val="0"/>
         <w:adjustRightInd w:val="0"/>
         <w:snapToGrid w:val="0"/>
-        <w:ind w:left="845" w:hanging="425" w:leftChars="0" w:firstLineChars="0"/>
+        <w:ind w:left="845" w:leftChars="0" w:hanging="425" w:firstLineChars="0"/>
         <w:textAlignment w:val="baseline"/>
         <w:rPr>
           <w:rFonts w:hint="default"/>
@@ -6053,7 +6098,7 @@
     </w:p>
     <w:p>
       <w:pPr>
-        <w:pStyle w:val="a1"/>
+        <w:pStyle w:val="31"/>
         <w:keepLines w:val="0"/>
         <w:pageBreakBefore w:val="0"/>
         <w:widowControl w:val="0"/>
@@ -6070,7 +6115,7 @@
         <w:bidi w:val="0"/>
         <w:adjustRightInd w:val="0"/>
         <w:snapToGrid w:val="0"/>
-        <w:ind w:left="845" w:hanging="425" w:leftChars="0" w:firstLineChars="0"/>
+        <w:ind w:left="845" w:leftChars="0" w:hanging="425" w:firstLineChars="0"/>
         <w:textAlignment w:val="baseline"/>
         <w:rPr>
           <w:rFonts w:hint="default"/>
@@ -6087,7 +6132,7 @@
     </w:p>
     <w:p>
       <w:pPr>
-        <w:pStyle w:val="a1"/>
+        <w:pStyle w:val="31"/>
         <w:keepLines w:val="0"/>
         <w:pageBreakBefore w:val="0"/>
         <w:widowControl w:val="0"/>
@@ -6104,7 +6149,7 @@
         <w:bidi w:val="0"/>
         <w:adjustRightInd w:val="0"/>
         <w:snapToGrid w:val="0"/>
-        <w:ind w:left="845" w:hanging="425" w:leftChars="0" w:firstLineChars="0"/>
+        <w:ind w:left="845" w:leftChars="0" w:hanging="425" w:firstLineChars="0"/>
         <w:textAlignment w:val="baseline"/>
         <w:rPr>
           <w:rFonts w:hint="default"/>
@@ -6121,7 +6166,7 @@
     </w:p>
     <w:p>
       <w:pPr>
-        <w:pStyle w:val="a1"/>
+        <w:pStyle w:val="31"/>
         <w:keepLines w:val="0"/>
         <w:pageBreakBefore w:val="0"/>
         <w:widowControl w:val="0"/>
@@ -6138,7 +6183,7 @@
         <w:bidi w:val="0"/>
         <w:adjustRightInd w:val="0"/>
         <w:snapToGrid w:val="0"/>
-        <w:ind w:left="425" w:hanging="425" w:leftChars="0" w:firstLineChars="0"/>
+        <w:ind w:left="425" w:leftChars="0" w:hanging="425" w:firstLineChars="0"/>
         <w:textAlignment w:val="baseline"/>
         <w:rPr>
           <w:rFonts w:hint="default"/>
@@ -6155,7 +6200,7 @@
     </w:p>
     <w:p>
       <w:pPr>
-        <w:pStyle w:val="a1"/>
+        <w:pStyle w:val="31"/>
         <w:keepLines w:val="0"/>
         <w:pageBreakBefore w:val="0"/>
         <w:widowControl w:val="0"/>
@@ -6172,7 +6217,7 @@
         <w:bidi w:val="0"/>
         <w:adjustRightInd w:val="0"/>
         <w:snapToGrid w:val="0"/>
-        <w:ind w:left="845" w:hanging="425" w:leftChars="0" w:firstLineChars="0"/>
+        <w:ind w:left="845" w:leftChars="0" w:hanging="425" w:firstLineChars="0"/>
         <w:textAlignment w:val="baseline"/>
         <w:rPr>
           <w:rFonts w:hint="default"/>
@@ -6189,7 +6234,7 @@
     </w:p>
     <w:p>
       <w:pPr>
-        <w:pStyle w:val="a1"/>
+        <w:pStyle w:val="31"/>
         <w:keepLines w:val="0"/>
         <w:pageBreakBefore w:val="0"/>
         <w:widowControl w:val="0"/>
@@ -6206,7 +6251,7 @@
         <w:bidi w:val="0"/>
         <w:adjustRightInd w:val="0"/>
         <w:snapToGrid w:val="0"/>
-        <w:ind w:left="845" w:hanging="425" w:leftChars="0" w:firstLineChars="0"/>
+        <w:ind w:left="845" w:leftChars="0" w:hanging="425" w:firstLineChars="0"/>
         <w:textAlignment w:val="baseline"/>
         <w:rPr>
           <w:rFonts w:hint="default"/>
@@ -6223,7 +6268,7 @@
     </w:p>
     <w:p>
       <w:pPr>
-        <w:pStyle w:val="a1"/>
+        <w:pStyle w:val="31"/>
         <w:keepLines w:val="0"/>
         <w:pageBreakBefore w:val="0"/>
         <w:widowControl w:val="0"/>
@@ -6240,7 +6285,7 @@
         <w:bidi w:val="0"/>
         <w:adjustRightInd w:val="0"/>
         <w:snapToGrid w:val="0"/>
-        <w:ind w:left="845" w:hanging="425" w:leftChars="0" w:firstLineChars="0"/>
+        <w:ind w:left="845" w:leftChars="0" w:hanging="425" w:firstLineChars="0"/>
         <w:textAlignment w:val="baseline"/>
         <w:rPr>
           <w:rFonts w:hint="default"/>
@@ -6257,7 +6302,7 @@
     </w:p>
     <w:p>
       <w:pPr>
-        <w:pStyle w:val="a1"/>
+        <w:pStyle w:val="31"/>
         <w:keepLines w:val="0"/>
         <w:pageBreakBefore w:val="0"/>
         <w:widowControl w:val="0"/>
@@ -6274,7 +6319,7 @@
         <w:bidi w:val="0"/>
         <w:adjustRightInd w:val="0"/>
         <w:snapToGrid w:val="0"/>
-        <w:ind w:left="425" w:hanging="425" w:leftChars="0" w:firstLineChars="0"/>
+        <w:ind w:left="425" w:leftChars="0" w:hanging="425" w:firstLineChars="0"/>
         <w:textAlignment w:val="baseline"/>
         <w:rPr>
           <w:rFonts w:hint="default"/>
@@ -6291,7 +6336,7 @@
     </w:p>
     <w:p>
       <w:pPr>
-        <w:pStyle w:val="a1"/>
+        <w:pStyle w:val="31"/>
         <w:keepLines w:val="0"/>
         <w:pageBreakBefore w:val="0"/>
         <w:widowControl w:val="0"/>
@@ -6308,7 +6353,7 @@
         <w:bidi w:val="0"/>
         <w:adjustRightInd w:val="0"/>
         <w:snapToGrid w:val="0"/>
-        <w:ind w:left="845" w:hanging="425" w:leftChars="0" w:firstLineChars="0"/>
+        <w:ind w:left="845" w:leftChars="0" w:hanging="425" w:firstLineChars="0"/>
         <w:textAlignment w:val="baseline"/>
         <w:rPr>
           <w:rFonts w:hint="default"/>
@@ -6325,7 +6370,7 @@
     </w:p>
     <w:p>
       <w:pPr>
-        <w:pStyle w:val="a1"/>
+        <w:pStyle w:val="31"/>
         <w:keepLines w:val="0"/>
         <w:pageBreakBefore w:val="0"/>
         <w:widowControl w:val="0"/>
@@ -6342,7 +6387,7 @@
         <w:bidi w:val="0"/>
         <w:adjustRightInd w:val="0"/>
         <w:snapToGrid w:val="0"/>
-        <w:ind w:left="845" w:hanging="425" w:leftChars="0" w:firstLineChars="0"/>
+        <w:ind w:left="845" w:leftChars="0" w:hanging="425" w:firstLineChars="0"/>
         <w:textAlignment w:val="baseline"/>
         <w:rPr>
           <w:rFonts w:hint="default"/>
@@ -6359,7 +6404,7 @@
     </w:p>
     <w:p>
       <w:pPr>
-        <w:pStyle w:val="a1"/>
+        <w:pStyle w:val="31"/>
         <w:keepLines w:val="0"/>
         <w:pageBreakBefore w:val="0"/>
         <w:widowControl w:val="0"/>
@@ -6376,7 +6421,7 @@
         <w:bidi w:val="0"/>
         <w:adjustRightInd w:val="0"/>
         <w:snapToGrid w:val="0"/>
-        <w:ind w:left="425" w:hanging="425" w:leftChars="0" w:firstLineChars="0"/>
+        <w:ind w:left="425" w:leftChars="0" w:hanging="425" w:firstLineChars="0"/>
         <w:textAlignment w:val="baseline"/>
         <w:rPr>
           <w:rFonts w:hint="default"/>
@@ -6393,7 +6438,7 @@
     </w:p>
     <w:p>
       <w:pPr>
-        <w:pStyle w:val="a1"/>
+        <w:pStyle w:val="31"/>
         <w:keepLines w:val="0"/>
         <w:pageBreakBefore w:val="0"/>
         <w:widowControl w:val="0"/>
@@ -6410,7 +6455,7 @@
         <w:bidi w:val="0"/>
         <w:adjustRightInd w:val="0"/>
         <w:snapToGrid w:val="0"/>
-        <w:ind w:firstLine="420" w:leftChars="0" w:firstLineChars="0"/>
+        <w:ind w:leftChars="0" w:firstLine="420" w:firstLineChars="0"/>
         <w:textAlignment w:val="baseline"/>
         <w:rPr>
           <w:rFonts w:hint="default"/>
@@ -6427,7 +6472,7 @@
     </w:p>
     <w:p>
       <w:pPr>
-        <w:pStyle w:val="a1"/>
+        <w:pStyle w:val="31"/>
         <w:keepLines w:val="0"/>
         <w:pageBreakBefore w:val="0"/>
         <w:widowControl w:val="0"/>
@@ -6444,7 +6489,7 @@
         <w:bidi w:val="0"/>
         <w:adjustRightInd w:val="0"/>
         <w:snapToGrid w:val="0"/>
-        <w:ind w:left="425" w:hanging="425" w:leftChars="0" w:firstLineChars="0"/>
+        <w:ind w:left="425" w:leftChars="0" w:hanging="425" w:firstLineChars="0"/>
         <w:textAlignment w:val="baseline"/>
         <w:rPr>
           <w:rFonts w:hint="default"/>
@@ -6461,7 +6506,7 @@
     </w:p>
     <w:p>
       <w:pPr>
-        <w:pStyle w:val="a1"/>
+        <w:pStyle w:val="31"/>
         <w:keepLines w:val="0"/>
         <w:pageBreakBefore w:val="0"/>
         <w:widowControl w:val="0"/>
@@ -6478,7 +6523,7 @@
         <w:bidi w:val="0"/>
         <w:adjustRightInd w:val="0"/>
         <w:snapToGrid w:val="0"/>
-        <w:ind w:firstLine="420" w:leftChars="0" w:firstLineChars="0"/>
+        <w:ind w:leftChars="0" w:firstLine="420" w:firstLineChars="0"/>
         <w:textAlignment w:val="baseline"/>
         <w:rPr>
           <w:rFonts w:hint="default"/>
@@ -6495,14 +6540,14 @@
     </w:p>
     <w:p>
       <w:pPr>
-        <w:pStyle w:val="1"/>
-        <w:bidi w:val="0"/>
-        <w:rPr>
-          <w:rFonts w:hint="default"/>
-          <w:lang w:val="en-US" w:eastAsia="zh-CN"/>
-        </w:rPr>
-      </w:pPr>
-      <w:bookmarkStart w:id="19" w:name="_Toc8758"/>
+        <w:pStyle w:val="30"/>
+        <w:bidi w:val="0"/>
+        <w:rPr>
+          <w:rFonts w:hint="default"/>
+          <w:lang w:val="en-US" w:eastAsia="zh-CN"/>
+        </w:rPr>
+      </w:pPr>
+      <w:bookmarkStart w:id="19" w:name="_Toc24982"/>
       <w:r>
         <w:rPr>
           <w:rFonts w:hint="default"/>
@@ -6514,7 +6559,7 @@
     </w:p>
     <w:p>
       <w:pPr>
-        <w:pStyle w:val="a1"/>
+        <w:pStyle w:val="31"/>
         <w:bidi w:val="0"/>
         <w:rPr>
           <w:rFonts w:hint="default"/>
@@ -6531,7 +6576,7 @@
     </w:p>
     <w:p>
       <w:pPr>
-        <w:pStyle w:val="a1"/>
+        <w:pStyle w:val="31"/>
         <w:bidi w:val="0"/>
         <w:rPr>
           <w:rFonts w:hint="default"/>
@@ -6548,7 +6593,7 @@
     </w:p>
     <w:p>
       <w:pPr>
-        <w:pStyle w:val="a1"/>
+        <w:pStyle w:val="31"/>
         <w:bidi w:val="0"/>
         <w:rPr>
           <w:rFonts w:hint="default"/>
@@ -6565,7 +6610,7 @@
     </w:p>
     <w:p>
       <w:pPr>
-        <w:pStyle w:val="a1"/>
+        <w:pStyle w:val="31"/>
         <w:bidi w:val="0"/>
         <w:rPr>
           <w:rFonts w:hint="default"/>
@@ -6582,7 +6627,7 @@
     </w:p>
     <w:p>
       <w:pPr>
-        <w:pStyle w:val="a1"/>
+        <w:pStyle w:val="31"/>
         <w:bidi w:val="0"/>
         <w:rPr>
           <w:rFonts w:hint="default"/>
@@ -6599,7 +6644,7 @@
     </w:p>
     <w:p>
       <w:pPr>
-        <w:pStyle w:val="a1"/>
+        <w:pStyle w:val="31"/>
         <w:bidi w:val="0"/>
         <w:rPr>
           <w:rFonts w:hint="default"/>
@@ -6616,14 +6661,14 @@
     </w:p>
     <w:p>
       <w:pPr>
-        <w:pStyle w:val="1"/>
-        <w:bidi w:val="0"/>
-        <w:rPr>
-          <w:rFonts w:hint="default"/>
-          <w:lang w:val="en-US" w:eastAsia="zh-CN"/>
-        </w:rPr>
-      </w:pPr>
-      <w:bookmarkStart w:id="20" w:name="_Toc32750"/>
+        <w:pStyle w:val="30"/>
+        <w:bidi w:val="0"/>
+        <w:rPr>
+          <w:rFonts w:hint="default"/>
+          <w:lang w:val="en-US" w:eastAsia="zh-CN"/>
+        </w:rPr>
+      </w:pPr>
+      <w:bookmarkStart w:id="20" w:name="_Toc17474"/>
       <w:r>
         <w:rPr>
           <w:rFonts w:hint="default"/>
@@ -6635,14 +6680,14 @@
     </w:p>
     <w:p>
       <w:pPr>
-        <w:pStyle w:val="2"/>
-        <w:bidi w:val="0"/>
-        <w:rPr>
-          <w:rFonts w:hint="default"/>
-          <w:lang w:val="en-US" w:eastAsia="zh-CN"/>
-        </w:rPr>
-      </w:pPr>
-      <w:bookmarkStart w:id="21" w:name="_Toc21771"/>
+        <w:pStyle w:val="32"/>
+        <w:bidi w:val="0"/>
+        <w:rPr>
+          <w:rFonts w:hint="default"/>
+          <w:lang w:val="en-US" w:eastAsia="zh-CN"/>
+        </w:rPr>
+      </w:pPr>
+      <w:bookmarkStart w:id="21" w:name="_Toc26004"/>
       <w:r>
         <w:rPr>
           <w:rFonts w:hint="default"/>
@@ -6654,7 +6699,7 @@
     </w:p>
     <w:p>
       <w:pPr>
-        <w:pStyle w:val="a1"/>
+        <w:pStyle w:val="31"/>
         <w:bidi w:val="0"/>
         <w:rPr>
           <w:rFonts w:hint="default"/>
@@ -6671,7 +6716,7 @@
     </w:p>
     <w:p>
       <w:pPr>
-        <w:pStyle w:val="a1"/>
+        <w:pStyle w:val="31"/>
         <w:bidi w:val="0"/>
         <w:rPr>
           <w:rFonts w:hint="default"/>
@@ -6688,14 +6733,14 @@
     </w:p>
     <w:p>
       <w:pPr>
-        <w:pStyle w:val="2"/>
-        <w:bidi w:val="0"/>
-        <w:rPr>
-          <w:rFonts w:hint="default"/>
-          <w:lang w:val="en-US" w:eastAsia="zh-CN"/>
-        </w:rPr>
-      </w:pPr>
-      <w:bookmarkStart w:id="22" w:name="_Toc20249"/>
+        <w:pStyle w:val="32"/>
+        <w:bidi w:val="0"/>
+        <w:rPr>
+          <w:rFonts w:hint="default"/>
+          <w:lang w:val="en-US" w:eastAsia="zh-CN"/>
+        </w:rPr>
+      </w:pPr>
+      <w:bookmarkStart w:id="22" w:name="_Toc22097"/>
       <w:r>
         <w:rPr>
           <w:rFonts w:hint="default"/>
@@ -6707,7 +6752,7 @@
     </w:p>
     <w:p>
       <w:pPr>
-        <w:pStyle w:val="a1"/>
+        <w:pStyle w:val="31"/>
         <w:bidi w:val="0"/>
         <w:rPr>
           <w:rFonts w:hint="default"/>
@@ -6724,7 +6769,7 @@
     </w:p>
     <w:p>
       <w:pPr>
-        <w:pStyle w:val="a1"/>
+        <w:pStyle w:val="31"/>
         <w:bidi w:val="0"/>
         <w:rPr>
           <w:rFonts w:hint="default"/>
@@ -6741,14 +6786,14 @@
     </w:p>
     <w:p>
       <w:pPr>
-        <w:pStyle w:val="2"/>
-        <w:bidi w:val="0"/>
-        <w:rPr>
-          <w:rFonts w:hint="default"/>
-          <w:lang w:val="en-US" w:eastAsia="zh-CN"/>
-        </w:rPr>
-      </w:pPr>
-      <w:bookmarkStart w:id="23" w:name="_Toc26670"/>
+        <w:pStyle w:val="32"/>
+        <w:bidi w:val="0"/>
+        <w:rPr>
+          <w:rFonts w:hint="default"/>
+          <w:lang w:val="en-US" w:eastAsia="zh-CN"/>
+        </w:rPr>
+      </w:pPr>
+      <w:bookmarkStart w:id="23" w:name="_Toc13296"/>
       <w:r>
         <w:rPr>
           <w:rFonts w:hint="default"/>
@@ -6760,7 +6805,7 @@
     </w:p>
     <w:p>
       <w:pPr>
-        <w:pStyle w:val="a1"/>
+        <w:pStyle w:val="31"/>
         <w:bidi w:val="0"/>
         <w:rPr>
           <w:rFonts w:hint="default"/>
@@ -6777,7 +6822,7 @@
     </w:p>
     <w:p>
       <w:pPr>
-        <w:pStyle w:val="a1"/>
+        <w:pStyle w:val="31"/>
         <w:bidi w:val="0"/>
         <w:rPr>
           <w:rFonts w:hint="default"/>
@@ -6794,14 +6839,14 @@
     </w:p>
     <w:p>
       <w:pPr>
-        <w:pStyle w:val="1"/>
-        <w:bidi w:val="0"/>
-        <w:rPr>
-          <w:rFonts w:hint="default"/>
-          <w:lang w:val="en-US" w:eastAsia="zh-CN"/>
-        </w:rPr>
-      </w:pPr>
-      <w:bookmarkStart w:id="24" w:name="_Toc27877"/>
+        <w:pStyle w:val="30"/>
+        <w:bidi w:val="0"/>
+        <w:rPr>
+          <w:rFonts w:hint="default"/>
+          <w:lang w:val="en-US" w:eastAsia="zh-CN"/>
+        </w:rPr>
+      </w:pPr>
+      <w:bookmarkStart w:id="24" w:name="_Toc16828"/>
       <w:r>
         <w:rPr>
           <w:rFonts w:hint="eastAsia"/>
@@ -6813,7 +6858,7 @@
     </w:p>
     <w:p>
       <w:pPr>
-        <w:pStyle w:val="a1"/>
+        <w:pStyle w:val="31"/>
         <w:keepNext w:val="0"/>
         <w:keepLines w:val="0"/>
         <w:pageBreakBefore w:val="0"/>
@@ -6863,7 +6908,7 @@
           <w:rFonts w:hint="eastAsia"/>
           <w:lang w:val="en-US" w:eastAsia="zh-CN"/>
         </w:rPr>
-        <w:instrText>"柴_标题1"\n</w:instrText>
+        <w:instrText xml:space="preserve">"柴_标题1"\n</w:instrText>
       </w:r>
       <w:r>
         <w:instrText xml:space="preserve"> \s</w:instrText>
@@ -6880,7 +6925,7 @@
           <w:rFonts w:hint="eastAsia"/>
           <w:lang w:val="en-US" w:eastAsia="zh-CN"/>
         </w:rPr>
-        <w:instrText>* Charformat</w:instrText>
+        <w:instrText xml:space="preserve">* Charformat</w:instrText>
       </w:r>
       <w:r>
         <w:rPr>
@@ -6945,7 +6990,7 @@
         </w:rPr>
         <w:fldChar w:fldCharType="end"/>
       </w:r>
-      <w:bookmarkStart w:id="25" w:name="_Toc14406"/>
+      <w:bookmarkStart w:id="25" w:name="_Toc25438"/>
       <w:r>
         <w:rPr>
           <w:rFonts w:hint="eastAsia"/>
@@ -6957,17 +7002,18 @@
     </w:p>
     <w:tbl>
       <w:tblPr>
-        <w:tblStyle w:val="TableGrid"/>
+        <w:tblStyle w:val="23"/>
         <w:tblW w:w="8522" w:type="dxa"/>
         <w:jc w:val="center"/>
         <w:tblBorders>
-          <w:top w:val="nil"/>
-          <w:left w:val="nil"/>
-          <w:bottom w:val="nil"/>
-          <w:right w:val="nil"/>
-          <w:insideH w:val="nil"/>
-          <w:insideV w:val="nil"/>
+          <w:top w:val="none" w:color="auto" w:sz="0" w:space="0"/>
+          <w:left w:val="none" w:color="auto" w:sz="0" w:space="0"/>
+          <w:bottom w:val="none" w:color="auto" w:sz="0" w:space="0"/>
+          <w:right w:val="none" w:color="auto" w:sz="0" w:space="0"/>
+          <w:insideH w:val="none" w:color="auto" w:sz="0" w:space="0"/>
+          <w:insideV w:val="none" w:color="auto" w:sz="0" w:space="0"/>
         </w:tblBorders>
+        <w:tblLayout w:type="autofit"/>
         <w:tblCellMar>
           <w:top w:w="0" w:type="dxa"/>
           <w:left w:w="108" w:type="dxa"/>
@@ -6976,22 +7022,20 @@
         </w:tblCellMar>
       </w:tblPr>
       <w:tblGrid>
-        <w:gridCol w:w="1773"/>
-        <w:gridCol w:w="3562"/>
-        <w:gridCol w:w="1413"/>
-        <w:gridCol w:w="1774"/>
+        <w:gridCol w:w="2569"/>
+        <w:gridCol w:w="3782"/>
+        <w:gridCol w:w="1346"/>
+        <w:gridCol w:w="825"/>
       </w:tblGrid>
       <w:tr>
         <w:tblPrEx>
-          <w:tblW w:w="8522" w:type="dxa"/>
-          <w:jc w:val="center"/>
           <w:tblBorders>
-            <w:top w:val="nil"/>
-            <w:left w:val="nil"/>
-            <w:bottom w:val="nil"/>
-            <w:right w:val="nil"/>
-            <w:insideH w:val="nil"/>
-            <w:insideV w:val="nil"/>
+            <w:top w:val="none" w:color="auto" w:sz="0" w:space="0"/>
+            <w:left w:val="none" w:color="auto" w:sz="0" w:space="0"/>
+            <w:bottom w:val="none" w:color="auto" w:sz="0" w:space="0"/>
+            <w:right w:val="none" w:color="auto" w:sz="0" w:space="0"/>
+            <w:insideH w:val="none" w:color="auto" w:sz="0" w:space="0"/>
+            <w:insideV w:val="none" w:color="auto" w:sz="0" w:space="0"/>
           </w:tblBorders>
           <w:tblCellMar>
             <w:top w:w="0" w:type="dxa"/>
@@ -7001,16 +7045,16 @@
           </w:tblCellMar>
         </w:tblPrEx>
         <w:trPr>
-          <w:trHeight w:val="0"/>
+          <w:trHeight w:val="0" w:hRule="atLeast"/>
           <w:tblHeader/>
           <w:jc w:val="center"/>
         </w:trPr>
         <w:tc>
           <w:tcPr>
-            <w:tcW w:w="1773" w:type="dxa"/>
+            <w:tcW w:w="2569" w:type="dxa"/>
             <w:tcBorders>
-              <w:top w:val="single" w:sz="12" w:space="0" w:color="auto"/>
-              <w:left w:val="single" w:sz="12" w:space="0" w:color="auto"/>
+              <w:top w:val="single" w:color="auto" w:sz="12" w:space="0"/>
+              <w:left w:val="single" w:color="auto" w:sz="12" w:space="0"/>
               <w:bottom w:val="nil"/>
               <w:right w:val="nil"/>
             </w:tcBorders>
@@ -7024,11 +7068,11 @@
           </w:tcPr>
           <w:p>
             <w:pPr>
-              <w:pStyle w:val="a1"/>
+              <w:pStyle w:val="31"/>
               <w:widowControl w:val="0"/>
               <w:snapToGrid w:val="0"/>
               <w:spacing w:line="240" w:lineRule="auto"/>
-              <w:ind w:left="0" w:right="0" w:firstLine="0" w:leftChars="0" w:rightChars="0" w:firstLineChars="0"/>
+              <w:ind w:left="0" w:leftChars="0" w:right="0" w:rightChars="0" w:firstLine="0" w:firstLineChars="0"/>
               <w:jc w:val="center"/>
               <w:rPr>
                 <w:rFonts w:hint="default"/>
@@ -7050,10 +7094,10 @@
         </w:tc>
         <w:tc>
           <w:tcPr>
-            <w:tcW w:w="3562" w:type="dxa"/>
+            <w:tcW w:w="3782" w:type="dxa"/>
             <w:tcBorders>
-              <w:top w:val="single" w:sz="12" w:space="0" w:color="auto"/>
-              <w:left w:val="single" w:sz="4" w:space="0" w:color="auto"/>
+              <w:top w:val="single" w:color="auto" w:sz="12" w:space="0"/>
+              <w:left w:val="single" w:color="auto" w:sz="4" w:space="0"/>
               <w:bottom w:val="nil"/>
               <w:right w:val="nil"/>
             </w:tcBorders>
@@ -7067,11 +7111,11 @@
           </w:tcPr>
           <w:p>
             <w:pPr>
-              <w:pStyle w:val="a1"/>
+              <w:pStyle w:val="31"/>
               <w:widowControl w:val="0"/>
               <w:snapToGrid w:val="0"/>
               <w:spacing w:line="240" w:lineRule="auto"/>
-              <w:ind w:left="0" w:right="0" w:firstLine="0" w:leftChars="0" w:rightChars="0" w:firstLineChars="0"/>
+              <w:ind w:left="0" w:leftChars="0" w:right="0" w:rightChars="0" w:firstLine="0" w:firstLineChars="0"/>
               <w:jc w:val="center"/>
               <w:rPr>
                 <w:rFonts w:hint="default"/>
@@ -7093,10 +7137,10 @@
         </w:tc>
         <w:tc>
           <w:tcPr>
-            <w:tcW w:w="1413" w:type="dxa"/>
+            <w:tcW w:w="1346" w:type="dxa"/>
             <w:tcBorders>
-              <w:top w:val="single" w:sz="12" w:space="0" w:color="auto"/>
-              <w:left w:val="single" w:sz="4" w:space="0" w:color="auto"/>
+              <w:top w:val="single" w:color="auto" w:sz="12" w:space="0"/>
+              <w:left w:val="single" w:color="auto" w:sz="4" w:space="0"/>
               <w:bottom w:val="nil"/>
               <w:right w:val="nil"/>
             </w:tcBorders>
@@ -7110,11 +7154,11 @@
           </w:tcPr>
           <w:p>
             <w:pPr>
-              <w:pStyle w:val="a1"/>
+              <w:pStyle w:val="31"/>
               <w:widowControl w:val="0"/>
               <w:snapToGrid w:val="0"/>
               <w:spacing w:line="240" w:lineRule="auto"/>
-              <w:ind w:left="0" w:right="0" w:firstLine="0" w:leftChars="0" w:rightChars="0" w:firstLineChars="0"/>
+              <w:ind w:left="0" w:leftChars="0" w:right="0" w:rightChars="0" w:firstLine="0" w:firstLineChars="0"/>
               <w:jc w:val="center"/>
               <w:rPr>
                 <w:rFonts w:hint="default"/>
@@ -7136,12 +7180,12 @@
         </w:tc>
         <w:tc>
           <w:tcPr>
-            <w:tcW w:w="1774" w:type="dxa"/>
+            <w:tcW w:w="825" w:type="dxa"/>
             <w:tcBorders>
-              <w:top w:val="single" w:sz="12" w:space="0" w:color="auto"/>
-              <w:left w:val="single" w:sz="4" w:space="0" w:color="auto"/>
+              <w:top w:val="single" w:color="auto" w:sz="12" w:space="0"/>
+              <w:left w:val="single" w:color="auto" w:sz="4" w:space="0"/>
               <w:bottom w:val="nil"/>
-              <w:right w:val="single" w:sz="12" w:space="0" w:color="auto"/>
+              <w:right w:val="single" w:color="auto" w:sz="12" w:space="0"/>
             </w:tcBorders>
             <w:tcMar>
               <w:top w:w="-1" w:type="dxa"/>
@@ -7153,11 +7197,11 @@
           </w:tcPr>
           <w:p>
             <w:pPr>
-              <w:pStyle w:val="a1"/>
+              <w:pStyle w:val="31"/>
               <w:widowControl w:val="0"/>
               <w:snapToGrid w:val="0"/>
               <w:spacing w:line="240" w:lineRule="auto"/>
-              <w:ind w:left="0" w:right="0" w:firstLine="0" w:leftChars="0" w:rightChars="0" w:firstLineChars="0"/>
+              <w:ind w:left="0" w:leftChars="0" w:right="0" w:rightChars="0" w:firstLine="0" w:firstLineChars="0"/>
               <w:jc w:val="center"/>
               <w:rPr>
                 <w:rFonts w:hint="default"/>
@@ -7180,8 +7224,14 @@
       </w:tr>
       <w:tr>
         <w:tblPrEx>
-          <w:tblW w:w="8522" w:type="dxa"/>
-          <w:jc w:val="center"/>
+          <w:tblBorders>
+            <w:top w:val="none" w:color="auto" w:sz="0" w:space="0"/>
+            <w:left w:val="none" w:color="auto" w:sz="0" w:space="0"/>
+            <w:bottom w:val="none" w:color="auto" w:sz="0" w:space="0"/>
+            <w:right w:val="none" w:color="auto" w:sz="0" w:space="0"/>
+            <w:insideH w:val="none" w:color="auto" w:sz="0" w:space="0"/>
+            <w:insideV w:val="none" w:color="auto" w:sz="0" w:space="0"/>
+          </w:tblBorders>
           <w:tblCellMar>
             <w:top w:w="0" w:type="dxa"/>
             <w:left w:w="108" w:type="dxa"/>
@@ -7190,16 +7240,16 @@
           </w:tblCellMar>
         </w:tblPrEx>
         <w:trPr>
-          <w:trHeight w:val="0"/>
+          <w:trHeight w:val="0" w:hRule="atLeast"/>
           <w:jc w:val="center"/>
         </w:trPr>
         <w:tc>
           <w:tcPr>
-            <w:tcW w:w="1773" w:type="dxa"/>
+            <w:tcW w:w="2569" w:type="dxa"/>
             <w:tcBorders>
-              <w:top w:val="single" w:sz="4" w:space="0" w:color="auto"/>
-              <w:left w:val="single" w:sz="12" w:space="0" w:color="auto"/>
-              <w:bottom w:val="single" w:sz="12" w:space="0" w:color="auto"/>
+              <w:top w:val="single" w:color="auto" w:sz="4" w:space="0"/>
+              <w:left w:val="single" w:color="auto" w:sz="12" w:space="0"/>
+              <w:bottom w:val="single" w:color="auto" w:sz="12" w:space="0"/>
               <w:right w:val="nil"/>
             </w:tcBorders>
             <w:tcMar>
@@ -7212,11 +7262,11 @@
           </w:tcPr>
           <w:p>
             <w:pPr>
-              <w:pStyle w:val="a1"/>
+              <w:pStyle w:val="31"/>
               <w:widowControl w:val="0"/>
               <w:snapToGrid w:val="0"/>
               <w:spacing w:line="240" w:lineRule="auto"/>
-              <w:ind w:left="0" w:right="0" w:firstLine="0" w:leftChars="0" w:rightChars="0" w:firstLineChars="0"/>
+              <w:ind w:left="0" w:leftChars="0" w:right="0" w:rightChars="0" w:firstLine="0" w:firstLineChars="0"/>
               <w:jc w:val="center"/>
               <w:rPr>
                 <w:rFonts w:hint="default"/>
@@ -7236,11 +7286,11 @@
         </w:tc>
         <w:tc>
           <w:tcPr>
-            <w:tcW w:w="3562" w:type="dxa"/>
+            <w:tcW w:w="3782" w:type="dxa"/>
             <w:tcBorders>
-              <w:top w:val="single" w:sz="4" w:space="0" w:color="auto"/>
-              <w:left w:val="single" w:sz="4" w:space="0" w:color="auto"/>
-              <w:bottom w:val="single" w:sz="12" w:space="0" w:color="auto"/>
+              <w:top w:val="single" w:color="auto" w:sz="4" w:space="0"/>
+              <w:left w:val="single" w:color="auto" w:sz="4" w:space="0"/>
+              <w:bottom w:val="single" w:color="auto" w:sz="12" w:space="0"/>
               <w:right w:val="nil"/>
             </w:tcBorders>
             <w:tcMar>
@@ -7253,11 +7303,11 @@
           </w:tcPr>
           <w:p>
             <w:pPr>
-              <w:pStyle w:val="a1"/>
+              <w:pStyle w:val="31"/>
               <w:widowControl w:val="0"/>
               <w:snapToGrid w:val="0"/>
               <w:spacing w:line="240" w:lineRule="auto"/>
-              <w:ind w:left="0" w:right="0" w:firstLine="0" w:leftChars="0" w:rightChars="0" w:firstLineChars="0"/>
+              <w:ind w:left="0" w:leftChars="0" w:right="0" w:rightChars="0" w:firstLine="0" w:firstLineChars="0"/>
               <w:jc w:val="center"/>
               <w:rPr>
                 <w:rFonts w:hint="default"/>
@@ -7271,27 +7321,17 @@
                 <w:vertAlign w:val="baseline"/>
                 <w:lang w:val="en-US" w:eastAsia="zh-CN"/>
               </w:rPr>
-              <w:t>实际招聘人数/计划招聘人数</w:t>
-            </w:r>
-            <w:bookmarkStart w:id="26" w:name="_GoBack"/>
-            <w:bookmarkEnd w:id="26"/>
-            <w:r>
-              <w:rPr>
-                <w:rFonts w:hint="eastAsia"/>
-                <w:vertAlign w:val="baseline"/>
-                <w:lang w:val="en-US" w:eastAsia="zh-CN"/>
-              </w:rPr>
-              <w:t>*100%</w:t>
+              <w:t>实际招聘人数/计划招聘人数*100%</w:t>
             </w:r>
           </w:p>
         </w:tc>
         <w:tc>
           <w:tcPr>
-            <w:tcW w:w="1413" w:type="dxa"/>
+            <w:tcW w:w="1346" w:type="dxa"/>
             <w:tcBorders>
-              <w:top w:val="single" w:sz="4" w:space="0" w:color="auto"/>
-              <w:left w:val="single" w:sz="4" w:space="0" w:color="auto"/>
-              <w:bottom w:val="single" w:sz="12" w:space="0" w:color="auto"/>
+              <w:top w:val="single" w:color="auto" w:sz="4" w:space="0"/>
+              <w:left w:val="single" w:color="auto" w:sz="4" w:space="0"/>
+              <w:bottom w:val="single" w:color="auto" w:sz="12" w:space="0"/>
               <w:right w:val="nil"/>
             </w:tcBorders>
             <w:tcMar>
@@ -7304,11 +7344,11 @@
           </w:tcPr>
           <w:p>
             <w:pPr>
-              <w:pStyle w:val="a1"/>
+              <w:pStyle w:val="31"/>
               <w:widowControl w:val="0"/>
               <w:snapToGrid w:val="0"/>
               <w:spacing w:line="240" w:lineRule="auto"/>
-              <w:ind w:left="0" w:right="0" w:firstLine="0" w:leftChars="0" w:rightChars="0" w:firstLineChars="0"/>
+              <w:ind w:left="0" w:leftChars="0" w:right="0" w:rightChars="0" w:firstLine="0" w:firstLineChars="0"/>
               <w:jc w:val="center"/>
               <w:rPr>
                 <w:rFonts w:hint="default"/>
@@ -7322,18 +7362,28 @@
                 <w:vertAlign w:val="baseline"/>
                 <w:lang w:val="en-US" w:eastAsia="zh-CN"/>
               </w:rPr>
-              <w:t>≥80%</w:t>
+              <w:t>100</w:t>
+            </w:r>
+            <w:bookmarkStart w:id="28" w:name="_GoBack"/>
+            <w:bookmarkEnd w:id="28"/>
+            <w:r>
+              <w:rPr>
+                <w:rFonts w:hint="eastAsia"/>
+                <w:vertAlign w:val="baseline"/>
+                <w:lang w:val="en-US" w:eastAsia="zh-CN"/>
+              </w:rPr>
+              <w:t>%</w:t>
             </w:r>
           </w:p>
         </w:tc>
         <w:tc>
           <w:tcPr>
-            <w:tcW w:w="1774" w:type="dxa"/>
+            <w:tcW w:w="825" w:type="dxa"/>
             <w:tcBorders>
-              <w:top w:val="single" w:sz="4" w:space="0" w:color="auto"/>
-              <w:left w:val="single" w:sz="4" w:space="0" w:color="auto"/>
-              <w:bottom w:val="single" w:sz="12" w:space="0" w:color="auto"/>
-              <w:right w:val="single" w:sz="12" w:space="0" w:color="auto"/>
+              <w:top w:val="single" w:color="auto" w:sz="4" w:space="0"/>
+              <w:left w:val="single" w:color="auto" w:sz="4" w:space="0"/>
+              <w:bottom w:val="single" w:color="auto" w:sz="12" w:space="0"/>
+              <w:right w:val="single" w:color="auto" w:sz="12" w:space="0"/>
             </w:tcBorders>
             <w:tcMar>
               <w:top w:w="-1" w:type="dxa"/>
@@ -7345,11 +7395,11 @@
           </w:tcPr>
           <w:p>
             <w:pPr>
-              <w:pStyle w:val="a1"/>
+              <w:pStyle w:val="31"/>
               <w:widowControl w:val="0"/>
               <w:snapToGrid w:val="0"/>
               <w:spacing w:line="240" w:lineRule="auto"/>
-              <w:ind w:left="0" w:right="0" w:firstLine="0" w:leftChars="0" w:rightChars="0" w:firstLineChars="0"/>
+              <w:ind w:left="0" w:leftChars="0" w:right="0" w:rightChars="0" w:firstLine="0" w:firstLineChars="0"/>
               <w:jc w:val="center"/>
               <w:rPr>
                 <w:rFonts w:hint="default"/>
@@ -7371,7 +7421,7 @@
     </w:tbl>
     <w:p>
       <w:pPr>
-        <w:pStyle w:val="a1"/>
+        <w:pStyle w:val="31"/>
         <w:keepNext w:val="0"/>
         <w:keepLines w:val="0"/>
         <w:pageBreakBefore w:val="0"/>
@@ -7395,14 +7445,14 @@
     </w:p>
     <w:p>
       <w:pPr>
-        <w:pStyle w:val="1"/>
-        <w:bidi w:val="0"/>
-        <w:rPr>
-          <w:rFonts w:hint="default"/>
-          <w:lang w:val="en-US" w:eastAsia="zh-CN"/>
-        </w:rPr>
-      </w:pPr>
-      <w:bookmarkStart w:id="27" w:name="_Toc32202"/>
+        <w:pStyle w:val="30"/>
+        <w:bidi w:val="0"/>
+        <w:rPr>
+          <w:rFonts w:hint="default"/>
+          <w:lang w:val="en-US" w:eastAsia="zh-CN"/>
+        </w:rPr>
+      </w:pPr>
+      <w:bookmarkStart w:id="26" w:name="_Toc16847"/>
       <w:r>
         <w:rPr>
           <w:rFonts w:hint="eastAsia"/>
@@ -7410,11 +7460,11 @@
         </w:rPr>
         <w:t>输出的文件和记录</w:t>
       </w:r>
-      <w:bookmarkEnd w:id="27"/>
-    </w:p>
-    <w:p>
-      <w:pPr>
-        <w:pStyle w:val="a1"/>
+      <w:bookmarkEnd w:id="26"/>
+    </w:p>
+    <w:p>
+      <w:pPr>
+        <w:pStyle w:val="31"/>
         <w:keepNext w:val="0"/>
         <w:keepLines w:val="0"/>
         <w:pageBreakBefore w:val="0"/>
@@ -7464,7 +7514,7 @@
           <w:rFonts w:hint="eastAsia"/>
           <w:lang w:val="en-US" w:eastAsia="zh-CN"/>
         </w:rPr>
-        <w:instrText>"柴_标题1"\n</w:instrText>
+        <w:instrText xml:space="preserve">"柴_标题1"\n</w:instrText>
       </w:r>
       <w:r>
         <w:instrText xml:space="preserve"> \s</w:instrText>
@@ -7481,7 +7531,7 @@
           <w:rFonts w:hint="eastAsia"/>
           <w:lang w:val="en-US" w:eastAsia="zh-CN"/>
         </w:rPr>
-        <w:instrText>* Charformat</w:instrText>
+        <w:instrText xml:space="preserve">* Charformat</w:instrText>
       </w:r>
       <w:r>
         <w:rPr>
@@ -7546,7 +7596,7 @@
         </w:rPr>
         <w:fldChar w:fldCharType="end"/>
       </w:r>
-      <w:bookmarkStart w:id="28" w:name="_Toc7376"/>
+      <w:bookmarkStart w:id="27" w:name="_Toc26333"/>
       <w:r>
         <w:rPr>
           <w:rFonts w:hint="eastAsia"/>
@@ -7554,22 +7604,23 @@
         </w:rPr>
         <w:t xml:space="preserve"> 输出文件记录表</w:t>
       </w:r>
-      <w:bookmarkEnd w:id="28"/>
+      <w:bookmarkEnd w:id="27"/>
     </w:p>
     <w:tbl>
       <w:tblPr>
-        <w:tblStyle w:val="TableNormal"/>
+        <w:tblStyle w:val="22"/>
         <w:tblW w:w="8495" w:type="dxa"/>
         <w:jc w:val="center"/>
         <w:tblBorders>
-          <w:top w:val="nil"/>
-          <w:left w:val="nil"/>
-          <w:bottom w:val="nil"/>
-          <w:right w:val="nil"/>
-          <w:insideH w:val="nil"/>
-          <w:insideV w:val="nil"/>
+          <w:top w:val="none" w:color="auto" w:sz="0" w:space="0"/>
+          <w:left w:val="none" w:color="auto" w:sz="0" w:space="0"/>
+          <w:bottom w:val="none" w:color="auto" w:sz="0" w:space="0"/>
+          <w:right w:val="none" w:color="auto" w:sz="0" w:space="0"/>
+          <w:insideH w:val="none" w:color="auto" w:sz="0" w:space="0"/>
+          <w:insideV w:val="none" w:color="auto" w:sz="0" w:space="0"/>
         </w:tblBorders>
         <w:shd w:val="clear" w:color="auto" w:fill="auto"/>
+        <w:tblLayout w:type="autofit"/>
         <w:tblCellMar>
           <w:top w:w="15" w:type="dxa"/>
           <w:left w:w="15" w:type="dxa"/>
@@ -7584,15 +7635,13 @@
       </w:tblGrid>
       <w:tr>
         <w:tblPrEx>
-          <w:tblW w:w="8495" w:type="dxa"/>
-          <w:jc w:val="center"/>
           <w:tblBorders>
-            <w:top w:val="nil"/>
-            <w:left w:val="nil"/>
-            <w:bottom w:val="nil"/>
-            <w:right w:val="nil"/>
-            <w:insideH w:val="nil"/>
-            <w:insideV w:val="nil"/>
+            <w:top w:val="none" w:color="auto" w:sz="0" w:space="0"/>
+            <w:left w:val="none" w:color="auto" w:sz="0" w:space="0"/>
+            <w:bottom w:val="none" w:color="auto" w:sz="0" w:space="0"/>
+            <w:right w:val="none" w:color="auto" w:sz="0" w:space="0"/>
+            <w:insideH w:val="none" w:color="auto" w:sz="0" w:space="0"/>
+            <w:insideV w:val="none" w:color="auto" w:sz="0" w:space="0"/>
           </w:tblBorders>
           <w:shd w:val="clear" w:color="auto" w:fill="auto"/>
           <w:tblCellMar>
@@ -7603,7 +7652,7 @@
           </w:tblCellMar>
         </w:tblPrEx>
         <w:trPr>
-          <w:trHeight w:val="0"/>
+          <w:trHeight w:val="0" w:hRule="atLeast"/>
           <w:tblHeader/>
           <w:jc w:val="center"/>
         </w:trPr>
@@ -7611,8 +7660,8 @@
           <w:tcPr>
             <w:tcW w:w="0" w:type="auto"/>
             <w:tcBorders>
-              <w:top w:val="single" w:sz="12" w:space="0" w:color="auto"/>
-              <w:left w:val="single" w:sz="12" w:space="0" w:color="auto"/>
+              <w:top w:val="single" w:color="auto" w:sz="12" w:space="0"/>
+              <w:left w:val="single" w:color="auto" w:sz="12" w:space="0"/>
               <w:bottom w:val="nil"/>
               <w:right w:val="nil"/>
             </w:tcBorders>
@@ -7633,10 +7682,10 @@
               <w:suppressLineNumbers w:val="0"/>
               <w:snapToGrid w:val="0"/>
               <w:spacing w:line="240" w:lineRule="auto"/>
-              <w:ind w:left="0" w:right="0" w:firstLine="0" w:leftChars="0" w:rightChars="0" w:firstLineChars="0"/>
+              <w:ind w:left="0" w:leftChars="0" w:right="0" w:rightChars="0" w:firstLine="0" w:firstLineChars="0"/>
               <w:jc w:val="center"/>
               <w:rPr>
-                <w:rFonts w:ascii="Segoe UI" w:eastAsia="Segoe UI" w:hAnsi="Segoe UI" w:cs="Segoe UI"/>
+                <w:rFonts w:ascii="Segoe UI" w:hAnsi="Segoe UI" w:eastAsia="Segoe UI" w:cs="Segoe UI"/>
                 <w:b/>
                 <w:i w:val="0"/>
                 <w:iCs w:val="0"/>
@@ -7649,7 +7698,7 @@
             </w:pPr>
             <w:r>
               <w:rPr>
-                <w:rFonts w:ascii="Segoe UI" w:eastAsia="Segoe UI" w:hAnsi="Segoe UI" w:cs="Segoe UI" w:hint="default"/>
+                <w:rFonts w:hint="default" w:ascii="Segoe UI" w:hAnsi="Segoe UI" w:eastAsia="Segoe UI" w:cs="Segoe UI"/>
                 <w:b/>
                 <w:i w:val="0"/>
                 <w:iCs w:val="0"/>
@@ -7670,8 +7719,8 @@
           <w:tcPr>
             <w:tcW w:w="0" w:type="auto"/>
             <w:tcBorders>
-              <w:top w:val="single" w:sz="12" w:space="0" w:color="auto"/>
-              <w:left w:val="single" w:sz="4" w:space="0" w:color="auto"/>
+              <w:top w:val="single" w:color="auto" w:sz="12" w:space="0"/>
+              <w:left w:val="single" w:color="auto" w:sz="4" w:space="0"/>
               <w:bottom w:val="nil"/>
               <w:right w:val="nil"/>
             </w:tcBorders>
@@ -7692,10 +7741,10 @@
               <w:suppressLineNumbers w:val="0"/>
               <w:snapToGrid w:val="0"/>
               <w:spacing w:line="240" w:lineRule="auto"/>
-              <w:ind w:left="0" w:right="0" w:firstLine="0" w:leftChars="0" w:rightChars="0" w:firstLineChars="0"/>
+              <w:ind w:left="0" w:leftChars="0" w:right="0" w:rightChars="0" w:firstLine="0" w:firstLineChars="0"/>
               <w:jc w:val="center"/>
               <w:rPr>
-                <w:rFonts w:ascii="Segoe UI" w:eastAsia="Segoe UI" w:hAnsi="Segoe UI" w:cs="Segoe UI" w:hint="default"/>
+                <w:rFonts w:hint="default" w:ascii="Segoe UI" w:hAnsi="Segoe UI" w:eastAsia="Segoe UI" w:cs="Segoe UI"/>
                 <w:b/>
                 <w:i w:val="0"/>
                 <w:iCs w:val="0"/>
@@ -7708,7 +7757,7 @@
             </w:pPr>
             <w:r>
               <w:rPr>
-                <w:rFonts w:ascii="Segoe UI" w:eastAsia="Segoe UI" w:hAnsi="Segoe UI" w:cs="Segoe UI" w:hint="default"/>
+                <w:rFonts w:hint="default" w:ascii="Segoe UI" w:hAnsi="Segoe UI" w:eastAsia="Segoe UI" w:cs="Segoe UI"/>
                 <w:b/>
                 <w:i w:val="0"/>
                 <w:iCs w:val="0"/>
@@ -7729,10 +7778,10 @@
           <w:tcPr>
             <w:tcW w:w="2057" w:type="dxa"/>
             <w:tcBorders>
-              <w:top w:val="single" w:sz="12" w:space="0" w:color="auto"/>
-              <w:left w:val="single" w:sz="4" w:space="0" w:color="auto"/>
+              <w:top w:val="single" w:color="auto" w:sz="12" w:space="0"/>
+              <w:left w:val="single" w:color="auto" w:sz="4" w:space="0"/>
               <w:bottom w:val="nil"/>
-              <w:right w:val="single" w:sz="12" w:space="0" w:color="auto"/>
+              <w:right w:val="single" w:color="auto" w:sz="12" w:space="0"/>
             </w:tcBorders>
             <w:shd w:val="clear" w:color="auto" w:fill="auto"/>
             <w:tcMar>
@@ -7751,10 +7800,10 @@
               <w:suppressLineNumbers w:val="0"/>
               <w:snapToGrid w:val="0"/>
               <w:spacing w:line="240" w:lineRule="auto"/>
-              <w:ind w:left="0" w:right="0" w:firstLine="0" w:leftChars="0" w:rightChars="0" w:firstLineChars="0"/>
+              <w:ind w:left="0" w:leftChars="0" w:right="0" w:rightChars="0" w:firstLine="0" w:firstLineChars="0"/>
               <w:jc w:val="center"/>
               <w:rPr>
-                <w:rFonts w:ascii="Segoe UI" w:eastAsia="Segoe UI" w:hAnsi="Segoe UI" w:cs="Segoe UI" w:hint="default"/>
+                <w:rFonts w:hint="default" w:ascii="Segoe UI" w:hAnsi="Segoe UI" w:eastAsia="Segoe UI" w:cs="Segoe UI"/>
                 <w:b/>
                 <w:i w:val="0"/>
                 <w:iCs w:val="0"/>
@@ -7767,7 +7816,7 @@
             </w:pPr>
             <w:r>
               <w:rPr>
-                <w:rFonts w:ascii="Segoe UI" w:eastAsia="Segoe UI" w:hAnsi="Segoe UI" w:cs="Segoe UI" w:hint="default"/>
+                <w:rFonts w:hint="default" w:ascii="Segoe UI" w:hAnsi="Segoe UI" w:eastAsia="Segoe UI" w:cs="Segoe UI"/>
                 <w:b/>
                 <w:i w:val="0"/>
                 <w:iCs w:val="0"/>
@@ -7787,8 +7836,14 @@
       </w:tr>
       <w:tr>
         <w:tblPrEx>
-          <w:tblW w:w="8495" w:type="dxa"/>
-          <w:jc w:val="center"/>
+          <w:tblBorders>
+            <w:top w:val="none" w:color="auto" w:sz="0" w:space="0"/>
+            <w:left w:val="none" w:color="auto" w:sz="0" w:space="0"/>
+            <w:bottom w:val="none" w:color="auto" w:sz="0" w:space="0"/>
+            <w:right w:val="none" w:color="auto" w:sz="0" w:space="0"/>
+            <w:insideH w:val="none" w:color="auto" w:sz="0" w:space="0"/>
+            <w:insideV w:val="none" w:color="auto" w:sz="0" w:space="0"/>
+          </w:tblBorders>
           <w:shd w:val="clear" w:color="auto" w:fill="auto"/>
           <w:tblCellMar>
             <w:top w:w="15" w:type="dxa"/>
@@ -7798,15 +7853,15 @@
           </w:tblCellMar>
         </w:tblPrEx>
         <w:trPr>
-          <w:trHeight w:val="0"/>
+          <w:trHeight w:val="0" w:hRule="atLeast"/>
           <w:jc w:val="center"/>
         </w:trPr>
         <w:tc>
           <w:tcPr>
             <w:tcW w:w="0" w:type="auto"/>
             <w:tcBorders>
-              <w:top w:val="single" w:sz="4" w:space="0" w:color="auto"/>
-              <w:left w:val="single" w:sz="12" w:space="0" w:color="auto"/>
+              <w:top w:val="single" w:color="auto" w:sz="4" w:space="0"/>
+              <w:left w:val="single" w:color="auto" w:sz="12" w:space="0"/>
               <w:bottom w:val="nil"/>
               <w:right w:val="nil"/>
             </w:tcBorders>
@@ -7827,10 +7882,10 @@
               <w:suppressLineNumbers w:val="0"/>
               <w:snapToGrid w:val="0"/>
               <w:spacing w:line="240" w:lineRule="auto"/>
-              <w:ind w:left="0" w:right="0" w:firstLine="0" w:leftChars="0" w:rightChars="0" w:firstLineChars="0"/>
+              <w:ind w:left="0" w:leftChars="0" w:right="0" w:rightChars="0" w:firstLine="0" w:firstLineChars="0"/>
               <w:jc w:val="center"/>
               <w:rPr>
-                <w:rFonts w:ascii="Segoe UI" w:eastAsia="Segoe UI" w:hAnsi="Segoe UI" w:cs="Segoe UI" w:hint="default"/>
+                <w:rFonts w:hint="default" w:ascii="Segoe UI" w:hAnsi="Segoe UI" w:eastAsia="Segoe UI" w:cs="Segoe UI"/>
                 <w:i w:val="0"/>
                 <w:iCs w:val="0"/>
                 <w:caps w:val="0"/>
@@ -7842,7 +7897,7 @@
             </w:pPr>
             <w:r>
               <w:rPr>
-                <w:rFonts w:ascii="Segoe UI" w:eastAsia="Segoe UI" w:hAnsi="Segoe UI" w:cs="Segoe UI" w:hint="default"/>
+                <w:rFonts w:hint="default" w:ascii="Segoe UI" w:hAnsi="Segoe UI" w:eastAsia="Segoe UI" w:cs="Segoe UI"/>
                 <w:i w:val="0"/>
                 <w:iCs w:val="0"/>
                 <w:caps w:val="0"/>
@@ -7862,8 +7917,8 @@
           <w:tcPr>
             <w:tcW w:w="0" w:type="auto"/>
             <w:tcBorders>
-              <w:top w:val="single" w:sz="4" w:space="0" w:color="auto"/>
-              <w:left w:val="single" w:sz="4" w:space="0" w:color="auto"/>
+              <w:top w:val="single" w:color="auto" w:sz="4" w:space="0"/>
+              <w:left w:val="single" w:color="auto" w:sz="4" w:space="0"/>
               <w:bottom w:val="nil"/>
               <w:right w:val="nil"/>
             </w:tcBorders>
@@ -7884,10 +7939,10 @@
               <w:suppressLineNumbers w:val="0"/>
               <w:snapToGrid w:val="0"/>
               <w:spacing w:line="240" w:lineRule="auto"/>
-              <w:ind w:left="0" w:right="0" w:firstLine="0" w:leftChars="0" w:rightChars="0" w:firstLineChars="0"/>
+              <w:ind w:left="0" w:leftChars="0" w:right="0" w:rightChars="0" w:firstLine="0" w:firstLineChars="0"/>
               <w:jc w:val="left"/>
               <w:rPr>
-                <w:rFonts w:ascii="Segoe UI" w:eastAsia="Segoe UI" w:hAnsi="Segoe UI" w:cs="Segoe UI" w:hint="default"/>
+                <w:rFonts w:hint="default" w:ascii="Segoe UI" w:hAnsi="Segoe UI" w:eastAsia="Segoe UI" w:cs="Segoe UI"/>
                 <w:i w:val="0"/>
                 <w:iCs w:val="0"/>
                 <w:caps w:val="0"/>
@@ -7899,7 +7954,7 @@
             </w:pPr>
             <w:r>
               <w:rPr>
-                <w:rFonts w:ascii="Segoe UI" w:eastAsia="Segoe UI" w:hAnsi="Segoe UI" w:cs="Segoe UI" w:hint="default"/>
+                <w:rFonts w:hint="default" w:ascii="Segoe UI" w:hAnsi="Segoe UI" w:eastAsia="Segoe UI" w:cs="Segoe UI"/>
                 <w:i w:val="0"/>
                 <w:iCs w:val="0"/>
                 <w:caps w:val="0"/>
@@ -7919,10 +7974,10 @@
           <w:tcPr>
             <w:tcW w:w="2057" w:type="dxa"/>
             <w:tcBorders>
-              <w:top w:val="single" w:sz="4" w:space="0" w:color="auto"/>
-              <w:left w:val="single" w:sz="4" w:space="0" w:color="auto"/>
+              <w:top w:val="single" w:color="auto" w:sz="4" w:space="0"/>
+              <w:left w:val="single" w:color="auto" w:sz="4" w:space="0"/>
               <w:bottom w:val="nil"/>
-              <w:right w:val="single" w:sz="12" w:space="0" w:color="auto"/>
+              <w:right w:val="single" w:color="auto" w:sz="12" w:space="0"/>
             </w:tcBorders>
             <w:shd w:val="clear" w:color="auto" w:fill="auto"/>
             <w:tcMar>
@@ -7941,10 +7996,10 @@
               <w:suppressLineNumbers w:val="0"/>
               <w:snapToGrid w:val="0"/>
               <w:spacing w:line="240" w:lineRule="auto"/>
-              <w:ind w:left="0" w:right="0" w:firstLine="0" w:leftChars="0" w:rightChars="0" w:firstLineChars="0"/>
+              <w:ind w:left="0" w:leftChars="0" w:right="0" w:rightChars="0" w:firstLine="0" w:firstLineChars="0"/>
               <w:jc w:val="center"/>
               <w:rPr>
-                <w:rFonts w:ascii="Segoe UI" w:eastAsia="Segoe UI" w:hAnsi="Segoe UI" w:cs="Segoe UI" w:hint="default"/>
+                <w:rFonts w:hint="default" w:ascii="Segoe UI" w:hAnsi="Segoe UI" w:eastAsia="Segoe UI" w:cs="Segoe UI"/>
                 <w:i w:val="0"/>
                 <w:iCs w:val="0"/>
                 <w:caps w:val="0"/>
@@ -7956,7 +8011,7 @@
             </w:pPr>
             <w:r>
               <w:rPr>
-                <w:rFonts w:ascii="Segoe UI" w:eastAsia="Segoe UI" w:hAnsi="Segoe UI" w:cs="Segoe UI" w:hint="default"/>
+                <w:rFonts w:hint="default" w:ascii="Segoe UI" w:hAnsi="Segoe UI" w:eastAsia="Segoe UI" w:cs="Segoe UI"/>
                 <w:i w:val="0"/>
                 <w:iCs w:val="0"/>
                 <w:caps w:val="0"/>
@@ -7975,9 +8030,14 @@
       </w:tr>
       <w:tr>
         <w:tblPrEx>
-          <w:tblW w:w="8495" w:type="dxa"/>
-          <w:jc w:val="center"/>
-          <w:shd w:val="clear" w:color="auto" w:fill="auto"/>
+          <w:tblBorders>
+            <w:top w:val="none" w:color="auto" w:sz="0" w:space="0"/>
+            <w:left w:val="none" w:color="auto" w:sz="0" w:space="0"/>
+            <w:bottom w:val="none" w:color="auto" w:sz="0" w:space="0"/>
+            <w:right w:val="none" w:color="auto" w:sz="0" w:space="0"/>
+            <w:insideH w:val="none" w:color="auto" w:sz="0" w:space="0"/>
+            <w:insideV w:val="none" w:color="auto" w:sz="0" w:space="0"/>
+          </w:tblBorders>
           <w:tblCellMar>
             <w:top w:w="15" w:type="dxa"/>
             <w:left w:w="15" w:type="dxa"/>
@@ -7986,15 +8046,15 @@
           </w:tblCellMar>
         </w:tblPrEx>
         <w:trPr>
-          <w:trHeight w:val="0"/>
+          <w:trHeight w:val="0" w:hRule="atLeast"/>
           <w:jc w:val="center"/>
         </w:trPr>
         <w:tc>
           <w:tcPr>
             <w:tcW w:w="0" w:type="auto"/>
             <w:tcBorders>
-              <w:top w:val="single" w:sz="4" w:space="0" w:color="auto"/>
-              <w:left w:val="single" w:sz="12" w:space="0" w:color="auto"/>
+              <w:top w:val="single" w:color="auto" w:sz="4" w:space="0"/>
+              <w:left w:val="single" w:color="auto" w:sz="12" w:space="0"/>
               <w:bottom w:val="nil"/>
               <w:right w:val="nil"/>
             </w:tcBorders>
@@ -8015,10 +8075,10 @@
               <w:suppressLineNumbers w:val="0"/>
               <w:snapToGrid w:val="0"/>
               <w:spacing w:line="240" w:lineRule="auto"/>
-              <w:ind w:left="0" w:right="0" w:firstLine="0" w:leftChars="0" w:rightChars="0" w:firstLineChars="0"/>
+              <w:ind w:left="0" w:leftChars="0" w:right="0" w:rightChars="0" w:firstLine="0" w:firstLineChars="0"/>
               <w:jc w:val="center"/>
               <w:rPr>
-                <w:rFonts w:ascii="Segoe UI" w:eastAsia="Segoe UI" w:hAnsi="Segoe UI" w:cs="Segoe UI" w:hint="default"/>
+                <w:rFonts w:hint="default" w:ascii="Segoe UI" w:hAnsi="Segoe UI" w:eastAsia="Segoe UI" w:cs="Segoe UI"/>
                 <w:i w:val="0"/>
                 <w:iCs w:val="0"/>
                 <w:caps w:val="0"/>
@@ -8030,7 +8090,7 @@
             </w:pPr>
             <w:r>
               <w:rPr>
-                <w:rFonts w:ascii="Segoe UI" w:eastAsia="Segoe UI" w:hAnsi="Segoe UI" w:cs="Segoe UI" w:hint="default"/>
+                <w:rFonts w:hint="default" w:ascii="Segoe UI" w:hAnsi="Segoe UI" w:eastAsia="Segoe UI" w:cs="Segoe UI"/>
                 <w:i w:val="0"/>
                 <w:iCs w:val="0"/>
                 <w:caps w:val="0"/>
@@ -8050,8 +8110,8 @@
           <w:tcPr>
             <w:tcW w:w="0" w:type="auto"/>
             <w:tcBorders>
-              <w:top w:val="single" w:sz="4" w:space="0" w:color="auto"/>
-              <w:left w:val="single" w:sz="4" w:space="0" w:color="auto"/>
+              <w:top w:val="single" w:color="auto" w:sz="4" w:space="0"/>
+              <w:left w:val="single" w:color="auto" w:sz="4" w:space="0"/>
               <w:bottom w:val="nil"/>
               <w:right w:val="nil"/>
             </w:tcBorders>
@@ -8072,10 +8132,10 @@
               <w:suppressLineNumbers w:val="0"/>
               <w:snapToGrid w:val="0"/>
               <w:spacing w:line="240" w:lineRule="auto"/>
-              <w:ind w:left="0" w:right="0" w:firstLine="0" w:leftChars="0" w:rightChars="0" w:firstLineChars="0"/>
+              <w:ind w:left="0" w:leftChars="0" w:right="0" w:rightChars="0" w:firstLine="0" w:firstLineChars="0"/>
               <w:jc w:val="left"/>
               <w:rPr>
-                <w:rFonts w:ascii="Segoe UI" w:eastAsia="Segoe UI" w:hAnsi="Segoe UI" w:cs="Segoe UI" w:hint="default"/>
+                <w:rFonts w:hint="default" w:ascii="Segoe UI" w:hAnsi="Segoe UI" w:eastAsia="Segoe UI" w:cs="Segoe UI"/>
                 <w:i w:val="0"/>
                 <w:iCs w:val="0"/>
                 <w:caps w:val="0"/>
@@ -8087,7 +8147,7 @@
             </w:pPr>
             <w:r>
               <w:rPr>
-                <w:rFonts w:ascii="Segoe UI" w:eastAsia="Segoe UI" w:hAnsi="Segoe UI" w:cs="Segoe UI" w:hint="default"/>
+                <w:rFonts w:hint="default" w:ascii="Segoe UI" w:hAnsi="Segoe UI" w:eastAsia="Segoe UI" w:cs="Segoe UI"/>
                 <w:i w:val="0"/>
                 <w:iCs w:val="0"/>
                 <w:caps w:val="0"/>
@@ -8107,10 +8167,10 @@
           <w:tcPr>
             <w:tcW w:w="2057" w:type="dxa"/>
             <w:tcBorders>
-              <w:top w:val="single" w:sz="4" w:space="0" w:color="auto"/>
-              <w:left w:val="single" w:sz="4" w:space="0" w:color="auto"/>
+              <w:top w:val="single" w:color="auto" w:sz="4" w:space="0"/>
+              <w:left w:val="single" w:color="auto" w:sz="4" w:space="0"/>
               <w:bottom w:val="nil"/>
-              <w:right w:val="single" w:sz="12" w:space="0" w:color="auto"/>
+              <w:right w:val="single" w:color="auto" w:sz="12" w:space="0"/>
             </w:tcBorders>
             <w:shd w:val="clear" w:color="auto" w:fill="auto"/>
             <w:tcMar>
@@ -8129,10 +8189,10 @@
               <w:suppressLineNumbers w:val="0"/>
               <w:snapToGrid w:val="0"/>
               <w:spacing w:line="240" w:lineRule="auto"/>
-              <w:ind w:left="0" w:right="0" w:firstLine="0" w:leftChars="0" w:rightChars="0" w:firstLineChars="0"/>
+              <w:ind w:left="0" w:leftChars="0" w:right="0" w:rightChars="0" w:firstLine="0" w:firstLineChars="0"/>
               <w:jc w:val="center"/>
               <w:rPr>
-                <w:rFonts w:ascii="Segoe UI" w:eastAsia="Segoe UI" w:hAnsi="Segoe UI" w:cs="Segoe UI" w:hint="default"/>
+                <w:rFonts w:hint="default" w:ascii="Segoe UI" w:hAnsi="Segoe UI" w:eastAsia="Segoe UI" w:cs="Segoe UI"/>
                 <w:i w:val="0"/>
                 <w:iCs w:val="0"/>
                 <w:caps w:val="0"/>
@@ -8144,7 +8204,7 @@
             </w:pPr>
             <w:r>
               <w:rPr>
-                <w:rFonts w:ascii="Segoe UI" w:eastAsia="Segoe UI" w:hAnsi="Segoe UI" w:cs="Segoe UI" w:hint="default"/>
+                <w:rFonts w:hint="default" w:ascii="Segoe UI" w:hAnsi="Segoe UI" w:eastAsia="Segoe UI" w:cs="Segoe UI"/>
                 <w:i w:val="0"/>
                 <w:iCs w:val="0"/>
                 <w:caps w:val="0"/>
@@ -8163,9 +8223,14 @@
       </w:tr>
       <w:tr>
         <w:tblPrEx>
-          <w:tblW w:w="8495" w:type="dxa"/>
-          <w:jc w:val="center"/>
-          <w:shd w:val="clear" w:color="auto" w:fill="auto"/>
+          <w:tblBorders>
+            <w:top w:val="none" w:color="auto" w:sz="0" w:space="0"/>
+            <w:left w:val="none" w:color="auto" w:sz="0" w:space="0"/>
+            <w:bottom w:val="none" w:color="auto" w:sz="0" w:space="0"/>
+            <w:right w:val="none" w:color="auto" w:sz="0" w:space="0"/>
+            <w:insideH w:val="none" w:color="auto" w:sz="0" w:space="0"/>
+            <w:insideV w:val="none" w:color="auto" w:sz="0" w:space="0"/>
+          </w:tblBorders>
           <w:tblCellMar>
             <w:top w:w="15" w:type="dxa"/>
             <w:left w:w="15" w:type="dxa"/>
@@ -8174,15 +8239,15 @@
           </w:tblCellMar>
         </w:tblPrEx>
         <w:trPr>
-          <w:trHeight w:val="0"/>
+          <w:trHeight w:val="0" w:hRule="atLeast"/>
           <w:jc w:val="center"/>
         </w:trPr>
         <w:tc>
           <w:tcPr>
             <w:tcW w:w="0" w:type="auto"/>
             <w:tcBorders>
-              <w:top w:val="single" w:sz="4" w:space="0" w:color="auto"/>
-              <w:left w:val="single" w:sz="12" w:space="0" w:color="auto"/>
+              <w:top w:val="single" w:color="auto" w:sz="4" w:space="0"/>
+              <w:left w:val="single" w:color="auto" w:sz="12" w:space="0"/>
               <w:bottom w:val="nil"/>
               <w:right w:val="nil"/>
             </w:tcBorders>
@@ -8203,10 +8268,10 @@
               <w:suppressLineNumbers w:val="0"/>
               <w:snapToGrid w:val="0"/>
               <w:spacing w:line="240" w:lineRule="auto"/>
-              <w:ind w:left="0" w:right="0" w:firstLine="0" w:leftChars="0" w:rightChars="0" w:firstLineChars="0"/>
+              <w:ind w:left="0" w:leftChars="0" w:right="0" w:rightChars="0" w:firstLine="0" w:firstLineChars="0"/>
               <w:jc w:val="center"/>
               <w:rPr>
-                <w:rFonts w:ascii="Segoe UI" w:eastAsia="Segoe UI" w:hAnsi="Segoe UI" w:cs="Segoe UI" w:hint="default"/>
+                <w:rFonts w:hint="default" w:ascii="Segoe UI" w:hAnsi="Segoe UI" w:eastAsia="Segoe UI" w:cs="Segoe UI"/>
                 <w:i w:val="0"/>
                 <w:iCs w:val="0"/>
                 <w:caps w:val="0"/>
@@ -8218,7 +8283,7 @@
             </w:pPr>
             <w:r>
               <w:rPr>
-                <w:rFonts w:ascii="Segoe UI" w:eastAsia="Segoe UI" w:hAnsi="Segoe UI" w:cs="Segoe UI" w:hint="default"/>
+                <w:rFonts w:hint="default" w:ascii="Segoe UI" w:hAnsi="Segoe UI" w:eastAsia="Segoe UI" w:cs="Segoe UI"/>
                 <w:i w:val="0"/>
                 <w:iCs w:val="0"/>
                 <w:caps w:val="0"/>
@@ -8238,8 +8303,8 @@
           <w:tcPr>
             <w:tcW w:w="0" w:type="auto"/>
             <w:tcBorders>
-              <w:top w:val="single" w:sz="4" w:space="0" w:color="auto"/>
-              <w:left w:val="single" w:sz="4" w:space="0" w:color="auto"/>
+              <w:top w:val="single" w:color="auto" w:sz="4" w:space="0"/>
+              <w:left w:val="single" w:color="auto" w:sz="4" w:space="0"/>
               <w:bottom w:val="nil"/>
               <w:right w:val="nil"/>
             </w:tcBorders>
@@ -8260,10 +8325,10 @@
               <w:suppressLineNumbers w:val="0"/>
               <w:snapToGrid w:val="0"/>
               <w:spacing w:line="240" w:lineRule="auto"/>
-              <w:ind w:left="0" w:right="0" w:firstLine="0" w:leftChars="0" w:rightChars="0" w:firstLineChars="0"/>
+              <w:ind w:left="0" w:leftChars="0" w:right="0" w:rightChars="0" w:firstLine="0" w:firstLineChars="0"/>
               <w:jc w:val="left"/>
               <w:rPr>
-                <w:rFonts w:ascii="Segoe UI" w:eastAsia="Segoe UI" w:hAnsi="Segoe UI" w:cs="Segoe UI" w:hint="default"/>
+                <w:rFonts w:hint="default" w:ascii="Segoe UI" w:hAnsi="Segoe UI" w:eastAsia="Segoe UI" w:cs="Segoe UI"/>
                 <w:i w:val="0"/>
                 <w:iCs w:val="0"/>
                 <w:caps w:val="0"/>
@@ -8275,7 +8340,7 @@
             </w:pPr>
             <w:r>
               <w:rPr>
-                <w:rFonts w:ascii="Segoe UI" w:eastAsia="Segoe UI" w:hAnsi="Segoe UI" w:cs="Segoe UI" w:hint="default"/>
+                <w:rFonts w:hint="default" w:ascii="Segoe UI" w:hAnsi="Segoe UI" w:eastAsia="Segoe UI" w:cs="Segoe UI"/>
                 <w:i w:val="0"/>
                 <w:iCs w:val="0"/>
                 <w:caps w:val="0"/>
@@ -8295,10 +8360,10 @@
           <w:tcPr>
             <w:tcW w:w="2057" w:type="dxa"/>
             <w:tcBorders>
-              <w:top w:val="single" w:sz="4" w:space="0" w:color="auto"/>
-              <w:left w:val="single" w:sz="4" w:space="0" w:color="auto"/>
+              <w:top w:val="single" w:color="auto" w:sz="4" w:space="0"/>
+              <w:left w:val="single" w:color="auto" w:sz="4" w:space="0"/>
               <w:bottom w:val="nil"/>
-              <w:right w:val="single" w:sz="12" w:space="0" w:color="auto"/>
+              <w:right w:val="single" w:color="auto" w:sz="12" w:space="0"/>
             </w:tcBorders>
             <w:shd w:val="clear" w:color="auto" w:fill="auto"/>
             <w:tcMar>
@@ -8317,10 +8382,10 @@
               <w:suppressLineNumbers w:val="0"/>
               <w:snapToGrid w:val="0"/>
               <w:spacing w:line="240" w:lineRule="auto"/>
-              <w:ind w:left="0" w:right="0" w:firstLine="0" w:leftChars="0" w:rightChars="0" w:firstLineChars="0"/>
+              <w:ind w:left="0" w:leftChars="0" w:right="0" w:rightChars="0" w:firstLine="0" w:firstLineChars="0"/>
               <w:jc w:val="center"/>
               <w:rPr>
-                <w:rFonts w:ascii="Segoe UI" w:eastAsia="Segoe UI" w:hAnsi="Segoe UI" w:cs="Segoe UI" w:hint="default"/>
+                <w:rFonts w:hint="default" w:ascii="Segoe UI" w:hAnsi="Segoe UI" w:eastAsia="Segoe UI" w:cs="Segoe UI"/>
                 <w:i w:val="0"/>
                 <w:iCs w:val="0"/>
                 <w:caps w:val="0"/>
@@ -8332,7 +8397,7 @@
             </w:pPr>
             <w:r>
               <w:rPr>
-                <w:rFonts w:ascii="Segoe UI" w:eastAsia="Segoe UI" w:hAnsi="Segoe UI" w:cs="Segoe UI" w:hint="default"/>
+                <w:rFonts w:hint="default" w:ascii="Segoe UI" w:hAnsi="Segoe UI" w:eastAsia="Segoe UI" w:cs="Segoe UI"/>
                 <w:i w:val="0"/>
                 <w:iCs w:val="0"/>
                 <w:caps w:val="0"/>
@@ -8351,9 +8416,14 @@
       </w:tr>
       <w:tr>
         <w:tblPrEx>
-          <w:tblW w:w="8495" w:type="dxa"/>
-          <w:jc w:val="center"/>
-          <w:shd w:val="clear" w:color="auto" w:fill="auto"/>
+          <w:tblBorders>
+            <w:top w:val="none" w:color="auto" w:sz="0" w:space="0"/>
+            <w:left w:val="none" w:color="auto" w:sz="0" w:space="0"/>
+            <w:bottom w:val="none" w:color="auto" w:sz="0" w:space="0"/>
+            <w:right w:val="none" w:color="auto" w:sz="0" w:space="0"/>
+            <w:insideH w:val="none" w:color="auto" w:sz="0" w:space="0"/>
+            <w:insideV w:val="none" w:color="auto" w:sz="0" w:space="0"/>
+          </w:tblBorders>
           <w:tblCellMar>
             <w:top w:w="15" w:type="dxa"/>
             <w:left w:w="15" w:type="dxa"/>
@@ -8362,15 +8432,15 @@
           </w:tblCellMar>
         </w:tblPrEx>
         <w:trPr>
-          <w:trHeight w:val="0"/>
+          <w:trHeight w:val="0" w:hRule="atLeast"/>
           <w:jc w:val="center"/>
         </w:trPr>
         <w:tc>
           <w:tcPr>
             <w:tcW w:w="0" w:type="auto"/>
             <w:tcBorders>
-              <w:top w:val="single" w:sz="4" w:space="0" w:color="auto"/>
-              <w:left w:val="single" w:sz="12" w:space="0" w:color="auto"/>
+              <w:top w:val="single" w:color="auto" w:sz="4" w:space="0"/>
+              <w:left w:val="single" w:color="auto" w:sz="12" w:space="0"/>
               <w:bottom w:val="nil"/>
               <w:right w:val="nil"/>
             </w:tcBorders>
@@ -8391,10 +8461,10 @@
               <w:suppressLineNumbers w:val="0"/>
               <w:snapToGrid w:val="0"/>
               <w:spacing w:line="240" w:lineRule="auto"/>
-              <w:ind w:left="0" w:right="0" w:firstLine="0" w:leftChars="0" w:rightChars="0" w:firstLineChars="0"/>
+              <w:ind w:left="0" w:leftChars="0" w:right="0" w:rightChars="0" w:firstLine="0" w:firstLineChars="0"/>
               <w:jc w:val="center"/>
               <w:rPr>
-                <w:rFonts w:ascii="Segoe UI" w:eastAsia="Segoe UI" w:hAnsi="Segoe UI" w:cs="Segoe UI" w:hint="default"/>
+                <w:rFonts w:hint="default" w:ascii="Segoe UI" w:hAnsi="Segoe UI" w:eastAsia="Segoe UI" w:cs="Segoe UI"/>
                 <w:i w:val="0"/>
                 <w:iCs w:val="0"/>
                 <w:caps w:val="0"/>
@@ -8406,7 +8476,7 @@
             </w:pPr>
             <w:r>
               <w:rPr>
-                <w:rFonts w:ascii="Segoe UI" w:eastAsia="Segoe UI" w:hAnsi="Segoe UI" w:cs="Segoe UI" w:hint="default"/>
+                <w:rFonts w:hint="default" w:ascii="Segoe UI" w:hAnsi="Segoe UI" w:eastAsia="Segoe UI" w:cs="Segoe UI"/>
                 <w:i w:val="0"/>
                 <w:iCs w:val="0"/>
                 <w:caps w:val="0"/>
@@ -8426,8 +8496,8 @@
           <w:tcPr>
             <w:tcW w:w="0" w:type="auto"/>
             <w:tcBorders>
-              <w:top w:val="single" w:sz="4" w:space="0" w:color="auto"/>
-              <w:left w:val="single" w:sz="4" w:space="0" w:color="auto"/>
+              <w:top w:val="single" w:color="auto" w:sz="4" w:space="0"/>
+              <w:left w:val="single" w:color="auto" w:sz="4" w:space="0"/>
               <w:bottom w:val="nil"/>
               <w:right w:val="nil"/>
             </w:tcBorders>
@@ -8448,10 +8518,10 @@
               <w:suppressLineNumbers w:val="0"/>
               <w:snapToGrid w:val="0"/>
               <w:spacing w:line="240" w:lineRule="auto"/>
-              <w:ind w:left="0" w:right="0" w:firstLine="0" w:leftChars="0" w:rightChars="0" w:firstLineChars="0"/>
+              <w:ind w:left="0" w:leftChars="0" w:right="0" w:rightChars="0" w:firstLine="0" w:firstLineChars="0"/>
               <w:jc w:val="left"/>
               <w:rPr>
-                <w:rFonts w:ascii="Segoe UI" w:eastAsia="Segoe UI" w:hAnsi="Segoe UI" w:cs="Segoe UI" w:hint="default"/>
+                <w:rFonts w:hint="default" w:ascii="Segoe UI" w:hAnsi="Segoe UI" w:eastAsia="Segoe UI" w:cs="Segoe UI"/>
                 <w:i w:val="0"/>
                 <w:iCs w:val="0"/>
                 <w:caps w:val="0"/>
@@ -8463,7 +8533,7 @@
             </w:pPr>
             <w:r>
               <w:rPr>
-                <w:rFonts w:ascii="Segoe UI" w:eastAsia="Segoe UI" w:hAnsi="Segoe UI" w:cs="Segoe UI" w:hint="default"/>
+                <w:rFonts w:hint="default" w:ascii="Segoe UI" w:hAnsi="Segoe UI" w:eastAsia="Segoe UI" w:cs="Segoe UI"/>
                 <w:i w:val="0"/>
                 <w:iCs w:val="0"/>
                 <w:caps w:val="0"/>
@@ -8483,10 +8553,10 @@
           <w:tcPr>
             <w:tcW w:w="2057" w:type="dxa"/>
             <w:tcBorders>
-              <w:top w:val="single" w:sz="4" w:space="0" w:color="auto"/>
-              <w:left w:val="single" w:sz="4" w:space="0" w:color="auto"/>
+              <w:top w:val="single" w:color="auto" w:sz="4" w:space="0"/>
+              <w:left w:val="single" w:color="auto" w:sz="4" w:space="0"/>
               <w:bottom w:val="nil"/>
-              <w:right w:val="single" w:sz="12" w:space="0" w:color="auto"/>
+              <w:right w:val="single" w:color="auto" w:sz="12" w:space="0"/>
             </w:tcBorders>
             <w:shd w:val="clear" w:color="auto" w:fill="auto"/>
             <w:tcMar>
@@ -8505,10 +8575,10 @@
               <w:suppressLineNumbers w:val="0"/>
               <w:snapToGrid w:val="0"/>
               <w:spacing w:line="240" w:lineRule="auto"/>
-              <w:ind w:left="0" w:right="0" w:firstLine="0" w:leftChars="0" w:rightChars="0" w:firstLineChars="0"/>
+              <w:ind w:left="0" w:leftChars="0" w:right="0" w:rightChars="0" w:firstLine="0" w:firstLineChars="0"/>
               <w:jc w:val="center"/>
               <w:rPr>
-                <w:rFonts w:ascii="Segoe UI" w:eastAsia="Segoe UI" w:hAnsi="Segoe UI" w:cs="Segoe UI" w:hint="default"/>
+                <w:rFonts w:hint="default" w:ascii="Segoe UI" w:hAnsi="Segoe UI" w:eastAsia="Segoe UI" w:cs="Segoe UI"/>
                 <w:i w:val="0"/>
                 <w:iCs w:val="0"/>
                 <w:caps w:val="0"/>
@@ -8520,7 +8590,7 @@
             </w:pPr>
             <w:r>
               <w:rPr>
-                <w:rFonts w:ascii="Segoe UI" w:eastAsia="Segoe UI" w:hAnsi="Segoe UI" w:cs="Segoe UI" w:hint="default"/>
+                <w:rFonts w:hint="default" w:ascii="Segoe UI" w:hAnsi="Segoe UI" w:eastAsia="Segoe UI" w:cs="Segoe UI"/>
                 <w:i w:val="0"/>
                 <w:iCs w:val="0"/>
                 <w:caps w:val="0"/>
@@ -8539,9 +8609,14 @@
       </w:tr>
       <w:tr>
         <w:tblPrEx>
-          <w:tblW w:w="8495" w:type="dxa"/>
-          <w:jc w:val="center"/>
-          <w:shd w:val="clear" w:color="auto" w:fill="auto"/>
+          <w:tblBorders>
+            <w:top w:val="none" w:color="auto" w:sz="0" w:space="0"/>
+            <w:left w:val="none" w:color="auto" w:sz="0" w:space="0"/>
+            <w:bottom w:val="none" w:color="auto" w:sz="0" w:space="0"/>
+            <w:right w:val="none" w:color="auto" w:sz="0" w:space="0"/>
+            <w:insideH w:val="none" w:color="auto" w:sz="0" w:space="0"/>
+            <w:insideV w:val="none" w:color="auto" w:sz="0" w:space="0"/>
+          </w:tblBorders>
           <w:tblCellMar>
             <w:top w:w="15" w:type="dxa"/>
             <w:left w:w="15" w:type="dxa"/>
@@ -8550,15 +8625,15 @@
           </w:tblCellMar>
         </w:tblPrEx>
         <w:trPr>
-          <w:trHeight w:val="0"/>
+          <w:trHeight w:val="0" w:hRule="atLeast"/>
           <w:jc w:val="center"/>
         </w:trPr>
         <w:tc>
           <w:tcPr>
             <w:tcW w:w="0" w:type="auto"/>
             <w:tcBorders>
-              <w:top w:val="single" w:sz="4" w:space="0" w:color="auto"/>
-              <w:left w:val="single" w:sz="12" w:space="0" w:color="auto"/>
+              <w:top w:val="single" w:color="auto" w:sz="4" w:space="0"/>
+              <w:left w:val="single" w:color="auto" w:sz="12" w:space="0"/>
               <w:bottom w:val="nil"/>
               <w:right w:val="nil"/>
             </w:tcBorders>
@@ -8579,10 +8654,10 @@
               <w:suppressLineNumbers w:val="0"/>
               <w:snapToGrid w:val="0"/>
               <w:spacing w:line="240" w:lineRule="auto"/>
-              <w:ind w:left="0" w:right="0" w:firstLine="0" w:leftChars="0" w:rightChars="0" w:firstLineChars="0"/>
+              <w:ind w:left="0" w:leftChars="0" w:right="0" w:rightChars="0" w:firstLine="0" w:firstLineChars="0"/>
               <w:jc w:val="center"/>
               <w:rPr>
-                <w:rFonts w:ascii="Segoe UI" w:eastAsia="Segoe UI" w:hAnsi="Segoe UI" w:cs="Segoe UI" w:hint="default"/>
+                <w:rFonts w:hint="default" w:ascii="Segoe UI" w:hAnsi="Segoe UI" w:eastAsia="Segoe UI" w:cs="Segoe UI"/>
                 <w:i w:val="0"/>
                 <w:iCs w:val="0"/>
                 <w:caps w:val="0"/>
@@ -8594,7 +8669,7 @@
             </w:pPr>
             <w:r>
               <w:rPr>
-                <w:rFonts w:ascii="Segoe UI" w:eastAsia="Segoe UI" w:hAnsi="Segoe UI" w:cs="Segoe UI" w:hint="default"/>
+                <w:rFonts w:hint="default" w:ascii="Segoe UI" w:hAnsi="Segoe UI" w:eastAsia="Segoe UI" w:cs="Segoe UI"/>
                 <w:i w:val="0"/>
                 <w:iCs w:val="0"/>
                 <w:caps w:val="0"/>
@@ -8614,8 +8689,8 @@
           <w:tcPr>
             <w:tcW w:w="0" w:type="auto"/>
             <w:tcBorders>
-              <w:top w:val="single" w:sz="4" w:space="0" w:color="auto"/>
-              <w:left w:val="single" w:sz="4" w:space="0" w:color="auto"/>
+              <w:top w:val="single" w:color="auto" w:sz="4" w:space="0"/>
+              <w:left w:val="single" w:color="auto" w:sz="4" w:space="0"/>
               <w:bottom w:val="nil"/>
               <w:right w:val="nil"/>
             </w:tcBorders>
@@ -8636,10 +8711,10 @@
               <w:suppressLineNumbers w:val="0"/>
               <w:snapToGrid w:val="0"/>
               <w:spacing w:line="240" w:lineRule="auto"/>
-              <w:ind w:left="0" w:right="0" w:firstLine="0" w:leftChars="0" w:rightChars="0" w:firstLineChars="0"/>
+              <w:ind w:left="0" w:leftChars="0" w:right="0" w:rightChars="0" w:firstLine="0" w:firstLineChars="0"/>
               <w:jc w:val="left"/>
               <w:rPr>
-                <w:rFonts w:ascii="Segoe UI" w:eastAsia="Segoe UI" w:hAnsi="Segoe UI" w:cs="Segoe UI" w:hint="default"/>
+                <w:rFonts w:hint="default" w:ascii="Segoe UI" w:hAnsi="Segoe UI" w:eastAsia="Segoe UI" w:cs="Segoe UI"/>
                 <w:i w:val="0"/>
                 <w:iCs w:val="0"/>
                 <w:caps w:val="0"/>
@@ -8651,7 +8726,7 @@
             </w:pPr>
             <w:r>
               <w:rPr>
-                <w:rFonts w:ascii="Segoe UI" w:eastAsia="Segoe UI" w:hAnsi="Segoe UI" w:cs="Segoe UI" w:hint="default"/>
+                <w:rFonts w:hint="default" w:ascii="Segoe UI" w:hAnsi="Segoe UI" w:eastAsia="Segoe UI" w:cs="Segoe UI"/>
                 <w:i w:val="0"/>
                 <w:iCs w:val="0"/>
                 <w:caps w:val="0"/>
@@ -8671,10 +8746,10 @@
           <w:tcPr>
             <w:tcW w:w="2057" w:type="dxa"/>
             <w:tcBorders>
-              <w:top w:val="single" w:sz="4" w:space="0" w:color="auto"/>
-              <w:left w:val="single" w:sz="4" w:space="0" w:color="auto"/>
+              <w:top w:val="single" w:color="auto" w:sz="4" w:space="0"/>
+              <w:left w:val="single" w:color="auto" w:sz="4" w:space="0"/>
               <w:bottom w:val="nil"/>
-              <w:right w:val="single" w:sz="12" w:space="0" w:color="auto"/>
+              <w:right w:val="single" w:color="auto" w:sz="12" w:space="0"/>
             </w:tcBorders>
             <w:shd w:val="clear" w:color="auto" w:fill="auto"/>
             <w:tcMar>
@@ -8693,10 +8768,10 @@
               <w:suppressLineNumbers w:val="0"/>
               <w:snapToGrid w:val="0"/>
               <w:spacing w:line="240" w:lineRule="auto"/>
-              <w:ind w:left="0" w:right="0" w:firstLine="0" w:leftChars="0" w:rightChars="0" w:firstLineChars="0"/>
+              <w:ind w:left="0" w:leftChars="0" w:right="0" w:rightChars="0" w:firstLine="0" w:firstLineChars="0"/>
               <w:jc w:val="center"/>
               <w:rPr>
-                <w:rFonts w:ascii="Segoe UI" w:eastAsia="Segoe UI" w:hAnsi="Segoe UI" w:cs="Segoe UI" w:hint="default"/>
+                <w:rFonts w:hint="default" w:ascii="Segoe UI" w:hAnsi="Segoe UI" w:eastAsia="Segoe UI" w:cs="Segoe UI"/>
                 <w:i w:val="0"/>
                 <w:iCs w:val="0"/>
                 <w:caps w:val="0"/>
@@ -8708,7 +8783,7 @@
             </w:pPr>
             <w:r>
               <w:rPr>
-                <w:rFonts w:ascii="Segoe UI" w:eastAsia="Segoe UI" w:hAnsi="Segoe UI" w:cs="Segoe UI" w:hint="default"/>
+                <w:rFonts w:hint="default" w:ascii="Segoe UI" w:hAnsi="Segoe UI" w:eastAsia="Segoe UI" w:cs="Segoe UI"/>
                 <w:i w:val="0"/>
                 <w:iCs w:val="0"/>
                 <w:caps w:val="0"/>
@@ -8727,9 +8802,14 @@
       </w:tr>
       <w:tr>
         <w:tblPrEx>
-          <w:tblW w:w="8495" w:type="dxa"/>
-          <w:jc w:val="center"/>
-          <w:shd w:val="clear" w:color="auto" w:fill="auto"/>
+          <w:tblBorders>
+            <w:top w:val="none" w:color="auto" w:sz="0" w:space="0"/>
+            <w:left w:val="none" w:color="auto" w:sz="0" w:space="0"/>
+            <w:bottom w:val="none" w:color="auto" w:sz="0" w:space="0"/>
+            <w:right w:val="none" w:color="auto" w:sz="0" w:space="0"/>
+            <w:insideH w:val="none" w:color="auto" w:sz="0" w:space="0"/>
+            <w:insideV w:val="none" w:color="auto" w:sz="0" w:space="0"/>
+          </w:tblBorders>
           <w:tblCellMar>
             <w:top w:w="15" w:type="dxa"/>
             <w:left w:w="15" w:type="dxa"/>
@@ -8738,15 +8818,15 @@
           </w:tblCellMar>
         </w:tblPrEx>
         <w:trPr>
-          <w:trHeight w:val="0"/>
+          <w:trHeight w:val="0" w:hRule="atLeast"/>
           <w:jc w:val="center"/>
         </w:trPr>
         <w:tc>
           <w:tcPr>
             <w:tcW w:w="0" w:type="auto"/>
             <w:tcBorders>
-              <w:top w:val="single" w:sz="4" w:space="0" w:color="auto"/>
-              <w:left w:val="single" w:sz="12" w:space="0" w:color="auto"/>
+              <w:top w:val="single" w:color="auto" w:sz="4" w:space="0"/>
+              <w:left w:val="single" w:color="auto" w:sz="12" w:space="0"/>
               <w:bottom w:val="nil"/>
               <w:right w:val="nil"/>
             </w:tcBorders>
@@ -8767,10 +8847,10 @@
               <w:suppressLineNumbers w:val="0"/>
               <w:snapToGrid w:val="0"/>
               <w:spacing w:line="240" w:lineRule="auto"/>
-              <w:ind w:left="0" w:right="0" w:firstLine="0" w:leftChars="0" w:rightChars="0" w:firstLineChars="0"/>
+              <w:ind w:left="0" w:leftChars="0" w:right="0" w:rightChars="0" w:firstLine="0" w:firstLineChars="0"/>
               <w:jc w:val="center"/>
               <w:rPr>
-                <w:rFonts w:ascii="Segoe UI" w:eastAsia="Segoe UI" w:hAnsi="Segoe UI" w:cs="Segoe UI" w:hint="default"/>
+                <w:rFonts w:hint="default" w:ascii="Segoe UI" w:hAnsi="Segoe UI" w:eastAsia="Segoe UI" w:cs="Segoe UI"/>
                 <w:i w:val="0"/>
                 <w:iCs w:val="0"/>
                 <w:caps w:val="0"/>
@@ -8782,7 +8862,7 @@
             </w:pPr>
             <w:r>
               <w:rPr>
-                <w:rFonts w:ascii="Segoe UI" w:eastAsia="Segoe UI" w:hAnsi="Segoe UI" w:cs="Segoe UI" w:hint="default"/>
+                <w:rFonts w:hint="default" w:ascii="Segoe UI" w:hAnsi="Segoe UI" w:eastAsia="Segoe UI" w:cs="Segoe UI"/>
                 <w:i w:val="0"/>
                 <w:iCs w:val="0"/>
                 <w:caps w:val="0"/>
@@ -8802,8 +8882,8 @@
           <w:tcPr>
             <w:tcW w:w="0" w:type="auto"/>
             <w:tcBorders>
-              <w:top w:val="single" w:sz="4" w:space="0" w:color="auto"/>
-              <w:left w:val="single" w:sz="4" w:space="0" w:color="auto"/>
+              <w:top w:val="single" w:color="auto" w:sz="4" w:space="0"/>
+              <w:left w:val="single" w:color="auto" w:sz="4" w:space="0"/>
               <w:bottom w:val="nil"/>
               <w:right w:val="nil"/>
             </w:tcBorders>
@@ -8824,10 +8904,10 @@
               <w:suppressLineNumbers w:val="0"/>
               <w:snapToGrid w:val="0"/>
               <w:spacing w:line="240" w:lineRule="auto"/>
-              <w:ind w:left="0" w:right="0" w:firstLine="0" w:leftChars="0" w:rightChars="0" w:firstLineChars="0"/>
+              <w:ind w:left="0" w:leftChars="0" w:right="0" w:rightChars="0" w:firstLine="0" w:firstLineChars="0"/>
               <w:jc w:val="left"/>
               <w:rPr>
-                <w:rFonts w:ascii="Segoe UI" w:eastAsia="Segoe UI" w:hAnsi="Segoe UI" w:cs="Segoe UI" w:hint="default"/>
+                <w:rFonts w:hint="default" w:ascii="Segoe UI" w:hAnsi="Segoe UI" w:eastAsia="Segoe UI" w:cs="Segoe UI"/>
                 <w:i w:val="0"/>
                 <w:iCs w:val="0"/>
                 <w:caps w:val="0"/>
@@ -8839,7 +8919,7 @@
             </w:pPr>
             <w:r>
               <w:rPr>
-                <w:rFonts w:ascii="Segoe UI" w:eastAsia="Segoe UI" w:hAnsi="Segoe UI" w:cs="Segoe UI" w:hint="default"/>
+                <w:rFonts w:hint="default" w:ascii="Segoe UI" w:hAnsi="Segoe UI" w:eastAsia="Segoe UI" w:cs="Segoe UI"/>
                 <w:i w:val="0"/>
                 <w:iCs w:val="0"/>
                 <w:caps w:val="0"/>
@@ -8859,10 +8939,10 @@
           <w:tcPr>
             <w:tcW w:w="2057" w:type="dxa"/>
             <w:tcBorders>
-              <w:top w:val="single" w:sz="4" w:space="0" w:color="auto"/>
-              <w:left w:val="single" w:sz="4" w:space="0" w:color="auto"/>
+              <w:top w:val="single" w:color="auto" w:sz="4" w:space="0"/>
+              <w:left w:val="single" w:color="auto" w:sz="4" w:space="0"/>
               <w:bottom w:val="nil"/>
-              <w:right w:val="single" w:sz="12" w:space="0" w:color="auto"/>
+              <w:right w:val="single" w:color="auto" w:sz="12" w:space="0"/>
             </w:tcBorders>
             <w:shd w:val="clear" w:color="auto" w:fill="auto"/>
             <w:tcMar>
@@ -8881,10 +8961,10 @@
               <w:suppressLineNumbers w:val="0"/>
               <w:snapToGrid w:val="0"/>
               <w:spacing w:line="240" w:lineRule="auto"/>
-              <w:ind w:left="0" w:right="0" w:firstLine="0" w:leftChars="0" w:rightChars="0" w:firstLineChars="0"/>
+              <w:ind w:left="0" w:leftChars="0" w:right="0" w:rightChars="0" w:firstLine="0" w:firstLineChars="0"/>
               <w:jc w:val="center"/>
               <w:rPr>
-                <w:rFonts w:ascii="Segoe UI" w:eastAsia="Segoe UI" w:hAnsi="Segoe UI" w:cs="Segoe UI" w:hint="default"/>
+                <w:rFonts w:hint="default" w:ascii="Segoe UI" w:hAnsi="Segoe UI" w:eastAsia="Segoe UI" w:cs="Segoe UI"/>
                 <w:i w:val="0"/>
                 <w:iCs w:val="0"/>
                 <w:caps w:val="0"/>
@@ -8896,7 +8976,7 @@
             </w:pPr>
             <w:r>
               <w:rPr>
-                <w:rFonts w:ascii="Segoe UI" w:eastAsia="Segoe UI" w:hAnsi="Segoe UI" w:cs="Segoe UI" w:hint="default"/>
+                <w:rFonts w:hint="default" w:ascii="Segoe UI" w:hAnsi="Segoe UI" w:eastAsia="Segoe UI" w:cs="Segoe UI"/>
                 <w:i w:val="0"/>
                 <w:iCs w:val="0"/>
                 <w:caps w:val="0"/>
@@ -8915,9 +8995,14 @@
       </w:tr>
       <w:tr>
         <w:tblPrEx>
-          <w:tblW w:w="8495" w:type="dxa"/>
-          <w:jc w:val="center"/>
-          <w:shd w:val="clear" w:color="auto" w:fill="auto"/>
+          <w:tblBorders>
+            <w:top w:val="none" w:color="auto" w:sz="0" w:space="0"/>
+            <w:left w:val="none" w:color="auto" w:sz="0" w:space="0"/>
+            <w:bottom w:val="none" w:color="auto" w:sz="0" w:space="0"/>
+            <w:right w:val="none" w:color="auto" w:sz="0" w:space="0"/>
+            <w:insideH w:val="none" w:color="auto" w:sz="0" w:space="0"/>
+            <w:insideV w:val="none" w:color="auto" w:sz="0" w:space="0"/>
+          </w:tblBorders>
           <w:tblCellMar>
             <w:top w:w="15" w:type="dxa"/>
             <w:left w:w="15" w:type="dxa"/>
@@ -8926,15 +9011,15 @@
           </w:tblCellMar>
         </w:tblPrEx>
         <w:trPr>
-          <w:trHeight w:val="0"/>
+          <w:trHeight w:val="0" w:hRule="atLeast"/>
           <w:jc w:val="center"/>
         </w:trPr>
         <w:tc>
           <w:tcPr>
             <w:tcW w:w="0" w:type="auto"/>
             <w:tcBorders>
-              <w:top w:val="single" w:sz="4" w:space="0" w:color="auto"/>
-              <w:left w:val="single" w:sz="12" w:space="0" w:color="auto"/>
+              <w:top w:val="single" w:color="auto" w:sz="4" w:space="0"/>
+              <w:left w:val="single" w:color="auto" w:sz="12" w:space="0"/>
               <w:bottom w:val="nil"/>
               <w:right w:val="nil"/>
             </w:tcBorders>
@@ -8955,10 +9040,10 @@
               <w:suppressLineNumbers w:val="0"/>
               <w:snapToGrid w:val="0"/>
               <w:spacing w:line="240" w:lineRule="auto"/>
-              <w:ind w:left="0" w:right="0" w:firstLine="0" w:leftChars="0" w:rightChars="0" w:firstLineChars="0"/>
+              <w:ind w:left="0" w:leftChars="0" w:right="0" w:rightChars="0" w:firstLine="0" w:firstLineChars="0"/>
               <w:jc w:val="center"/>
               <w:rPr>
-                <w:rFonts w:ascii="Segoe UI" w:eastAsia="Segoe UI" w:hAnsi="Segoe UI" w:cs="Segoe UI" w:hint="default"/>
+                <w:rFonts w:hint="default" w:ascii="Segoe UI" w:hAnsi="Segoe UI" w:eastAsia="Segoe UI" w:cs="Segoe UI"/>
                 <w:i w:val="0"/>
                 <w:iCs w:val="0"/>
                 <w:caps w:val="0"/>
@@ -8970,7 +9055,7 @@
             </w:pPr>
             <w:r>
               <w:rPr>
-                <w:rFonts w:ascii="Segoe UI" w:eastAsia="Segoe UI" w:hAnsi="Segoe UI" w:cs="Segoe UI" w:hint="default"/>
+                <w:rFonts w:hint="default" w:ascii="Segoe UI" w:hAnsi="Segoe UI" w:eastAsia="Segoe UI" w:cs="Segoe UI"/>
                 <w:i w:val="0"/>
                 <w:iCs w:val="0"/>
                 <w:caps w:val="0"/>
@@ -8990,8 +9075,8 @@
           <w:tcPr>
             <w:tcW w:w="0" w:type="auto"/>
             <w:tcBorders>
-              <w:top w:val="single" w:sz="4" w:space="0" w:color="auto"/>
-              <w:left w:val="single" w:sz="4" w:space="0" w:color="auto"/>
+              <w:top w:val="single" w:color="auto" w:sz="4" w:space="0"/>
+              <w:left w:val="single" w:color="auto" w:sz="4" w:space="0"/>
               <w:bottom w:val="nil"/>
               <w:right w:val="nil"/>
             </w:tcBorders>
@@ -9012,10 +9097,10 @@
               <w:suppressLineNumbers w:val="0"/>
               <w:snapToGrid w:val="0"/>
               <w:spacing w:line="240" w:lineRule="auto"/>
-              <w:ind w:left="0" w:right="0" w:firstLine="0" w:leftChars="0" w:rightChars="0" w:firstLineChars="0"/>
+              <w:ind w:left="0" w:leftChars="0" w:right="0" w:rightChars="0" w:firstLine="0" w:firstLineChars="0"/>
               <w:jc w:val="left"/>
               <w:rPr>
-                <w:rFonts w:ascii="Segoe UI" w:eastAsia="Segoe UI" w:hAnsi="Segoe UI" w:cs="Segoe UI" w:hint="default"/>
+                <w:rFonts w:hint="default" w:ascii="Segoe UI" w:hAnsi="Segoe UI" w:eastAsia="Segoe UI" w:cs="Segoe UI"/>
                 <w:i w:val="0"/>
                 <w:iCs w:val="0"/>
                 <w:caps w:val="0"/>
@@ -9027,7 +9112,7 @@
             </w:pPr>
             <w:r>
               <w:rPr>
-                <w:rFonts w:ascii="Segoe UI" w:eastAsia="Segoe UI" w:hAnsi="Segoe UI" w:cs="Segoe UI" w:hint="default"/>
+                <w:rFonts w:hint="default" w:ascii="Segoe UI" w:hAnsi="Segoe UI" w:eastAsia="Segoe UI" w:cs="Segoe UI"/>
                 <w:i w:val="0"/>
                 <w:iCs w:val="0"/>
                 <w:caps w:val="0"/>
@@ -9047,10 +9132,10 @@
           <w:tcPr>
             <w:tcW w:w="2057" w:type="dxa"/>
             <w:tcBorders>
-              <w:top w:val="single" w:sz="4" w:space="0" w:color="auto"/>
-              <w:left w:val="single" w:sz="4" w:space="0" w:color="auto"/>
+              <w:top w:val="single" w:color="auto" w:sz="4" w:space="0"/>
+              <w:left w:val="single" w:color="auto" w:sz="4" w:space="0"/>
               <w:bottom w:val="nil"/>
-              <w:right w:val="single" w:sz="12" w:space="0" w:color="auto"/>
+              <w:right w:val="single" w:color="auto" w:sz="12" w:space="0"/>
             </w:tcBorders>
             <w:shd w:val="clear" w:color="auto" w:fill="auto"/>
             <w:tcMar>
@@ -9069,10 +9154,10 @@
               <w:suppressLineNumbers w:val="0"/>
               <w:snapToGrid w:val="0"/>
               <w:spacing w:line="240" w:lineRule="auto"/>
-              <w:ind w:left="0" w:right="0" w:firstLine="0" w:leftChars="0" w:rightChars="0" w:firstLineChars="0"/>
+              <w:ind w:left="0" w:leftChars="0" w:right="0" w:rightChars="0" w:firstLine="0" w:firstLineChars="0"/>
               <w:jc w:val="center"/>
               <w:rPr>
-                <w:rFonts w:ascii="Segoe UI" w:eastAsia="Segoe UI" w:hAnsi="Segoe UI" w:cs="Segoe UI" w:hint="default"/>
+                <w:rFonts w:hint="default" w:ascii="Segoe UI" w:hAnsi="Segoe UI" w:eastAsia="Segoe UI" w:cs="Segoe UI"/>
                 <w:i w:val="0"/>
                 <w:iCs w:val="0"/>
                 <w:caps w:val="0"/>
@@ -9084,7 +9169,7 @@
             </w:pPr>
             <w:r>
               <w:rPr>
-                <w:rFonts w:ascii="Segoe UI" w:eastAsia="Segoe UI" w:hAnsi="Segoe UI" w:cs="Segoe UI" w:hint="default"/>
+                <w:rFonts w:hint="default" w:ascii="Segoe UI" w:hAnsi="Segoe UI" w:eastAsia="Segoe UI" w:cs="Segoe UI"/>
                 <w:i w:val="0"/>
                 <w:iCs w:val="0"/>
                 <w:caps w:val="0"/>
@@ -9103,9 +9188,14 @@
       </w:tr>
       <w:tr>
         <w:tblPrEx>
-          <w:tblW w:w="8495" w:type="dxa"/>
-          <w:jc w:val="center"/>
-          <w:shd w:val="clear" w:color="auto" w:fill="auto"/>
+          <w:tblBorders>
+            <w:top w:val="none" w:color="auto" w:sz="0" w:space="0"/>
+            <w:left w:val="none" w:color="auto" w:sz="0" w:space="0"/>
+            <w:bottom w:val="none" w:color="auto" w:sz="0" w:space="0"/>
+            <w:right w:val="none" w:color="auto" w:sz="0" w:space="0"/>
+            <w:insideH w:val="none" w:color="auto" w:sz="0" w:space="0"/>
+            <w:insideV w:val="none" w:color="auto" w:sz="0" w:space="0"/>
+          </w:tblBorders>
           <w:tblCellMar>
             <w:top w:w="15" w:type="dxa"/>
             <w:left w:w="15" w:type="dxa"/>
@@ -9114,15 +9204,15 @@
           </w:tblCellMar>
         </w:tblPrEx>
         <w:trPr>
-          <w:trHeight w:val="0"/>
+          <w:trHeight w:val="0" w:hRule="atLeast"/>
           <w:jc w:val="center"/>
         </w:trPr>
         <w:tc>
           <w:tcPr>
             <w:tcW w:w="0" w:type="auto"/>
             <w:tcBorders>
-              <w:top w:val="single" w:sz="4" w:space="0" w:color="auto"/>
-              <w:left w:val="single" w:sz="12" w:space="0" w:color="auto"/>
+              <w:top w:val="single" w:color="auto" w:sz="4" w:space="0"/>
+              <w:left w:val="single" w:color="auto" w:sz="12" w:space="0"/>
               <w:bottom w:val="nil"/>
               <w:right w:val="nil"/>
             </w:tcBorders>
@@ -9143,10 +9233,10 @@
               <w:suppressLineNumbers w:val="0"/>
               <w:snapToGrid w:val="0"/>
               <w:spacing w:line="240" w:lineRule="auto"/>
-              <w:ind w:left="0" w:right="0" w:firstLine="0" w:leftChars="0" w:rightChars="0" w:firstLineChars="0"/>
+              <w:ind w:left="0" w:leftChars="0" w:right="0" w:rightChars="0" w:firstLine="0" w:firstLineChars="0"/>
               <w:jc w:val="center"/>
               <w:rPr>
-                <w:rFonts w:ascii="Segoe UI" w:eastAsia="Segoe UI" w:hAnsi="Segoe UI" w:cs="Segoe UI" w:hint="default"/>
+                <w:rFonts w:hint="default" w:ascii="Segoe UI" w:hAnsi="Segoe UI" w:eastAsia="Segoe UI" w:cs="Segoe UI"/>
                 <w:i w:val="0"/>
                 <w:iCs w:val="0"/>
                 <w:caps w:val="0"/>
@@ -9158,7 +9248,7 @@
             </w:pPr>
             <w:r>
               <w:rPr>
-                <w:rFonts w:ascii="Segoe UI" w:eastAsia="Segoe UI" w:hAnsi="Segoe UI" w:cs="Segoe UI" w:hint="default"/>
+                <w:rFonts w:hint="default" w:ascii="Segoe UI" w:hAnsi="Segoe UI" w:eastAsia="Segoe UI" w:cs="Segoe UI"/>
                 <w:i w:val="0"/>
                 <w:iCs w:val="0"/>
                 <w:caps w:val="0"/>
@@ -9178,8 +9268,8 @@
           <w:tcPr>
             <w:tcW w:w="0" w:type="auto"/>
             <w:tcBorders>
-              <w:top w:val="single" w:sz="4" w:space="0" w:color="auto"/>
-              <w:left w:val="single" w:sz="4" w:space="0" w:color="auto"/>
+              <w:top w:val="single" w:color="auto" w:sz="4" w:space="0"/>
+              <w:left w:val="single" w:color="auto" w:sz="4" w:space="0"/>
               <w:bottom w:val="nil"/>
               <w:right w:val="nil"/>
             </w:tcBorders>
@@ -9200,10 +9290,10 @@
               <w:suppressLineNumbers w:val="0"/>
               <w:snapToGrid w:val="0"/>
               <w:spacing w:line="240" w:lineRule="auto"/>
-              <w:ind w:left="0" w:right="0" w:firstLine="0" w:leftChars="0" w:rightChars="0" w:firstLineChars="0"/>
+              <w:ind w:left="0" w:leftChars="0" w:right="0" w:rightChars="0" w:firstLine="0" w:firstLineChars="0"/>
               <w:jc w:val="left"/>
               <w:rPr>
-                <w:rFonts w:ascii="Segoe UI" w:eastAsia="Segoe UI" w:hAnsi="Segoe UI" w:cs="Segoe UI" w:hint="default"/>
+                <w:rFonts w:hint="default" w:ascii="Segoe UI" w:hAnsi="Segoe UI" w:eastAsia="Segoe UI" w:cs="Segoe UI"/>
                 <w:i w:val="0"/>
                 <w:iCs w:val="0"/>
                 <w:caps w:val="0"/>
@@ -9215,7 +9305,7 @@
             </w:pPr>
             <w:r>
               <w:rPr>
-                <w:rFonts w:ascii="Segoe UI" w:eastAsia="Segoe UI" w:hAnsi="Segoe UI" w:cs="Segoe UI" w:hint="default"/>
+                <w:rFonts w:hint="default" w:ascii="Segoe UI" w:hAnsi="Segoe UI" w:eastAsia="Segoe UI" w:cs="Segoe UI"/>
                 <w:i w:val="0"/>
                 <w:iCs w:val="0"/>
                 <w:caps w:val="0"/>
@@ -9235,10 +9325,10 @@
           <w:tcPr>
             <w:tcW w:w="2057" w:type="dxa"/>
             <w:tcBorders>
-              <w:top w:val="single" w:sz="4" w:space="0" w:color="auto"/>
-              <w:left w:val="single" w:sz="4" w:space="0" w:color="auto"/>
+              <w:top w:val="single" w:color="auto" w:sz="4" w:space="0"/>
+              <w:left w:val="single" w:color="auto" w:sz="4" w:space="0"/>
               <w:bottom w:val="nil"/>
-              <w:right w:val="single" w:sz="12" w:space="0" w:color="auto"/>
+              <w:right w:val="single" w:color="auto" w:sz="12" w:space="0"/>
             </w:tcBorders>
             <w:shd w:val="clear" w:color="auto" w:fill="auto"/>
             <w:tcMar>
@@ -9257,10 +9347,10 @@
               <w:suppressLineNumbers w:val="0"/>
               <w:snapToGrid w:val="0"/>
               <w:spacing w:line="240" w:lineRule="auto"/>
-              <w:ind w:left="0" w:right="0" w:firstLine="0" w:leftChars="0" w:rightChars="0" w:firstLineChars="0"/>
+              <w:ind w:left="0" w:leftChars="0" w:right="0" w:rightChars="0" w:firstLine="0" w:firstLineChars="0"/>
               <w:jc w:val="center"/>
               <w:rPr>
-                <w:rFonts w:ascii="Segoe UI" w:eastAsia="Segoe UI" w:hAnsi="Segoe UI" w:cs="Segoe UI" w:hint="default"/>
+                <w:rFonts w:hint="default" w:ascii="Segoe UI" w:hAnsi="Segoe UI" w:eastAsia="Segoe UI" w:cs="Segoe UI"/>
                 <w:i w:val="0"/>
                 <w:iCs w:val="0"/>
                 <w:caps w:val="0"/>
@@ -9272,7 +9362,7 @@
             </w:pPr>
             <w:r>
               <w:rPr>
-                <w:rFonts w:ascii="Segoe UI" w:eastAsia="Segoe UI" w:hAnsi="Segoe UI" w:cs="Segoe UI" w:hint="default"/>
+                <w:rFonts w:hint="default" w:ascii="Segoe UI" w:hAnsi="Segoe UI" w:eastAsia="Segoe UI" w:cs="Segoe UI"/>
                 <w:i w:val="0"/>
                 <w:iCs w:val="0"/>
                 <w:caps w:val="0"/>
@@ -9291,9 +9381,14 @@
       </w:tr>
       <w:tr>
         <w:tblPrEx>
-          <w:tblW w:w="8495" w:type="dxa"/>
-          <w:jc w:val="center"/>
-          <w:shd w:val="clear" w:color="auto" w:fill="auto"/>
+          <w:tblBorders>
+            <w:top w:val="none" w:color="auto" w:sz="0" w:space="0"/>
+            <w:left w:val="none" w:color="auto" w:sz="0" w:space="0"/>
+            <w:bottom w:val="none" w:color="auto" w:sz="0" w:space="0"/>
+            <w:right w:val="none" w:color="auto" w:sz="0" w:space="0"/>
+            <w:insideH w:val="none" w:color="auto" w:sz="0" w:space="0"/>
+            <w:insideV w:val="none" w:color="auto" w:sz="0" w:space="0"/>
+          </w:tblBorders>
           <w:tblCellMar>
             <w:top w:w="15" w:type="dxa"/>
             <w:left w:w="15" w:type="dxa"/>
@@ -9302,16 +9397,16 @@
           </w:tblCellMar>
         </w:tblPrEx>
         <w:trPr>
-          <w:trHeight w:val="0"/>
+          <w:trHeight w:val="0" w:hRule="atLeast"/>
           <w:jc w:val="center"/>
         </w:trPr>
         <w:tc>
           <w:tcPr>
             <w:tcW w:w="4047" w:type="dxa"/>
             <w:tcBorders>
-              <w:top w:val="single" w:sz="4" w:space="0" w:color="auto"/>
-              <w:left w:val="single" w:sz="12" w:space="0" w:color="auto"/>
-              <w:bottom w:val="single" w:sz="12" w:space="0" w:color="auto"/>
+              <w:top w:val="single" w:color="auto" w:sz="4" w:space="0"/>
+              <w:left w:val="single" w:color="auto" w:sz="12" w:space="0"/>
+              <w:bottom w:val="single" w:color="auto" w:sz="12" w:space="0"/>
               <w:right w:val="nil"/>
             </w:tcBorders>
             <w:shd w:val="clear" w:color="auto" w:fill="auto"/>
@@ -9331,10 +9426,10 @@
               <w:suppressLineNumbers w:val="0"/>
               <w:snapToGrid w:val="0"/>
               <w:spacing w:line="240" w:lineRule="auto"/>
-              <w:ind w:left="0" w:right="0" w:firstLine="0" w:leftChars="0" w:rightChars="0" w:firstLineChars="0"/>
+              <w:ind w:left="0" w:leftChars="0" w:right="0" w:rightChars="0" w:firstLine="0" w:firstLineChars="0"/>
               <w:jc w:val="center"/>
               <w:rPr>
-                <w:rFonts w:ascii="Segoe UI" w:eastAsia="Segoe UI" w:hAnsi="Segoe UI" w:cs="Segoe UI" w:hint="default"/>
+                <w:rFonts w:hint="default" w:ascii="Segoe UI" w:hAnsi="Segoe UI" w:eastAsia="Segoe UI" w:cs="Segoe UI"/>
                 <w:i w:val="0"/>
                 <w:iCs w:val="0"/>
                 <w:caps w:val="0"/>
@@ -9346,7 +9441,7 @@
             </w:pPr>
             <w:r>
               <w:rPr>
-                <w:rFonts w:ascii="Segoe UI" w:eastAsia="Segoe UI" w:hAnsi="Segoe UI" w:cs="Segoe UI" w:hint="default"/>
+                <w:rFonts w:hint="default" w:ascii="Segoe UI" w:hAnsi="Segoe UI" w:eastAsia="Segoe UI" w:cs="Segoe UI"/>
                 <w:i w:val="0"/>
                 <w:iCs w:val="0"/>
                 <w:caps w:val="0"/>
@@ -9366,9 +9461,9 @@
           <w:tcPr>
             <w:tcW w:w="2391" w:type="dxa"/>
             <w:tcBorders>
-              <w:top w:val="single" w:sz="4" w:space="0" w:color="auto"/>
-              <w:left w:val="single" w:sz="4" w:space="0" w:color="auto"/>
-              <w:bottom w:val="single" w:sz="12" w:space="0" w:color="auto"/>
+              <w:top w:val="single" w:color="auto" w:sz="4" w:space="0"/>
+              <w:left w:val="single" w:color="auto" w:sz="4" w:space="0"/>
+              <w:bottom w:val="single" w:color="auto" w:sz="12" w:space="0"/>
               <w:right w:val="nil"/>
             </w:tcBorders>
             <w:shd w:val="clear" w:color="auto" w:fill="auto"/>
@@ -9388,10 +9483,10 @@
               <w:suppressLineNumbers w:val="0"/>
               <w:snapToGrid w:val="0"/>
               <w:spacing w:line="240" w:lineRule="auto"/>
-              <w:ind w:left="0" w:right="0" w:firstLine="0" w:leftChars="0" w:rightChars="0" w:firstLineChars="0"/>
+              <w:ind w:left="0" w:leftChars="0" w:right="0" w:rightChars="0" w:firstLine="0" w:firstLineChars="0"/>
               <w:jc w:val="left"/>
               <w:rPr>
-                <w:rFonts w:ascii="Segoe UI" w:eastAsia="Segoe UI" w:hAnsi="Segoe UI" w:cs="Segoe UI" w:hint="default"/>
+                <w:rFonts w:hint="default" w:ascii="Segoe UI" w:hAnsi="Segoe UI" w:eastAsia="Segoe UI" w:cs="Segoe UI"/>
                 <w:i w:val="0"/>
                 <w:iCs w:val="0"/>
                 <w:caps w:val="0"/>
@@ -9403,7 +9498,7 @@
             </w:pPr>
             <w:r>
               <w:rPr>
-                <w:rFonts w:ascii="Segoe UI" w:eastAsia="Segoe UI" w:hAnsi="Segoe UI" w:cs="Segoe UI" w:hint="default"/>
+                <w:rFonts w:hint="default" w:ascii="Segoe UI" w:hAnsi="Segoe UI" w:eastAsia="Segoe UI" w:cs="Segoe UI"/>
                 <w:i w:val="0"/>
                 <w:iCs w:val="0"/>
                 <w:caps w:val="0"/>
@@ -9423,10 +9518,10 @@
           <w:tcPr>
             <w:tcW w:w="2057" w:type="dxa"/>
             <w:tcBorders>
-              <w:top w:val="single" w:sz="4" w:space="0" w:color="auto"/>
-              <w:left w:val="single" w:sz="4" w:space="0" w:color="auto"/>
-              <w:bottom w:val="single" w:sz="12" w:space="0" w:color="auto"/>
-              <w:right w:val="single" w:sz="12" w:space="0" w:color="auto"/>
+              <w:top w:val="single" w:color="auto" w:sz="4" w:space="0"/>
+              <w:left w:val="single" w:color="auto" w:sz="4" w:space="0"/>
+              <w:bottom w:val="single" w:color="auto" w:sz="12" w:space="0"/>
+              <w:right w:val="single" w:color="auto" w:sz="12" w:space="0"/>
             </w:tcBorders>
             <w:shd w:val="clear" w:color="auto" w:fill="auto"/>
             <w:tcMar>
@@ -9445,10 +9540,10 @@
               <w:suppressLineNumbers w:val="0"/>
               <w:snapToGrid w:val="0"/>
               <w:spacing w:line="240" w:lineRule="auto"/>
-              <w:ind w:left="0" w:right="0" w:firstLine="0" w:leftChars="0" w:rightChars="0" w:firstLineChars="0"/>
+              <w:ind w:left="0" w:leftChars="0" w:right="0" w:rightChars="0" w:firstLine="0" w:firstLineChars="0"/>
               <w:jc w:val="center"/>
               <w:rPr>
-                <w:rFonts w:ascii="Segoe UI" w:eastAsia="Segoe UI" w:hAnsi="Segoe UI" w:cs="Segoe UI" w:hint="default"/>
+                <w:rFonts w:hint="default" w:ascii="Segoe UI" w:hAnsi="Segoe UI" w:eastAsia="Segoe UI" w:cs="Segoe UI"/>
                 <w:i w:val="0"/>
                 <w:iCs w:val="0"/>
                 <w:caps w:val="0"/>
@@ -9460,7 +9555,7 @@
             </w:pPr>
             <w:r>
               <w:rPr>
-                <w:rFonts w:ascii="Segoe UI" w:eastAsia="Segoe UI" w:hAnsi="Segoe UI" w:cs="Segoe UI" w:hint="default"/>
+                <w:rFonts w:hint="default" w:ascii="Segoe UI" w:hAnsi="Segoe UI" w:eastAsia="Segoe UI" w:cs="Segoe UI"/>
                 <w:i w:val="0"/>
                 <w:iCs w:val="0"/>
                 <w:caps w:val="0"/>
@@ -9480,7 +9575,7 @@
     </w:tbl>
     <w:p>
       <w:pPr>
-        <w:pStyle w:val="a1"/>
+        <w:pStyle w:val="31"/>
         <w:rPr>
           <w:rFonts w:hint="default"/>
           <w:lang w:val="en-US" w:eastAsia="zh-CN"/>
@@ -9490,23 +9585,73 @@
     <w:sectPr>
       <w:pgSz w:w="11906" w:h="16838"/>
       <w:pgMar w:top="1440" w:right="1800" w:bottom="1440" w:left="1800" w:header="851" w:footer="992" w:gutter="0"/>
-      <w:cols w:num="1" w:space="425"/>
+      <w:cols w:space="425" w:num="1"/>
       <w:docGrid w:type="lines" w:linePitch="312" w:charSpace="0"/>
     </w:sectPr>
   </w:body>
 </w:document>
 </file>
 
+<file path=word/endnotes.xml><?xml version="1.0" encoding="utf-8"?>
+<w:endnotes xmlns:wpc="http://schemas.microsoft.com/office/word/2010/wordprocessingCanvas" xmlns:mc="http://schemas.openxmlformats.org/markup-compatibility/2006" xmlns:o="urn:schemas-microsoft-com:office:office" xmlns:r="http://schemas.openxmlformats.org/officeDocument/2006/relationships" xmlns:m="http://schemas.openxmlformats.org/officeDocument/2006/math" xmlns:v="urn:schemas-microsoft-com:vml" xmlns:wp14="http://schemas.microsoft.com/office/word/2010/wordprocessingDrawing" xmlns:wp="http://schemas.openxmlformats.org/drawingml/2006/wordprocessingDrawing" xmlns:w="http://schemas.openxmlformats.org/wordprocessingml/2006/main" xmlns:w14="http://schemas.microsoft.com/office/word/2010/wordml" xmlns:w15="http://schemas.microsoft.com/office/word/2012/wordml" xmlns:w10="urn:schemas-microsoft-com:office:word" xmlns:wpg="http://schemas.microsoft.com/office/word/2010/wordprocessingGroup" xmlns:wpi="http://schemas.microsoft.com/office/word/2010/wordprocessingInk" xmlns:wne="http://schemas.microsoft.com/office/word/2006/wordml" xmlns:wps="http://schemas.microsoft.com/office/word/2010/wordprocessingShape" xmlns:wpsCustomData="http://www.wps.cn/officeDocument/2013/wpsCustomData" mc:Ignorable="w14 w15 wp14">
+  <w:endnote w:type="separator" w:id="0">
+    <w:p>
+      <w:pPr>
+        <w:spacing w:line="240" w:lineRule="auto"/>
+      </w:pPr>
+      <w:r>
+        <w:separator/>
+      </w:r>
+    </w:p>
+  </w:endnote>
+  <w:endnote w:type="continuationSeparator" w:id="1">
+    <w:p>
+      <w:pPr>
+        <w:spacing w:line="240" w:lineRule="auto"/>
+      </w:pPr>
+      <w:r>
+        <w:continuationSeparator/>
+      </w:r>
+    </w:p>
+  </w:endnote>
+</w:endnotes>
+</file>
+
+<file path=word/footnotes.xml><?xml version="1.0" encoding="utf-8"?>
+<w:footnotes xmlns:wpc="http://schemas.microsoft.com/office/word/2010/wordprocessingCanvas" xmlns:mc="http://schemas.openxmlformats.org/markup-compatibility/2006" xmlns:o="urn:schemas-microsoft-com:office:office" xmlns:r="http://schemas.openxmlformats.org/officeDocument/2006/relationships" xmlns:m="http://schemas.openxmlformats.org/officeDocument/2006/math" xmlns:v="urn:schemas-microsoft-com:vml" xmlns:wp14="http://schemas.microsoft.com/office/word/2010/wordprocessingDrawing" xmlns:wp="http://schemas.openxmlformats.org/drawingml/2006/wordprocessingDrawing" xmlns:w="http://schemas.openxmlformats.org/wordprocessingml/2006/main" xmlns:w14="http://schemas.microsoft.com/office/word/2010/wordml" xmlns:w15="http://schemas.microsoft.com/office/word/2012/wordml" xmlns:w10="urn:schemas-microsoft-com:office:word" xmlns:wpg="http://schemas.microsoft.com/office/word/2010/wordprocessingGroup" xmlns:wpi="http://schemas.microsoft.com/office/word/2010/wordprocessingInk" xmlns:wne="http://schemas.microsoft.com/office/word/2006/wordml" xmlns:wps="http://schemas.microsoft.com/office/word/2010/wordprocessingShape" xmlns:wpsCustomData="http://www.wps.cn/officeDocument/2013/wpsCustomData" mc:Ignorable="w14 w15 wp14">
+  <w:footnote w:type="separator" w:id="0">
+    <w:p>
+      <w:pPr>
+        <w:spacing w:line="360" w:lineRule="auto"/>
+      </w:pPr>
+      <w:r>
+        <w:separator/>
+      </w:r>
+    </w:p>
+  </w:footnote>
+  <w:footnote w:type="continuationSeparator" w:id="1">
+    <w:p>
+      <w:pPr>
+        <w:spacing w:line="360" w:lineRule="auto"/>
+      </w:pPr>
+      <w:r>
+        <w:continuationSeparator/>
+      </w:r>
+    </w:p>
+  </w:footnote>
+</w:footnotes>
+</file>
+
 <file path=word/numbering.xml><?xml version="1.0" encoding="utf-8"?>
-<w:numbering xmlns:wpc="http://schemas.microsoft.com/office/word/2010/wordprocessingCanvas" xmlns:mc="http://schemas.openxmlformats.org/markup-compatibility/2006" xmlns:o="urn:schemas-microsoft-com:office:office" xmlns:r="http://schemas.openxmlformats.org/officeDocument/2006/relationships" xmlns:m="http://schemas.openxmlformats.org/officeDocument/2006/math" xmlns:v="urn:schemas-microsoft-com:vml" xmlns:wp14="http://schemas.microsoft.com/office/word/2010/wordprocessingDrawing" xmlns:wp="http://schemas.openxmlformats.org/drawingml/2006/wordprocessingDrawing" xmlns:w10="urn:schemas-microsoft-com:office:word" xmlns:w="http://schemas.openxmlformats.org/wordprocessingml/2006/main" xmlns:w14="http://schemas.microsoft.com/office/word/2010/wordml" xmlns:w15="http://schemas.microsoft.com/office/word/2012/wordml" xmlns:wne="http://schemas.microsoft.com/office/word/2006/wordml" xmlns:wpg="http://schemas.microsoft.com/office/word/2010/wordprocessingGroup" xmlns:wpi="http://schemas.microsoft.com/office/word/2010/wordprocessingInk" xmlns:wps="http://schemas.microsoft.com/office/word/2010/wordprocessingShape" mc:Ignorable="w14 w15 wp14">
+<w:numbering xmlns:wpc="http://schemas.microsoft.com/office/word/2010/wordprocessingCanvas" xmlns:mc="http://schemas.openxmlformats.org/markup-compatibility/2006" xmlns:o="urn:schemas-microsoft-com:office:office" xmlns:r="http://schemas.openxmlformats.org/officeDocument/2006/relationships" xmlns:m="http://schemas.openxmlformats.org/officeDocument/2006/math" xmlns:v="urn:schemas-microsoft-com:vml" xmlns:wp14="http://schemas.microsoft.com/office/word/2010/wordprocessingDrawing" xmlns:wp="http://schemas.openxmlformats.org/drawingml/2006/wordprocessingDrawing" xmlns:w10="urn:schemas-microsoft-com:office:word" xmlns:w="http://schemas.openxmlformats.org/wordprocessingml/2006/main" xmlns:w14="http://schemas.microsoft.com/office/word/2010/wordml" xmlns:wpg="http://schemas.microsoft.com/office/word/2010/wordprocessingGroup" xmlns:wpi="http://schemas.microsoft.com/office/word/2010/wordprocessingInk" xmlns:wne="http://schemas.microsoft.com/office/word/2006/wordml" xmlns:wps="http://schemas.microsoft.com/office/word/2010/wordprocessingShape" xmlns:wpsCustomData="http://www.wps.cn/officeDocument/2013/wpsCustomData" mc:Ignorable="w14 wp14">
   <w:abstractNum w:abstractNumId="0">
     <w:nsid w:val="8E964DCE"/>
     <w:multiLevelType w:val="multilevel"/>
     <w:tmpl w:val="8E964DCE"/>
-    <w:lvl w:ilvl="0">
+    <w:lvl w:ilvl="0" w:tentative="0">
       <w:start w:val="1"/>
       <w:numFmt w:val="decimal"/>
-      <w:pStyle w:val="Heading1"/>
+      <w:pStyle w:val="2"/>
       <w:lvlText w:val="%1."/>
       <w:lvlJc w:val="left"/>
       <w:pPr>
@@ -9516,10 +9661,10 @@
         <w:rFonts w:hint="default"/>
       </w:rPr>
     </w:lvl>
-    <w:lvl w:ilvl="1">
+    <w:lvl w:ilvl="1" w:tentative="0">
       <w:start w:val="1"/>
       <w:numFmt w:val="decimal"/>
-      <w:pStyle w:val="Heading2"/>
+      <w:pStyle w:val="3"/>
       <w:lvlText w:val="%1.%2."/>
       <w:lvlJc w:val="left"/>
       <w:pPr>
@@ -9529,10 +9674,10 @@
         <w:rFonts w:hint="default"/>
       </w:rPr>
     </w:lvl>
-    <w:lvl w:ilvl="2">
+    <w:lvl w:ilvl="2" w:tentative="0">
       <w:start w:val="1"/>
       <w:numFmt w:val="decimal"/>
-      <w:pStyle w:val="Heading3"/>
+      <w:pStyle w:val="4"/>
       <w:lvlText w:val="%1.%2.%3."/>
       <w:lvlJc w:val="left"/>
       <w:pPr>
@@ -9542,10 +9687,10 @@
         <w:rFonts w:hint="default"/>
       </w:rPr>
     </w:lvl>
-    <w:lvl w:ilvl="3">
+    <w:lvl w:ilvl="3" w:tentative="0">
       <w:start w:val="1"/>
       <w:numFmt w:val="decimal"/>
-      <w:pStyle w:val="Heading4"/>
+      <w:pStyle w:val="5"/>
       <w:lvlText w:val="%1.%2.%3.%4."/>
       <w:lvlJc w:val="left"/>
       <w:pPr>
@@ -9555,10 +9700,10 @@
         <w:rFonts w:hint="default"/>
       </w:rPr>
     </w:lvl>
-    <w:lvl w:ilvl="4">
+    <w:lvl w:ilvl="4" w:tentative="0">
       <w:start w:val="1"/>
       <w:numFmt w:val="decimal"/>
-      <w:pStyle w:val="Heading5"/>
+      <w:pStyle w:val="6"/>
       <w:lvlText w:val="%1.%2.%3.%4.%5."/>
       <w:lvlJc w:val="left"/>
       <w:pPr>
@@ -9568,10 +9713,10 @@
         <w:rFonts w:hint="default"/>
       </w:rPr>
     </w:lvl>
-    <w:lvl w:ilvl="5">
+    <w:lvl w:ilvl="5" w:tentative="0">
       <w:start w:val="1"/>
       <w:numFmt w:val="decimal"/>
-      <w:pStyle w:val="Heading6"/>
+      <w:pStyle w:val="7"/>
       <w:lvlText w:val="%1.%2.%3.%4.%5.%6."/>
       <w:lvlJc w:val="left"/>
       <w:pPr>
@@ -9581,10 +9726,10 @@
         <w:rFonts w:hint="default"/>
       </w:rPr>
     </w:lvl>
-    <w:lvl w:ilvl="6">
+    <w:lvl w:ilvl="6" w:tentative="0">
       <w:start w:val="1"/>
       <w:numFmt w:val="decimal"/>
-      <w:pStyle w:val="Heading7"/>
+      <w:pStyle w:val="8"/>
       <w:lvlText w:val="%1.%2.%3.%4.%5.%6.%7."/>
       <w:lvlJc w:val="left"/>
       <w:pPr>
@@ -9594,10 +9739,10 @@
         <w:rFonts w:hint="default"/>
       </w:rPr>
     </w:lvl>
-    <w:lvl w:ilvl="7">
+    <w:lvl w:ilvl="7" w:tentative="0">
       <w:start w:val="1"/>
       <w:numFmt w:val="decimal"/>
-      <w:pStyle w:val="Heading8"/>
+      <w:pStyle w:val="9"/>
       <w:lvlText w:val="%1.%2.%3.%4.%5.%6.%7.%8."/>
       <w:lvlJc w:val="left"/>
       <w:pPr>
@@ -9607,10 +9752,10 @@
         <w:rFonts w:hint="default"/>
       </w:rPr>
     </w:lvl>
-    <w:lvl w:ilvl="8">
+    <w:lvl w:ilvl="8" w:tentative="0">
       <w:start w:val="1"/>
       <w:numFmt w:val="decimal"/>
-      <w:pStyle w:val="Heading9"/>
+      <w:pStyle w:val="10"/>
       <w:lvlText w:val="%1.%2.%3.%4.%5.%6.%7.%8.%9."/>
       <w:lvlJc w:val="left"/>
       <w:pPr>
@@ -9625,7 +9770,7 @@
     <w:nsid w:val="A0496D2A"/>
     <w:multiLevelType w:val="singleLevel"/>
     <w:tmpl w:val="A0496D2A"/>
-    <w:lvl w:ilvl="0">
+    <w:lvl w:ilvl="0" w:tentative="0">
       <w:start w:val="1"/>
       <w:numFmt w:val="decimal"/>
       <w:lvlText w:val="(%1)"/>
@@ -9645,7 +9790,7 @@
     <w:nsid w:val="A5FA9C4B"/>
     <w:multiLevelType w:val="singleLevel"/>
     <w:tmpl w:val="A5FA9C4B"/>
-    <w:lvl w:ilvl="0">
+    <w:lvl w:ilvl="0" w:tentative="0">
       <w:start w:val="1"/>
       <w:numFmt w:val="decimal"/>
       <w:lvlText w:val="%1."/>
@@ -9662,7 +9807,7 @@
     <w:nsid w:val="BB356C3F"/>
     <w:multiLevelType w:val="singleLevel"/>
     <w:tmpl w:val="BB356C3F"/>
-    <w:lvl w:ilvl="0">
+    <w:lvl w:ilvl="0" w:tentative="0">
       <w:start w:val="1"/>
       <w:numFmt w:val="decimal"/>
       <w:lvlText w:val="(%1)"/>
@@ -9682,7 +9827,7 @@
     <w:nsid w:val="04E67096"/>
     <w:multiLevelType w:val="singleLevel"/>
     <w:tmpl w:val="04E67096"/>
-    <w:lvl w:ilvl="0">
+    <w:lvl w:ilvl="0" w:tentative="0">
       <w:start w:val="1"/>
       <w:numFmt w:val="decimal"/>
       <w:lvlText w:val="%1."/>
@@ -9699,7 +9844,7 @@
     <w:nsid w:val="192BF78B"/>
     <w:multiLevelType w:val="singleLevel"/>
     <w:tmpl w:val="192BF78B"/>
-    <w:lvl w:ilvl="0">
+    <w:lvl w:ilvl="0" w:tentative="0">
       <w:start w:val="1"/>
       <w:numFmt w:val="decimal"/>
       <w:lvlText w:val="%1."/>
@@ -9716,7 +9861,7 @@
     <w:nsid w:val="259A0D6D"/>
     <w:multiLevelType w:val="singleLevel"/>
     <w:tmpl w:val="259A0D6D"/>
-    <w:lvl w:ilvl="0">
+    <w:lvl w:ilvl="0" w:tentative="0">
       <w:start w:val="1"/>
       <w:numFmt w:val="decimal"/>
       <w:lvlText w:val="%1."/>
@@ -9733,7 +9878,7 @@
     <w:nsid w:val="3A0EC242"/>
     <w:multiLevelType w:val="singleLevel"/>
     <w:tmpl w:val="3A0EC242"/>
-    <w:lvl w:ilvl="0">
+    <w:lvl w:ilvl="0" w:tentative="0">
       <w:start w:val="1"/>
       <w:numFmt w:val="decimal"/>
       <w:lvlText w:val="(%1)"/>
@@ -9777,267 +9922,269 @@
 </file>
 
 <file path=word/styles.xml><?xml version="1.0" encoding="utf-8"?>
-<w:styles xmlns:mc="http://schemas.openxmlformats.org/markup-compatibility/2006" xmlns:r="http://schemas.openxmlformats.org/officeDocument/2006/relationships" xmlns:w="http://schemas.openxmlformats.org/wordprocessingml/2006/main" xmlns:w14="http://schemas.microsoft.com/office/word/2010/wordml" xmlns:w15="http://schemas.microsoft.com/office/word/2012/wordml" mc:Ignorable="w14 w15">
+<w:styles xmlns:mc="http://schemas.openxmlformats.org/markup-compatibility/2006" xmlns:o="urn:schemas-microsoft-com:office:office" xmlns:r="http://schemas.openxmlformats.org/officeDocument/2006/relationships" xmlns:m="http://schemas.openxmlformats.org/officeDocument/2006/math" xmlns:v="urn:schemas-microsoft-com:vml" xmlns:w="http://schemas.openxmlformats.org/wordprocessingml/2006/main" xmlns:w14="http://schemas.microsoft.com/office/word/2010/wordml" xmlns:w10="urn:schemas-microsoft-com:office:word" xmlns:sl="http://schemas.openxmlformats.org/schemaLibrary/2006/main" xmlns:wpsCustomData="http://www.wps.cn/officeDocument/2013/wpsCustomData" mc:Ignorable="w14">
   <w:docDefaults>
     <w:rPrDefault>
       <w:rPr>
-        <w:rFonts w:ascii="Times New Roman" w:eastAsia="宋体" w:hAnsi="Times New Roman" w:cs="Times New Roman"/>
+        <w:rFonts w:ascii="Times New Roman" w:hAnsi="Times New Roman" w:eastAsia="宋体" w:cs="Times New Roman"/>
       </w:rPr>
     </w:rPrDefault>
     <w:pPrDefault/>
   </w:docDefaults>
-  <w:latentStyles w:defLockedState="0" w:defUIPriority="99" w:defSemiHidden="1" w:defUnhideWhenUsed="1" w:defQFormat="0" w:count="260">
-    <w:lsdException w:name="Normal" w:semiHidden="0" w:uiPriority="0" w:unhideWhenUsed="0" w:qFormat="1"/>
-    <w:lsdException w:name="heading 1" w:semiHidden="0" w:uiPriority="0" w:unhideWhenUsed="0" w:qFormat="1"/>
-    <w:lsdException w:name="heading 2" w:semiHidden="0" w:uiPriority="0" w:qFormat="1"/>
-    <w:lsdException w:name="heading 3" w:uiPriority="0" w:qFormat="1"/>
-    <w:lsdException w:name="heading 4" w:semiHidden="0" w:uiPriority="0" w:qFormat="1"/>
-    <w:lsdException w:name="heading 5" w:uiPriority="0" w:qFormat="1"/>
-    <w:lsdException w:name="heading 6" w:uiPriority="0" w:qFormat="1"/>
-    <w:lsdException w:name="heading 7" w:uiPriority="0" w:qFormat="1"/>
-    <w:lsdException w:name="heading 8" w:uiPriority="0" w:qFormat="1"/>
-    <w:lsdException w:name="heading 9" w:uiPriority="0" w:qFormat="1"/>
-    <w:lsdException w:name="index 1" w:semiHidden="0" w:uiPriority="0" w:unhideWhenUsed="0"/>
-    <w:lsdException w:name="index 2" w:semiHidden="0" w:uiPriority="0" w:unhideWhenUsed="0"/>
-    <w:lsdException w:name="index 3" w:semiHidden="0" w:uiPriority="0" w:unhideWhenUsed="0"/>
-    <w:lsdException w:name="index 4" w:semiHidden="0" w:uiPriority="0" w:unhideWhenUsed="0"/>
-    <w:lsdException w:name="index 5" w:semiHidden="0" w:uiPriority="0" w:unhideWhenUsed="0"/>
-    <w:lsdException w:name="index 6" w:semiHidden="0" w:uiPriority="0" w:unhideWhenUsed="0"/>
-    <w:lsdException w:name="index 7" w:semiHidden="0" w:uiPriority="0" w:unhideWhenUsed="0"/>
-    <w:lsdException w:name="index 8" w:semiHidden="0" w:uiPriority="0" w:unhideWhenUsed="0"/>
-    <w:lsdException w:name="index 9" w:semiHidden="0" w:uiPriority="0" w:unhideWhenUsed="0"/>
-    <w:lsdException w:name="toc 1" w:semiHidden="0" w:uiPriority="0" w:unhideWhenUsed="0" w:qFormat="1"/>
-    <w:lsdException w:name="toc 2" w:semiHidden="0" w:uiPriority="0" w:unhideWhenUsed="0" w:qFormat="1"/>
-    <w:lsdException w:name="toc 3" w:semiHidden="0" w:uiPriority="0" w:unhideWhenUsed="0" w:qFormat="1"/>
-    <w:lsdException w:name="toc 4" w:semiHidden="0" w:uiPriority="0" w:unhideWhenUsed="0"/>
-    <w:lsdException w:name="toc 5" w:semiHidden="0" w:uiPriority="0" w:unhideWhenUsed="0"/>
-    <w:lsdException w:name="toc 6" w:semiHidden="0" w:uiPriority="0" w:unhideWhenUsed="0"/>
-    <w:lsdException w:name="toc 7" w:semiHidden="0" w:uiPriority="0" w:unhideWhenUsed="0"/>
-    <w:lsdException w:name="toc 8" w:semiHidden="0" w:uiPriority="0" w:unhideWhenUsed="0"/>
-    <w:lsdException w:name="toc 9" w:semiHidden="0" w:uiPriority="0" w:unhideWhenUsed="0"/>
-    <w:lsdException w:name="Normal Indent" w:semiHidden="0" w:uiPriority="0" w:unhideWhenUsed="0"/>
-    <w:lsdException w:name="footnote text" w:semiHidden="0" w:uiPriority="0" w:unhideWhenUsed="0"/>
-    <w:lsdException w:name="annotation text" w:semiHidden="0" w:uiPriority="0" w:unhideWhenUsed="0" w:qFormat="1"/>
-    <w:lsdException w:name="header" w:semiHidden="0" w:uiPriority="0" w:unhideWhenUsed="0" w:qFormat="1"/>
-    <w:lsdException w:name="footer" w:semiHidden="0" w:uiPriority="0" w:unhideWhenUsed="0" w:qFormat="1"/>
-    <w:lsdException w:name="index heading" w:semiHidden="0" w:uiPriority="0" w:unhideWhenUsed="0"/>
-    <w:lsdException w:name="caption" w:uiPriority="0" w:qFormat="1"/>
-    <w:lsdException w:name="table of figures" w:semiHidden="0" w:uiPriority="0" w:unhideWhenUsed="0" w:qFormat="1"/>
-    <w:lsdException w:name="envelope address" w:semiHidden="0" w:uiPriority="0" w:unhideWhenUsed="0"/>
-    <w:lsdException w:name="envelope return" w:semiHidden="0" w:uiPriority="0" w:unhideWhenUsed="0"/>
-    <w:lsdException w:name="footnote reference" w:semiHidden="0" w:uiPriority="0" w:unhideWhenUsed="0"/>
-    <w:lsdException w:name="annotation reference" w:semiHidden="0" w:uiPriority="0" w:unhideWhenUsed="0"/>
-    <w:lsdException w:name="line number" w:semiHidden="0" w:uiPriority="0" w:unhideWhenUsed="0"/>
-    <w:lsdException w:name="page number" w:semiHidden="0" w:uiPriority="0" w:unhideWhenUsed="0"/>
-    <w:lsdException w:name="endnote reference" w:semiHidden="0" w:uiPriority="0" w:unhideWhenUsed="0"/>
-    <w:lsdException w:name="endnote text" w:semiHidden="0" w:uiPriority="0" w:unhideWhenUsed="0"/>
-    <w:lsdException w:name="table of authorities" w:semiHidden="0" w:uiPriority="0" w:unhideWhenUsed="0"/>
-    <w:lsdException w:name="macro" w:semiHidden="0" w:uiPriority="0" w:unhideWhenUsed="0"/>
-    <w:lsdException w:name="toa heading" w:semiHidden="0" w:uiPriority="0" w:unhideWhenUsed="0"/>
-    <w:lsdException w:name="List" w:semiHidden="0" w:uiPriority="0" w:unhideWhenUsed="0"/>
-    <w:lsdException w:name="List Bullet" w:semiHidden="0" w:uiPriority="0" w:unhideWhenUsed="0"/>
-    <w:lsdException w:name="List Number" w:semiHidden="0" w:uiPriority="0" w:unhideWhenUsed="0"/>
-    <w:lsdException w:name="List 2" w:semiHidden="0" w:uiPriority="0" w:unhideWhenUsed="0"/>
-    <w:lsdException w:name="List 3" w:semiHidden="0" w:uiPriority="0" w:unhideWhenUsed="0"/>
-    <w:lsdException w:name="List 4" w:semiHidden="0" w:uiPriority="0" w:unhideWhenUsed="0"/>
-    <w:lsdException w:name="List 5" w:semiHidden="0" w:uiPriority="0" w:unhideWhenUsed="0"/>
-    <w:lsdException w:name="List Bullet 2" w:semiHidden="0" w:uiPriority="0" w:unhideWhenUsed="0"/>
-    <w:lsdException w:name="List Bullet 3" w:semiHidden="0" w:uiPriority="0" w:unhideWhenUsed="0"/>
-    <w:lsdException w:name="List Bullet 4" w:semiHidden="0" w:uiPriority="0" w:unhideWhenUsed="0"/>
-    <w:lsdException w:name="List Bullet 5" w:semiHidden="0" w:uiPriority="0" w:unhideWhenUsed="0"/>
-    <w:lsdException w:name="List Number 2" w:semiHidden="0" w:uiPriority="0" w:unhideWhenUsed="0"/>
-    <w:lsdException w:name="List Number 3" w:semiHidden="0" w:uiPriority="0" w:unhideWhenUsed="0"/>
-    <w:lsdException w:name="List Number 4" w:semiHidden="0" w:uiPriority="0" w:unhideWhenUsed="0"/>
-    <w:lsdException w:name="List Number 5" w:semiHidden="0" w:uiPriority="0" w:unhideWhenUsed="0"/>
-    <w:lsdException w:name="Title" w:semiHidden="0" w:uiPriority="0" w:unhideWhenUsed="0" w:qFormat="1"/>
-    <w:lsdException w:name="Closing" w:semiHidden="0" w:uiPriority="0" w:unhideWhenUsed="0"/>
-    <w:lsdException w:name="Signature" w:semiHidden="0" w:uiPriority="0" w:unhideWhenUsed="0"/>
-    <w:lsdException w:name="Default Paragraph Font" w:uiPriority="0" w:unhideWhenUsed="0" w:qFormat="1"/>
-    <w:lsdException w:name="Body Text" w:uiPriority="0" w:unhideWhenUsed="0" w:qFormat="1"/>
-    <w:lsdException w:name="Body Text Indent" w:semiHidden="0" w:uiPriority="0" w:unhideWhenUsed="0"/>
-    <w:lsdException w:name="List Continue" w:semiHidden="0" w:uiPriority="0" w:unhideWhenUsed="0"/>
-    <w:lsdException w:name="List Continue 2" w:semiHidden="0" w:uiPriority="0" w:unhideWhenUsed="0"/>
-    <w:lsdException w:name="List Continue 3" w:semiHidden="0" w:uiPriority="0" w:unhideWhenUsed="0"/>
-    <w:lsdException w:name="List Continue 4" w:semiHidden="0" w:uiPriority="0" w:unhideWhenUsed="0"/>
-    <w:lsdException w:name="List Continue 5" w:semiHidden="0" w:uiPriority="0" w:unhideWhenUsed="0"/>
-    <w:lsdException w:name="Message Header" w:semiHidden="0" w:uiPriority="0" w:unhideWhenUsed="0"/>
-    <w:lsdException w:name="Subtitle" w:semiHidden="0" w:uiPriority="0" w:unhideWhenUsed="0" w:qFormat="1"/>
-    <w:lsdException w:name="Salutation" w:semiHidden="0" w:uiPriority="0" w:unhideWhenUsed="0"/>
-    <w:lsdException w:name="Date" w:semiHidden="0" w:uiPriority="0" w:unhideWhenUsed="0"/>
-    <w:lsdException w:name="Body Text First Indent" w:semiHidden="0" w:uiPriority="0" w:unhideWhenUsed="0"/>
-    <w:lsdException w:name="Body Text First Indent 2" w:semiHidden="0" w:uiPriority="0" w:unhideWhenUsed="0"/>
-    <w:lsdException w:name="Body Text 2" w:semiHidden="0" w:uiPriority="0" w:unhideWhenUsed="0"/>
-    <w:lsdException w:name="Body Text 3" w:semiHidden="0" w:uiPriority="0" w:unhideWhenUsed="0"/>
-    <w:lsdException w:name="Body Text Indent 2" w:semiHidden="0" w:uiPriority="0" w:unhideWhenUsed="0"/>
-    <w:lsdException w:name="Body Text Indent 3" w:semiHidden="0" w:uiPriority="0" w:unhideWhenUsed="0"/>
-    <w:lsdException w:name="Block Text" w:semiHidden="0" w:uiPriority="0" w:unhideWhenUsed="0"/>
-    <w:lsdException w:name="Hyperlink" w:semiHidden="0" w:uiPriority="0" w:unhideWhenUsed="0"/>
-    <w:lsdException w:name="FollowedHyperlink" w:semiHidden="0" w:uiPriority="0" w:unhideWhenUsed="0"/>
-    <w:lsdException w:name="Strong" w:semiHidden="0" w:uiPriority="0" w:unhideWhenUsed="0" w:qFormat="1"/>
-    <w:lsdException w:name="Emphasis" w:semiHidden="0" w:uiPriority="0" w:unhideWhenUsed="0" w:qFormat="1"/>
-    <w:lsdException w:name="Document Map" w:semiHidden="0" w:uiPriority="0" w:unhideWhenUsed="0"/>
-    <w:lsdException w:name="Plain Text" w:semiHidden="0" w:uiPriority="0" w:unhideWhenUsed="0"/>
-    <w:lsdException w:name="E-mail Signature" w:semiHidden="0" w:uiPriority="0" w:unhideWhenUsed="0"/>
-    <w:lsdException w:name="Normal (Web)" w:semiHidden="0" w:uiPriority="0" w:unhideWhenUsed="0" w:qFormat="1"/>
-    <w:lsdException w:name="HTML Acronym" w:semiHidden="0" w:uiPriority="0" w:unhideWhenUsed="0"/>
-    <w:lsdException w:name="HTML Address" w:semiHidden="0" w:uiPriority="0" w:unhideWhenUsed="0"/>
-    <w:lsdException w:name="HTML Cite" w:semiHidden="0" w:uiPriority="0" w:unhideWhenUsed="0"/>
-    <w:lsdException w:name="HTML Code" w:semiHidden="0" w:uiPriority="0" w:unhideWhenUsed="0"/>
-    <w:lsdException w:name="HTML Definition" w:semiHidden="0" w:uiPriority="0" w:unhideWhenUsed="0"/>
-    <w:lsdException w:name="HTML Keyboard" w:semiHidden="0" w:uiPriority="0" w:unhideWhenUsed="0"/>
-    <w:lsdException w:name="HTML Preformatted" w:semiHidden="0" w:uiPriority="0" w:unhideWhenUsed="0" w:qFormat="1"/>
-    <w:lsdException w:name="HTML Sample" w:semiHidden="0" w:uiPriority="0" w:unhideWhenUsed="0"/>
-    <w:lsdException w:name="HTML Typewriter" w:semiHidden="0" w:uiPriority="0" w:unhideWhenUsed="0"/>
-    <w:lsdException w:name="HTML Variable" w:semiHidden="0" w:uiPriority="0" w:unhideWhenUsed="0"/>
-    <w:lsdException w:name="Normal Table" w:uiPriority="0" w:unhideWhenUsed="0" w:qFormat="1"/>
-    <w:lsdException w:name="annotation subject" w:semiHidden="0" w:uiPriority="0" w:unhideWhenUsed="0"/>
-    <w:lsdException w:name="Table Simple 1" w:semiHidden="0" w:uiPriority="0" w:unhideWhenUsed="0"/>
-    <w:lsdException w:name="Table Simple 2" w:semiHidden="0" w:uiPriority="0" w:unhideWhenUsed="0"/>
-    <w:lsdException w:name="Table Simple 3" w:semiHidden="0" w:uiPriority="0" w:unhideWhenUsed="0"/>
-    <w:lsdException w:name="Table Classic 1" w:semiHidden="0" w:uiPriority="0" w:unhideWhenUsed="0"/>
-    <w:lsdException w:name="Table Classic 2" w:semiHidden="0" w:uiPriority="0" w:unhideWhenUsed="0"/>
-    <w:lsdException w:name="Table Classic 3" w:semiHidden="0" w:uiPriority="0" w:unhideWhenUsed="0"/>
-    <w:lsdException w:name="Table Classic 4" w:semiHidden="0" w:uiPriority="0" w:unhideWhenUsed="0"/>
-    <w:lsdException w:name="Table Colorful 1" w:semiHidden="0" w:uiPriority="0" w:unhideWhenUsed="0"/>
-    <w:lsdException w:name="Table Colorful 2" w:semiHidden="0" w:uiPriority="0" w:unhideWhenUsed="0"/>
-    <w:lsdException w:name="Table Colorful 3" w:semiHidden="0" w:uiPriority="0" w:unhideWhenUsed="0"/>
-    <w:lsdException w:name="Table Columns 1" w:semiHidden="0" w:uiPriority="0" w:unhideWhenUsed="0"/>
-    <w:lsdException w:name="Table Columns 2" w:semiHidden="0" w:uiPriority="0" w:unhideWhenUsed="0"/>
-    <w:lsdException w:name="Table Columns 3" w:semiHidden="0" w:uiPriority="0" w:unhideWhenUsed="0"/>
-    <w:lsdException w:name="Table Columns 4" w:semiHidden="0" w:uiPriority="0" w:unhideWhenUsed="0"/>
-    <w:lsdException w:name="Table Columns 5" w:semiHidden="0" w:uiPriority="0" w:unhideWhenUsed="0"/>
-    <w:lsdException w:name="Table Grid 1" w:semiHidden="0" w:uiPriority="0" w:unhideWhenUsed="0"/>
-    <w:lsdException w:name="Table Grid 2" w:semiHidden="0" w:uiPriority="0" w:unhideWhenUsed="0"/>
-    <w:lsdException w:name="Table Grid 3" w:semiHidden="0" w:uiPriority="0" w:unhideWhenUsed="0"/>
-    <w:lsdException w:name="Table Grid 4" w:semiHidden="0" w:uiPriority="0" w:unhideWhenUsed="0"/>
-    <w:lsdException w:name="Table Grid 5" w:semiHidden="0" w:uiPriority="0" w:unhideWhenUsed="0"/>
-    <w:lsdException w:name="Table Grid 6" w:semiHidden="0" w:uiPriority="0" w:unhideWhenUsed="0"/>
-    <w:lsdException w:name="Table Grid 7" w:semiHidden="0" w:uiPriority="0" w:unhideWhenUsed="0"/>
-    <w:lsdException w:name="Table Grid 8" w:semiHidden="0" w:uiPriority="0" w:unhideWhenUsed="0"/>
-    <w:lsdException w:name="Table List 1" w:semiHidden="0" w:uiPriority="0" w:unhideWhenUsed="0"/>
-    <w:lsdException w:name="Table List 2" w:semiHidden="0" w:uiPriority="0" w:unhideWhenUsed="0"/>
-    <w:lsdException w:name="Table List 3" w:semiHidden="0" w:uiPriority="0" w:unhideWhenUsed="0"/>
-    <w:lsdException w:name="Table List 4" w:semiHidden="0" w:uiPriority="0" w:unhideWhenUsed="0"/>
-    <w:lsdException w:name="Table List 5" w:semiHidden="0" w:uiPriority="0" w:unhideWhenUsed="0"/>
-    <w:lsdException w:name="Table List 6" w:semiHidden="0" w:uiPriority="0" w:unhideWhenUsed="0"/>
-    <w:lsdException w:name="Table List 7" w:semiHidden="0" w:uiPriority="0" w:unhideWhenUsed="0"/>
-    <w:lsdException w:name="Table List 8" w:semiHidden="0" w:uiPriority="0" w:unhideWhenUsed="0"/>
-    <w:lsdException w:name="Table 3D effects 1" w:semiHidden="0" w:uiPriority="0" w:unhideWhenUsed="0"/>
-    <w:lsdException w:name="Table 3D effects 2" w:semiHidden="0" w:uiPriority="0" w:unhideWhenUsed="0"/>
-    <w:lsdException w:name="Table 3D effects 3" w:semiHidden="0" w:uiPriority="0" w:unhideWhenUsed="0"/>
-    <w:lsdException w:name="Table Contemporary" w:semiHidden="0" w:uiPriority="0" w:unhideWhenUsed="0"/>
-    <w:lsdException w:name="Table Elegant" w:semiHidden="0" w:uiPriority="0" w:unhideWhenUsed="0"/>
-    <w:lsdException w:name="Table Professional" w:semiHidden="0" w:uiPriority="0" w:unhideWhenUsed="0"/>
-    <w:lsdException w:name="Table Subtle 1" w:semiHidden="0" w:uiPriority="0" w:unhideWhenUsed="0"/>
-    <w:lsdException w:name="Table Subtle 2" w:semiHidden="0" w:uiPriority="0" w:unhideWhenUsed="0"/>
-    <w:lsdException w:name="Table Web 1" w:semiHidden="0" w:uiPriority="0" w:unhideWhenUsed="0"/>
-    <w:lsdException w:name="Table Web 2" w:semiHidden="0" w:uiPriority="0" w:unhideWhenUsed="0"/>
-    <w:lsdException w:name="Table Web 3" w:semiHidden="0" w:uiPriority="0" w:unhideWhenUsed="0"/>
-    <w:lsdException w:name="Balloon Text" w:semiHidden="0" w:uiPriority="0" w:unhideWhenUsed="0"/>
-    <w:lsdException w:name="Table Grid" w:semiHidden="0" w:uiPriority="0" w:unhideWhenUsed="0" w:qFormat="1"/>
-    <w:lsdException w:name="Table Theme" w:semiHidden="0" w:uiPriority="0" w:unhideWhenUsed="0"/>
-    <w:lsdException w:name="Light Shading" w:semiHidden="0" w:uiPriority="60" w:unhideWhenUsed="0"/>
-    <w:lsdException w:name="Light List" w:semiHidden="0" w:uiPriority="61" w:unhideWhenUsed="0"/>
-    <w:lsdException w:name="Light Grid" w:semiHidden="0" w:uiPriority="62" w:unhideWhenUsed="0"/>
-    <w:lsdException w:name="Medium Shading 1" w:semiHidden="0" w:uiPriority="63" w:unhideWhenUsed="0"/>
-    <w:lsdException w:name="Medium Shading 2" w:semiHidden="0" w:uiPriority="64" w:unhideWhenUsed="0"/>
-    <w:lsdException w:name="Medium List 1" w:semiHidden="0" w:uiPriority="65" w:unhideWhenUsed="0"/>
-    <w:lsdException w:name="Medium List 2" w:semiHidden="0" w:uiPriority="66" w:unhideWhenUsed="0"/>
-    <w:lsdException w:name="Medium Grid 1" w:semiHidden="0" w:uiPriority="67" w:unhideWhenUsed="0"/>
-    <w:lsdException w:name="Medium Grid 2" w:semiHidden="0" w:uiPriority="68" w:unhideWhenUsed="0"/>
-    <w:lsdException w:name="Medium Grid 3" w:semiHidden="0" w:uiPriority="69" w:unhideWhenUsed="0"/>
-    <w:lsdException w:name="Dark List" w:semiHidden="0" w:uiPriority="70" w:unhideWhenUsed="0"/>
-    <w:lsdException w:name="Colorful Shading" w:semiHidden="0" w:uiPriority="71" w:unhideWhenUsed="0"/>
-    <w:lsdException w:name="Colorful List" w:semiHidden="0" w:uiPriority="72" w:unhideWhenUsed="0"/>
-    <w:lsdException w:name="Colorful Grid" w:semiHidden="0" w:uiPriority="73" w:unhideWhenUsed="0"/>
-    <w:lsdException w:name="Light Shading Accent 1" w:semiHidden="0" w:uiPriority="60" w:unhideWhenUsed="0"/>
-    <w:lsdException w:name="Light List Accent 1" w:semiHidden="0" w:uiPriority="61" w:unhideWhenUsed="0"/>
-    <w:lsdException w:name="Light Grid Accent 1" w:semiHidden="0" w:uiPriority="62" w:unhideWhenUsed="0"/>
-    <w:lsdException w:name="Medium Shading 1 Accent 1" w:semiHidden="0" w:uiPriority="63" w:unhideWhenUsed="0"/>
-    <w:lsdException w:name="Medium Shading 2 Accent 1" w:semiHidden="0" w:uiPriority="64" w:unhideWhenUsed="0"/>
-    <w:lsdException w:name="Medium List 1 Accent 1" w:semiHidden="0" w:uiPriority="65" w:unhideWhenUsed="0"/>
-    <w:lsdException w:name="Medium List 2 Accent 1" w:semiHidden="0" w:uiPriority="66" w:unhideWhenUsed="0"/>
-    <w:lsdException w:name="Medium Grid 1 Accent 1" w:semiHidden="0" w:uiPriority="67" w:unhideWhenUsed="0"/>
-    <w:lsdException w:name="Medium Grid 2 Accent 1" w:semiHidden="0" w:uiPriority="68" w:unhideWhenUsed="0"/>
-    <w:lsdException w:name="Medium Grid 3 Accent 1" w:semiHidden="0" w:uiPriority="69" w:unhideWhenUsed="0"/>
-    <w:lsdException w:name="Dark List Accent 1" w:semiHidden="0" w:uiPriority="70" w:unhideWhenUsed="0"/>
-    <w:lsdException w:name="Colorful Shading Accent 1" w:semiHidden="0" w:uiPriority="71" w:unhideWhenUsed="0"/>
-    <w:lsdException w:name="Colorful List Accent 1" w:semiHidden="0" w:uiPriority="72" w:unhideWhenUsed="0"/>
-    <w:lsdException w:name="Colorful Grid Accent 1" w:semiHidden="0" w:uiPriority="73" w:unhideWhenUsed="0"/>
-    <w:lsdException w:name="Light Shading Accent 2" w:semiHidden="0" w:uiPriority="60" w:unhideWhenUsed="0"/>
-    <w:lsdException w:name="Light List Accent 2" w:semiHidden="0" w:uiPriority="61" w:unhideWhenUsed="0"/>
-    <w:lsdException w:name="Light Grid Accent 2" w:semiHidden="0" w:uiPriority="62" w:unhideWhenUsed="0"/>
-    <w:lsdException w:name="Medium Shading 1 Accent 2" w:semiHidden="0" w:uiPriority="63" w:unhideWhenUsed="0"/>
-    <w:lsdException w:name="Medium Shading 2 Accent 2" w:semiHidden="0" w:uiPriority="64" w:unhideWhenUsed="0"/>
-    <w:lsdException w:name="Medium List 1 Accent 2" w:semiHidden="0" w:uiPriority="65" w:unhideWhenUsed="0"/>
-    <w:lsdException w:name="Medium List 2 Accent 2" w:semiHidden="0" w:uiPriority="66" w:unhideWhenUsed="0"/>
-    <w:lsdException w:name="Medium Grid 1 Accent 2" w:semiHidden="0" w:uiPriority="67" w:unhideWhenUsed="0"/>
-    <w:lsdException w:name="Medium Grid 2 Accent 2" w:semiHidden="0" w:uiPriority="68" w:unhideWhenUsed="0"/>
-    <w:lsdException w:name="Medium Grid 3 Accent 2" w:semiHidden="0" w:uiPriority="69" w:unhideWhenUsed="0"/>
-    <w:lsdException w:name="Dark List Accent 2" w:semiHidden="0" w:uiPriority="70" w:unhideWhenUsed="0"/>
-    <w:lsdException w:name="Colorful Shading Accent 2" w:semiHidden="0" w:uiPriority="71" w:unhideWhenUsed="0"/>
-    <w:lsdException w:name="Colorful List Accent 2" w:semiHidden="0" w:uiPriority="72" w:unhideWhenUsed="0"/>
-    <w:lsdException w:name="Colorful Grid Accent 2" w:semiHidden="0" w:uiPriority="73" w:unhideWhenUsed="0"/>
-    <w:lsdException w:name="Light Shading Accent 3" w:semiHidden="0" w:uiPriority="60" w:unhideWhenUsed="0"/>
-    <w:lsdException w:name="Light List Accent 3" w:semiHidden="0" w:uiPriority="61" w:unhideWhenUsed="0"/>
-    <w:lsdException w:name="Light Grid Accent 3" w:semiHidden="0" w:uiPriority="62" w:unhideWhenUsed="0"/>
-    <w:lsdException w:name="Medium Shading 1 Accent 3" w:semiHidden="0" w:uiPriority="63" w:unhideWhenUsed="0"/>
-    <w:lsdException w:name="Medium Shading 2 Accent 3" w:semiHidden="0" w:uiPriority="64" w:unhideWhenUsed="0"/>
-    <w:lsdException w:name="Medium List 1 Accent 3" w:semiHidden="0" w:uiPriority="65" w:unhideWhenUsed="0"/>
-    <w:lsdException w:name="Medium List 2 Accent 3" w:semiHidden="0" w:uiPriority="66" w:unhideWhenUsed="0"/>
-    <w:lsdException w:name="Medium Grid 1 Accent 3" w:semiHidden="0" w:uiPriority="67" w:unhideWhenUsed="0"/>
-    <w:lsdException w:name="Medium Grid 2 Accent 3" w:semiHidden="0" w:uiPriority="68" w:unhideWhenUsed="0"/>
-    <w:lsdException w:name="Medium Grid 3 Accent 3" w:semiHidden="0" w:uiPriority="69" w:unhideWhenUsed="0"/>
-    <w:lsdException w:name="Dark List Accent 3" w:semiHidden="0" w:uiPriority="70" w:unhideWhenUsed="0"/>
-    <w:lsdException w:name="Colorful Shading Accent 3" w:semiHidden="0" w:uiPriority="71" w:unhideWhenUsed="0"/>
-    <w:lsdException w:name="Colorful List Accent 3" w:semiHidden="0" w:uiPriority="72" w:unhideWhenUsed="0"/>
-    <w:lsdException w:name="Colorful Grid Accent 3" w:semiHidden="0" w:uiPriority="73" w:unhideWhenUsed="0"/>
-    <w:lsdException w:name="Light Shading Accent 4" w:semiHidden="0" w:uiPriority="60" w:unhideWhenUsed="0"/>
-    <w:lsdException w:name="Light List Accent 4" w:semiHidden="0" w:uiPriority="61" w:unhideWhenUsed="0"/>
-    <w:lsdException w:name="Light Grid Accent 4" w:semiHidden="0" w:uiPriority="62" w:unhideWhenUsed="0"/>
-    <w:lsdException w:name="Medium Shading 1 Accent 4" w:semiHidden="0" w:uiPriority="63" w:unhideWhenUsed="0"/>
-    <w:lsdException w:name="Medium Shading 2 Accent 4" w:semiHidden="0" w:uiPriority="64" w:unhideWhenUsed="0"/>
-    <w:lsdException w:name="Medium List 1 Accent 4" w:semiHidden="0" w:uiPriority="65" w:unhideWhenUsed="0"/>
-    <w:lsdException w:name="Medium List 2 Accent 4" w:semiHidden="0" w:uiPriority="66" w:unhideWhenUsed="0"/>
-    <w:lsdException w:name="Medium Grid 1 Accent 4" w:semiHidden="0" w:uiPriority="67" w:unhideWhenUsed="0"/>
-    <w:lsdException w:name="Medium Grid 2 Accent 4" w:semiHidden="0" w:uiPriority="68" w:unhideWhenUsed="0"/>
-    <w:lsdException w:name="Medium Grid 3 Accent 4" w:semiHidden="0" w:uiPriority="69" w:unhideWhenUsed="0"/>
-    <w:lsdException w:name="Dark List Accent 4" w:semiHidden="0" w:uiPriority="70" w:unhideWhenUsed="0"/>
-    <w:lsdException w:name="Colorful Shading Accent 4" w:semiHidden="0" w:uiPriority="71" w:unhideWhenUsed="0"/>
-    <w:lsdException w:name="Colorful List Accent 4" w:semiHidden="0" w:uiPriority="72" w:unhideWhenUsed="0"/>
-    <w:lsdException w:name="Colorful Grid Accent 4" w:semiHidden="0" w:uiPriority="73" w:unhideWhenUsed="0"/>
-    <w:lsdException w:name="Light Shading Accent 5" w:semiHidden="0" w:uiPriority="60" w:unhideWhenUsed="0"/>
-    <w:lsdException w:name="Light List Accent 5" w:semiHidden="0" w:uiPriority="61" w:unhideWhenUsed="0"/>
-    <w:lsdException w:name="Light Grid Accent 5" w:semiHidden="0" w:uiPriority="62" w:unhideWhenUsed="0"/>
-    <w:lsdException w:name="Medium Shading 1 Accent 5" w:semiHidden="0" w:uiPriority="63" w:unhideWhenUsed="0"/>
-    <w:lsdException w:name="Medium Shading 2 Accent 5" w:semiHidden="0" w:uiPriority="64" w:unhideWhenUsed="0"/>
-    <w:lsdException w:name="Medium List 1 Accent 5" w:semiHidden="0" w:uiPriority="65" w:unhideWhenUsed="0"/>
-    <w:lsdException w:name="Medium List 2 Accent 5" w:semiHidden="0" w:uiPriority="66" w:unhideWhenUsed="0"/>
-    <w:lsdException w:name="Medium Grid 1 Accent 5" w:semiHidden="0" w:uiPriority="67" w:unhideWhenUsed="0"/>
-    <w:lsdException w:name="Medium Grid 2 Accent 5" w:semiHidden="0" w:uiPriority="68" w:unhideWhenUsed="0"/>
-    <w:lsdException w:name="Medium Grid 3 Accent 5" w:semiHidden="0" w:uiPriority="69" w:unhideWhenUsed="0"/>
-    <w:lsdException w:name="Dark List Accent 5" w:semiHidden="0" w:uiPriority="70" w:unhideWhenUsed="0"/>
-    <w:lsdException w:name="Colorful Shading Accent 5" w:semiHidden="0" w:uiPriority="71" w:unhideWhenUsed="0"/>
-    <w:lsdException w:name="Colorful List Accent 5" w:semiHidden="0" w:uiPriority="72" w:unhideWhenUsed="0"/>
-    <w:lsdException w:name="Colorful Grid Accent 5" w:semiHidden="0" w:uiPriority="73" w:unhideWhenUsed="0"/>
-    <w:lsdException w:name="Light Shading Accent 6" w:semiHidden="0" w:uiPriority="60" w:unhideWhenUsed="0"/>
-    <w:lsdException w:name="Light List Accent 6" w:semiHidden="0" w:uiPriority="61" w:unhideWhenUsed="0"/>
-    <w:lsdException w:name="Light Grid Accent 6" w:semiHidden="0" w:uiPriority="62" w:unhideWhenUsed="0"/>
-    <w:lsdException w:name="Medium Shading 1 Accent 6" w:semiHidden="0" w:uiPriority="63" w:unhideWhenUsed="0"/>
-    <w:lsdException w:name="Medium Shading 2 Accent 6" w:semiHidden="0" w:uiPriority="64" w:unhideWhenUsed="0"/>
-    <w:lsdException w:name="Medium List 1 Accent 6" w:semiHidden="0" w:uiPriority="65" w:unhideWhenUsed="0"/>
-    <w:lsdException w:name="Medium List 2 Accent 6" w:semiHidden="0" w:uiPriority="66" w:unhideWhenUsed="0"/>
-    <w:lsdException w:name="Medium Grid 1 Accent 6" w:semiHidden="0" w:uiPriority="67" w:unhideWhenUsed="0"/>
-    <w:lsdException w:name="Medium Grid 2 Accent 6" w:semiHidden="0" w:uiPriority="68" w:unhideWhenUsed="0"/>
-    <w:lsdException w:name="Medium Grid 3 Accent 6" w:semiHidden="0" w:uiPriority="69" w:unhideWhenUsed="0"/>
-    <w:lsdException w:name="Dark List Accent 6" w:semiHidden="0" w:uiPriority="70" w:unhideWhenUsed="0"/>
-    <w:lsdException w:name="Colorful Shading Accent 6" w:semiHidden="0" w:uiPriority="71" w:unhideWhenUsed="0"/>
-    <w:lsdException w:name="Colorful List Accent 6" w:semiHidden="0" w:uiPriority="72" w:unhideWhenUsed="0"/>
-    <w:lsdException w:name="Colorful Grid Accent 6" w:semiHidden="0" w:uiPriority="73" w:unhideWhenUsed="0"/>
+  <w:latentStyles w:count="260" w:defQFormat="0" w:defUnhideWhenUsed="1" w:defSemiHidden="1" w:defUIPriority="99" w:defLockedState="0">
+    <w:lsdException w:qFormat="1" w:unhideWhenUsed="0" w:uiPriority="0" w:semiHidden="0" w:name="Normal"/>
+    <w:lsdException w:qFormat="1" w:unhideWhenUsed="0" w:uiPriority="0" w:semiHidden="0" w:name="heading 1"/>
+    <w:lsdException w:qFormat="1" w:uiPriority="0" w:semiHidden="0" w:name="heading 2"/>
+    <w:lsdException w:qFormat="1" w:uiPriority="0" w:name="heading 3"/>
+    <w:lsdException w:qFormat="1" w:uiPriority="0" w:semiHidden="0" w:name="heading 4"/>
+    <w:lsdException w:qFormat="1" w:uiPriority="0" w:name="heading 5"/>
+    <w:lsdException w:qFormat="1" w:uiPriority="0" w:name="heading 6"/>
+    <w:lsdException w:qFormat="1" w:uiPriority="0" w:name="heading 7"/>
+    <w:lsdException w:qFormat="1" w:uiPriority="0" w:name="heading 8"/>
+    <w:lsdException w:qFormat="1" w:uiPriority="0" w:name="heading 9"/>
+    <w:lsdException w:unhideWhenUsed="0" w:uiPriority="0" w:semiHidden="0" w:name="index 1"/>
+    <w:lsdException w:unhideWhenUsed="0" w:uiPriority="0" w:semiHidden="0" w:name="index 2"/>
+    <w:lsdException w:unhideWhenUsed="0" w:uiPriority="0" w:semiHidden="0" w:name="index 3"/>
+    <w:lsdException w:unhideWhenUsed="0" w:uiPriority="0" w:semiHidden="0" w:name="index 4"/>
+    <w:lsdException w:unhideWhenUsed="0" w:uiPriority="0" w:semiHidden="0" w:name="index 5"/>
+    <w:lsdException w:unhideWhenUsed="0" w:uiPriority="0" w:semiHidden="0" w:name="index 6"/>
+    <w:lsdException w:unhideWhenUsed="0" w:uiPriority="0" w:semiHidden="0" w:name="index 7"/>
+    <w:lsdException w:unhideWhenUsed="0" w:uiPriority="0" w:semiHidden="0" w:name="index 8"/>
+    <w:lsdException w:unhideWhenUsed="0" w:uiPriority="0" w:semiHidden="0" w:name="index 9"/>
+    <w:lsdException w:qFormat="1" w:unhideWhenUsed="0" w:uiPriority="0" w:semiHidden="0" w:name="toc 1"/>
+    <w:lsdException w:qFormat="1" w:unhideWhenUsed="0" w:uiPriority="0" w:semiHidden="0" w:name="toc 2"/>
+    <w:lsdException w:qFormat="1" w:unhideWhenUsed="0" w:uiPriority="0" w:semiHidden="0" w:name="toc 3"/>
+    <w:lsdException w:unhideWhenUsed="0" w:uiPriority="0" w:semiHidden="0" w:name="toc 4"/>
+    <w:lsdException w:unhideWhenUsed="0" w:uiPriority="0" w:semiHidden="0" w:name="toc 5"/>
+    <w:lsdException w:unhideWhenUsed="0" w:uiPriority="0" w:semiHidden="0" w:name="toc 6"/>
+    <w:lsdException w:unhideWhenUsed="0" w:uiPriority="0" w:semiHidden="0" w:name="toc 7"/>
+    <w:lsdException w:unhideWhenUsed="0" w:uiPriority="0" w:semiHidden="0" w:name="toc 8"/>
+    <w:lsdException w:unhideWhenUsed="0" w:uiPriority="0" w:semiHidden="0" w:name="toc 9"/>
+    <w:lsdException w:unhideWhenUsed="0" w:uiPriority="0" w:semiHidden="0" w:name="Normal Indent"/>
+    <w:lsdException w:unhideWhenUsed="0" w:uiPriority="0" w:semiHidden="0" w:name="footnote text"/>
+    <w:lsdException w:qFormat="1" w:unhideWhenUsed="0" w:uiPriority="0" w:semiHidden="0" w:name="annotation text"/>
+    <w:lsdException w:qFormat="1" w:unhideWhenUsed="0" w:uiPriority="0" w:semiHidden="0" w:name="header"/>
+    <w:lsdException w:qFormat="1" w:unhideWhenUsed="0" w:uiPriority="0" w:semiHidden="0" w:name="footer"/>
+    <w:lsdException w:unhideWhenUsed="0" w:uiPriority="0" w:semiHidden="0" w:name="index heading"/>
+    <w:lsdException w:qFormat="1" w:uiPriority="0" w:name="caption"/>
+    <w:lsdException w:qFormat="1" w:unhideWhenUsed="0" w:uiPriority="0" w:semiHidden="0" w:name="table of figures"/>
+    <w:lsdException w:unhideWhenUsed="0" w:uiPriority="0" w:semiHidden="0" w:name="envelope address"/>
+    <w:lsdException w:unhideWhenUsed="0" w:uiPriority="0" w:semiHidden="0" w:name="envelope return"/>
+    <w:lsdException w:unhideWhenUsed="0" w:uiPriority="0" w:semiHidden="0" w:name="footnote reference"/>
+    <w:lsdException w:unhideWhenUsed="0" w:uiPriority="0" w:semiHidden="0" w:name="annotation reference"/>
+    <w:lsdException w:unhideWhenUsed="0" w:uiPriority="0" w:semiHidden="0" w:name="line number"/>
+    <w:lsdException w:unhideWhenUsed="0" w:uiPriority="0" w:semiHidden="0" w:name="page number"/>
+    <w:lsdException w:unhideWhenUsed="0" w:uiPriority="0" w:semiHidden="0" w:name="endnote reference"/>
+    <w:lsdException w:unhideWhenUsed="0" w:uiPriority="0" w:semiHidden="0" w:name="endnote text"/>
+    <w:lsdException w:unhideWhenUsed="0" w:uiPriority="0" w:semiHidden="0" w:name="table of authorities"/>
+    <w:lsdException w:unhideWhenUsed="0" w:uiPriority="0" w:semiHidden="0" w:name="macro"/>
+    <w:lsdException w:unhideWhenUsed="0" w:uiPriority="0" w:semiHidden="0" w:name="toa heading"/>
+    <w:lsdException w:unhideWhenUsed="0" w:uiPriority="0" w:semiHidden="0" w:name="List"/>
+    <w:lsdException w:unhideWhenUsed="0" w:uiPriority="0" w:semiHidden="0" w:name="List Bullet"/>
+    <w:lsdException w:unhideWhenUsed="0" w:uiPriority="0" w:semiHidden="0" w:name="List Number"/>
+    <w:lsdException w:unhideWhenUsed="0" w:uiPriority="0" w:semiHidden="0" w:name="List 2"/>
+    <w:lsdException w:unhideWhenUsed="0" w:uiPriority="0" w:semiHidden="0" w:name="List 3"/>
+    <w:lsdException w:unhideWhenUsed="0" w:uiPriority="0" w:semiHidden="0" w:name="List 4"/>
+    <w:lsdException w:unhideWhenUsed="0" w:uiPriority="0" w:semiHidden="0" w:name="List 5"/>
+    <w:lsdException w:unhideWhenUsed="0" w:uiPriority="0" w:semiHidden="0" w:name="List Bullet 2"/>
+    <w:lsdException w:unhideWhenUsed="0" w:uiPriority="0" w:semiHidden="0" w:name="List Bullet 3"/>
+    <w:lsdException w:unhideWhenUsed="0" w:uiPriority="0" w:semiHidden="0" w:name="List Bullet 4"/>
+    <w:lsdException w:unhideWhenUsed="0" w:uiPriority="0" w:semiHidden="0" w:name="List Bullet 5"/>
+    <w:lsdException w:unhideWhenUsed="0" w:uiPriority="0" w:semiHidden="0" w:name="List Number 2"/>
+    <w:lsdException w:unhideWhenUsed="0" w:uiPriority="0" w:semiHidden="0" w:name="List Number 3"/>
+    <w:lsdException w:unhideWhenUsed="0" w:uiPriority="0" w:semiHidden="0" w:name="List Number 4"/>
+    <w:lsdException w:unhideWhenUsed="0" w:uiPriority="0" w:semiHidden="0" w:name="List Number 5"/>
+    <w:lsdException w:qFormat="1" w:unhideWhenUsed="0" w:uiPriority="0" w:semiHidden="0" w:name="Title"/>
+    <w:lsdException w:unhideWhenUsed="0" w:uiPriority="0" w:semiHidden="0" w:name="Closing"/>
+    <w:lsdException w:unhideWhenUsed="0" w:uiPriority="0" w:semiHidden="0" w:name="Signature"/>
+    <w:lsdException w:qFormat="1" w:unhideWhenUsed="0" w:uiPriority="0" w:name="Default Paragraph Font"/>
+    <w:lsdException w:qFormat="1" w:unhideWhenUsed="0" w:uiPriority="0" w:name="Body Text"/>
+    <w:lsdException w:unhideWhenUsed="0" w:uiPriority="0" w:semiHidden="0" w:name="Body Text Indent"/>
+    <w:lsdException w:unhideWhenUsed="0" w:uiPriority="0" w:semiHidden="0" w:name="List Continue"/>
+    <w:lsdException w:unhideWhenUsed="0" w:uiPriority="0" w:semiHidden="0" w:name="List Continue 2"/>
+    <w:lsdException w:unhideWhenUsed="0" w:uiPriority="0" w:semiHidden="0" w:name="List Continue 3"/>
+    <w:lsdException w:unhideWhenUsed="0" w:uiPriority="0" w:semiHidden="0" w:name="List Continue 4"/>
+    <w:lsdException w:unhideWhenUsed="0" w:uiPriority="0" w:semiHidden="0" w:name="List Continue 5"/>
+    <w:lsdException w:unhideWhenUsed="0" w:uiPriority="0" w:semiHidden="0" w:name="Message Header"/>
+    <w:lsdException w:qFormat="1" w:unhideWhenUsed="0" w:uiPriority="0" w:semiHidden="0" w:name="Subtitle"/>
+    <w:lsdException w:unhideWhenUsed="0" w:uiPriority="0" w:semiHidden="0" w:name="Salutation"/>
+    <w:lsdException w:unhideWhenUsed="0" w:uiPriority="0" w:semiHidden="0" w:name="Date"/>
+    <w:lsdException w:unhideWhenUsed="0" w:uiPriority="0" w:semiHidden="0" w:name="Body Text First Indent"/>
+    <w:lsdException w:unhideWhenUsed="0" w:uiPriority="0" w:semiHidden="0" w:name="Body Text First Indent 2"/>
+    <w:lsdException w:uiPriority="99" w:name="Note Heading"/>
+    <w:lsdException w:unhideWhenUsed="0" w:uiPriority="0" w:semiHidden="0" w:name="Body Text 2"/>
+    <w:lsdException w:unhideWhenUsed="0" w:uiPriority="0" w:semiHidden="0" w:name="Body Text 3"/>
+    <w:lsdException w:unhideWhenUsed="0" w:uiPriority="0" w:semiHidden="0" w:name="Body Text Indent 2"/>
+    <w:lsdException w:unhideWhenUsed="0" w:uiPriority="0" w:semiHidden="0" w:name="Body Text Indent 3"/>
+    <w:lsdException w:unhideWhenUsed="0" w:uiPriority="0" w:semiHidden="0" w:name="Block Text"/>
+    <w:lsdException w:unhideWhenUsed="0" w:uiPriority="0" w:semiHidden="0" w:name="Hyperlink"/>
+    <w:lsdException w:unhideWhenUsed="0" w:uiPriority="0" w:semiHidden="0" w:name="FollowedHyperlink"/>
+    <w:lsdException w:qFormat="1" w:unhideWhenUsed="0" w:uiPriority="0" w:semiHidden="0" w:name="Strong"/>
+    <w:lsdException w:qFormat="1" w:unhideWhenUsed="0" w:uiPriority="0" w:semiHidden="0" w:name="Emphasis"/>
+    <w:lsdException w:unhideWhenUsed="0" w:uiPriority="0" w:semiHidden="0" w:name="Document Map"/>
+    <w:lsdException w:unhideWhenUsed="0" w:uiPriority="0" w:semiHidden="0" w:name="Plain Text"/>
+    <w:lsdException w:unhideWhenUsed="0" w:uiPriority="0" w:semiHidden="0" w:name="E-mail Signature"/>
+    <w:lsdException w:qFormat="1" w:unhideWhenUsed="0" w:uiPriority="0" w:semiHidden="0" w:name="Normal (Web)"/>
+    <w:lsdException w:unhideWhenUsed="0" w:uiPriority="0" w:semiHidden="0" w:name="HTML Acronym"/>
+    <w:lsdException w:unhideWhenUsed="0" w:uiPriority="0" w:semiHidden="0" w:name="HTML Address"/>
+    <w:lsdException w:unhideWhenUsed="0" w:uiPriority="0" w:semiHidden="0" w:name="HTML Cite"/>
+    <w:lsdException w:unhideWhenUsed="0" w:uiPriority="0" w:semiHidden="0" w:name="HTML Code"/>
+    <w:lsdException w:unhideWhenUsed="0" w:uiPriority="0" w:semiHidden="0" w:name="HTML Definition"/>
+    <w:lsdException w:unhideWhenUsed="0" w:uiPriority="0" w:semiHidden="0" w:name="HTML Keyboard"/>
+    <w:lsdException w:qFormat="1" w:unhideWhenUsed="0" w:uiPriority="0" w:semiHidden="0" w:name="HTML Preformatted"/>
+    <w:lsdException w:unhideWhenUsed="0" w:uiPriority="0" w:semiHidden="0" w:name="HTML Sample"/>
+    <w:lsdException w:unhideWhenUsed="0" w:uiPriority="0" w:semiHidden="0" w:name="HTML Typewriter"/>
+    <w:lsdException w:unhideWhenUsed="0" w:uiPriority="0" w:semiHidden="0" w:name="HTML Variable"/>
+    <w:lsdException w:qFormat="1" w:unhideWhenUsed="0" w:uiPriority="0" w:name="Normal Table"/>
+    <w:lsdException w:unhideWhenUsed="0" w:uiPriority="0" w:semiHidden="0" w:name="annotation subject"/>
+    <w:lsdException w:unhideWhenUsed="0" w:uiPriority="0" w:semiHidden="0" w:name="Table Simple 1"/>
+    <w:lsdException w:unhideWhenUsed="0" w:uiPriority="0" w:semiHidden="0" w:name="Table Simple 2"/>
+    <w:lsdException w:unhideWhenUsed="0" w:uiPriority="0" w:semiHidden="0" w:name="Table Simple 3"/>
+    <w:lsdException w:unhideWhenUsed="0" w:uiPriority="0" w:semiHidden="0" w:name="Table Classic 1"/>
+    <w:lsdException w:unhideWhenUsed="0" w:uiPriority="0" w:semiHidden="0" w:name="Table Classic 2"/>
+    <w:lsdException w:unhideWhenUsed="0" w:uiPriority="0" w:semiHidden="0" w:name="Table Classic 3"/>
+    <w:lsdException w:unhideWhenUsed="0" w:uiPriority="0" w:semiHidden="0" w:name="Table Classic 4"/>
+    <w:lsdException w:unhideWhenUsed="0" w:uiPriority="0" w:semiHidden="0" w:name="Table Colorful 1"/>
+    <w:lsdException w:unhideWhenUsed="0" w:uiPriority="0" w:semiHidden="0" w:name="Table Colorful 2"/>
+    <w:lsdException w:unhideWhenUsed="0" w:uiPriority="0" w:semiHidden="0" w:name="Table Colorful 3"/>
+    <w:lsdException w:unhideWhenUsed="0" w:uiPriority="0" w:semiHidden="0" w:name="Table Columns 1"/>
+    <w:lsdException w:unhideWhenUsed="0" w:uiPriority="0" w:semiHidden="0" w:name="Table Columns 2"/>
+    <w:lsdException w:unhideWhenUsed="0" w:uiPriority="0" w:semiHidden="0" w:name="Table Columns 3"/>
+    <w:lsdException w:unhideWhenUsed="0" w:uiPriority="0" w:semiHidden="0" w:name="Table Columns 4"/>
+    <w:lsdException w:unhideWhenUsed="0" w:uiPriority="0" w:semiHidden="0" w:name="Table Columns 5"/>
+    <w:lsdException w:unhideWhenUsed="0" w:uiPriority="0" w:semiHidden="0" w:name="Table Grid 1"/>
+    <w:lsdException w:unhideWhenUsed="0" w:uiPriority="0" w:semiHidden="0" w:name="Table Grid 2"/>
+    <w:lsdException w:unhideWhenUsed="0" w:uiPriority="0" w:semiHidden="0" w:name="Table Grid 3"/>
+    <w:lsdException w:unhideWhenUsed="0" w:uiPriority="0" w:semiHidden="0" w:name="Table Grid 4"/>
+    <w:lsdException w:unhideWhenUsed="0" w:uiPriority="0" w:semiHidden="0" w:name="Table Grid 5"/>
+    <w:lsdException w:unhideWhenUsed="0" w:uiPriority="0" w:semiHidden="0" w:name="Table Grid 6"/>
+    <w:lsdException w:unhideWhenUsed="0" w:uiPriority="0" w:semiHidden="0" w:name="Table Grid 7"/>
+    <w:lsdException w:unhideWhenUsed="0" w:uiPriority="0" w:semiHidden="0" w:name="Table Grid 8"/>
+    <w:lsdException w:unhideWhenUsed="0" w:uiPriority="0" w:semiHidden="0" w:name="Table List 1"/>
+    <w:lsdException w:unhideWhenUsed="0" w:uiPriority="0" w:semiHidden="0" w:name="Table List 2"/>
+    <w:lsdException w:unhideWhenUsed="0" w:uiPriority="0" w:semiHidden="0" w:name="Table List 3"/>
+    <w:lsdException w:unhideWhenUsed="0" w:uiPriority="0" w:semiHidden="0" w:name="Table List 4"/>
+    <w:lsdException w:unhideWhenUsed="0" w:uiPriority="0" w:semiHidden="0" w:name="Table List 5"/>
+    <w:lsdException w:unhideWhenUsed="0" w:uiPriority="0" w:semiHidden="0" w:name="Table List 6"/>
+    <w:lsdException w:unhideWhenUsed="0" w:uiPriority="0" w:semiHidden="0" w:name="Table List 7"/>
+    <w:lsdException w:unhideWhenUsed="0" w:uiPriority="0" w:semiHidden="0" w:name="Table List 8"/>
+    <w:lsdException w:unhideWhenUsed="0" w:uiPriority="0" w:semiHidden="0" w:name="Table 3D effects 1"/>
+    <w:lsdException w:unhideWhenUsed="0" w:uiPriority="0" w:semiHidden="0" w:name="Table 3D effects 2"/>
+    <w:lsdException w:unhideWhenUsed="0" w:uiPriority="0" w:semiHidden="0" w:name="Table 3D effects 3"/>
+    <w:lsdException w:unhideWhenUsed="0" w:uiPriority="0" w:semiHidden="0" w:name="Table Contemporary"/>
+    <w:lsdException w:unhideWhenUsed="0" w:uiPriority="0" w:semiHidden="0" w:name="Table Elegant"/>
+    <w:lsdException w:unhideWhenUsed="0" w:uiPriority="0" w:semiHidden="0" w:name="Table Professional"/>
+    <w:lsdException w:unhideWhenUsed="0" w:uiPriority="0" w:semiHidden="0" w:name="Table Subtle 1"/>
+    <w:lsdException w:unhideWhenUsed="0" w:uiPriority="0" w:semiHidden="0" w:name="Table Subtle 2"/>
+    <w:lsdException w:unhideWhenUsed="0" w:uiPriority="0" w:semiHidden="0" w:name="Table Web 1"/>
+    <w:lsdException w:unhideWhenUsed="0" w:uiPriority="0" w:semiHidden="0" w:name="Table Web 2"/>
+    <w:lsdException w:unhideWhenUsed="0" w:uiPriority="0" w:semiHidden="0" w:name="Table Web 3"/>
+    <w:lsdException w:unhideWhenUsed="0" w:uiPriority="0" w:semiHidden="0" w:name="Balloon Text"/>
+    <w:lsdException w:qFormat="1" w:unhideWhenUsed="0" w:uiPriority="0" w:semiHidden="0" w:name="Table Grid"/>
+    <w:lsdException w:unhideWhenUsed="0" w:uiPriority="0" w:semiHidden="0" w:name="Table Theme"/>
+    <w:lsdException w:unhideWhenUsed="0" w:uiPriority="60" w:semiHidden="0" w:name="Light Shading"/>
+    <w:lsdException w:unhideWhenUsed="0" w:uiPriority="61" w:semiHidden="0" w:name="Light List"/>
+    <w:lsdException w:unhideWhenUsed="0" w:uiPriority="62" w:semiHidden="0" w:name="Light Grid"/>
+    <w:lsdException w:unhideWhenUsed="0" w:uiPriority="63" w:semiHidden="0" w:name="Medium Shading 1"/>
+    <w:lsdException w:unhideWhenUsed="0" w:uiPriority="64" w:semiHidden="0" w:name="Medium Shading 2"/>
+    <w:lsdException w:unhideWhenUsed="0" w:uiPriority="65" w:semiHidden="0" w:name="Medium List 1"/>
+    <w:lsdException w:unhideWhenUsed="0" w:uiPriority="66" w:semiHidden="0" w:name="Medium List 2"/>
+    <w:lsdException w:unhideWhenUsed="0" w:uiPriority="67" w:semiHidden="0" w:name="Medium Grid 1"/>
+    <w:lsdException w:unhideWhenUsed="0" w:uiPriority="68" w:semiHidden="0" w:name="Medium Grid 2"/>
+    <w:lsdException w:unhideWhenUsed="0" w:uiPriority="69" w:semiHidden="0" w:name="Medium Grid 3"/>
+    <w:lsdException w:unhideWhenUsed="0" w:uiPriority="70" w:semiHidden="0" w:name="Dark List"/>
+    <w:lsdException w:unhideWhenUsed="0" w:uiPriority="71" w:semiHidden="0" w:name="Colorful Shading"/>
+    <w:lsdException w:unhideWhenUsed="0" w:uiPriority="72" w:semiHidden="0" w:name="Colorful List"/>
+    <w:lsdException w:unhideWhenUsed="0" w:uiPriority="73" w:semiHidden="0" w:name="Colorful Grid"/>
+    <w:lsdException w:unhideWhenUsed="0" w:uiPriority="60" w:semiHidden="0" w:name="Light Shading Accent 1"/>
+    <w:lsdException w:unhideWhenUsed="0" w:uiPriority="61" w:semiHidden="0" w:name="Light List Accent 1"/>
+    <w:lsdException w:unhideWhenUsed="0" w:uiPriority="62" w:semiHidden="0" w:name="Light Grid Accent 1"/>
+    <w:lsdException w:unhideWhenUsed="0" w:uiPriority="63" w:semiHidden="0" w:name="Medium Shading 1 Accent 1"/>
+    <w:lsdException w:unhideWhenUsed="0" w:uiPriority="64" w:semiHidden="0" w:name="Medium Shading 2 Accent 1"/>
+    <w:lsdException w:unhideWhenUsed="0" w:uiPriority="65" w:semiHidden="0" w:name="Medium List 1 Accent 1"/>
+    <w:lsdException w:unhideWhenUsed="0" w:uiPriority="66" w:semiHidden="0" w:name="Medium List 2 Accent 1"/>
+    <w:lsdException w:unhideWhenUsed="0" w:uiPriority="67" w:semiHidden="0" w:name="Medium Grid 1 Accent 1"/>
+    <w:lsdException w:unhideWhenUsed="0" w:uiPriority="68" w:semiHidden="0" w:name="Medium Grid 2 Accent 1"/>
+    <w:lsdException w:unhideWhenUsed="0" w:uiPriority="69" w:semiHidden="0" w:name="Medium Grid 3 Accent 1"/>
+    <w:lsdException w:unhideWhenUsed="0" w:uiPriority="70" w:semiHidden="0" w:name="Dark List Accent 1"/>
+    <w:lsdException w:unhideWhenUsed="0" w:uiPriority="71" w:semiHidden="0" w:name="Colorful Shading Accent 1"/>
+    <w:lsdException w:unhideWhenUsed="0" w:uiPriority="72" w:semiHidden="0" w:name="Colorful List Accent 1"/>
+    <w:lsdException w:unhideWhenUsed="0" w:uiPriority="73" w:semiHidden="0" w:name="Colorful Grid Accent 1"/>
+    <w:lsdException w:unhideWhenUsed="0" w:uiPriority="60" w:semiHidden="0" w:name="Light Shading Accent 2"/>
+    <w:lsdException w:unhideWhenUsed="0" w:uiPriority="61" w:semiHidden="0" w:name="Light List Accent 2"/>
+    <w:lsdException w:unhideWhenUsed="0" w:uiPriority="62" w:semiHidden="0" w:name="Light Grid Accent 2"/>
+    <w:lsdException w:unhideWhenUsed="0" w:uiPriority="63" w:semiHidden="0" w:name="Medium Shading 1 Accent 2"/>
+    <w:lsdException w:unhideWhenUsed="0" w:uiPriority="64" w:semiHidden="0" w:name="Medium Shading 2 Accent 2"/>
+    <w:lsdException w:unhideWhenUsed="0" w:uiPriority="65" w:semiHidden="0" w:name="Medium List 1 Accent 2"/>
+    <w:lsdException w:unhideWhenUsed="0" w:uiPriority="66" w:semiHidden="0" w:name="Medium List 2 Accent 2"/>
+    <w:lsdException w:unhideWhenUsed="0" w:uiPriority="67" w:semiHidden="0" w:name="Medium Grid 1 Accent 2"/>
+    <w:lsdException w:unhideWhenUsed="0" w:uiPriority="68" w:semiHidden="0" w:name="Medium Grid 2 Accent 2"/>
+    <w:lsdException w:unhideWhenUsed="0" w:uiPriority="69" w:semiHidden="0" w:name="Medium Grid 3 Accent 2"/>
+    <w:lsdException w:unhideWhenUsed="0" w:uiPriority="70" w:semiHidden="0" w:name="Dark List Accent 2"/>
+    <w:lsdException w:unhideWhenUsed="0" w:uiPriority="71" w:semiHidden="0" w:name="Colorful Shading Accent 2"/>
+    <w:lsdException w:unhideWhenUsed="0" w:uiPriority="72" w:semiHidden="0" w:name="Colorful List Accent 2"/>
+    <w:lsdException w:unhideWhenUsed="0" w:uiPriority="73" w:semiHidden="0" w:name="Colorful Grid Accent 2"/>
+    <w:lsdException w:unhideWhenUsed="0" w:uiPriority="60" w:semiHidden="0" w:name="Light Shading Accent 3"/>
+    <w:lsdException w:unhideWhenUsed="0" w:uiPriority="61" w:semiHidden="0" w:name="Light List Accent 3"/>
+    <w:lsdException w:unhideWhenUsed="0" w:uiPriority="62" w:semiHidden="0" w:name="Light Grid Accent 3"/>
+    <w:lsdException w:unhideWhenUsed="0" w:uiPriority="63" w:semiHidden="0" w:name="Medium Shading 1 Accent 3"/>
+    <w:lsdException w:unhideWhenUsed="0" w:uiPriority="64" w:semiHidden="0" w:name="Medium Shading 2 Accent 3"/>
+    <w:lsdException w:unhideWhenUsed="0" w:uiPriority="65" w:semiHidden="0" w:name="Medium List 1 Accent 3"/>
+    <w:lsdException w:unhideWhenUsed="0" w:uiPriority="66" w:semiHidden="0" w:name="Medium List 2 Accent 3"/>
+    <w:lsdException w:unhideWhenUsed="0" w:uiPriority="67" w:semiHidden="0" w:name="Medium Grid 1 Accent 3"/>
+    <w:lsdException w:unhideWhenUsed="0" w:uiPriority="68" w:semiHidden="0" w:name="Medium Grid 2 Accent 3"/>
+    <w:lsdException w:unhideWhenUsed="0" w:uiPriority="69" w:semiHidden="0" w:name="Medium Grid 3 Accent 3"/>
+    <w:lsdException w:unhideWhenUsed="0" w:uiPriority="70" w:semiHidden="0" w:name="Dark List Accent 3"/>
+    <w:lsdException w:unhideWhenUsed="0" w:uiPriority="71" w:semiHidden="0" w:name="Colorful Shading Accent 3"/>
+    <w:lsdException w:unhideWhenUsed="0" w:uiPriority="72" w:semiHidden="0" w:name="Colorful List Accent 3"/>
+    <w:lsdException w:unhideWhenUsed="0" w:uiPriority="73" w:semiHidden="0" w:name="Colorful Grid Accent 3"/>
+    <w:lsdException w:unhideWhenUsed="0" w:uiPriority="60" w:semiHidden="0" w:name="Light Shading Accent 4"/>
+    <w:lsdException w:unhideWhenUsed="0" w:uiPriority="61" w:semiHidden="0" w:name="Light List Accent 4"/>
+    <w:lsdException w:unhideWhenUsed="0" w:uiPriority="62" w:semiHidden="0" w:name="Light Grid Accent 4"/>
+    <w:lsdException w:unhideWhenUsed="0" w:uiPriority="63" w:semiHidden="0" w:name="Medium Shading 1 Accent 4"/>
+    <w:lsdException w:unhideWhenUsed="0" w:uiPriority="64" w:semiHidden="0" w:name="Medium Shading 2 Accent 4"/>
+    <w:lsdException w:unhideWhenUsed="0" w:uiPriority="65" w:semiHidden="0" w:name="Medium List 1 Accent 4"/>
+    <w:lsdException w:unhideWhenUsed="0" w:uiPriority="66" w:semiHidden="0" w:name="Medium List 2 Accent 4"/>
+    <w:lsdException w:unhideWhenUsed="0" w:uiPriority="67" w:semiHidden="0" w:name="Medium Grid 1 Accent 4"/>
+    <w:lsdException w:unhideWhenUsed="0" w:uiPriority="68" w:semiHidden="0" w:name="Medium Grid 2 Accent 4"/>
+    <w:lsdException w:unhideWhenUsed="0" w:uiPriority="69" w:semiHidden="0" w:name="Medium Grid 3 Accent 4"/>
+    <w:lsdException w:unhideWhenUsed="0" w:uiPriority="70" w:semiHidden="0" w:name="Dark List Accent 4"/>
+    <w:lsdException w:unhideWhenUsed="0" w:uiPriority="71" w:semiHidden="0" w:name="Colorful Shading Accent 4"/>
+    <w:lsdException w:unhideWhenUsed="0" w:uiPriority="72" w:semiHidden="0" w:name="Colorful List Accent 4"/>
+    <w:lsdException w:unhideWhenUsed="0" w:uiPriority="73" w:semiHidden="0" w:name="Colorful Grid Accent 4"/>
+    <w:lsdException w:unhideWhenUsed="0" w:uiPriority="60" w:semiHidden="0" w:name="Light Shading Accent 5"/>
+    <w:lsdException w:unhideWhenUsed="0" w:uiPriority="61" w:semiHidden="0" w:name="Light List Accent 5"/>
+    <w:lsdException w:unhideWhenUsed="0" w:uiPriority="62" w:semiHidden="0" w:name="Light Grid Accent 5"/>
+    <w:lsdException w:unhideWhenUsed="0" w:uiPriority="63" w:semiHidden="0" w:name="Medium Shading 1 Accent 5"/>
+    <w:lsdException w:unhideWhenUsed="0" w:uiPriority="64" w:semiHidden="0" w:name="Medium Shading 2 Accent 5"/>
+    <w:lsdException w:unhideWhenUsed="0" w:uiPriority="65" w:semiHidden="0" w:name="Medium List 1 Accent 5"/>
+    <w:lsdException w:unhideWhenUsed="0" w:uiPriority="66" w:semiHidden="0" w:name="Medium List 2 Accent 5"/>
+    <w:lsdException w:unhideWhenUsed="0" w:uiPriority="67" w:semiHidden="0" w:name="Medium Grid 1 Accent 5"/>
+    <w:lsdException w:unhideWhenUsed="0" w:uiPriority="68" w:semiHidden="0" w:name="Medium Grid 2 Accent 5"/>
+    <w:lsdException w:unhideWhenUsed="0" w:uiPriority="69" w:semiHidden="0" w:name="Medium Grid 3 Accent 5"/>
+    <w:lsdException w:unhideWhenUsed="0" w:uiPriority="70" w:semiHidden="0" w:name="Dark List Accent 5"/>
+    <w:lsdException w:unhideWhenUsed="0" w:uiPriority="71" w:semiHidden="0" w:name="Colorful Shading Accent 5"/>
+    <w:lsdException w:unhideWhenUsed="0" w:uiPriority="72" w:semiHidden="0" w:name="Colorful List Accent 5"/>
+    <w:lsdException w:unhideWhenUsed="0" w:uiPriority="73" w:semiHidden="0" w:name="Colorful Grid Accent 5"/>
+    <w:lsdException w:unhideWhenUsed="0" w:uiPriority="60" w:semiHidden="0" w:name="Light Shading Accent 6"/>
+    <w:lsdException w:unhideWhenUsed="0" w:uiPriority="61" w:semiHidden="0" w:name="Light List Accent 6"/>
+    <w:lsdException w:unhideWhenUsed="0" w:uiPriority="62" w:semiHidden="0" w:name="Light Grid Accent 6"/>
+    <w:lsdException w:unhideWhenUsed="0" w:uiPriority="63" w:semiHidden="0" w:name="Medium Shading 1 Accent 6"/>
+    <w:lsdException w:unhideWhenUsed="0" w:uiPriority="64" w:semiHidden="0" w:name="Medium Shading 2 Accent 6"/>
+    <w:lsdException w:unhideWhenUsed="0" w:uiPriority="65" w:semiHidden="0" w:name="Medium List 1 Accent 6"/>
+    <w:lsdException w:unhideWhenUsed="0" w:uiPriority="66" w:semiHidden="0" w:name="Medium List 2 Accent 6"/>
+    <w:lsdException w:unhideWhenUsed="0" w:uiPriority="67" w:semiHidden="0" w:name="Medium Grid 1 Accent 6"/>
+    <w:lsdException w:unhideWhenUsed="0" w:uiPriority="68" w:semiHidden="0" w:name="Medium Grid 2 Accent 6"/>
+    <w:lsdException w:unhideWhenUsed="0" w:uiPriority="69" w:semiHidden="0" w:name="Medium Grid 3 Accent 6"/>
+    <w:lsdException w:unhideWhenUsed="0" w:uiPriority="70" w:semiHidden="0" w:name="Dark List Accent 6"/>
+    <w:lsdException w:unhideWhenUsed="0" w:uiPriority="71" w:semiHidden="0" w:name="Colorful Shading Accent 6"/>
+    <w:lsdException w:unhideWhenUsed="0" w:uiPriority="72" w:semiHidden="0" w:name="Colorful List Accent 6"/>
+    <w:lsdException w:unhideWhenUsed="0" w:uiPriority="73" w:semiHidden="0" w:name="Colorful Grid Accent 6"/>
   </w:latentStyles>
-  <w:style w:type="paragraph" w:default="1" w:styleId="Normal">
+  <w:style w:type="paragraph" w:default="1" w:styleId="1">
     <w:name w:val="Normal"/>
     <w:qFormat/>
+    <w:uiPriority w:val="0"/>
     <w:pPr>
       <w:kinsoku w:val="0"/>
       <w:autoSpaceDE w:val="0"/>
@@ -10049,7 +10196,7 @@
       <w:textAlignment w:val="baseline"/>
     </w:pPr>
     <w:rPr>
-      <w:rFonts w:ascii="Arial" w:eastAsia="宋体" w:hAnsi="Arial" w:cs="Arial"/>
+      <w:rFonts w:ascii="Arial" w:hAnsi="Arial" w:eastAsia="宋体" w:cs="Arial"/>
       <w:snapToGrid w:val="0"/>
       <w:color w:val="000000"/>
       <w:kern w:val="0"/>
@@ -10058,11 +10205,12 @@
       <w:lang w:val="en-US" w:eastAsia="en-US" w:bidi="ar-SA"/>
     </w:rPr>
   </w:style>
-  <w:style w:type="paragraph" w:styleId="Heading1">
+  <w:style w:type="paragraph" w:styleId="2">
     <w:name w:val="heading 1"/>
-    <w:basedOn w:val="Normal"/>
-    <w:next w:val="Normal"/>
+    <w:basedOn w:val="1"/>
+    <w:next w:val="1"/>
     <w:qFormat/>
+    <w:uiPriority w:val="0"/>
     <w:pPr>
       <w:keepNext/>
       <w:keepLines/>
@@ -10080,12 +10228,13 @@
       <w:sz w:val="44"/>
     </w:rPr>
   </w:style>
-  <w:style w:type="paragraph" w:styleId="Heading2">
+  <w:style w:type="paragraph" w:styleId="3">
     <w:name w:val="heading 2"/>
-    <w:basedOn w:val="Normal"/>
-    <w:next w:val="Normal"/>
+    <w:basedOn w:val="1"/>
+    <w:next w:val="1"/>
     <w:unhideWhenUsed/>
     <w:qFormat/>
+    <w:uiPriority w:val="0"/>
     <w:pPr>
       <w:keepNext/>
       <w:keepLines/>
@@ -10098,18 +10247,19 @@
       <w:outlineLvl w:val="1"/>
     </w:pPr>
     <w:rPr>
-      <w:rFonts w:ascii="Arial" w:eastAsia="黑体" w:hAnsi="Arial"/>
+      <w:rFonts w:ascii="Arial" w:hAnsi="Arial" w:eastAsia="黑体"/>
       <w:b/>
       <w:sz w:val="32"/>
     </w:rPr>
   </w:style>
-  <w:style w:type="paragraph" w:styleId="Heading3">
+  <w:style w:type="paragraph" w:styleId="4">
     <w:name w:val="heading 3"/>
-    <w:basedOn w:val="Normal"/>
-    <w:next w:val="Normal"/>
+    <w:basedOn w:val="1"/>
+    <w:next w:val="1"/>
     <w:semiHidden/>
     <w:unhideWhenUsed/>
     <w:qFormat/>
+    <w:uiPriority w:val="0"/>
     <w:pPr>
       <w:keepNext/>
       <w:keepLines/>
@@ -10126,12 +10276,13 @@
       <w:sz w:val="32"/>
     </w:rPr>
   </w:style>
-  <w:style w:type="paragraph" w:styleId="Heading4">
+  <w:style w:type="paragraph" w:styleId="5">
     <w:name w:val="heading 4"/>
-    <w:basedOn w:val="Normal"/>
-    <w:next w:val="Normal"/>
+    <w:basedOn w:val="1"/>
+    <w:next w:val="1"/>
     <w:unhideWhenUsed/>
     <w:qFormat/>
+    <w:uiPriority w:val="0"/>
     <w:pPr>
       <w:keepNext/>
       <w:keepLines/>
@@ -10144,18 +10295,19 @@
       <w:outlineLvl w:val="3"/>
     </w:pPr>
     <w:rPr>
-      <w:rFonts w:ascii="Arial" w:eastAsia="黑体" w:hAnsi="Arial"/>
+      <w:rFonts w:ascii="Arial" w:hAnsi="Arial" w:eastAsia="黑体"/>
       <w:b/>
       <w:sz w:val="28"/>
     </w:rPr>
   </w:style>
-  <w:style w:type="paragraph" w:styleId="Heading5">
+  <w:style w:type="paragraph" w:styleId="6">
     <w:name w:val="heading 5"/>
-    <w:basedOn w:val="Normal"/>
-    <w:next w:val="Normal"/>
+    <w:basedOn w:val="1"/>
+    <w:next w:val="1"/>
     <w:semiHidden/>
     <w:unhideWhenUsed/>
     <w:qFormat/>
+    <w:uiPriority w:val="0"/>
     <w:pPr>
       <w:keepNext/>
       <w:keepLines/>
@@ -10172,13 +10324,14 @@
       <w:sz w:val="28"/>
     </w:rPr>
   </w:style>
-  <w:style w:type="paragraph" w:styleId="Heading6">
+  <w:style w:type="paragraph" w:styleId="7">
     <w:name w:val="heading 6"/>
-    <w:basedOn w:val="Normal"/>
-    <w:next w:val="Normal"/>
+    <w:basedOn w:val="1"/>
+    <w:next w:val="1"/>
     <w:semiHidden/>
     <w:unhideWhenUsed/>
     <w:qFormat/>
+    <w:uiPriority w:val="0"/>
     <w:pPr>
       <w:keepNext/>
       <w:keepLines/>
@@ -10191,18 +10344,19 @@
       <w:outlineLvl w:val="5"/>
     </w:pPr>
     <w:rPr>
-      <w:rFonts w:ascii="Arial" w:eastAsia="黑体" w:hAnsi="Arial"/>
+      <w:rFonts w:ascii="Arial" w:hAnsi="Arial" w:eastAsia="黑体"/>
       <w:b/>
       <w:sz w:val="24"/>
     </w:rPr>
   </w:style>
-  <w:style w:type="paragraph" w:styleId="Heading7">
+  <w:style w:type="paragraph" w:styleId="8">
     <w:name w:val="heading 7"/>
-    <w:basedOn w:val="Normal"/>
-    <w:next w:val="Normal"/>
+    <w:basedOn w:val="1"/>
+    <w:next w:val="1"/>
     <w:semiHidden/>
     <w:unhideWhenUsed/>
     <w:qFormat/>
+    <w:uiPriority w:val="0"/>
     <w:pPr>
       <w:keepNext/>
       <w:keepLines/>
@@ -10219,13 +10373,14 @@
       <w:sz w:val="24"/>
     </w:rPr>
   </w:style>
-  <w:style w:type="paragraph" w:styleId="Heading8">
+  <w:style w:type="paragraph" w:styleId="9">
     <w:name w:val="heading 8"/>
-    <w:basedOn w:val="Normal"/>
-    <w:next w:val="Normal"/>
+    <w:basedOn w:val="1"/>
+    <w:next w:val="1"/>
     <w:semiHidden/>
     <w:unhideWhenUsed/>
     <w:qFormat/>
+    <w:uiPriority w:val="0"/>
     <w:pPr>
       <w:keepNext/>
       <w:keepLines/>
@@ -10238,17 +10393,18 @@
       <w:outlineLvl w:val="7"/>
     </w:pPr>
     <w:rPr>
-      <w:rFonts w:ascii="Arial" w:eastAsia="黑体" w:hAnsi="Arial"/>
+      <w:rFonts w:ascii="Arial" w:hAnsi="Arial" w:eastAsia="黑体"/>
       <w:sz w:val="24"/>
     </w:rPr>
   </w:style>
-  <w:style w:type="paragraph" w:styleId="Heading9">
+  <w:style w:type="paragraph" w:styleId="10">
     <w:name w:val="heading 9"/>
-    <w:basedOn w:val="Normal"/>
-    <w:next w:val="Normal"/>
+    <w:basedOn w:val="1"/>
+    <w:next w:val="1"/>
     <w:semiHidden/>
     <w:unhideWhenUsed/>
     <w:qFormat/>
+    <w:uiPriority w:val="0"/>
     <w:pPr>
       <w:keepNext/>
       <w:keepLines/>
@@ -10261,19 +10417,21 @@
       <w:outlineLvl w:val="8"/>
     </w:pPr>
     <w:rPr>
-      <w:rFonts w:ascii="Arial" w:eastAsia="黑体" w:hAnsi="Arial"/>
+      <w:rFonts w:ascii="Arial" w:hAnsi="Arial" w:eastAsia="黑体"/>
       <w:sz w:val="21"/>
     </w:rPr>
   </w:style>
-  <w:style w:type="character" w:default="1" w:styleId="DefaultParagraphFont">
+  <w:style w:type="character" w:default="1" w:styleId="24">
     <w:name w:val="Default Paragraph Font"/>
     <w:semiHidden/>
     <w:qFormat/>
+    <w:uiPriority w:val="0"/>
   </w:style>
-  <w:style w:type="table" w:default="1" w:styleId="TableNormal">
+  <w:style w:type="table" w:default="1" w:styleId="22">
     <w:name w:val="Normal Table"/>
     <w:semiHidden/>
     <w:qFormat/>
+    <w:uiPriority w:val="0"/>
     <w:tblPr>
       <w:tblCellMar>
         <w:top w:w="0" w:type="dxa"/>
@@ -10283,39 +10441,43 @@
       </w:tblCellMar>
     </w:tblPr>
   </w:style>
-  <w:style w:type="paragraph" w:styleId="CommentText">
+  <w:style w:type="paragraph" w:styleId="11">
     <w:name w:val="annotation text"/>
-    <w:basedOn w:val="Normal"/>
+    <w:basedOn w:val="1"/>
     <w:qFormat/>
+    <w:uiPriority w:val="0"/>
     <w:pPr>
       <w:jc w:val="left"/>
     </w:pPr>
   </w:style>
-  <w:style w:type="paragraph" w:styleId="BodyText">
+  <w:style w:type="paragraph" w:styleId="12">
     <w:name w:val="Body Text"/>
-    <w:basedOn w:val="Normal"/>
+    <w:basedOn w:val="1"/>
     <w:semiHidden/>
     <w:qFormat/>
+    <w:uiPriority w:val="0"/>
     <w:rPr>
-      <w:rFonts w:ascii="Arial" w:eastAsia="Arial" w:hAnsi="Arial" w:cs="Arial"/>
+      <w:rFonts w:ascii="Arial" w:hAnsi="Arial" w:eastAsia="Arial" w:cs="Arial"/>
       <w:sz w:val="21"/>
       <w:szCs w:val="21"/>
       <w:lang w:val="en-US" w:eastAsia="en-US" w:bidi="ar-SA"/>
     </w:rPr>
   </w:style>
-  <w:style w:type="paragraph" w:styleId="TOC3">
+  <w:style w:type="paragraph" w:styleId="13">
     <w:name w:val="toc 3"/>
-    <w:basedOn w:val="Normal"/>
-    <w:next w:val="Normal"/>
+    <w:basedOn w:val="1"/>
+    <w:next w:val="1"/>
     <w:qFormat/>
+    <w:uiPriority w:val="0"/>
     <w:pPr>
       <w:ind w:left="840" w:leftChars="400"/>
     </w:pPr>
   </w:style>
-  <w:style w:type="paragraph" w:styleId="Footer">
+  <w:style w:type="paragraph" w:styleId="14">
     <w:name w:val="footer"/>
-    <w:basedOn w:val="Normal"/>
+    <w:basedOn w:val="1"/>
     <w:qFormat/>
+    <w:uiPriority w:val="0"/>
     <w:pPr>
       <w:tabs>
         <w:tab w:val="center" w:pos="4153"/>
@@ -10328,16 +10490,17 @@
       <w:sz w:val="18"/>
     </w:rPr>
   </w:style>
-  <w:style w:type="paragraph" w:styleId="Header">
+  <w:style w:type="paragraph" w:styleId="15">
     <w:name w:val="header"/>
-    <w:basedOn w:val="Normal"/>
+    <w:basedOn w:val="1"/>
     <w:qFormat/>
+    <w:uiPriority w:val="0"/>
     <w:pPr>
       <w:pBdr>
-        <w:top w:val="nil"/>
-        <w:left w:val="nil"/>
-        <w:bottom w:val="nil"/>
-        <w:right w:val="nil"/>
+        <w:top w:val="none" w:color="auto" w:sz="0" w:space="0"/>
+        <w:left w:val="none" w:color="auto" w:sz="0" w:space="0"/>
+        <w:bottom w:val="none" w:color="auto" w:sz="0" w:space="0"/>
+        <w:right w:val="none" w:color="auto" w:sz="0" w:space="0"/>
       </w:pBdr>
       <w:tabs>
         <w:tab w:val="center" w:pos="4153"/>
@@ -10352,37 +10515,41 @@
       <w:sz w:val="18"/>
     </w:rPr>
   </w:style>
-  <w:style w:type="paragraph" w:styleId="TOC1">
+  <w:style w:type="paragraph" w:styleId="16">
     <w:name w:val="toc 1"/>
-    <w:basedOn w:val="Normal"/>
-    <w:next w:val="Normal"/>
+    <w:basedOn w:val="1"/>
+    <w:next w:val="1"/>
     <w:qFormat/>
+    <w:uiPriority w:val="0"/>
     <w:rPr>
-      <w:rFonts w:ascii="Arial" w:eastAsia="Microsoft JhengHei" w:hAnsi="Arial"/>
+      <w:rFonts w:ascii="Arial" w:hAnsi="Arial" w:eastAsia="Microsoft JhengHei"/>
       <w:sz w:val="24"/>
     </w:rPr>
   </w:style>
-  <w:style w:type="paragraph" w:styleId="TableofFigures">
+  <w:style w:type="paragraph" w:styleId="17">
     <w:name w:val="table of figures"/>
-    <w:basedOn w:val="Normal"/>
-    <w:next w:val="Normal"/>
+    <w:basedOn w:val="1"/>
+    <w:next w:val="1"/>
     <w:qFormat/>
+    <w:uiPriority w:val="0"/>
     <w:pPr>
-      <w:ind w:hanging="200" w:leftChars="200" w:hangingChars="200"/>
+      <w:ind w:leftChars="200" w:hanging="200" w:hangingChars="200"/>
     </w:pPr>
   </w:style>
-  <w:style w:type="paragraph" w:styleId="TOC2">
+  <w:style w:type="paragraph" w:styleId="18">
     <w:name w:val="toc 2"/>
-    <w:basedOn w:val="Normal"/>
-    <w:next w:val="Normal"/>
+    <w:basedOn w:val="1"/>
+    <w:next w:val="1"/>
     <w:qFormat/>
+    <w:uiPriority w:val="0"/>
     <w:pPr>
       <w:ind w:left="420" w:leftChars="200"/>
     </w:pPr>
   </w:style>
-  <w:style w:type="paragraph" w:styleId="HTMLPreformatted">
+  <w:style w:type="paragraph" w:styleId="19">
     <w:name w:val="HTML Preformatted"/>
     <w:qFormat/>
+    <w:uiPriority w:val="0"/>
     <w:pPr>
       <w:tabs>
         <w:tab w:val="left" w:pos="916"/>
@@ -10405,25 +10572,27 @@
       <w:jc w:val="left"/>
     </w:pPr>
     <w:rPr>
-      <w:rFonts w:ascii="宋体" w:eastAsia="宋体" w:hAnsi="宋体" w:cs="宋体" w:hint="eastAsia"/>
+      <w:rFonts w:hint="eastAsia" w:ascii="宋体" w:hAnsi="宋体" w:eastAsia="宋体" w:cs="宋体"/>
       <w:kern w:val="0"/>
       <w:sz w:val="24"/>
       <w:szCs w:val="24"/>
       <w:lang w:val="en-US" w:eastAsia="zh-CN"/>
     </w:rPr>
   </w:style>
-  <w:style w:type="paragraph" w:styleId="NormalWeb">
+  <w:style w:type="paragraph" w:styleId="20">
     <w:name w:val="Normal (Web)"/>
-    <w:basedOn w:val="Normal"/>
+    <w:basedOn w:val="1"/>
     <w:qFormat/>
+    <w:uiPriority w:val="0"/>
     <w:rPr>
       <w:sz w:val="24"/>
     </w:rPr>
   </w:style>
-  <w:style w:type="paragraph" w:styleId="Title">
+  <w:style w:type="paragraph" w:styleId="21">
     <w:name w:val="Title"/>
-    <w:basedOn w:val="Normal"/>
+    <w:basedOn w:val="1"/>
     <w:qFormat/>
+    <w:uiPriority w:val="0"/>
     <w:pPr>
       <w:spacing w:before="240" w:beforeLines="0" w:beforeAutospacing="0" w:after="60" w:afterLines="0" w:afterAutospacing="0"/>
       <w:jc w:val="center"/>
@@ -10435,68 +10604,73 @@
       <w:sz w:val="32"/>
     </w:rPr>
   </w:style>
-  <w:style w:type="table" w:styleId="TableGrid">
+  <w:style w:type="table" w:styleId="23">
     <w:name w:val="Table Grid"/>
-    <w:basedOn w:val="TableNormal"/>
+    <w:basedOn w:val="22"/>
     <w:qFormat/>
+    <w:uiPriority w:val="0"/>
     <w:pPr>
       <w:widowControl w:val="0"/>
       <w:jc w:val="both"/>
     </w:pPr>
     <w:tblPr>
       <w:tblBorders>
-        <w:top w:val="single" w:sz="4" w:space="0" w:color="auto"/>
-        <w:left w:val="single" w:sz="4" w:space="0" w:color="auto"/>
-        <w:bottom w:val="single" w:sz="4" w:space="0" w:color="auto"/>
-        <w:right w:val="single" w:sz="4" w:space="0" w:color="auto"/>
-        <w:insideH w:val="single" w:sz="4" w:space="0" w:color="auto"/>
-        <w:insideV w:val="single" w:sz="4" w:space="0" w:color="auto"/>
+        <w:top w:val="single" w:color="auto" w:sz="4" w:space="0"/>
+        <w:left w:val="single" w:color="auto" w:sz="4" w:space="0"/>
+        <w:bottom w:val="single" w:color="auto" w:sz="4" w:space="0"/>
+        <w:right w:val="single" w:color="auto" w:sz="4" w:space="0"/>
+        <w:insideH w:val="single" w:color="auto" w:sz="4" w:space="0"/>
+        <w:insideV w:val="single" w:color="auto" w:sz="4" w:space="0"/>
       </w:tblBorders>
     </w:tblPr>
   </w:style>
-  <w:style w:type="character" w:styleId="Strong">
+  <w:style w:type="character" w:styleId="25">
     <w:name w:val="Strong"/>
-    <w:basedOn w:val="DefaultParagraphFont"/>
+    <w:basedOn w:val="24"/>
     <w:qFormat/>
+    <w:uiPriority w:val="0"/>
     <w:rPr>
       <w:b/>
     </w:rPr>
   </w:style>
-  <w:style w:type="paragraph" w:customStyle="1" w:styleId="a">
+  <w:style w:type="paragraph" w:customStyle="1" w:styleId="26">
     <w:name w:val="柴_公司名"/>
-    <w:basedOn w:val="Title"/>
+    <w:basedOn w:val="21"/>
     <w:qFormat/>
+    <w:uiPriority w:val="0"/>
     <w:pPr>
       <w:spacing w:after="600" w:afterLines="600"/>
     </w:pPr>
     <w:rPr>
-      <w:rFonts w:ascii="宋体" w:eastAsia="宋体" w:hAnsi="宋体" w:cs="宋体" w:hint="eastAsia"/>
+      <w:rFonts w:hint="eastAsia" w:ascii="宋体" w:hAnsi="宋体" w:eastAsia="宋体" w:cs="宋体"/>
       <w:bCs/>
       <w:spacing w:val="-6"/>
       <w:sz w:val="52"/>
       <w:szCs w:val="52"/>
     </w:rPr>
   </w:style>
-  <w:style w:type="paragraph" w:customStyle="1" w:styleId="a0">
+  <w:style w:type="paragraph" w:customStyle="1" w:styleId="27">
     <w:name w:val="柴_文档名"/>
-    <w:basedOn w:val="Title"/>
+    <w:basedOn w:val="21"/>
     <w:qFormat/>
+    <w:uiPriority w:val="0"/>
     <w:pPr>
       <w:spacing w:after="900" w:afterLines="900"/>
     </w:pPr>
     <w:rPr>
-      <w:rFonts w:ascii="黑体" w:eastAsia="黑体" w:hAnsi="黑体" w:cs="黑体"/>
+      <w:rFonts w:ascii="黑体" w:hAnsi="黑体" w:eastAsia="黑体" w:cs="黑体"/>
       <w:bCs/>
       <w:spacing w:val="-7"/>
       <w:sz w:val="52"/>
       <w:szCs w:val="52"/>
     </w:rPr>
   </w:style>
-  <w:style w:type="table" w:customStyle="1" w:styleId="TableNormal0">
+  <w:style w:type="table" w:customStyle="1" w:styleId="28">
     <w:name w:val="Table Normal_0"/>
     <w:semiHidden/>
     <w:unhideWhenUsed/>
     <w:qFormat/>
+    <w:uiPriority w:val="0"/>
     <w:tblPr>
       <w:tblCellMar>
         <w:top w:w="0" w:type="dxa"/>
@@ -10506,82 +10680,88 @@
       </w:tblCellMar>
     </w:tblPr>
   </w:style>
-  <w:style w:type="paragraph" w:customStyle="1" w:styleId="TableText">
+  <w:style w:type="paragraph" w:customStyle="1" w:styleId="29">
     <w:name w:val="Table Text"/>
-    <w:basedOn w:val="Normal"/>
+    <w:basedOn w:val="1"/>
     <w:semiHidden/>
     <w:qFormat/>
+    <w:uiPriority w:val="0"/>
     <w:rPr>
-      <w:rFonts w:ascii="宋体" w:eastAsia="宋体" w:hAnsi="宋体" w:cs="宋体"/>
+      <w:rFonts w:ascii="宋体" w:hAnsi="宋体" w:eastAsia="宋体" w:cs="宋体"/>
       <w:sz w:val="21"/>
       <w:szCs w:val="21"/>
       <w:lang w:val="en-US" w:eastAsia="en-US" w:bidi="ar-SA"/>
     </w:rPr>
   </w:style>
-  <w:style w:type="paragraph" w:customStyle="1" w:styleId="1">
+  <w:style w:type="paragraph" w:customStyle="1" w:styleId="30">
     <w:name w:val="柴_标题1"/>
-    <w:basedOn w:val="Heading1"/>
-    <w:next w:val="a1"/>
-    <w:link w:val="1Char"/>
+    <w:basedOn w:val="2"/>
+    <w:next w:val="31"/>
+    <w:link w:val="40"/>
     <w:qFormat/>
+    <w:uiPriority w:val="0"/>
     <w:pPr>
       <w:spacing w:before="100" w:after="90" w:line="360" w:lineRule="auto"/>
     </w:pPr>
     <w:rPr>
-      <w:rFonts w:ascii="Arial" w:eastAsia="宋体" w:hAnsi="Arial"/>
+      <w:rFonts w:ascii="Arial" w:hAnsi="Arial" w:eastAsia="宋体"/>
       <w:sz w:val="32"/>
     </w:rPr>
   </w:style>
-  <w:style w:type="paragraph" w:customStyle="1" w:styleId="a1">
+  <w:style w:type="paragraph" w:customStyle="1" w:styleId="31">
     <w:name w:val="柴_正文"/>
-    <w:basedOn w:val="BodyText"/>
-    <w:link w:val="Char"/>
+    <w:basedOn w:val="12"/>
+    <w:link w:val="43"/>
     <w:qFormat/>
+    <w:uiPriority w:val="0"/>
     <w:pPr>
       <w:spacing w:line="360" w:lineRule="auto"/>
       <w:ind w:firstLine="470" w:firstLineChars="200"/>
     </w:pPr>
     <w:rPr>
-      <w:rFonts w:ascii="Arial" w:eastAsia="宋体" w:hAnsi="Arial"/>
+      <w:rFonts w:ascii="Arial" w:hAnsi="Arial" w:eastAsia="宋体"/>
       <w:sz w:val="24"/>
       <w:lang w:eastAsia="zh-CN"/>
     </w:rPr>
   </w:style>
-  <w:style w:type="paragraph" w:customStyle="1" w:styleId="2">
+  <w:style w:type="paragraph" w:customStyle="1" w:styleId="32">
     <w:name w:val="柴_标题2"/>
-    <w:basedOn w:val="Heading2"/>
-    <w:next w:val="a1"/>
-    <w:link w:val="2Char"/>
+    <w:basedOn w:val="3"/>
+    <w:next w:val="31"/>
+    <w:link w:val="46"/>
     <w:qFormat/>
+    <w:uiPriority w:val="0"/>
     <w:pPr>
       <w:spacing w:line="360" w:lineRule="auto"/>
     </w:pPr>
     <w:rPr>
-      <w:rFonts w:ascii="Arial" w:eastAsia="宋体" w:hAnsi="Arial"/>
+      <w:rFonts w:ascii="Arial" w:hAnsi="Arial" w:eastAsia="宋体"/>
       <w:sz w:val="28"/>
     </w:rPr>
   </w:style>
-  <w:style w:type="paragraph" w:customStyle="1" w:styleId="3">
+  <w:style w:type="paragraph" w:customStyle="1" w:styleId="33">
     <w:name w:val="柴_标题3"/>
-    <w:basedOn w:val="Heading3"/>
-    <w:next w:val="a1"/>
+    <w:basedOn w:val="4"/>
+    <w:next w:val="31"/>
     <w:qFormat/>
+    <w:uiPriority w:val="0"/>
     <w:pPr>
       <w:spacing w:line="360" w:lineRule="auto"/>
       <w:ind w:left="0" w:firstLine="472" w:firstLineChars="200"/>
     </w:pPr>
     <w:rPr>
-      <w:rFonts w:ascii="宋体" w:eastAsia="宋体" w:hAnsi="宋体" w:cs="宋体"/>
+      <w:rFonts w:ascii="宋体" w:hAnsi="宋体" w:eastAsia="宋体" w:cs="宋体"/>
       <w:spacing w:val="-2"/>
       <w:sz w:val="24"/>
       <w:szCs w:val="24"/>
     </w:rPr>
   </w:style>
-  <w:style w:type="paragraph" w:customStyle="1" w:styleId="a2">
+  <w:style w:type="paragraph" w:customStyle="1" w:styleId="34">
     <w:name w:val="柴_目录"/>
-    <w:basedOn w:val="Normal"/>
-    <w:next w:val="BodyText"/>
+    <w:basedOn w:val="1"/>
+    <w:next w:val="12"/>
     <w:qFormat/>
+    <w:uiPriority w:val="0"/>
     <w:pPr>
       <w:tabs>
         <w:tab w:val="right" w:leader="dot" w:pos="8442"/>
@@ -10589,59 +10769,64 @@
       <w:ind w:left="0" w:leftChars="0"/>
     </w:pPr>
     <w:rPr>
-      <w:rFonts w:ascii="Arial" w:eastAsia="Microsoft JhengHei" w:hAnsi="Arial"/>
+      <w:rFonts w:ascii="Arial" w:hAnsi="Arial" w:eastAsia="Microsoft JhengHei"/>
       <w:sz w:val="24"/>
     </w:rPr>
   </w:style>
-  <w:style w:type="paragraph" w:customStyle="1" w:styleId="WPSOffice1">
+  <w:style w:type="paragraph" w:customStyle="1" w:styleId="35">
     <w:name w:val="WPSOffice手动目录 1"/>
     <w:qFormat/>
+    <w:uiPriority w:val="0"/>
     <w:pPr>
       <w:ind w:leftChars="0"/>
     </w:pPr>
     <w:rPr>
-      <w:rFonts w:ascii="Times New Roman" w:eastAsia="宋体" w:hAnsi="Times New Roman" w:cs="Times New Roman"/>
+      <w:rFonts w:ascii="Times New Roman" w:hAnsi="Times New Roman" w:eastAsia="宋体" w:cs="Times New Roman"/>
       <w:sz w:val="20"/>
       <w:szCs w:val="20"/>
     </w:rPr>
   </w:style>
-  <w:style w:type="paragraph" w:customStyle="1" w:styleId="WPSOffice2">
+  <w:style w:type="paragraph" w:customStyle="1" w:styleId="36">
     <w:name w:val="WPSOffice手动目录 2"/>
     <w:qFormat/>
+    <w:uiPriority w:val="0"/>
     <w:pPr>
       <w:ind w:leftChars="200"/>
     </w:pPr>
     <w:rPr>
-      <w:rFonts w:ascii="Times New Roman" w:eastAsia="宋体" w:hAnsi="Times New Roman" w:cs="Times New Roman"/>
+      <w:rFonts w:ascii="Times New Roman" w:hAnsi="Times New Roman" w:eastAsia="宋体" w:cs="Times New Roman"/>
       <w:sz w:val="20"/>
       <w:szCs w:val="20"/>
     </w:rPr>
   </w:style>
-  <w:style w:type="paragraph" w:customStyle="1" w:styleId="WPSOffice3">
+  <w:style w:type="paragraph" w:customStyle="1" w:styleId="37">
     <w:name w:val="WPSOffice手动目录 3"/>
     <w:qFormat/>
+    <w:uiPriority w:val="0"/>
     <w:pPr>
       <w:ind w:leftChars="400"/>
     </w:pPr>
     <w:rPr>
-      <w:rFonts w:ascii="Times New Roman" w:eastAsia="宋体" w:hAnsi="Times New Roman" w:cs="Times New Roman"/>
+      <w:rFonts w:ascii="Times New Roman" w:hAnsi="Times New Roman" w:eastAsia="宋体" w:cs="Times New Roman"/>
       <w:sz w:val="20"/>
       <w:szCs w:val="20"/>
     </w:rPr>
   </w:style>
-  <w:style w:type="paragraph" w:customStyle="1" w:styleId="Compact">
+  <w:style w:type="paragraph" w:customStyle="1" w:styleId="38">
     <w:name w:val="Compact"/>
-    <w:basedOn w:val="BodyText"/>
+    <w:basedOn w:val="12"/>
     <w:qFormat/>
+    <w:uiPriority w:val="0"/>
     <w:pPr>
       <w:spacing w:before="36" w:after="36"/>
     </w:pPr>
   </w:style>
-  <w:style w:type="table" w:customStyle="1" w:styleId="Table">
+  <w:style w:type="table" w:customStyle="1" w:styleId="39">
     <w:name w:val="Table"/>
     <w:semiHidden/>
     <w:unhideWhenUsed/>
     <w:qFormat/>
+    <w:uiPriority w:val="0"/>
     <w:tblPr>
       <w:tblCellMar>
         <w:top w:w="0" w:type="dxa"/>
@@ -10653,26 +10838,28 @@
     <w:tblStylePr w:type="firstRow">
       <w:tcPr>
         <w:tcBorders>
-          <w:bottom w:val="single" w:sz="0" w:space="0" w:color="auto"/>
+          <w:bottom w:val="single" w:color="auto" w:sz="0" w:space="0"/>
         </w:tcBorders>
         <w:vAlign w:val="bottom"/>
       </w:tcPr>
     </w:tblStylePr>
   </w:style>
-  <w:style w:type="character" w:customStyle="1" w:styleId="1Char">
+  <w:style w:type="character" w:customStyle="1" w:styleId="40">
     <w:name w:val="柴_标题1 Char"/>
-    <w:link w:val="1"/>
+    <w:link w:val="30"/>
     <w:qFormat/>
+    <w:uiPriority w:val="0"/>
     <w:rPr>
-      <w:rFonts w:ascii="Arial" w:eastAsia="宋体" w:hAnsi="Arial"/>
+      <w:rFonts w:ascii="Arial" w:hAnsi="Arial" w:eastAsia="宋体"/>
       <w:sz w:val="32"/>
     </w:rPr>
   </w:style>
-  <w:style w:type="paragraph" w:customStyle="1" w:styleId="a3">
+  <w:style w:type="paragraph" w:customStyle="1" w:styleId="41">
     <w:name w:val="柴_正文_无缩进"/>
-    <w:basedOn w:val="Normal"/>
-    <w:link w:val="Char0"/>
+    <w:basedOn w:val="1"/>
+    <w:link w:val="45"/>
     <w:qFormat/>
+    <w:uiPriority w:val="0"/>
     <w:pPr>
       <w:ind w:firstLine="0" w:firstLineChars="0"/>
     </w:pPr>
@@ -10682,38 +10869,41 @@
       <w:lang w:eastAsia="zh-CN"/>
     </w:rPr>
   </w:style>
-  <w:style w:type="paragraph" w:customStyle="1" w:styleId="4">
+  <w:style w:type="paragraph" w:customStyle="1" w:styleId="42">
     <w:name w:val="柴_标题4"/>
-    <w:basedOn w:val="Heading4"/>
-    <w:next w:val="Normal"/>
+    <w:basedOn w:val="5"/>
+    <w:next w:val="1"/>
     <w:qFormat/>
+    <w:uiPriority w:val="0"/>
     <w:pPr>
       <w:widowControl w:val="0"/>
       <w:spacing w:before="160" w:line="360" w:lineRule="auto"/>
-      <w:ind w:left="981" w:hanging="862" w:leftChars="300"/>
+      <w:ind w:left="981" w:leftChars="300" w:hanging="862"/>
     </w:pPr>
     <w:rPr>
-      <w:rFonts w:ascii="Calibri" w:eastAsia="宋体" w:hAnsi="Calibri" w:cs="宋体" w:hint="eastAsia"/>
+      <w:rFonts w:hint="eastAsia" w:ascii="Calibri" w:hAnsi="Calibri" w:eastAsia="宋体" w:cs="宋体"/>
       <w:sz w:val="24"/>
       <w:szCs w:val="24"/>
       <w:lang w:eastAsia="zh-CN" w:bidi="zh-CN"/>
     </w:rPr>
   </w:style>
-  <w:style w:type="character" w:customStyle="1" w:styleId="Char">
+  <w:style w:type="character" w:customStyle="1" w:styleId="43">
     <w:name w:val="柴_正文 Char"/>
-    <w:link w:val="a1"/>
+    <w:link w:val="31"/>
     <w:qFormat/>
+    <w:uiPriority w:val="0"/>
     <w:rPr>
-      <w:rFonts w:ascii="Arial" w:eastAsia="宋体" w:hAnsi="Arial"/>
+      <w:rFonts w:ascii="Arial" w:hAnsi="Arial" w:eastAsia="宋体"/>
       <w:sz w:val="24"/>
       <w:lang w:eastAsia="zh-CN"/>
     </w:rPr>
   </w:style>
-  <w:style w:type="table" w:customStyle="1" w:styleId="TableNormal00">
+  <w:style w:type="table" w:customStyle="1" w:styleId="44">
     <w:name w:val="Table Normal_0_0"/>
     <w:semiHidden/>
     <w:unhideWhenUsed/>
     <w:qFormat/>
+    <w:uiPriority w:val="0"/>
     <w:tblPr>
       <w:tblCellMar>
         <w:top w:w="0" w:type="dxa"/>
@@ -10723,41 +10913,45 @@
       </w:tblCellMar>
     </w:tblPr>
   </w:style>
-  <w:style w:type="character" w:customStyle="1" w:styleId="Char0">
+  <w:style w:type="character" w:customStyle="1" w:styleId="45">
     <w:name w:val="柴_正文_无缩进 Char"/>
-    <w:link w:val="a3"/>
+    <w:link w:val="41"/>
     <w:qFormat/>
+    <w:uiPriority w:val="0"/>
     <w:rPr>
       <w:rFonts w:ascii="Arial" w:hAnsi="Arial"/>
       <w:sz w:val="24"/>
       <w:lang w:eastAsia="zh-CN"/>
     </w:rPr>
   </w:style>
-  <w:style w:type="character" w:customStyle="1" w:styleId="2Char">
+  <w:style w:type="character" w:customStyle="1" w:styleId="46">
     <w:name w:val="柴_标题2 Char"/>
-    <w:link w:val="2"/>
+    <w:link w:val="32"/>
     <w:qFormat/>
+    <w:uiPriority w:val="0"/>
     <w:rPr>
-      <w:rFonts w:ascii="Arial" w:eastAsia="宋体" w:hAnsi="Arial"/>
+      <w:rFonts w:ascii="Arial" w:hAnsi="Arial" w:eastAsia="宋体"/>
       <w:sz w:val="28"/>
     </w:rPr>
   </w:style>
-  <w:style w:type="character" w:customStyle="1" w:styleId="Char1">
+  <w:style w:type="character" w:customStyle="1" w:styleId="47">
     <w:name w:val="柴_题注 Char"/>
-    <w:link w:val="a4"/>
+    <w:link w:val="48"/>
     <w:qFormat/>
+    <w:uiPriority w:val="0"/>
   </w:style>
-  <w:style w:type="paragraph" w:customStyle="1" w:styleId="a4">
+  <w:style w:type="paragraph" w:customStyle="1" w:styleId="48">
     <w:name w:val="柴_题注"/>
-    <w:basedOn w:val="HTMLPreformatted"/>
-    <w:link w:val="Char1"/>
+    <w:basedOn w:val="19"/>
+    <w:link w:val="47"/>
     <w:qFormat/>
+    <w:uiPriority w:val="0"/>
     <w:pPr>
       <w:pBdr>
-        <w:top w:val="nil"/>
-        <w:left w:val="nil"/>
-        <w:bottom w:val="nil"/>
-        <w:right w:val="nil"/>
+        <w:top w:val="none" w:color="auto" w:sz="0" w:space="0"/>
+        <w:left w:val="none" w:color="auto" w:sz="0" w:space="0"/>
+        <w:bottom w:val="none" w:color="auto" w:sz="0" w:space="0"/>
+        <w:right w:val="none" w:color="auto" w:sz="0" w:space="0"/>
       </w:pBdr>
       <w:wordWrap w:val="0"/>
       <w:spacing w:line="264" w:lineRule="atLeast"/>
